--- a/Documentation/Control_Narrative.docx
+++ b/Documentation/Control_Narrative.docx
@@ -29,7 +29,13 @@
         <w:pStyle w:val="Title"/>
       </w:pPr>
       <w:r>
-        <w:t>DI Cooling Skid Process Control Narrative</w:t>
+        <w:t>DI</w:t>
+      </w:r>
+      <w:r>
+        <w:t xml:space="preserve"> Water</w:t>
+      </w:r>
+      <w:r>
+        <w:t xml:space="preserve"> Cooling Skid Process Control Narrative</w:t>
       </w:r>
     </w:p>
     <w:p/>
@@ -109,125 +115,7 @@
                 <w:sz w:val="18"/>
                 <w:szCs w:val="18"/>
               </w:rPr>
-              <w:t xml:space="preserve">Prepared </w:t>
-            </w:r>
-            <w:r>
-              <w:rPr>
-                <w:rFonts w:cs="Arial"/>
-                <w:b/>
-                <w:bCs/>
-                <w:sz w:val="18"/>
-                <w:szCs w:val="18"/>
-              </w:rPr>
-              <w:t>Date</w:t>
-            </w:r>
-          </w:p>
-          <w:p>
-            <w:pPr>
-              <w:rPr>
-                <w:rFonts w:cs="Arial"/>
-                <w:b/>
-                <w:bCs/>
-                <w:sz w:val="18"/>
-                <w:szCs w:val="18"/>
-              </w:rPr>
-            </w:pPr>
-            <w:r>
-              <w:rPr>
-                <w:rFonts w:cs="Arial"/>
-              </w:rPr>
-              <w:t>9/6/2026</w:t>
-            </w:r>
-          </w:p>
-        </w:tc>
-      </w:tr>
-      <w:tr>
-        <w:tc>
-          <w:tcPr>
-            <w:tcW w:w="4675" w:type="dxa"/>
-          </w:tcPr>
-          <w:p>
-            <w:pPr>
-              <w:rPr>
-                <w:rFonts w:cs="Arial"/>
-                <w:b/>
-                <w:bCs/>
-                <w:sz w:val="18"/>
-                <w:szCs w:val="18"/>
-              </w:rPr>
-            </w:pPr>
-            <w:r>
-              <w:rPr>
-                <w:rFonts w:cs="Arial"/>
-                <w:b/>
-                <w:bCs/>
-                <w:sz w:val="18"/>
-                <w:szCs w:val="18"/>
-              </w:rPr>
-              <w:t>Reviewed</w:t>
-            </w:r>
-            <w:r>
-              <w:rPr>
-                <w:rFonts w:cs="Arial"/>
-                <w:b/>
-                <w:bCs/>
-                <w:sz w:val="18"/>
-                <w:szCs w:val="18"/>
-              </w:rPr>
-              <w:t xml:space="preserve"> By</w:t>
-            </w:r>
-          </w:p>
-          <w:p>
-            <w:pPr>
-              <w:rPr>
-                <w:rFonts w:cs="Arial"/>
-                <w:b/>
-                <w:bCs/>
-                <w:sz w:val="18"/>
-                <w:szCs w:val="18"/>
-              </w:rPr>
-            </w:pPr>
-            <w:r>
-              <w:rPr>
-                <w:rFonts w:cs="Arial"/>
-              </w:rPr>
-              <w:t>ETHAN HENDERSON</w:t>
-            </w:r>
-          </w:p>
-        </w:tc>
-        <w:tc>
-          <w:tcPr>
-            <w:tcW w:w="4675" w:type="dxa"/>
-          </w:tcPr>
-          <w:p>
-            <w:pPr>
-              <w:rPr>
-                <w:rFonts w:cs="Arial"/>
-                <w:b/>
-                <w:bCs/>
-                <w:sz w:val="18"/>
-                <w:szCs w:val="18"/>
-              </w:rPr>
-            </w:pPr>
-            <w:r>
-              <w:rPr>
-                <w:rFonts w:cs="Arial"/>
-                <w:b/>
-                <w:bCs/>
-                <w:sz w:val="18"/>
-                <w:szCs w:val="18"/>
-              </w:rPr>
-              <w:t xml:space="preserve">Review </w:t>
-            </w:r>
-            <w:r>
-              <w:rPr>
-                <w:rFonts w:cs="Arial"/>
-                <w:b/>
-                <w:bCs/>
-                <w:sz w:val="18"/>
-                <w:szCs w:val="18"/>
-              </w:rPr>
-              <w:t>Date</w:t>
+              <w:t>Prepared Date</w:t>
             </w:r>
           </w:p>
           <w:p>
@@ -266,9 +154,11 @@
                 <w:sz w:val="18"/>
                 <w:szCs w:val="18"/>
               </w:rPr>
-              <w:t>Approved</w:t>
-            </w:r>
-            <w:r>
+              <w:t>Reviewed By</w:t>
+            </w:r>
+          </w:p>
+          <w:p>
+            <w:pPr>
               <w:rPr>
                 <w:rFonts w:cs="Arial"/>
                 <w:b/>
@@ -276,7 +166,77 @@
                 <w:sz w:val="18"/>
                 <w:szCs w:val="18"/>
               </w:rPr>
-              <w:t xml:space="preserve"> By</w:t>
+            </w:pPr>
+            <w:r>
+              <w:rPr>
+                <w:rFonts w:cs="Arial"/>
+              </w:rPr>
+              <w:t>ETHAN HENDERSON</w:t>
+            </w:r>
+          </w:p>
+        </w:tc>
+        <w:tc>
+          <w:tcPr>
+            <w:tcW w:w="4675" w:type="dxa"/>
+          </w:tcPr>
+          <w:p>
+            <w:pPr>
+              <w:rPr>
+                <w:rFonts w:cs="Arial"/>
+                <w:b/>
+                <w:bCs/>
+                <w:sz w:val="18"/>
+                <w:szCs w:val="18"/>
+              </w:rPr>
+            </w:pPr>
+            <w:r>
+              <w:rPr>
+                <w:rFonts w:cs="Arial"/>
+                <w:b/>
+                <w:bCs/>
+                <w:sz w:val="18"/>
+                <w:szCs w:val="18"/>
+              </w:rPr>
+              <w:t>Review Date</w:t>
+            </w:r>
+          </w:p>
+          <w:p>
+            <w:pPr>
+              <w:rPr>
+                <w:rFonts w:cs="Arial"/>
+                <w:b/>
+                <w:bCs/>
+                <w:sz w:val="18"/>
+                <w:szCs w:val="18"/>
+              </w:rPr>
+            </w:pPr>
+          </w:p>
+        </w:tc>
+      </w:tr>
+      <w:tr>
+        <w:tc>
+          <w:tcPr>
+            <w:tcW w:w="4675" w:type="dxa"/>
+          </w:tcPr>
+          <w:p>
+            <w:pPr>
+              <w:rPr>
+                <w:rFonts w:cs="Arial"/>
+                <w:b/>
+                <w:bCs/>
+                <w:sz w:val="18"/>
+                <w:szCs w:val="18"/>
+              </w:rPr>
+            </w:pPr>
+            <w:r>
+              <w:rPr>
+                <w:rFonts w:cs="Arial"/>
+                <w:b/>
+                <w:bCs/>
+                <w:sz w:val="18"/>
+                <w:szCs w:val="18"/>
+              </w:rPr>
+              <w:t>Approved By</w:t>
             </w:r>
           </w:p>
           <w:p>
@@ -313,9 +273,11 @@
                 <w:sz w:val="18"/>
                 <w:szCs w:val="18"/>
               </w:rPr>
-              <w:t>Approval</w:t>
-            </w:r>
-            <w:r>
+              <w:t>Approval Date</w:t>
+            </w:r>
+          </w:p>
+          <w:p>
+            <w:pPr>
               <w:rPr>
                 <w:rFonts w:cs="Arial"/>
                 <w:b/>
@@ -323,18 +285,6 @@
                 <w:sz w:val="18"/>
                 <w:szCs w:val="18"/>
               </w:rPr>
-              <w:t xml:space="preserve"> Date</w:t>
-            </w:r>
-          </w:p>
-          <w:p>
-            <w:pPr>
-              <w:rPr>
-                <w:rFonts w:cs="Arial"/>
-                <w:b/>
-                <w:bCs/>
-                <w:sz w:val="18"/>
-                <w:szCs w:val="18"/>
-              </w:rPr>
             </w:pPr>
           </w:p>
         </w:tc>
@@ -353,8 +303,12 @@
     <w:sdt>
       <w:sdtPr>
         <w:rPr>
-          <w:rFonts w:ascii="Arial" w:hAnsi="Arial" w:cs="Arial"/>
-          <w:color w:val="000000" w:themeColor="text1"/>
+          <w:rFonts w:ascii="Arial" w:eastAsia="SimSun" w:hAnsi="Arial" w:cs="Arial"/>
+          <w:color w:val="000000" w:themeColor="text1"/>
+          <w:kern w:val="2"/>
+          <w:sz w:val="24"/>
+          <w:szCs w:val="24"/>
+          <w14:ligatures w14:val="standardContextual"/>
         </w:rPr>
         <w:id w:val="716400041"/>
         <w:docPartObj>
@@ -364,15 +318,11 @@
       </w:sdtPr>
       <w:sdtEndPr>
         <w:rPr>
-          <w:rFonts w:eastAsia="SimSun" w:cstheme="minorBidi"/>
+          <w:rFonts w:cstheme="minorBidi"/>
           <w:b/>
           <w:bCs/>
           <w:noProof/>
           <w:color w:val="auto"/>
-          <w:kern w:val="2"/>
-          <w:sz w:val="24"/>
-          <w:szCs w:val="24"/>
-          <w14:ligatures w14:val="standardContextual"/>
         </w:rPr>
       </w:sdtEndPr>
       <w:sdtContent>
@@ -400,6 +350,7 @@
               <w:tab w:val="right" w:leader="dot" w:pos="9350"/>
             </w:tabs>
             <w:rPr>
+              <w:rFonts w:asciiTheme="minorHAnsi" w:eastAsiaTheme="minorEastAsia" w:hAnsiTheme="minorHAnsi"/>
               <w:noProof/>
             </w:rPr>
           </w:pPr>
@@ -412,7 +363,7 @@
           <w:r>
             <w:fldChar w:fldCharType="separate"/>
           </w:r>
-          <w:hyperlink w:anchor="_Toc239601624" w:history="1">
+          <w:hyperlink w:anchor="_Toc240452866" w:history="1">
             <w:r>
               <w:rPr>
                 <w:rStyle w:val="Hyperlink"/>
@@ -422,6 +373,7 @@
             </w:r>
             <w:r>
               <w:rPr>
+                <w:rFonts w:asciiTheme="minorHAnsi" w:eastAsiaTheme="minorEastAsia" w:hAnsiTheme="minorHAnsi"/>
                 <w:noProof/>
               </w:rPr>
               <w:tab/>
@@ -452,7 +404,7 @@
                 <w:noProof/>
                 <w:webHidden/>
               </w:rPr>
-              <w:instrText xml:space="preserve"> PAGEREF _Toc239601624 \h </w:instrText>
+              <w:instrText xml:space="preserve"> PAGEREF _Toc240452866 \h </w:instrText>
             </w:r>
             <w:r>
               <w:rPr>
@@ -490,10 +442,11 @@
               <w:tab w:val="right" w:leader="dot" w:pos="9350"/>
             </w:tabs>
             <w:rPr>
+              <w:rFonts w:asciiTheme="minorHAnsi" w:eastAsiaTheme="minorEastAsia" w:hAnsiTheme="minorHAnsi"/>
               <w:noProof/>
             </w:rPr>
           </w:pPr>
-          <w:hyperlink w:anchor="_Toc239601625" w:history="1">
+          <w:hyperlink w:anchor="_Toc240452867" w:history="1">
             <w:r>
               <w:rPr>
                 <w:rStyle w:val="Hyperlink"/>
@@ -520,7 +473,7 @@
                 <w:noProof/>
                 <w:webHidden/>
               </w:rPr>
-              <w:instrText xml:space="preserve"> PAGEREF _Toc239601625 \h </w:instrText>
+              <w:instrText xml:space="preserve"> PAGEREF _Toc240452867 \h </w:instrText>
             </w:r>
             <w:r>
               <w:rPr>
@@ -558,16 +511,17 @@
               <w:tab w:val="right" w:leader="dot" w:pos="9350"/>
             </w:tabs>
             <w:rPr>
+              <w:rFonts w:asciiTheme="minorHAnsi" w:eastAsiaTheme="minorEastAsia" w:hAnsiTheme="minorHAnsi"/>
               <w:noProof/>
             </w:rPr>
           </w:pPr>
-          <w:hyperlink w:anchor="_Toc239601626" w:history="1">
+          <w:hyperlink w:anchor="_Toc240452868" w:history="1">
             <w:r>
               <w:rPr>
                 <w:rStyle w:val="Hyperlink"/>
                 <w:noProof/>
               </w:rPr>
-              <w:t>1.2. Control Philosophy</w:t>
+              <w:t>1.2. Acronyms &amp; Units</w:t>
             </w:r>
             <w:r>
               <w:rPr>
@@ -588,7 +542,7 @@
                 <w:noProof/>
                 <w:webHidden/>
               </w:rPr>
-              <w:instrText xml:space="preserve"> PAGEREF _Toc239601626 \h </w:instrText>
+              <w:instrText xml:space="preserve"> PAGEREF _Toc240452868 \h </w:instrText>
             </w:r>
             <w:r>
               <w:rPr>
@@ -609,6 +563,213 @@
                 <w:webHidden/>
               </w:rPr>
               <w:t>3</w:t>
+            </w:r>
+            <w:r>
+              <w:rPr>
+                <w:noProof/>
+                <w:webHidden/>
+              </w:rPr>
+              <w:fldChar w:fldCharType="end"/>
+            </w:r>
+          </w:hyperlink>
+        </w:p>
+        <w:p>
+          <w:pPr>
+            <w:pStyle w:val="TOC2"/>
+            <w:tabs>
+              <w:tab w:val="right" w:leader="dot" w:pos="9350"/>
+            </w:tabs>
+            <w:rPr>
+              <w:rFonts w:asciiTheme="minorHAnsi" w:eastAsiaTheme="minorEastAsia" w:hAnsiTheme="minorHAnsi"/>
+              <w:noProof/>
+            </w:rPr>
+          </w:pPr>
+          <w:hyperlink w:anchor="_Toc240452869" w:history="1">
+            <w:r>
+              <w:rPr>
+                <w:rStyle w:val="Hyperlink"/>
+                <w:noProof/>
+              </w:rPr>
+              <w:t>1.3. Instrument &amp; Signal Tags</w:t>
+            </w:r>
+            <w:r>
+              <w:rPr>
+                <w:noProof/>
+                <w:webHidden/>
+              </w:rPr>
+              <w:tab/>
+            </w:r>
+            <w:r>
+              <w:rPr>
+                <w:noProof/>
+                <w:webHidden/>
+              </w:rPr>
+              <w:fldChar w:fldCharType="begin"/>
+            </w:r>
+            <w:r>
+              <w:rPr>
+                <w:noProof/>
+                <w:webHidden/>
+              </w:rPr>
+              <w:instrText xml:space="preserve"> PAGEREF _Toc240452869 \h </w:instrText>
+            </w:r>
+            <w:r>
+              <w:rPr>
+                <w:noProof/>
+                <w:webHidden/>
+              </w:rPr>
+            </w:r>
+            <w:r>
+              <w:rPr>
+                <w:noProof/>
+                <w:webHidden/>
+              </w:rPr>
+              <w:fldChar w:fldCharType="separate"/>
+            </w:r>
+            <w:r>
+              <w:rPr>
+                <w:noProof/>
+                <w:webHidden/>
+              </w:rPr>
+              <w:t>5</w:t>
+            </w:r>
+            <w:r>
+              <w:rPr>
+                <w:noProof/>
+                <w:webHidden/>
+              </w:rPr>
+              <w:fldChar w:fldCharType="end"/>
+            </w:r>
+          </w:hyperlink>
+        </w:p>
+        <w:p>
+          <w:pPr>
+            <w:pStyle w:val="TOC2"/>
+            <w:tabs>
+              <w:tab w:val="right" w:leader="dot" w:pos="9350"/>
+            </w:tabs>
+            <w:rPr>
+              <w:rFonts w:asciiTheme="minorHAnsi" w:eastAsiaTheme="minorEastAsia" w:hAnsiTheme="minorHAnsi"/>
+              <w:noProof/>
+            </w:rPr>
+          </w:pPr>
+          <w:hyperlink w:anchor="_Toc240452870" w:history="1">
+            <w:r>
+              <w:rPr>
+                <w:rStyle w:val="Hyperlink"/>
+                <w:noProof/>
+              </w:rPr>
+              <w:t>1.4. Jargon &amp; Terminology</w:t>
+            </w:r>
+            <w:r>
+              <w:rPr>
+                <w:noProof/>
+                <w:webHidden/>
+              </w:rPr>
+              <w:tab/>
+            </w:r>
+            <w:r>
+              <w:rPr>
+                <w:noProof/>
+                <w:webHidden/>
+              </w:rPr>
+              <w:fldChar w:fldCharType="begin"/>
+            </w:r>
+            <w:r>
+              <w:rPr>
+                <w:noProof/>
+                <w:webHidden/>
+              </w:rPr>
+              <w:instrText xml:space="preserve"> PAGEREF _Toc240452870 \h </w:instrText>
+            </w:r>
+            <w:r>
+              <w:rPr>
+                <w:noProof/>
+                <w:webHidden/>
+              </w:rPr>
+            </w:r>
+            <w:r>
+              <w:rPr>
+                <w:noProof/>
+                <w:webHidden/>
+              </w:rPr>
+              <w:fldChar w:fldCharType="separate"/>
+            </w:r>
+            <w:r>
+              <w:rPr>
+                <w:noProof/>
+                <w:webHidden/>
+              </w:rPr>
+              <w:t>6</w:t>
+            </w:r>
+            <w:r>
+              <w:rPr>
+                <w:noProof/>
+                <w:webHidden/>
+              </w:rPr>
+              <w:fldChar w:fldCharType="end"/>
+            </w:r>
+          </w:hyperlink>
+        </w:p>
+        <w:p>
+          <w:pPr>
+            <w:pStyle w:val="TOC2"/>
+            <w:tabs>
+              <w:tab w:val="right" w:leader="dot" w:pos="9350"/>
+            </w:tabs>
+            <w:rPr>
+              <w:rFonts w:asciiTheme="minorHAnsi" w:eastAsiaTheme="minorEastAsia" w:hAnsiTheme="minorHAnsi"/>
+              <w:noProof/>
+            </w:rPr>
+          </w:pPr>
+          <w:hyperlink w:anchor="_Toc240452871" w:history="1">
+            <w:r>
+              <w:rPr>
+                <w:rStyle w:val="Hyperlink"/>
+                <w:noProof/>
+              </w:rPr>
+              <w:t>1.5. Control Philosophy</w:t>
+            </w:r>
+            <w:r>
+              <w:rPr>
+                <w:noProof/>
+                <w:webHidden/>
+              </w:rPr>
+              <w:tab/>
+            </w:r>
+            <w:r>
+              <w:rPr>
+                <w:noProof/>
+                <w:webHidden/>
+              </w:rPr>
+              <w:fldChar w:fldCharType="begin"/>
+            </w:r>
+            <w:r>
+              <w:rPr>
+                <w:noProof/>
+                <w:webHidden/>
+              </w:rPr>
+              <w:instrText xml:space="preserve"> PAGEREF _Toc240452871 \h </w:instrText>
+            </w:r>
+            <w:r>
+              <w:rPr>
+                <w:noProof/>
+                <w:webHidden/>
+              </w:rPr>
+            </w:r>
+            <w:r>
+              <w:rPr>
+                <w:noProof/>
+                <w:webHidden/>
+              </w:rPr>
+              <w:fldChar w:fldCharType="separate"/>
+            </w:r>
+            <w:r>
+              <w:rPr>
+                <w:noProof/>
+                <w:webHidden/>
+              </w:rPr>
+              <w:t>6</w:t>
             </w:r>
             <w:r>
               <w:rPr>
@@ -627,10 +788,11 @@
               <w:tab w:val="right" w:leader="dot" w:pos="9350"/>
             </w:tabs>
             <w:rPr>
+              <w:rFonts w:asciiTheme="minorHAnsi" w:eastAsiaTheme="minorEastAsia" w:hAnsiTheme="minorHAnsi"/>
               <w:noProof/>
             </w:rPr>
           </w:pPr>
-          <w:hyperlink w:anchor="_Toc239601627" w:history="1">
+          <w:hyperlink w:anchor="_Toc240452872" w:history="1">
             <w:r>
               <w:rPr>
                 <w:rStyle w:val="Hyperlink"/>
@@ -640,6 +802,7 @@
             </w:r>
             <w:r>
               <w:rPr>
+                <w:rFonts w:asciiTheme="minorHAnsi" w:eastAsiaTheme="minorEastAsia" w:hAnsiTheme="minorHAnsi"/>
                 <w:noProof/>
               </w:rPr>
               <w:tab/>
@@ -670,7 +833,7 @@
                 <w:noProof/>
                 <w:webHidden/>
               </w:rPr>
-              <w:instrText xml:space="preserve"> PAGEREF _Toc239601627 \h </w:instrText>
+              <w:instrText xml:space="preserve"> PAGEREF _Toc240452872 \h </w:instrText>
             </w:r>
             <w:r>
               <w:rPr>
@@ -690,7 +853,7 @@
                 <w:noProof/>
                 <w:webHidden/>
               </w:rPr>
-              <w:t>3</w:t>
+              <w:t>6</w:t>
             </w:r>
             <w:r>
               <w:rPr>
@@ -708,10 +871,11 @@
               <w:tab w:val="right" w:leader="dot" w:pos="9350"/>
             </w:tabs>
             <w:rPr>
+              <w:rFonts w:asciiTheme="minorHAnsi" w:eastAsiaTheme="minorEastAsia" w:hAnsiTheme="minorHAnsi"/>
               <w:noProof/>
             </w:rPr>
           </w:pPr>
-          <w:hyperlink w:anchor="_Toc239601628" w:history="1">
+          <w:hyperlink w:anchor="_Toc240452873" w:history="1">
             <w:r>
               <w:rPr>
                 <w:rStyle w:val="Hyperlink"/>
@@ -738,7 +902,7 @@
                 <w:noProof/>
                 <w:webHidden/>
               </w:rPr>
-              <w:instrText xml:space="preserve"> PAGEREF _Toc239601628 \h </w:instrText>
+              <w:instrText xml:space="preserve"> PAGEREF _Toc240452873 \h </w:instrText>
             </w:r>
             <w:r>
               <w:rPr>
@@ -758,7 +922,7 @@
                 <w:noProof/>
                 <w:webHidden/>
               </w:rPr>
-              <w:t>3</w:t>
+              <w:t>6</w:t>
             </w:r>
             <w:r>
               <w:rPr>
@@ -776,10 +940,11 @@
               <w:tab w:val="right" w:leader="dot" w:pos="9350"/>
             </w:tabs>
             <w:rPr>
+              <w:rFonts w:asciiTheme="minorHAnsi" w:eastAsiaTheme="minorEastAsia" w:hAnsiTheme="minorHAnsi"/>
               <w:noProof/>
             </w:rPr>
           </w:pPr>
-          <w:hyperlink w:anchor="_Toc239601629" w:history="1">
+          <w:hyperlink w:anchor="_Toc240452874" w:history="1">
             <w:r>
               <w:rPr>
                 <w:rStyle w:val="Hyperlink"/>
@@ -806,7 +971,7 @@
                 <w:noProof/>
                 <w:webHidden/>
               </w:rPr>
-              <w:instrText xml:space="preserve"> PAGEREF _Toc239601629 \h </w:instrText>
+              <w:instrText xml:space="preserve"> PAGEREF _Toc240452874 \h </w:instrText>
             </w:r>
             <w:r>
               <w:rPr>
@@ -826,7 +991,7 @@
                 <w:noProof/>
                 <w:webHidden/>
               </w:rPr>
-              <w:t>3</w:t>
+              <w:t>6</w:t>
             </w:r>
             <w:r>
               <w:rPr>
@@ -844,10 +1009,11 @@
               <w:tab w:val="right" w:leader="dot" w:pos="9350"/>
             </w:tabs>
             <w:rPr>
+              <w:rFonts w:asciiTheme="minorHAnsi" w:eastAsiaTheme="minorEastAsia" w:hAnsiTheme="minorHAnsi"/>
               <w:noProof/>
             </w:rPr>
           </w:pPr>
-          <w:hyperlink w:anchor="_Toc239601630" w:history="1">
+          <w:hyperlink w:anchor="_Toc240452875" w:history="1">
             <w:r>
               <w:rPr>
                 <w:rStyle w:val="Hyperlink"/>
@@ -874,7 +1040,7 @@
                 <w:noProof/>
                 <w:webHidden/>
               </w:rPr>
-              <w:instrText xml:space="preserve"> PAGEREF _Toc239601630 \h </w:instrText>
+              <w:instrText xml:space="preserve"> PAGEREF _Toc240452875 \h </w:instrText>
             </w:r>
             <w:r>
               <w:rPr>
@@ -894,7 +1060,7 @@
                 <w:noProof/>
                 <w:webHidden/>
               </w:rPr>
-              <w:t>4</w:t>
+              <w:t>6</w:t>
             </w:r>
             <w:r>
               <w:rPr>
@@ -912,10 +1078,11 @@
               <w:tab w:val="right" w:leader="dot" w:pos="9350"/>
             </w:tabs>
             <w:rPr>
+              <w:rFonts w:asciiTheme="minorHAnsi" w:eastAsiaTheme="minorEastAsia" w:hAnsiTheme="minorHAnsi"/>
               <w:noProof/>
             </w:rPr>
           </w:pPr>
-          <w:hyperlink w:anchor="_Toc239601631" w:history="1">
+          <w:hyperlink w:anchor="_Toc240452876" w:history="1">
             <w:r>
               <w:rPr>
                 <w:rStyle w:val="Hyperlink"/>
@@ -942,7 +1109,7 @@
                 <w:noProof/>
                 <w:webHidden/>
               </w:rPr>
-              <w:instrText xml:space="preserve"> PAGEREF _Toc239601631 \h </w:instrText>
+              <w:instrText xml:space="preserve"> PAGEREF _Toc240452876 \h </w:instrText>
             </w:r>
             <w:r>
               <w:rPr>
@@ -962,7 +1129,7 @@
                 <w:noProof/>
                 <w:webHidden/>
               </w:rPr>
-              <w:t>4</w:t>
+              <w:t>7</w:t>
             </w:r>
             <w:r>
               <w:rPr>
@@ -980,10 +1147,11 @@
               <w:tab w:val="right" w:leader="dot" w:pos="9350"/>
             </w:tabs>
             <w:rPr>
+              <w:rFonts w:asciiTheme="minorHAnsi" w:eastAsiaTheme="minorEastAsia" w:hAnsiTheme="minorHAnsi"/>
               <w:noProof/>
             </w:rPr>
           </w:pPr>
-          <w:hyperlink w:anchor="_Toc239601632" w:history="1">
+          <w:hyperlink w:anchor="_Toc240452877" w:history="1">
             <w:r>
               <w:rPr>
                 <w:rStyle w:val="Hyperlink"/>
@@ -1010,7 +1178,7 @@
                 <w:noProof/>
                 <w:webHidden/>
               </w:rPr>
-              <w:instrText xml:space="preserve"> PAGEREF _Toc239601632 \h </w:instrText>
+              <w:instrText xml:space="preserve"> PAGEREF _Toc240452877 \h </w:instrText>
             </w:r>
             <w:r>
               <w:rPr>
@@ -1030,7 +1198,7 @@
                 <w:noProof/>
                 <w:webHidden/>
               </w:rPr>
-              <w:t>4</w:t>
+              <w:t>7</w:t>
             </w:r>
             <w:r>
               <w:rPr>
@@ -1048,10 +1216,11 @@
               <w:tab w:val="right" w:leader="dot" w:pos="9350"/>
             </w:tabs>
             <w:rPr>
+              <w:rFonts w:asciiTheme="minorHAnsi" w:eastAsiaTheme="minorEastAsia" w:hAnsiTheme="minorHAnsi"/>
               <w:noProof/>
             </w:rPr>
           </w:pPr>
-          <w:hyperlink w:anchor="_Toc239601633" w:history="1">
+          <w:hyperlink w:anchor="_Toc240452878" w:history="1">
             <w:r>
               <w:rPr>
                 <w:rStyle w:val="Hyperlink"/>
@@ -1078,7 +1247,7 @@
                 <w:noProof/>
                 <w:webHidden/>
               </w:rPr>
-              <w:instrText xml:space="preserve"> PAGEREF _Toc239601633 \h </w:instrText>
+              <w:instrText xml:space="preserve"> PAGEREF _Toc240452878 \h </w:instrText>
             </w:r>
             <w:r>
               <w:rPr>
@@ -1098,7 +1267,7 @@
                 <w:noProof/>
                 <w:webHidden/>
               </w:rPr>
-              <w:t>4</w:t>
+              <w:t>7</w:t>
             </w:r>
             <w:r>
               <w:rPr>
@@ -1117,10 +1286,11 @@
               <w:tab w:val="right" w:leader="dot" w:pos="9350"/>
             </w:tabs>
             <w:rPr>
+              <w:rFonts w:asciiTheme="minorHAnsi" w:eastAsiaTheme="minorEastAsia" w:hAnsiTheme="minorHAnsi"/>
               <w:noProof/>
             </w:rPr>
           </w:pPr>
-          <w:hyperlink w:anchor="_Toc239601634" w:history="1">
+          <w:hyperlink w:anchor="_Toc240452879" w:history="1">
             <w:r>
               <w:rPr>
                 <w:rStyle w:val="Hyperlink"/>
@@ -1130,6 +1300,7 @@
             </w:r>
             <w:r>
               <w:rPr>
+                <w:rFonts w:asciiTheme="minorHAnsi" w:eastAsiaTheme="minorEastAsia" w:hAnsiTheme="minorHAnsi"/>
                 <w:noProof/>
               </w:rPr>
               <w:tab/>
@@ -1160,7 +1331,7 @@
                 <w:noProof/>
                 <w:webHidden/>
               </w:rPr>
-              <w:instrText xml:space="preserve"> PAGEREF _Toc239601634 \h </w:instrText>
+              <w:instrText xml:space="preserve"> PAGEREF _Toc240452879 \h </w:instrText>
             </w:r>
             <w:r>
               <w:rPr>
@@ -1180,7 +1351,7 @@
                 <w:noProof/>
                 <w:webHidden/>
               </w:rPr>
-              <w:t>5</w:t>
+              <w:t>7</w:t>
             </w:r>
             <w:r>
               <w:rPr>
@@ -1198,10 +1369,11 @@
               <w:tab w:val="right" w:leader="dot" w:pos="9350"/>
             </w:tabs>
             <w:rPr>
+              <w:rFonts w:asciiTheme="minorHAnsi" w:eastAsiaTheme="minorEastAsia" w:hAnsiTheme="minorHAnsi"/>
               <w:noProof/>
             </w:rPr>
           </w:pPr>
-          <w:hyperlink w:anchor="_Toc239601635" w:history="1">
+          <w:hyperlink w:anchor="_Toc240452880" w:history="1">
             <w:r>
               <w:rPr>
                 <w:rStyle w:val="Hyperlink"/>
@@ -1228,7 +1400,7 @@
                 <w:noProof/>
                 <w:webHidden/>
               </w:rPr>
-              <w:instrText xml:space="preserve"> PAGEREF _Toc239601635 \h </w:instrText>
+              <w:instrText xml:space="preserve"> PAGEREF _Toc240452880 \h </w:instrText>
             </w:r>
             <w:r>
               <w:rPr>
@@ -1248,7 +1420,7 @@
                 <w:noProof/>
                 <w:webHidden/>
               </w:rPr>
-              <w:t>5</w:t>
+              <w:t>7</w:t>
             </w:r>
             <w:r>
               <w:rPr>
@@ -1266,10 +1438,11 @@
               <w:tab w:val="right" w:leader="dot" w:pos="9350"/>
             </w:tabs>
             <w:rPr>
+              <w:rFonts w:asciiTheme="minorHAnsi" w:eastAsiaTheme="minorEastAsia" w:hAnsiTheme="minorHAnsi"/>
               <w:noProof/>
             </w:rPr>
           </w:pPr>
-          <w:hyperlink w:anchor="_Toc239601636" w:history="1">
+          <w:hyperlink w:anchor="_Toc240452881" w:history="1">
             <w:r>
               <w:rPr>
                 <w:rStyle w:val="Hyperlink"/>
@@ -1296,7 +1469,7 @@
                 <w:noProof/>
                 <w:webHidden/>
               </w:rPr>
-              <w:instrText xml:space="preserve"> PAGEREF _Toc239601636 \h </w:instrText>
+              <w:instrText xml:space="preserve"> PAGEREF _Toc240452881 \h </w:instrText>
             </w:r>
             <w:r>
               <w:rPr>
@@ -1316,7 +1489,7 @@
                 <w:noProof/>
                 <w:webHidden/>
               </w:rPr>
-              <w:t>5</w:t>
+              <w:t>8</w:t>
             </w:r>
             <w:r>
               <w:rPr>
@@ -1334,10 +1507,11 @@
               <w:tab w:val="right" w:leader="dot" w:pos="9350"/>
             </w:tabs>
             <w:rPr>
+              <w:rFonts w:asciiTheme="minorHAnsi" w:eastAsiaTheme="minorEastAsia" w:hAnsiTheme="minorHAnsi"/>
               <w:noProof/>
             </w:rPr>
           </w:pPr>
-          <w:hyperlink w:anchor="_Toc239601637" w:history="1">
+          <w:hyperlink w:anchor="_Toc240452882" w:history="1">
             <w:r>
               <w:rPr>
                 <w:rStyle w:val="Hyperlink"/>
@@ -1364,7 +1538,7 @@
                 <w:noProof/>
                 <w:webHidden/>
               </w:rPr>
-              <w:instrText xml:space="preserve"> PAGEREF _Toc239601637 \h </w:instrText>
+              <w:instrText xml:space="preserve"> PAGEREF _Toc240452882 \h </w:instrText>
             </w:r>
             <w:r>
               <w:rPr>
@@ -1384,7 +1558,7 @@
                 <w:noProof/>
                 <w:webHidden/>
               </w:rPr>
-              <w:t>6</w:t>
+              <w:t>9</w:t>
             </w:r>
             <w:r>
               <w:rPr>
@@ -1403,10 +1577,11 @@
               <w:tab w:val="right" w:leader="dot" w:pos="9350"/>
             </w:tabs>
             <w:rPr>
+              <w:rFonts w:asciiTheme="minorHAnsi" w:eastAsiaTheme="minorEastAsia" w:hAnsiTheme="minorHAnsi"/>
               <w:noProof/>
             </w:rPr>
           </w:pPr>
-          <w:hyperlink w:anchor="_Toc239601638" w:history="1">
+          <w:hyperlink w:anchor="_Toc240452883" w:history="1">
             <w:r>
               <w:rPr>
                 <w:rStyle w:val="Hyperlink"/>
@@ -1416,6 +1591,7 @@
             </w:r>
             <w:r>
               <w:rPr>
+                <w:rFonts w:asciiTheme="minorHAnsi" w:eastAsiaTheme="minorEastAsia" w:hAnsiTheme="minorHAnsi"/>
                 <w:noProof/>
               </w:rPr>
               <w:tab/>
@@ -1446,7 +1622,7 @@
                 <w:noProof/>
                 <w:webHidden/>
               </w:rPr>
-              <w:instrText xml:space="preserve"> PAGEREF _Toc239601638 \h </w:instrText>
+              <w:instrText xml:space="preserve"> PAGEREF _Toc240452883 \h </w:instrText>
             </w:r>
             <w:r>
               <w:rPr>
@@ -1466,7 +1642,7 @@
                 <w:noProof/>
                 <w:webHidden/>
               </w:rPr>
-              <w:t>7</w:t>
+              <w:t>9</w:t>
             </w:r>
             <w:r>
               <w:rPr>
@@ -1484,10 +1660,11 @@
               <w:tab w:val="right" w:leader="dot" w:pos="9350"/>
             </w:tabs>
             <w:rPr>
+              <w:rFonts w:asciiTheme="minorHAnsi" w:eastAsiaTheme="minorEastAsia" w:hAnsiTheme="minorHAnsi"/>
               <w:noProof/>
             </w:rPr>
           </w:pPr>
-          <w:hyperlink w:anchor="_Toc239601639" w:history="1">
+          <w:hyperlink w:anchor="_Toc240452884" w:history="1">
             <w:r>
               <w:rPr>
                 <w:rStyle w:val="Hyperlink"/>
@@ -1514,7 +1691,7 @@
                 <w:noProof/>
                 <w:webHidden/>
               </w:rPr>
-              <w:instrText xml:space="preserve"> PAGEREF _Toc239601639 \h </w:instrText>
+              <w:instrText xml:space="preserve"> PAGEREF _Toc240452884 \h </w:instrText>
             </w:r>
             <w:r>
               <w:rPr>
@@ -1534,7 +1711,7 @@
                 <w:noProof/>
                 <w:webHidden/>
               </w:rPr>
-              <w:t>7</w:t>
+              <w:t>9</w:t>
             </w:r>
             <w:r>
               <w:rPr>
@@ -1552,10 +1729,11 @@
               <w:tab w:val="right" w:leader="dot" w:pos="9350"/>
             </w:tabs>
             <w:rPr>
+              <w:rFonts w:asciiTheme="minorHAnsi" w:eastAsiaTheme="minorEastAsia" w:hAnsiTheme="minorHAnsi"/>
               <w:noProof/>
             </w:rPr>
           </w:pPr>
-          <w:hyperlink w:anchor="_Toc239601640" w:history="1">
+          <w:hyperlink w:anchor="_Toc240452885" w:history="1">
             <w:r>
               <w:rPr>
                 <w:rStyle w:val="Hyperlink"/>
@@ -1582,7 +1760,7 @@
                 <w:noProof/>
                 <w:webHidden/>
               </w:rPr>
-              <w:instrText xml:space="preserve"> PAGEREF _Toc239601640 \h </w:instrText>
+              <w:instrText xml:space="preserve"> PAGEREF _Toc240452885 \h </w:instrText>
             </w:r>
             <w:r>
               <w:rPr>
@@ -1602,7 +1780,7 @@
                 <w:noProof/>
                 <w:webHidden/>
               </w:rPr>
-              <w:t>7</w:t>
+              <w:t>10</w:t>
             </w:r>
             <w:r>
               <w:rPr>
@@ -1620,10 +1798,11 @@
               <w:tab w:val="right" w:leader="dot" w:pos="9350"/>
             </w:tabs>
             <w:rPr>
+              <w:rFonts w:asciiTheme="minorHAnsi" w:eastAsiaTheme="minorEastAsia" w:hAnsiTheme="minorHAnsi"/>
               <w:noProof/>
             </w:rPr>
           </w:pPr>
-          <w:hyperlink w:anchor="_Toc239601641" w:history="1">
+          <w:hyperlink w:anchor="_Toc240452886" w:history="1">
             <w:r>
               <w:rPr>
                 <w:rStyle w:val="Hyperlink"/>
@@ -1650,7 +1829,7 @@
                 <w:noProof/>
                 <w:webHidden/>
               </w:rPr>
-              <w:instrText xml:space="preserve"> PAGEREF _Toc239601641 \h </w:instrText>
+              <w:instrText xml:space="preserve"> PAGEREF _Toc240452886 \h </w:instrText>
             </w:r>
             <w:r>
               <w:rPr>
@@ -1670,7 +1849,7 @@
                 <w:noProof/>
                 <w:webHidden/>
               </w:rPr>
-              <w:t>8</w:t>
+              <w:t>11</w:t>
             </w:r>
             <w:r>
               <w:rPr>
@@ -1688,10 +1867,11 @@
               <w:tab w:val="right" w:leader="dot" w:pos="9350"/>
             </w:tabs>
             <w:rPr>
+              <w:rFonts w:asciiTheme="minorHAnsi" w:eastAsiaTheme="minorEastAsia" w:hAnsiTheme="minorHAnsi"/>
               <w:noProof/>
             </w:rPr>
           </w:pPr>
-          <w:hyperlink w:anchor="_Toc239601642" w:history="1">
+          <w:hyperlink w:anchor="_Toc240452887" w:history="1">
             <w:r>
               <w:rPr>
                 <w:rStyle w:val="Hyperlink"/>
@@ -1718,7 +1898,7 @@
                 <w:noProof/>
                 <w:webHidden/>
               </w:rPr>
-              <w:instrText xml:space="preserve"> PAGEREF _Toc239601642 \h </w:instrText>
+              <w:instrText xml:space="preserve"> PAGEREF _Toc240452887 \h </w:instrText>
             </w:r>
             <w:r>
               <w:rPr>
@@ -1738,7 +1918,7 @@
                 <w:noProof/>
                 <w:webHidden/>
               </w:rPr>
-              <w:t>8</w:t>
+              <w:t>11</w:t>
             </w:r>
             <w:r>
               <w:rPr>
@@ -1756,10 +1936,11 @@
               <w:tab w:val="right" w:leader="dot" w:pos="9350"/>
             </w:tabs>
             <w:rPr>
+              <w:rFonts w:asciiTheme="minorHAnsi" w:eastAsiaTheme="minorEastAsia" w:hAnsiTheme="minorHAnsi"/>
               <w:noProof/>
             </w:rPr>
           </w:pPr>
-          <w:hyperlink w:anchor="_Toc239601643" w:history="1">
+          <w:hyperlink w:anchor="_Toc240452888" w:history="1">
             <w:r>
               <w:rPr>
                 <w:rStyle w:val="Hyperlink"/>
@@ -1786,7 +1967,7 @@
                 <w:noProof/>
                 <w:webHidden/>
               </w:rPr>
-              <w:instrText xml:space="preserve"> PAGEREF _Toc239601643 \h </w:instrText>
+              <w:instrText xml:space="preserve"> PAGEREF _Toc240452888 \h </w:instrText>
             </w:r>
             <w:r>
               <w:rPr>
@@ -1806,7 +1987,7 @@
                 <w:noProof/>
                 <w:webHidden/>
               </w:rPr>
-              <w:t>9</w:t>
+              <w:t>12</w:t>
             </w:r>
             <w:r>
               <w:rPr>
@@ -1825,10 +2006,11 @@
               <w:tab w:val="right" w:leader="dot" w:pos="9350"/>
             </w:tabs>
             <w:rPr>
+              <w:rFonts w:asciiTheme="minorHAnsi" w:eastAsiaTheme="minorEastAsia" w:hAnsiTheme="minorHAnsi"/>
               <w:noProof/>
             </w:rPr>
           </w:pPr>
-          <w:hyperlink w:anchor="_Toc239601644" w:history="1">
+          <w:hyperlink w:anchor="_Toc240452889" w:history="1">
             <w:r>
               <w:rPr>
                 <w:rStyle w:val="Hyperlink"/>
@@ -1838,6 +2020,7 @@
             </w:r>
             <w:r>
               <w:rPr>
+                <w:rFonts w:asciiTheme="minorHAnsi" w:eastAsiaTheme="minorEastAsia" w:hAnsiTheme="minorHAnsi"/>
                 <w:noProof/>
               </w:rPr>
               <w:tab/>
@@ -1868,7 +2051,7 @@
                 <w:noProof/>
                 <w:webHidden/>
               </w:rPr>
-              <w:instrText xml:space="preserve"> PAGEREF _Toc239601644 \h </w:instrText>
+              <w:instrText xml:space="preserve"> PAGEREF _Toc240452889 \h </w:instrText>
             </w:r>
             <w:r>
               <w:rPr>
@@ -1888,7 +2071,7 @@
                 <w:noProof/>
                 <w:webHidden/>
               </w:rPr>
-              <w:t>9</w:t>
+              <w:t>12</w:t>
             </w:r>
             <w:r>
               <w:rPr>
@@ -1906,10 +2089,11 @@
               <w:tab w:val="right" w:leader="dot" w:pos="9350"/>
             </w:tabs>
             <w:rPr>
+              <w:rFonts w:asciiTheme="minorHAnsi" w:eastAsiaTheme="minorEastAsia" w:hAnsiTheme="minorHAnsi"/>
               <w:noProof/>
             </w:rPr>
           </w:pPr>
-          <w:hyperlink w:anchor="_Toc239601645" w:history="1">
+          <w:hyperlink w:anchor="_Toc240452890" w:history="1">
             <w:r>
               <w:rPr>
                 <w:rStyle w:val="Hyperlink"/>
@@ -1936,7 +2120,7 @@
                 <w:noProof/>
                 <w:webHidden/>
               </w:rPr>
-              <w:instrText xml:space="preserve"> PAGEREF _Toc239601645 \h </w:instrText>
+              <w:instrText xml:space="preserve"> PAGEREF _Toc240452890 \h </w:instrText>
             </w:r>
             <w:r>
               <w:rPr>
@@ -1956,7 +2140,7 @@
                 <w:noProof/>
                 <w:webHidden/>
               </w:rPr>
-              <w:t>9</w:t>
+              <w:t>12</w:t>
             </w:r>
             <w:r>
               <w:rPr>
@@ -1974,10 +2158,11 @@
               <w:tab w:val="right" w:leader="dot" w:pos="9350"/>
             </w:tabs>
             <w:rPr>
+              <w:rFonts w:asciiTheme="minorHAnsi" w:eastAsiaTheme="minorEastAsia" w:hAnsiTheme="minorHAnsi"/>
               <w:noProof/>
             </w:rPr>
           </w:pPr>
-          <w:hyperlink w:anchor="_Toc239601646" w:history="1">
+          <w:hyperlink w:anchor="_Toc240452891" w:history="1">
             <w:r>
               <w:rPr>
                 <w:rStyle w:val="Hyperlink"/>
@@ -2004,7 +2189,7 @@
                 <w:noProof/>
                 <w:webHidden/>
               </w:rPr>
-              <w:instrText xml:space="preserve"> PAGEREF _Toc239601646 \h </w:instrText>
+              <w:instrText xml:space="preserve"> PAGEREF _Toc240452891 \h </w:instrText>
             </w:r>
             <w:r>
               <w:rPr>
@@ -2024,7 +2209,7 @@
                 <w:noProof/>
                 <w:webHidden/>
               </w:rPr>
-              <w:t>10</w:t>
+              <w:t>12</w:t>
             </w:r>
             <w:r>
               <w:rPr>
@@ -2042,10 +2227,11 @@
               <w:tab w:val="right" w:leader="dot" w:pos="9350"/>
             </w:tabs>
             <w:rPr>
+              <w:rFonts w:asciiTheme="minorHAnsi" w:eastAsiaTheme="minorEastAsia" w:hAnsiTheme="minorHAnsi"/>
               <w:noProof/>
             </w:rPr>
           </w:pPr>
-          <w:hyperlink w:anchor="_Toc239601647" w:history="1">
+          <w:hyperlink w:anchor="_Toc240452892" w:history="1">
             <w:r>
               <w:rPr>
                 <w:rStyle w:val="Hyperlink"/>
@@ -2072,7 +2258,7 @@
                 <w:noProof/>
                 <w:webHidden/>
               </w:rPr>
-              <w:instrText xml:space="preserve"> PAGEREF _Toc239601647 \h </w:instrText>
+              <w:instrText xml:space="preserve"> PAGEREF _Toc240452892 \h </w:instrText>
             </w:r>
             <w:r>
               <w:rPr>
@@ -2092,7 +2278,7 @@
                 <w:noProof/>
                 <w:webHidden/>
               </w:rPr>
-              <w:t>10</w:t>
+              <w:t>12</w:t>
             </w:r>
             <w:r>
               <w:rPr>
@@ -2111,10 +2297,11 @@
               <w:tab w:val="right" w:leader="dot" w:pos="9350"/>
             </w:tabs>
             <w:rPr>
+              <w:rFonts w:asciiTheme="minorHAnsi" w:eastAsiaTheme="minorEastAsia" w:hAnsiTheme="minorHAnsi"/>
               <w:noProof/>
             </w:rPr>
           </w:pPr>
-          <w:hyperlink w:anchor="_Toc239601648" w:history="1">
+          <w:hyperlink w:anchor="_Toc240452893" w:history="1">
             <w:r>
               <w:rPr>
                 <w:rStyle w:val="Hyperlink"/>
@@ -2124,6 +2311,7 @@
             </w:r>
             <w:r>
               <w:rPr>
+                <w:rFonts w:asciiTheme="minorHAnsi" w:eastAsiaTheme="minorEastAsia" w:hAnsiTheme="minorHAnsi"/>
                 <w:noProof/>
               </w:rPr>
               <w:tab/>
@@ -2154,7 +2342,7 @@
                 <w:noProof/>
                 <w:webHidden/>
               </w:rPr>
-              <w:instrText xml:space="preserve"> PAGEREF _Toc239601648 \h </w:instrText>
+              <w:instrText xml:space="preserve"> PAGEREF _Toc240452893 \h </w:instrText>
             </w:r>
             <w:r>
               <w:rPr>
@@ -2174,7 +2362,7 @@
                 <w:noProof/>
                 <w:webHidden/>
               </w:rPr>
-              <w:t>10</w:t>
+              <w:t>13</w:t>
             </w:r>
             <w:r>
               <w:rPr>
@@ -2192,10 +2380,11 @@
               <w:tab w:val="right" w:leader="dot" w:pos="9350"/>
             </w:tabs>
             <w:rPr>
+              <w:rFonts w:asciiTheme="minorHAnsi" w:eastAsiaTheme="minorEastAsia" w:hAnsiTheme="minorHAnsi"/>
               <w:noProof/>
             </w:rPr>
           </w:pPr>
-          <w:hyperlink w:anchor="_Toc239601649" w:history="1">
+          <w:hyperlink w:anchor="_Toc240452894" w:history="1">
             <w:r>
               <w:rPr>
                 <w:rStyle w:val="Hyperlink"/>
@@ -2222,7 +2411,7 @@
                 <w:noProof/>
                 <w:webHidden/>
               </w:rPr>
-              <w:instrText xml:space="preserve"> PAGEREF _Toc239601649 \h </w:instrText>
+              <w:instrText xml:space="preserve"> PAGEREF _Toc240452894 \h </w:instrText>
             </w:r>
             <w:r>
               <w:rPr>
@@ -2242,7 +2431,7 @@
                 <w:noProof/>
                 <w:webHidden/>
               </w:rPr>
-              <w:t>10</w:t>
+              <w:t>13</w:t>
             </w:r>
             <w:r>
               <w:rPr>
@@ -2260,10 +2449,11 @@
               <w:tab w:val="right" w:leader="dot" w:pos="9350"/>
             </w:tabs>
             <w:rPr>
+              <w:rFonts w:asciiTheme="minorHAnsi" w:eastAsiaTheme="minorEastAsia" w:hAnsiTheme="minorHAnsi"/>
               <w:noProof/>
             </w:rPr>
           </w:pPr>
-          <w:hyperlink w:anchor="_Toc239601650" w:history="1">
+          <w:hyperlink w:anchor="_Toc240452895" w:history="1">
             <w:r>
               <w:rPr>
                 <w:rStyle w:val="Hyperlink"/>
@@ -2290,7 +2480,7 @@
                 <w:noProof/>
                 <w:webHidden/>
               </w:rPr>
-              <w:instrText xml:space="preserve"> PAGEREF _Toc239601650 \h </w:instrText>
+              <w:instrText xml:space="preserve"> PAGEREF _Toc240452895 \h </w:instrText>
             </w:r>
             <w:r>
               <w:rPr>
@@ -2310,7 +2500,7 @@
                 <w:noProof/>
                 <w:webHidden/>
               </w:rPr>
-              <w:t>10</w:t>
+              <w:t>13</w:t>
             </w:r>
             <w:r>
               <w:rPr>
@@ -2328,10 +2518,11 @@
               <w:tab w:val="right" w:leader="dot" w:pos="9350"/>
             </w:tabs>
             <w:rPr>
+              <w:rFonts w:asciiTheme="minorHAnsi" w:eastAsiaTheme="minorEastAsia" w:hAnsiTheme="minorHAnsi"/>
               <w:noProof/>
             </w:rPr>
           </w:pPr>
-          <w:hyperlink w:anchor="_Toc239601651" w:history="1">
+          <w:hyperlink w:anchor="_Toc240452896" w:history="1">
             <w:r>
               <w:rPr>
                 <w:rStyle w:val="Hyperlink"/>
@@ -2358,7 +2549,7 @@
                 <w:noProof/>
                 <w:webHidden/>
               </w:rPr>
-              <w:instrText xml:space="preserve"> PAGEREF _Toc239601651 \h </w:instrText>
+              <w:instrText xml:space="preserve"> PAGEREF _Toc240452896 \h </w:instrText>
             </w:r>
             <w:r>
               <w:rPr>
@@ -2378,7 +2569,7 @@
                 <w:noProof/>
                 <w:webHidden/>
               </w:rPr>
-              <w:t>11</w:t>
+              <w:t>13</w:t>
             </w:r>
             <w:r>
               <w:rPr>
@@ -2405,1388 +2596,2093 @@
       <w:pPr>
         <w:pStyle w:val="Heading1"/>
       </w:pPr>
-      <w:bookmarkStart w:id="0" w:name="_Toc239601624"/>
+      <w:bookmarkStart w:id="0" w:name="_Toc240452866"/>
+      <w:r>
+        <w:t>Introduction</w:t>
+      </w:r>
+      <w:bookmarkEnd w:id="0"/>
+    </w:p>
+    <w:p>
+      <w:pPr>
+        <w:pStyle w:val="Heading2"/>
+      </w:pPr>
+      <w:bookmarkStart w:id="1" w:name="_Toc240452867"/>
+      <w:r>
+        <w:t>Purpose</w:t>
+      </w:r>
+      <w:bookmarkEnd w:id="1"/>
+    </w:p>
+    <w:p>
+      <w:r>
+        <w:t xml:space="preserve">The purpose of this document is to </w:t>
+      </w:r>
+      <w:r>
+        <w:t xml:space="preserve">describe </w:t>
+      </w:r>
+      <w:r>
+        <w:t xml:space="preserve">process, methods and philosophy </w:t>
+      </w:r>
+      <w:r>
+        <w:t>for controlling the</w:t>
+      </w:r>
+      <w:r>
+        <w:t xml:space="preserve"> D</w:t>
+      </w:r>
+      <w:r>
+        <w:t>eionized (DI)</w:t>
+      </w:r>
+      <w:r>
+        <w:t xml:space="preserve"> </w:t>
+      </w:r>
+      <w:r>
+        <w:t xml:space="preserve">Water </w:t>
+      </w:r>
+      <w:r>
+        <w:t>V</w:t>
+      </w:r>
+      <w:r>
+        <w:t>ariable Frequency Drive (VFD)</w:t>
+      </w:r>
+      <w:r>
+        <w:t xml:space="preserve"> C</w:t>
+      </w:r>
+      <w:r>
+        <w:t xml:space="preserve">ooling </w:t>
+      </w:r>
+      <w:r>
+        <w:t>S</w:t>
+      </w:r>
+      <w:r>
+        <w:t>kid</w:t>
+      </w:r>
+      <w:r>
+        <w:t xml:space="preserve"> for</w:t>
+      </w:r>
+      <w:r>
+        <w:t xml:space="preserve"> the</w:t>
+      </w:r>
+      <w:r>
+        <w:t xml:space="preserve"> </w:t>
+      </w:r>
+      <w:r>
+        <w:t>Toshiba Mitsubishi-Electric Industrial Systems Corporation (TMEIC)</w:t>
+      </w:r>
+      <w:r>
+        <w:t>. This document shall act as the primary method</w:t>
+      </w:r>
+      <w:r>
+        <w:t xml:space="preserve"> of communication when describing </w:t>
+      </w:r>
+      <w:r>
+        <w:t>the process, methods, and philosophy of</w:t>
+      </w:r>
+      <w:r>
+        <w:t xml:space="preserve"> skid</w:t>
+      </w:r>
+      <w:r>
+        <w:t xml:space="preserve"> </w:t>
+      </w:r>
+      <w:r>
+        <w:t>control</w:t>
+      </w:r>
+      <w:r>
+        <w:t xml:space="preserve">, serving to align all parties and entities involved </w:t>
+      </w:r>
+      <w:r>
+        <w:t>in the engineering, procurement, construction</w:t>
+      </w:r>
+      <w:r>
+        <w:t>, and operation</w:t>
+      </w:r>
+      <w:r>
+        <w:t xml:space="preserve"> of the cooling skid</w:t>
+      </w:r>
+      <w:r>
+        <w:t xml:space="preserve">. </w:t>
+      </w:r>
+      <w:r>
+        <w:t>A</w:t>
+      </w:r>
+      <w:r>
+        <w:t xml:space="preserve">ll changes </w:t>
+      </w:r>
+      <w:r>
+        <w:t>to</w:t>
+      </w:r>
+      <w:r>
+        <w:t xml:space="preserve"> the </w:t>
+      </w:r>
+      <w:r>
+        <w:t>process, methods and philosophy</w:t>
+      </w:r>
+      <w:r>
+        <w:t xml:space="preserve"> of control of the cooling</w:t>
+      </w:r>
+      <w:r>
+        <w:t xml:space="preserve"> skid</w:t>
+      </w:r>
+      <w:r>
+        <w:t>, shall</w:t>
+      </w:r>
+      <w:r>
+        <w:t xml:space="preserve"> be formalized through this document</w:t>
+      </w:r>
+      <w:r>
+        <w:t xml:space="preserve">. </w:t>
+      </w:r>
+    </w:p>
+    <w:p>
+      <w:pPr>
+        <w:pStyle w:val="Heading2"/>
+      </w:pPr>
+      <w:bookmarkStart w:id="2" w:name="_Toc240452868"/>
+      <w:r>
+        <w:t>Acronyms</w:t>
+      </w:r>
+      <w:r>
+        <w:t xml:space="preserve"> &amp; Units</w:t>
+      </w:r>
+      <w:bookmarkEnd w:id="2"/>
+    </w:p>
+    <w:p>
+      <w:r>
+        <w:t>The following is a list of acr</w:t>
+      </w:r>
+      <w:r>
+        <w:t>onyms and units that are used throughout this document:</w:t>
+      </w:r>
+    </w:p>
+    <w:p>
+      <w:pPr>
+        <w:pStyle w:val="ListParagraph"/>
+        <w:numPr>
+          <w:ilvl w:val="0"/>
+          <w:numId w:val="2"/>
+        </w:numPr>
+      </w:pPr>
+      <w:r>
+        <w:rPr>
+          <w:b/>
+          <w:bCs/>
+        </w:rPr>
+        <w:t>DI</w:t>
+      </w:r>
+      <w:r>
+        <w:t xml:space="preserve">: </w:t>
+      </w:r>
+      <w:r>
+        <w:t>Deionized</w:t>
+      </w:r>
+    </w:p>
+    <w:p>
+      <w:pPr>
+        <w:pStyle w:val="ListParagraph"/>
+        <w:numPr>
+          <w:ilvl w:val="0"/>
+          <w:numId w:val="2"/>
+        </w:numPr>
+      </w:pPr>
+      <w:r>
+        <w:rPr>
+          <w:b/>
+          <w:bCs/>
+        </w:rPr>
+        <w:t>VFD</w:t>
+      </w:r>
+      <w:r>
+        <w:t>: Variable Frequency Drive</w:t>
+      </w:r>
+    </w:p>
+    <w:p>
+      <w:pPr>
+        <w:pStyle w:val="ListParagraph"/>
+        <w:numPr>
+          <w:ilvl w:val="0"/>
+          <w:numId w:val="2"/>
+        </w:numPr>
+      </w:pPr>
+      <w:r>
+        <w:rPr>
+          <w:b/>
+          <w:bCs/>
+        </w:rPr>
+        <w:t>TMEIC</w:t>
+      </w:r>
+      <w:r>
+        <w:t>: Toshiba Mitsubishi-Electric Industrial Systems Corporation</w:t>
+      </w:r>
+    </w:p>
+    <w:p>
+      <w:pPr>
+        <w:pStyle w:val="ListParagraph"/>
+        <w:numPr>
+          <w:ilvl w:val="0"/>
+          <w:numId w:val="2"/>
+        </w:numPr>
+      </w:pPr>
+      <w:r>
+        <w:rPr>
+          <w:b/>
+          <w:bCs/>
+        </w:rPr>
+        <w:t>PLC</w:t>
+      </w:r>
+      <w:r>
+        <w:t>: Programable Logic Controller</w:t>
+      </w:r>
+    </w:p>
+    <w:p>
+      <w:pPr>
+        <w:pStyle w:val="ListParagraph"/>
+        <w:numPr>
+          <w:ilvl w:val="0"/>
+          <w:numId w:val="2"/>
+        </w:numPr>
+      </w:pPr>
+      <w:r>
+        <w:rPr>
+          <w:b/>
+          <w:bCs/>
+        </w:rPr>
+        <w:t>HMI</w:t>
+      </w:r>
+      <w:r>
+        <w:t>:</w:t>
+      </w:r>
+      <w:r>
+        <w:t xml:space="preserve"> Human Machine Interface</w:t>
+      </w:r>
+    </w:p>
+    <w:p>
+      <w:pPr>
+        <w:pStyle w:val="ListParagraph"/>
+        <w:numPr>
+          <w:ilvl w:val="0"/>
+          <w:numId w:val="2"/>
+        </w:numPr>
+      </w:pPr>
+      <w:r>
+        <w:rPr>
+          <w:b/>
+          <w:bCs/>
+        </w:rPr>
+        <w:t>GPM</w:t>
+      </w:r>
+      <w:r>
+        <w:t xml:space="preserve">: Gallons Per Minute </w:t>
+      </w:r>
+    </w:p>
+    <w:p>
+      <w:pPr>
+        <w:pStyle w:val="ListParagraph"/>
+        <w:numPr>
+          <w:ilvl w:val="0"/>
+          <w:numId w:val="2"/>
+        </w:numPr>
+      </w:pPr>
+      <w:r>
+        <w:rPr>
+          <w:b/>
+          <w:bCs/>
+        </w:rPr>
+        <w:t>V</w:t>
+      </w:r>
+      <w:r>
+        <w:t>: Volts</w:t>
+      </w:r>
+    </w:p>
+    <w:p>
+      <w:pPr>
+        <w:pStyle w:val="ListParagraph"/>
+        <w:numPr>
+          <w:ilvl w:val="0"/>
+          <w:numId w:val="2"/>
+        </w:numPr>
+      </w:pPr>
+      <w:r>
+        <w:rPr>
+          <w:b/>
+          <w:bCs/>
+        </w:rPr>
+        <w:t>mA</w:t>
+      </w:r>
+      <w:r>
+        <w:t>: Milliamps</w:t>
+      </w:r>
+    </w:p>
+    <w:p>
+      <w:pPr>
+        <w:pStyle w:val="ListParagraph"/>
+        <w:numPr>
+          <w:ilvl w:val="0"/>
+          <w:numId w:val="2"/>
+        </w:numPr>
+      </w:pPr>
+      <w:r>
+        <w:rPr>
+          <w:b/>
+          <w:bCs/>
+        </w:rPr>
+        <w:t>cm</w:t>
+      </w:r>
+      <w:r>
+        <w:t>: Centimeters</w:t>
+      </w:r>
+    </w:p>
+    <w:p>
+      <w:pPr>
+        <w:pStyle w:val="ListParagraph"/>
+        <w:numPr>
+          <w:ilvl w:val="0"/>
+          <w:numId w:val="2"/>
+        </w:numPr>
+      </w:pPr>
+      <w:proofErr w:type="spellStart"/>
+      <w:r>
+        <w:rPr>
+          <w:b/>
+          <w:bCs/>
+        </w:rPr>
+        <w:t>μS</w:t>
+      </w:r>
+      <w:proofErr w:type="spellEnd"/>
+      <w:r>
+        <w:t>: Micro Siemens</w:t>
+      </w:r>
+    </w:p>
+    <w:p>
+      <w:pPr>
+        <w:pStyle w:val="ListParagraph"/>
+        <w:numPr>
+          <w:ilvl w:val="0"/>
+          <w:numId w:val="2"/>
+        </w:numPr>
+      </w:pPr>
+      <w:r>
+        <w:rPr>
+          <w:b/>
+          <w:bCs/>
+        </w:rPr>
+        <w:t>W</w:t>
+      </w:r>
+      <w:r>
+        <w:t>: Watts</w:t>
+      </w:r>
+    </w:p>
+    <w:p>
+      <w:pPr>
+        <w:pStyle w:val="ListParagraph"/>
+        <w:numPr>
+          <w:ilvl w:val="0"/>
+          <w:numId w:val="2"/>
+        </w:numPr>
+      </w:pPr>
+      <w:r>
+        <w:rPr>
+          <w:b/>
+          <w:bCs/>
+        </w:rPr>
+        <w:t>s</w:t>
+      </w:r>
+      <w:r>
+        <w:t>: Seconds</w:t>
+      </w:r>
+    </w:p>
+    <w:p>
+      <w:pPr>
+        <w:pStyle w:val="ListParagraph"/>
+        <w:numPr>
+          <w:ilvl w:val="0"/>
+          <w:numId w:val="2"/>
+        </w:numPr>
+      </w:pPr>
+      <w:proofErr w:type="spellStart"/>
+      <w:r>
+        <w:rPr>
+          <w:b/>
+          <w:bCs/>
+        </w:rPr>
+        <w:t>ms</w:t>
+      </w:r>
+      <w:proofErr w:type="spellEnd"/>
+      <w:r>
+        <w:t>: Milliseconds</w:t>
+      </w:r>
+    </w:p>
+    <w:p>
+      <w:pPr>
+        <w:pStyle w:val="ListParagraph"/>
+        <w:numPr>
+          <w:ilvl w:val="0"/>
+          <w:numId w:val="2"/>
+        </w:numPr>
+      </w:pPr>
+      <w:r>
+        <w:rPr>
+          <w:b/>
+          <w:bCs/>
+        </w:rPr>
+        <w:t>BOOL</w:t>
+      </w:r>
+      <w:r>
+        <w:t xml:space="preserve">: </w:t>
+      </w:r>
+      <w:r>
+        <w:t xml:space="preserve">Single </w:t>
+      </w:r>
+      <w:r>
+        <w:t>bit Boolean data type</w:t>
+      </w:r>
+    </w:p>
+    <w:p>
+      <w:pPr>
+        <w:pStyle w:val="ListParagraph"/>
+        <w:numPr>
+          <w:ilvl w:val="0"/>
+          <w:numId w:val="2"/>
+        </w:numPr>
+      </w:pPr>
+      <w:r>
+        <w:rPr>
+          <w:b/>
+          <w:bCs/>
+        </w:rPr>
+        <w:t>INT</w:t>
+      </w:r>
+      <w:r>
+        <w:t>: Signed 16-bit Integer</w:t>
+      </w:r>
+      <w:r>
+        <w:t xml:space="preserve"> data type</w:t>
+      </w:r>
+    </w:p>
+    <w:p>
+      <w:pPr>
+        <w:pStyle w:val="ListParagraph"/>
+        <w:numPr>
+          <w:ilvl w:val="0"/>
+          <w:numId w:val="2"/>
+        </w:numPr>
+      </w:pPr>
+      <w:r>
+        <w:rPr>
+          <w:b/>
+          <w:bCs/>
+        </w:rPr>
+        <w:t>WORD</w:t>
+      </w:r>
+      <w:r>
+        <w:t>: Unsigned 32-bit integer</w:t>
+      </w:r>
+      <w:r>
+        <w:t xml:space="preserve"> data type</w:t>
+      </w:r>
+    </w:p>
+    <w:p>
+      <w:pPr>
+        <w:pStyle w:val="ListParagraph"/>
+        <w:numPr>
+          <w:ilvl w:val="0"/>
+          <w:numId w:val="2"/>
+        </w:numPr>
+      </w:pPr>
+      <w:r>
+        <w:rPr>
+          <w:b/>
+          <w:bCs/>
+        </w:rPr>
+        <w:t>REAL</w:t>
+      </w:r>
+      <w:r>
+        <w:t xml:space="preserve">: </w:t>
+      </w:r>
+      <w:r>
+        <w:t>Signed 32-bit float data type</w:t>
+      </w:r>
+    </w:p>
+    <w:p>
+      <w:pPr>
+        <w:pStyle w:val="ListParagraph"/>
+        <w:numPr>
+          <w:ilvl w:val="0"/>
+          <w:numId w:val="2"/>
+        </w:numPr>
+      </w:pPr>
+      <w:r>
+        <w:rPr>
+          <w:b/>
+          <w:bCs/>
+        </w:rPr>
+        <w:t>DINT</w:t>
+      </w:r>
+      <w:r>
+        <w:t>: Signed 32-bit integer data type</w:t>
+      </w:r>
+    </w:p>
+    <w:p>
+      <w:pPr>
+        <w:pStyle w:val="ListParagraph"/>
+        <w:numPr>
+          <w:ilvl w:val="0"/>
+          <w:numId w:val="2"/>
+        </w:numPr>
+      </w:pPr>
+      <w:r>
+        <w:rPr>
+          <w:b/>
+          <w:bCs/>
+        </w:rPr>
+        <w:t>UDINT</w:t>
+      </w:r>
+      <w:r>
+        <w:t>: Unsigned 32-bit integer data type</w:t>
+      </w:r>
+    </w:p>
+    <w:p>
+      <w:pPr>
+        <w:pStyle w:val="Heading2"/>
+      </w:pPr>
+      <w:bookmarkStart w:id="3" w:name="_Toc240452869"/>
       <w:r>
         <w:lastRenderedPageBreak/>
-        <w:t>Introduction</w:t>
-      </w:r>
-      <w:bookmarkEnd w:id="0"/>
-    </w:p>
+        <w:t>Instrument</w:t>
+      </w:r>
+      <w:r>
+        <w:t xml:space="preserve"> &amp; Signal Tags</w:t>
+      </w:r>
+      <w:bookmarkEnd w:id="3"/>
+    </w:p>
+    <w:p>
+      <w:r>
+        <w:t xml:space="preserve">This control narrative briefly refers to instruments by their tags. </w:t>
+      </w:r>
+      <w:r>
+        <w:t xml:space="preserve">Instrument tags shall be defined in the sponsor specification document, and the signals shall be defined in the PLC point list (TMEIC-TAMU-ECEN-DOC-02). </w:t>
+      </w:r>
+    </w:p>
+    <w:p>
+      <w:r>
+        <w:t xml:space="preserve">All instrument tags shall have a prefix “P” followed by an integer (1-17). Additionally, the integer may be followed by a letter to specific multiple instruments of the save time. (For example, </w:t>
+      </w:r>
+      <w:r>
+        <w:t>P1A and</w:t>
+      </w:r>
+      <w:r>
+        <w:t xml:space="preserve"> P1B are two pumps).</w:t>
+      </w:r>
+      <w:r>
+        <w:t xml:space="preserve"> For more details, please reference the sponsor specification document</w:t>
+      </w:r>
+    </w:p>
+    <w:p>
+      <w:r>
+        <w:t xml:space="preserve">This control narrative </w:t>
+      </w:r>
+      <w:r>
+        <w:t xml:space="preserve">refers to </w:t>
+      </w:r>
+      <w:r>
+        <w:t>signals produced outside and within the PLC</w:t>
+      </w:r>
+      <w:r>
+        <w:t xml:space="preserve"> by their tags</w:t>
+      </w:r>
+      <w:r>
+        <w:t xml:space="preserve">. These signals include switch signals, physical signals, internal signals, alarm signals, and fault signals. </w:t>
+      </w:r>
+      <w:r>
+        <w:t>All s</w:t>
+      </w:r>
+      <w:r>
+        <w:t>ignals shall carry information to</w:t>
+      </w:r>
+      <w:r>
+        <w:t xml:space="preserve">, </w:t>
+      </w:r>
+      <w:r>
+        <w:t>from</w:t>
+      </w:r>
+      <w:r>
+        <w:t>, and within</w:t>
+      </w:r>
+      <w:r>
+        <w:t xml:space="preserve"> various entities, </w:t>
+      </w:r>
+      <w:r>
+        <w:t>including, but not limited to,</w:t>
+      </w:r>
+      <w:r>
+        <w:t xml:space="preserve"> the </w:t>
+      </w:r>
+      <w:r>
+        <w:t xml:space="preserve">HMI, the </w:t>
+      </w:r>
+      <w:r>
+        <w:t>PLC, and various field instruments</w:t>
+      </w:r>
+      <w:r>
+        <w:t>. Physical signals shall carry data over a physical medium, either through a 4-20 mA signal, or a 0-24V signal. All other signals shall carry data digitally by various sized buses of bits.</w:t>
+      </w:r>
+      <w:r>
+        <w:t xml:space="preserve"> </w:t>
+      </w:r>
+    </w:p>
+    <w:p>
+      <w:r>
+        <w:t xml:space="preserve">All signals mentioned in this document shall be referenced by their tags, as defined in the PLC point list. </w:t>
+      </w:r>
+      <w:r>
+        <w:t>Below is a brief description of the naming conventions used for all signals.</w:t>
+      </w:r>
+    </w:p>
+    <w:p>
+      <w:r>
+        <w:t>All physical signal tags shall have a prefix “PHY</w:t>
+      </w:r>
+      <w:r>
+        <w:t>-</w:t>
+      </w:r>
+      <w:r>
+        <w:t>” followed by an integer, inclusively ranging from 1 to 21.</w:t>
+      </w:r>
+      <w:r>
+        <w:t xml:space="preserve"> “PHY-1” is an example of a tag for a physical signal.</w:t>
+      </w:r>
+      <w:r>
+        <w:t xml:space="preserve"> For more details, please </w:t>
+      </w:r>
+      <w:r>
+        <w:t xml:space="preserve">see </w:t>
+      </w:r>
+      <w:r>
+        <w:t xml:space="preserve">PLC </w:t>
+      </w:r>
+      <w:r>
+        <w:t>Point List</w:t>
+      </w:r>
+    </w:p>
+    <w:p>
+      <w:r>
+        <w:t>All switch signals tags shall have a “SW</w:t>
+      </w:r>
+      <w:r>
+        <w:t>-</w:t>
+      </w:r>
+      <w:r>
+        <w:t>” prefix, followed by an integer, inclusively ranging from 1 to 21. “SW-1” is an example of a tag for a switch signal. For more details, please see PLC Point List</w:t>
+      </w:r>
+    </w:p>
+    <w:p>
+      <w:r>
+        <w:t xml:space="preserve">All </w:t>
+      </w:r>
+      <w:r>
+        <w:t xml:space="preserve">internal signal tags shall have a “SIG-” prefix, followed by an integer. The integer following the prefix shall range, inclusively, from 1 to 25. “SIG-1” is an example of a tag for </w:t>
+      </w:r>
+      <w:proofErr w:type="gramStart"/>
+      <w:r>
+        <w:t>a</w:t>
+      </w:r>
+      <w:proofErr w:type="gramEnd"/>
+      <w:r>
+        <w:t xml:space="preserve"> internal signal. For more details, please see PLC Point List.</w:t>
+      </w:r>
+    </w:p>
+    <w:p>
+      <w:r>
+        <w:t>All alarm signal tags shall have a “ALM-” prefix, followed by an integer. The integer following the prefix shall range, inclusively, from 1 to 17. “ALM-1” is an example of a tag for an alarm signal. For more details, please see the PLC Point List.</w:t>
+      </w:r>
+    </w:p>
+    <w:p>
+      <w:r>
+        <w:t>All fault signals tags shall have a “FLT</w:t>
+      </w:r>
+      <w:proofErr w:type="gramStart"/>
+      <w:r>
+        <w:t>-“</w:t>
+      </w:r>
+      <w:proofErr w:type="gramEnd"/>
+      <w:r>
+        <w:t>prefix, followed by an integer. The integer following the prefix shall range, inclusively, from 1 to 17. “FLT-1” is an example of a tag for an alarm signal. For more details, please see the PLC Point List.</w:t>
+      </w:r>
+    </w:p>
+    <w:p/>
     <w:p>
       <w:pPr>
         <w:pStyle w:val="Heading2"/>
       </w:pPr>
-      <w:bookmarkStart w:id="1" w:name="_Toc239601625"/>
-      <w:r>
-        <w:t>Purpose</w:t>
-      </w:r>
-      <w:bookmarkEnd w:id="1"/>
-    </w:p>
-    <w:p>
-      <w:r>
-        <w:t xml:space="preserve">The purpose of this document is to </w:t>
-      </w:r>
-      <w:r>
-        <w:t xml:space="preserve">describe </w:t>
-      </w:r>
-      <w:r>
-        <w:t xml:space="preserve">process, methods and philosophy </w:t>
-      </w:r>
-      <w:r>
-        <w:t>for controlling the</w:t>
-      </w:r>
-      <w:r>
-        <w:t xml:space="preserve"> DI</w:t>
+      <w:bookmarkStart w:id="4" w:name="_Toc240452870"/>
+      <w:r>
+        <w:lastRenderedPageBreak/>
+        <w:t>Terminology</w:t>
+      </w:r>
+      <w:bookmarkEnd w:id="4"/>
+      <w:r>
+        <w:t xml:space="preserve"> &amp; Assumptions</w:t>
+      </w:r>
+    </w:p>
+    <w:p>
+      <w:r>
+        <w:t xml:space="preserve">This control narrative </w:t>
+      </w:r>
+      <w:r>
+        <w:t xml:space="preserve">shall make use of terminology related to the operation and control of the cooling skid. The meaning of these shall be </w:t>
+      </w:r>
+      <w:r>
+        <w:t>explicitly</w:t>
+      </w:r>
+      <w:r>
+        <w:t xml:space="preserve"> defined in this section.</w:t>
+      </w:r>
+    </w:p>
+    <w:p>
+      <w:r>
+        <w:t>References to the control scheme as a program within the PLC,</w:t>
+      </w:r>
+      <w:r>
+        <w:t xml:space="preserve"> and the scheme’s</w:t>
+      </w:r>
+      <w:r>
+        <w:t xml:space="preserve"> connection to field instrumentation, and the HMI shall henceforth be referred to as the “system.” Power distribution,</w:t>
+      </w:r>
+      <w:r>
+        <w:t xml:space="preserve"> and protection,</w:t>
+      </w:r>
+      <w:r>
+        <w:t xml:space="preserve"> including power supplied to the PLC, the HMI, and instruments represent a separate entity and are not apart from the system entity.  </w:t>
+      </w:r>
+      <w:r>
+        <w:t xml:space="preserve">Active power distribution and protection for the PLC and HMI shall be assumed present, except </w:t>
+      </w:r>
+      <w:r>
+        <w:t>when</w:t>
+      </w:r>
+      <w:r>
+        <w:t xml:space="preserve"> stated otherwise.</w:t>
+      </w:r>
+    </w:p>
+    <w:p>
+      <w:r>
+        <w:t xml:space="preserve">References to the maximum, combined flow rate of the cooling skid at any arbitrarily selected pump inlet restriction shall henceforth be referred </w:t>
+      </w:r>
+      <w:r>
+        <w:t>to</w:t>
+      </w:r>
+      <w:r>
+        <w:t xml:space="preserve"> as the “total flow”. </w:t>
       </w:r>
       <w:r>
         <w:t xml:space="preserve"> </w:t>
       </w:r>
       <w:r>
-        <w:t>VFD C</w:t>
-      </w:r>
-      <w:r>
-        <w:t xml:space="preserve">ooling </w:t>
+        <w:t>The total flow is assumed to be constant during the operation of the skid, and inconsequential to which pump (that is either the primary or secondary pump) is engaged during operation. T</w:t>
+      </w:r>
+      <w:r>
+        <w:t xml:space="preserve">he flow of coolant through the physical heat exchanger as a percentage of total flow shall henceforth be referred to as “throughput”.  Additionally, references to the flow of coolant which bypass the physical heat exchanger shall henceforth be </w:t>
+      </w:r>
+      <w:proofErr w:type="spellStart"/>
+      <w:r>
+        <w:t>refereed</w:t>
+      </w:r>
+      <w:proofErr w:type="spellEnd"/>
+      <w:r>
+        <w:t xml:space="preserve"> to as “bypass</w:t>
+      </w:r>
+      <w:r>
+        <w:t>.</w:t>
+      </w:r>
+      <w:r>
+        <w:t>”</w:t>
+      </w:r>
+    </w:p>
+    <w:p>
+      <w:r>
+        <w:t xml:space="preserve">References 3-way electrically actuated valve shall henceforth be refereed to as the “control valve.” References to the position of the valve spool in relation to the orifice opening which </w:t>
+      </w:r>
+      <w:r>
+        <w:t xml:space="preserve">converts total </w:t>
+      </w:r>
+      <w:r>
+        <w:t xml:space="preserve">flow </w:t>
+      </w:r>
+      <w:r>
+        <w:t xml:space="preserve">to </w:t>
+      </w:r>
+      <w:r>
+        <w:t xml:space="preserve">throughput flow shall be henceforth referred </w:t>
+      </w:r>
+      <w:r>
+        <w:t xml:space="preserve">to: </w:t>
+      </w:r>
+      <w:r>
+        <w:t>“openness”</w:t>
+      </w:r>
+      <w:r>
+        <w:t xml:space="preserve">, </w:t>
+      </w:r>
+      <w:r>
+        <w:t>“open”</w:t>
+      </w:r>
+      <w:r>
+        <w:t>, “</w:t>
+      </w:r>
+      <w:r>
+        <w:t xml:space="preserve">  </w:t>
+      </w:r>
+    </w:p>
+    <w:p/>
+    <w:p>
+      <w:pPr>
+        <w:pStyle w:val="Heading2"/>
+      </w:pPr>
+      <w:bookmarkStart w:id="5" w:name="_Toc240452871"/>
+      <w:r>
+        <w:t>Control Philosophy</w:t>
+      </w:r>
+      <w:bookmarkEnd w:id="5"/>
+    </w:p>
+    <w:p>
+      <w:pPr>
+        <w:rPr>
+          <w:rFonts w:asciiTheme="minorHAnsi" w:hAnsiTheme="minorHAnsi"/>
+        </w:rPr>
+      </w:pPr>
+      <w:r>
+        <w:t>Th</w:t>
+      </w:r>
+      <w:r>
+        <w:t>is</w:t>
+      </w:r>
+      <w:r>
+        <w:t xml:space="preserve"> DI cooling skid </w:t>
+      </w:r>
+      <w:r>
+        <w:t>shall act as</w:t>
+      </w:r>
+      <w:r>
+        <w:t xml:space="preserve"> a</w:t>
+      </w:r>
+      <w:r>
+        <w:t xml:space="preserve"> </w:t>
+      </w:r>
+      <w:r>
+        <w:t xml:space="preserve">model for the DI cooling skid responsible for </w:t>
+      </w:r>
+      <w:r>
+        <w:t xml:space="preserve">cooling </w:t>
+      </w:r>
+      <w:r>
+        <w:t>TMEIC’s</w:t>
+      </w:r>
+      <w:r>
+        <w:t xml:space="preserve"> Variable Frequency Drive</w:t>
+      </w:r>
+      <w:r>
+        <w:t xml:space="preserve"> (VFD)</w:t>
+      </w:r>
+      <w:r>
+        <w:t xml:space="preserve">. </w:t>
+      </w:r>
+      <w:r>
+        <w:t xml:space="preserve">The </w:t>
+      </w:r>
+      <w:r>
+        <w:t>three</w:t>
+      </w:r>
+      <w:r>
+        <w:t xml:space="preserve"> primary control objectives of this skid is to ensure that </w:t>
+      </w:r>
+      <w:r>
+        <w:t xml:space="preserve">the </w:t>
+      </w:r>
+      <w:r>
+        <w:t xml:space="preserve">VFD is supplied with coolant which does not surpass a temperature of 45°C, </w:t>
+      </w:r>
+      <w:r>
+        <w:t>that</w:t>
+      </w:r>
+      <w:r>
+        <w:t xml:space="preserve"> the</w:t>
+      </w:r>
+      <w:r>
+        <w:t xml:space="preserve"> coolant supplied to the VFD is uninterrupted, that</w:t>
+      </w:r>
+      <w:r>
+        <w:t xml:space="preserve"> the</w:t>
+      </w:r>
+      <w:r>
+        <w:t xml:space="preserve"> coolant conductivity never surpasses 1</w:t>
+      </w:r>
+      <w:r>
+        <w:t xml:space="preserve"> </w:t>
+      </w:r>
+      <w:proofErr w:type="spellStart"/>
+      <w:r>
+        <w:t>μ</w:t>
       </w:r>
       <w:r>
         <w:t>S</w:t>
       </w:r>
-      <w:r>
-        <w:t>kid</w:t>
-      </w:r>
-      <w:r>
-        <w:t xml:space="preserve"> for</w:t>
-      </w:r>
-      <w:r>
-        <w:t xml:space="preserve"> the</w:t>
-      </w:r>
-      <w:r>
-        <w:t xml:space="preserve"> Toshiba-Mitsubishi Industrial Electric Corporation (TMEIC)</w:t>
-      </w:r>
-      <w:r>
-        <w:t>. This document shall act as the primary method</w:t>
-      </w:r>
-      <w:r>
-        <w:t xml:space="preserve"> of communication when describing </w:t>
-      </w:r>
-      <w:r>
-        <w:t>the process, methods, and philosophy of</w:t>
-      </w:r>
-      <w:r>
-        <w:t xml:space="preserve"> skid</w:t>
+      <w:proofErr w:type="spellEnd"/>
+      <w:r>
+        <w:t xml:space="preserve">/cm </w:t>
+      </w:r>
+      <w:r>
+        <w:t>at 25</w:t>
+      </w:r>
+      <w:r>
+        <w:rPr>
+          <w:rFonts w:cs="Arial"/>
+        </w:rPr>
+        <w:t>°C, and</w:t>
+      </w:r>
+      <w:r>
+        <w:t xml:space="preserve"> that </w:t>
+      </w:r>
+      <w:r>
+        <w:t xml:space="preserve">pumps installed within the system are </w:t>
+      </w:r>
+      <w:r>
+        <w:t>not damaged.</w:t>
       </w:r>
       <w:r>
         <w:t xml:space="preserve"> </w:t>
       </w:r>
       <w:r>
-        <w:t>control</w:t>
-      </w:r>
-      <w:r>
-        <w:t xml:space="preserve">, serving to align all parties and entities involved </w:t>
-      </w:r>
-      <w:r>
-        <w:t>in the engineering, procurement, construction</w:t>
-      </w:r>
-      <w:r>
-        <w:t>, and operation</w:t>
-      </w:r>
-      <w:r>
-        <w:t xml:space="preserve"> of the cooling skid</w:t>
-      </w:r>
-      <w:r>
+        <w:t>Additionally,</w:t>
+      </w:r>
+      <w:r>
+        <w:t xml:space="preserve"> </w:t>
+      </w:r>
+      <w:r>
+        <w:t xml:space="preserve">it shall be assumed that ambient air </w:t>
+      </w:r>
+      <w:r>
+        <w:t>temperature</w:t>
+      </w:r>
+      <w:r>
+        <w:t xml:space="preserve"> </w:t>
+      </w:r>
+      <w:r>
+        <w:t xml:space="preserve">does not </w:t>
+      </w:r>
+      <w:r>
+        <w:t xml:space="preserve">exceed 35°C. </w:t>
+      </w:r>
+    </w:p>
+    <w:p>
+      <w:pPr>
+        <w:pStyle w:val="Heading1"/>
+      </w:pPr>
+      <w:bookmarkStart w:id="6" w:name="_Toc240452872"/>
+      <w:r>
+        <w:lastRenderedPageBreak/>
+        <w:t>System Operation</w:t>
+      </w:r>
+      <w:bookmarkEnd w:id="6"/>
+    </w:p>
+    <w:p>
+      <w:pPr>
+        <w:pStyle w:val="Heading2"/>
+      </w:pPr>
+      <w:bookmarkStart w:id="7" w:name="_Toc240452873"/>
+      <w:r>
+        <w:t>System Off</w:t>
+      </w:r>
+      <w:bookmarkEnd w:id="7"/>
+    </w:p>
+    <w:p>
+      <w:r>
+        <w:t xml:space="preserve">When the system is off, neither the primary </w:t>
+      </w:r>
+      <w:r>
+        <w:t>nor</w:t>
+      </w:r>
+      <w:r>
+        <w:t xml:space="preserve"> secondary pump shall be active. The </w:t>
+      </w:r>
+      <w:r>
+        <w:t xml:space="preserve">3-way valve shall be actuated to </w:t>
+      </w:r>
+      <w:r>
+        <w:t>be 100</w:t>
+      </w:r>
+      <w:r>
+        <w:t>% open.</w:t>
+      </w:r>
+      <w:r>
+        <w:t xml:space="preserve"> Temperature and Hydraulic Controls shall be disengaged</w:t>
+      </w:r>
+      <w:r>
+        <w:t xml:space="preserve">, while </w:t>
+      </w:r>
+      <w:r>
+        <w:t>vessel level controls and conductivity controls shall always be engaged.</w:t>
+      </w:r>
+    </w:p>
+    <w:p>
+      <w:pPr>
+        <w:pStyle w:val="Heading2"/>
+      </w:pPr>
+      <w:bookmarkStart w:id="8" w:name="_Toc240452874"/>
+      <w:r>
+        <w:t>System Initialization</w:t>
+      </w:r>
+      <w:bookmarkEnd w:id="8"/>
+    </w:p>
+    <w:p>
+      <w:pPr>
+        <w:rPr>
+          <w:color w:val="000000" w:themeColor="text1"/>
+        </w:rPr>
+      </w:pPr>
+      <w:r>
+        <w:rPr>
+          <w:color w:val="000000" w:themeColor="text1"/>
+        </w:rPr>
+        <w:t xml:space="preserve">System initialization shall occur when the system </w:t>
+      </w:r>
+      <w:r>
+        <w:rPr>
+          <w:color w:val="000000" w:themeColor="text1"/>
+        </w:rPr>
+        <w:t>is started by the user by engaging the system start switch (SW-1</w:t>
+      </w:r>
+      <w:r>
+        <w:rPr>
+          <w:color w:val="000000" w:themeColor="text1"/>
+        </w:rPr>
+        <w:t>) or</w:t>
+      </w:r>
+      <w:r>
+        <w:rPr>
+          <w:color w:val="000000" w:themeColor="text1"/>
+        </w:rPr>
+        <w:t xml:space="preserve"> shall occur when the system experiences a pump turnover, either manually or automatically.</w:t>
+      </w:r>
+      <w:r>
+        <w:rPr>
+          <w:color w:val="000000" w:themeColor="text1"/>
+        </w:rPr>
+        <w:t xml:space="preserve"> The initialization stage shall last for 15 seconds before the system moves into the calibration stage.</w:t>
+      </w:r>
+      <w:r>
+        <w:rPr>
+          <w:color w:val="000000" w:themeColor="text1"/>
+        </w:rPr>
+        <w:t xml:space="preserve"> </w:t>
+      </w:r>
+      <w:r>
+        <w:rPr>
+          <w:color w:val="000000" w:themeColor="text1"/>
+        </w:rPr>
+        <w:t xml:space="preserve">During system initialization, temperature and hydraulic controls shall be disengaged, </w:t>
+      </w:r>
+      <w:r>
+        <w:rPr>
+          <w:color w:val="000000" w:themeColor="text1"/>
+        </w:rPr>
+        <w:t>to</w:t>
+      </w:r>
+      <w:r>
+        <w:rPr>
+          <w:color w:val="000000" w:themeColor="text1"/>
+        </w:rPr>
+        <w:t xml:space="preserve"> allow for </w:t>
+      </w:r>
+      <w:r>
+        <w:rPr>
+          <w:color w:val="000000" w:themeColor="text1"/>
+        </w:rPr>
+        <w:t>adequate pressure, and flow to build within the system</w:t>
+      </w:r>
+      <w:r>
+        <w:rPr>
+          <w:color w:val="000000" w:themeColor="text1"/>
+        </w:rPr>
         <w:t xml:space="preserve">. </w:t>
       </w:r>
       <w:r>
-        <w:t>A</w:t>
-      </w:r>
-      <w:r>
-        <w:t xml:space="preserve">ll changes </w:t>
-      </w:r>
-      <w:r>
-        <w:t>to</w:t>
-      </w:r>
-      <w:r>
-        <w:t xml:space="preserve"> the </w:t>
-      </w:r>
-      <w:r>
-        <w:t>process, methods and philosophy</w:t>
-      </w:r>
-      <w:r>
-        <w:t xml:space="preserve"> of control of the cooling</w:t>
-      </w:r>
-      <w:r>
-        <w:t xml:space="preserve"> skid</w:t>
-      </w:r>
-      <w:r>
-        <w:t>, shall</w:t>
-      </w:r>
-      <w:r>
-        <w:t xml:space="preserve"> be formalized through this document</w:t>
-      </w:r>
-      <w:r>
+        <w:rPr>
+          <w:color w:val="000000" w:themeColor="text1"/>
+        </w:rPr>
+        <w:t xml:space="preserve">During </w:t>
+      </w:r>
+      <w:r>
+        <w:rPr>
+          <w:color w:val="000000" w:themeColor="text1"/>
+        </w:rPr>
+        <w:t xml:space="preserve">initialization </w:t>
+      </w:r>
+      <w:r>
+        <w:rPr>
+          <w:color w:val="000000" w:themeColor="text1"/>
+        </w:rPr>
+        <w:t xml:space="preserve">the 3-way valve shall be 100% </w:t>
+      </w:r>
+      <w:r>
+        <w:rPr>
+          <w:color w:val="000000" w:themeColor="text1"/>
+        </w:rPr>
+        <w:t>open.</w:t>
+      </w:r>
+    </w:p>
+    <w:p>
+      <w:pPr>
+        <w:pStyle w:val="Heading2"/>
+      </w:pPr>
+      <w:bookmarkStart w:id="9" w:name="_Toc240452875"/>
+      <w:r>
+        <w:t>System Calibration</w:t>
+      </w:r>
+      <w:bookmarkEnd w:id="9"/>
+    </w:p>
+    <w:p>
+      <w:pPr>
+        <w:rPr>
+          <w:color w:val="000000" w:themeColor="text1"/>
+        </w:rPr>
+      </w:pPr>
+      <w:r>
+        <w:rPr>
+          <w:color w:val="000000" w:themeColor="text1"/>
+        </w:rPr>
+        <w:t xml:space="preserve">The system shall always reach the </w:t>
+      </w:r>
+      <w:r>
+        <w:rPr>
+          <w:color w:val="000000" w:themeColor="text1"/>
+        </w:rPr>
+        <w:t xml:space="preserve">calibration </w:t>
+      </w:r>
+      <w:r>
+        <w:rPr>
+          <w:color w:val="000000" w:themeColor="text1"/>
+        </w:rPr>
+        <w:t xml:space="preserve">stage </w:t>
+      </w:r>
+      <w:r>
+        <w:rPr>
+          <w:color w:val="000000" w:themeColor="text1"/>
+        </w:rPr>
+        <w:t xml:space="preserve">after </w:t>
+      </w:r>
+      <w:r>
+        <w:rPr>
+          <w:color w:val="000000" w:themeColor="text1"/>
+        </w:rPr>
+        <w:t xml:space="preserve">the </w:t>
+      </w:r>
+      <w:r>
+        <w:rPr>
+          <w:color w:val="000000" w:themeColor="text1"/>
+        </w:rPr>
+        <w:t>initialization</w:t>
+      </w:r>
+      <w:r>
+        <w:rPr>
+          <w:color w:val="000000" w:themeColor="text1"/>
+        </w:rPr>
+        <w:t xml:space="preserve"> stage</w:t>
+      </w:r>
+      <w:r>
+        <w:rPr>
+          <w:color w:val="000000" w:themeColor="text1"/>
+        </w:rPr>
+        <w:t>.</w:t>
+      </w:r>
+      <w:r>
+        <w:rPr>
+          <w:color w:val="000000" w:themeColor="text1"/>
+        </w:rPr>
+        <w:t xml:space="preserve"> The calibration stage shall last for 5 seconds </w:t>
+      </w:r>
+      <w:r>
+        <w:rPr>
+          <w:color w:val="000000" w:themeColor="text1"/>
+        </w:rPr>
+        <w:t>before the system moves into the active stage.</w:t>
+      </w:r>
+      <w:r>
+        <w:rPr>
+          <w:color w:val="000000" w:themeColor="text1"/>
+        </w:rPr>
+        <w:t xml:space="preserve"> </w:t>
+      </w:r>
+      <w:r>
+        <w:rPr>
+          <w:color w:val="000000" w:themeColor="text1"/>
+        </w:rPr>
+        <w:t xml:space="preserve">During system calibration, hydraulic controls shall be </w:t>
+      </w:r>
+      <w:r>
+        <w:rPr>
+          <w:color w:val="000000" w:themeColor="text1"/>
+        </w:rPr>
+        <w:t>enabled,</w:t>
+      </w:r>
+      <w:r>
+        <w:rPr>
+          <w:color w:val="000000" w:themeColor="text1"/>
+        </w:rPr>
+        <w:t xml:space="preserve"> </w:t>
+      </w:r>
+      <w:r>
+        <w:rPr>
+          <w:color w:val="000000" w:themeColor="text1"/>
+        </w:rPr>
+        <w:t>and</w:t>
+      </w:r>
+      <w:r>
+        <w:rPr>
+          <w:color w:val="000000" w:themeColor="text1"/>
+        </w:rPr>
+        <w:t xml:space="preserve"> temperature controls shall be </w:t>
+      </w:r>
+      <w:r>
+        <w:rPr>
+          <w:color w:val="000000" w:themeColor="text1"/>
+        </w:rPr>
+        <w:t>partially enabled</w:t>
+      </w:r>
+      <w:r>
+        <w:rPr>
+          <w:color w:val="000000" w:themeColor="text1"/>
+        </w:rPr>
+        <w:t xml:space="preserve">, </w:t>
+      </w:r>
+      <w:r>
+        <w:rPr>
+          <w:color w:val="000000" w:themeColor="text1"/>
+        </w:rPr>
+        <w:t xml:space="preserve">allowing for the </w:t>
+      </w:r>
+      <w:r>
+        <w:rPr>
+          <w:color w:val="000000" w:themeColor="text1"/>
+        </w:rPr>
+        <w:t xml:space="preserve">3-way valve to adjust to appropriate </w:t>
+      </w:r>
+      <w:r>
+        <w:rPr>
+          <w:color w:val="000000" w:themeColor="text1"/>
+        </w:rPr>
+        <w:t xml:space="preserve">position </w:t>
+      </w:r>
+      <w:r>
+        <w:rPr>
+          <w:color w:val="000000" w:themeColor="text1"/>
+        </w:rPr>
+        <w:t>based on the input temperature without tripping the</w:t>
+      </w:r>
+      <w:r>
+        <w:rPr>
+          <w:color w:val="000000" w:themeColor="text1"/>
+        </w:rPr>
+        <w:t xml:space="preserve"> temperature</w:t>
+      </w:r>
+      <w:r>
+        <w:rPr>
+          <w:color w:val="000000" w:themeColor="text1"/>
+        </w:rPr>
+        <w:t xml:space="preserve"> alarm or fault signals. </w:t>
+      </w:r>
+      <w:r>
+        <w:rPr>
+          <w:color w:val="000000" w:themeColor="text1"/>
+        </w:rPr>
+        <w:t xml:space="preserve">This will allow for the system to align correctly with the </w:t>
+      </w:r>
+      <w:r>
+        <w:rPr>
+          <w:color w:val="000000" w:themeColor="text1"/>
+        </w:rPr>
+        <w:t>system temperature at proper pressure and flow.</w:t>
+      </w:r>
+    </w:p>
+    <w:p>
+      <w:pPr>
+        <w:pStyle w:val="Heading2"/>
+      </w:pPr>
+      <w:bookmarkStart w:id="10" w:name="_Toc240452876"/>
+      <w:r>
+        <w:t>System Active</w:t>
+      </w:r>
+      <w:bookmarkEnd w:id="10"/>
+    </w:p>
+    <w:p>
+      <w:r>
+        <w:t xml:space="preserve">The system shall reach the active stage after the calibration stage. In the active stage, all controls are fully </w:t>
+      </w:r>
+      <w:r>
+        <w:t>enabled</w:t>
+      </w:r>
+      <w:r>
+        <w:t xml:space="preserve">, and the skid </w:t>
+      </w:r>
+      <w:proofErr w:type="gramStart"/>
+      <w:r>
+        <w:t>is considered to be</w:t>
+      </w:r>
+      <w:proofErr w:type="gramEnd"/>
+      <w:r>
+        <w:t xml:space="preserve"> in normal operation.</w:t>
+      </w:r>
+    </w:p>
+    <w:p>
+      <w:pPr>
+        <w:pStyle w:val="Heading2"/>
+      </w:pPr>
+      <w:bookmarkStart w:id="11" w:name="_Toc240452877"/>
+      <w:r>
+        <w:t>System Shutdown</w:t>
+      </w:r>
+      <w:bookmarkEnd w:id="11"/>
+    </w:p>
+    <w:p>
+      <w:pPr>
+        <w:rPr>
+          <w:color w:val="000000" w:themeColor="text1"/>
+        </w:rPr>
+      </w:pPr>
+      <w:r>
+        <w:rPr>
+          <w:color w:val="000000" w:themeColor="text1"/>
+        </w:rPr>
+        <w:t xml:space="preserve">The system shall enter the shutdown stage should there exist any fault </w:t>
+      </w:r>
+      <w:r>
+        <w:rPr>
+          <w:color w:val="000000" w:themeColor="text1"/>
+        </w:rPr>
+        <w:t xml:space="preserve">(that is any FLT-X is engaged where X is any integer), or </w:t>
+      </w:r>
+      <w:r>
+        <w:rPr>
+          <w:color w:val="000000" w:themeColor="text1"/>
+        </w:rPr>
+        <w:t>should the operator engage the system shutdown switch (SW-2).</w:t>
+      </w:r>
+      <w:r>
+        <w:rPr>
+          <w:color w:val="000000" w:themeColor="text1"/>
+        </w:rPr>
+        <w:t xml:space="preserve"> The shutdown stage shall last for</w:t>
+      </w:r>
+      <w:r>
+        <w:rPr>
+          <w:color w:val="000000" w:themeColor="text1"/>
+        </w:rPr>
+        <w:t xml:space="preserve"> </w:t>
+      </w:r>
+      <w:r>
+        <w:rPr>
+          <w:color w:val="000000" w:themeColor="text1"/>
+        </w:rPr>
+        <w:t>10 seconds before entering the off stage.</w:t>
+      </w:r>
+      <w:r>
+        <w:rPr>
+          <w:color w:val="000000" w:themeColor="text1"/>
+        </w:rPr>
+        <w:t xml:space="preserve"> </w:t>
+      </w:r>
+      <w:r>
+        <w:rPr>
+          <w:color w:val="000000" w:themeColor="text1"/>
+        </w:rPr>
+        <w:t xml:space="preserve">Hydraulic </w:t>
+      </w:r>
+      <w:r>
+        <w:rPr>
+          <w:color w:val="000000" w:themeColor="text1"/>
+        </w:rPr>
+        <w:t>c</w:t>
+      </w:r>
+      <w:r>
+        <w:rPr>
+          <w:color w:val="000000" w:themeColor="text1"/>
+        </w:rPr>
+        <w:t xml:space="preserve">ontrols and </w:t>
+      </w:r>
+      <w:r>
+        <w:rPr>
+          <w:color w:val="000000" w:themeColor="text1"/>
+        </w:rPr>
+        <w:t>temperature controls shall be disengaged throughout system shutdown</w:t>
+      </w:r>
+      <w:r>
+        <w:rPr>
+          <w:color w:val="000000" w:themeColor="text1"/>
+        </w:rPr>
+        <w:t>,</w:t>
+      </w:r>
+      <w:r>
+        <w:rPr>
+          <w:color w:val="000000" w:themeColor="text1"/>
+        </w:rPr>
+        <w:t xml:space="preserve"> and</w:t>
+      </w:r>
+      <w:r>
+        <w:rPr>
+          <w:color w:val="000000" w:themeColor="text1"/>
+        </w:rPr>
+        <w:t xml:space="preserve"> the 3-way </w:t>
+      </w:r>
+      <w:r>
+        <w:rPr>
+          <w:color w:val="000000" w:themeColor="text1"/>
+        </w:rPr>
+        <w:t>valve shall be 100% open.</w:t>
+      </w:r>
+    </w:p>
+    <w:p>
+      <w:pPr>
+        <w:pStyle w:val="Heading2"/>
+      </w:pPr>
+      <w:bookmarkStart w:id="12" w:name="_Toc240452878"/>
+      <w:r>
+        <w:lastRenderedPageBreak/>
+        <w:t>Fault Management</w:t>
+      </w:r>
+      <w:bookmarkEnd w:id="12"/>
+    </w:p>
+    <w:p>
+      <w:r>
+        <w:t xml:space="preserve">If </w:t>
+      </w:r>
+      <w:r>
+        <w:t>there is any</w:t>
+      </w:r>
+      <w:r>
+        <w:t xml:space="preserve"> fault within the system</w:t>
+      </w:r>
+      <w:r>
+        <w:t xml:space="preserve"> during operation (that is, any FLT-X is engaged, where X is any integer), then the system shall enter the shutdown stage</w:t>
+      </w:r>
+      <w:r>
+        <w:t>, regardless of the stage it is currently in.</w:t>
+      </w:r>
+      <w:r>
+        <w:t xml:space="preserve"> </w:t>
+      </w:r>
+      <w:r>
+        <w:t>Should</w:t>
+      </w:r>
+      <w:r>
+        <w:t xml:space="preserve"> any fault exist while the system </w:t>
+      </w:r>
+      <w:proofErr w:type="gramStart"/>
+      <w:r>
+        <w:t>is</w:t>
+      </w:r>
+      <w:r>
+        <w:t xml:space="preserve"> </w:t>
+      </w:r>
+      <w:r>
+        <w:t>in the</w:t>
+      </w:r>
+      <w:proofErr w:type="gramEnd"/>
+      <w:r>
+        <w:t xml:space="preserve"> </w:t>
+      </w:r>
+      <w:r>
+        <w:t xml:space="preserve">off stage, the system shall not enter the initialization </w:t>
+      </w:r>
+      <w:r>
+        <w:t>stage</w:t>
+      </w:r>
+      <w:r>
+        <w:t xml:space="preserve"> when the operator starts the system.</w:t>
+      </w:r>
+      <w:r>
+        <w:t xml:space="preserve"> </w:t>
+      </w:r>
+      <w:r>
+        <w:t xml:space="preserve">If the </w:t>
+      </w:r>
+      <w:r>
+        <w:t>operator engages the acknowledge fault switch (</w:t>
+      </w:r>
+      <w:r>
+        <w:t>SW-14)</w:t>
+      </w:r>
+      <w:r>
+        <w:t>, all</w:t>
+      </w:r>
+      <w:r>
+        <w:t xml:space="preserve"> </w:t>
+      </w:r>
+      <w:r>
+        <w:t>faults shall be disengaged</w:t>
+      </w:r>
+      <w:r>
+        <w:t xml:space="preserve"> and the acknowledge fault switch shall disengage</w:t>
+      </w:r>
+      <w:r>
+        <w:t>.</w:t>
+      </w:r>
+      <w:r>
+        <w:t xml:space="preserve"> </w:t>
+      </w:r>
+      <w:r>
+        <w:t>If the operator engages the start switch after engaging the acknowledge fault switch, the system shall enter the initialization stage</w:t>
+      </w:r>
+      <w:r>
+        <w:t>. T</w:t>
+      </w:r>
+      <w:r>
+        <w:t xml:space="preserve">he acknowledge fault switch only </w:t>
+      </w:r>
+      <w:r>
+        <w:t>disengages fault</w:t>
+      </w:r>
+      <w:r>
+        <w:t>, hence</w:t>
+      </w:r>
+      <w:r>
+        <w:t xml:space="preserve"> </w:t>
+      </w:r>
+      <w:r>
+        <w:t>a</w:t>
+      </w:r>
+      <w:r>
+        <w:t xml:space="preserve">n existing fault within the system shall always reengage </w:t>
+      </w:r>
+      <w:r>
+        <w:t xml:space="preserve">the respective fault if not </w:t>
+      </w:r>
+      <w:r>
+        <w:t>properly handled by the operator.</w:t>
+      </w:r>
+    </w:p>
+    <w:p/>
+    <w:p>
+      <w:pPr>
+        <w:pStyle w:val="Heading1"/>
+      </w:pPr>
+      <w:bookmarkStart w:id="13" w:name="_Toc240452879"/>
+      <w:r>
+        <w:t>Temperature Control</w:t>
+      </w:r>
+      <w:bookmarkEnd w:id="13"/>
+    </w:p>
+    <w:p>
+      <w:pPr>
+        <w:pStyle w:val="Heading2"/>
+      </w:pPr>
+      <w:bookmarkStart w:id="14" w:name="_Toc240452880"/>
+      <w:r>
+        <w:t>Signal Processing</w:t>
+      </w:r>
+      <w:bookmarkEnd w:id="14"/>
+    </w:p>
+    <w:p>
+      <w:pPr>
+        <w:rPr>
+          <w:color w:val="000000" w:themeColor="text1"/>
+        </w:rPr>
+      </w:pPr>
+      <w:r>
+        <w:rPr>
+          <w:color w:val="000000" w:themeColor="text1"/>
+        </w:rPr>
+        <w:t>Inlet coolant temperature</w:t>
+      </w:r>
+      <w:r>
+        <w:rPr>
+          <w:color w:val="000000" w:themeColor="text1"/>
+        </w:rPr>
+        <w:t xml:space="preserve"> (SIG</w:t>
+      </w:r>
+      <w:r>
+        <w:rPr>
+          <w:color w:val="000000" w:themeColor="text1"/>
+        </w:rPr>
+        <w:t>-</w:t>
+      </w:r>
+      <w:r>
+        <w:rPr>
+          <w:color w:val="000000" w:themeColor="text1"/>
+        </w:rPr>
+        <w:t>6</w:t>
+      </w:r>
+      <w:r>
+        <w:rPr>
+          <w:color w:val="000000" w:themeColor="text1"/>
+        </w:rPr>
+        <w:t>)</w:t>
+      </w:r>
+      <w:r>
+        <w:rPr>
+          <w:color w:val="000000" w:themeColor="text1"/>
+        </w:rPr>
+        <w:t xml:space="preserve"> shall be </w:t>
+      </w:r>
+      <w:r>
+        <w:rPr>
+          <w:color w:val="000000" w:themeColor="text1"/>
+        </w:rPr>
+        <w:t xml:space="preserve">sampled </w:t>
+      </w:r>
+      <w:r>
+        <w:rPr>
+          <w:color w:val="000000" w:themeColor="text1"/>
+        </w:rPr>
+        <w:t xml:space="preserve">prior to </w:t>
+      </w:r>
+      <w:r>
+        <w:rPr>
+          <w:color w:val="000000" w:themeColor="text1"/>
+        </w:rPr>
+        <w:t>entering the heat source</w:t>
+      </w:r>
+      <w:r>
+        <w:rPr>
+          <w:color w:val="000000" w:themeColor="text1"/>
+        </w:rPr>
+        <w:t xml:space="preserve">, and just after </w:t>
+      </w:r>
+      <w:r>
+        <w:rPr>
+          <w:color w:val="000000" w:themeColor="text1"/>
+        </w:rPr>
+        <w:t>exiting the heat-exchanger loop</w:t>
+      </w:r>
+      <w:r>
+        <w:rPr>
+          <w:color w:val="000000" w:themeColor="text1"/>
+        </w:rPr>
+        <w:t>. 3 RTD sensors (P15)</w:t>
+      </w:r>
+      <w:r>
+        <w:rPr>
+          <w:color w:val="000000" w:themeColor="text1"/>
+        </w:rPr>
+        <w:t xml:space="preserve"> shall be used in </w:t>
+      </w:r>
+      <w:r>
+        <w:rPr>
+          <w:color w:val="000000" w:themeColor="text1"/>
+        </w:rPr>
+        <w:t xml:space="preserve">determining the measured coolant </w:t>
+      </w:r>
+      <w:r>
+        <w:rPr>
+          <w:color w:val="000000" w:themeColor="text1"/>
+        </w:rPr>
+        <w:t>temperature.</w:t>
+      </w:r>
+      <w:r>
+        <w:rPr>
+          <w:color w:val="000000" w:themeColor="text1"/>
+        </w:rPr>
+        <w:t xml:space="preserve"> </w:t>
+      </w:r>
+      <w:r>
+        <w:rPr>
+          <w:color w:val="000000" w:themeColor="text1"/>
+        </w:rPr>
+        <w:t>RTD</w:t>
+      </w:r>
+      <w:r>
+        <w:rPr>
+          <w:color w:val="000000" w:themeColor="text1"/>
+        </w:rPr>
+        <w:t xml:space="preserve"> sensors shall communicate </w:t>
+      </w:r>
+      <w:r>
+        <w:rPr>
+          <w:color w:val="000000" w:themeColor="text1"/>
+        </w:rPr>
+        <w:t xml:space="preserve">to </w:t>
+      </w:r>
+      <w:r>
+        <w:rPr>
+          <w:color w:val="000000" w:themeColor="text1"/>
+        </w:rPr>
+        <w:t xml:space="preserve">the PLC using a 4-20 mA </w:t>
+      </w:r>
+      <w:r>
+        <w:rPr>
+          <w:color w:val="000000" w:themeColor="text1"/>
+        </w:rPr>
+        <w:t>INT</w:t>
+      </w:r>
+      <w:r>
+        <w:rPr>
+          <w:color w:val="000000" w:themeColor="text1"/>
+        </w:rPr>
+        <w:t xml:space="preserve">-valued </w:t>
+      </w:r>
+      <w:r>
+        <w:rPr>
+          <w:color w:val="000000" w:themeColor="text1"/>
+        </w:rPr>
+        <w:t>signal</w:t>
+      </w:r>
+      <w:r>
+        <w:rPr>
+          <w:color w:val="000000" w:themeColor="text1"/>
+        </w:rPr>
+        <w:t xml:space="preserve"> (PHY-2, PHY-3</w:t>
+      </w:r>
+      <w:r>
+        <w:rPr>
+          <w:color w:val="000000" w:themeColor="text1"/>
+        </w:rPr>
+        <w:t>,</w:t>
+      </w:r>
+      <w:r>
+        <w:rPr>
+          <w:color w:val="000000" w:themeColor="text1"/>
+        </w:rPr>
+        <w:t xml:space="preserve"> and PHY-4 respectively</w:t>
+      </w:r>
+      <w:r>
+        <w:rPr>
+          <w:color w:val="000000" w:themeColor="text1"/>
+        </w:rPr>
+        <w:t>)</w:t>
+      </w:r>
+      <w:r>
+        <w:rPr>
+          <w:color w:val="000000" w:themeColor="text1"/>
+        </w:rPr>
+        <w:t>. Any RTD signal that exceeds 20.5 mA or falls below 3.5mA shall be considered a bad signal</w:t>
+      </w:r>
+      <w:r>
+        <w:rPr>
+          <w:color w:val="000000" w:themeColor="text1"/>
+        </w:rPr>
+        <w:t>, and the affected</w:t>
+      </w:r>
+      <w:r>
+        <w:rPr>
+          <w:color w:val="000000" w:themeColor="text1"/>
+        </w:rPr>
+        <w:t xml:space="preserve"> RTD</w:t>
+      </w:r>
+      <w:r>
+        <w:rPr>
+          <w:color w:val="000000" w:themeColor="text1"/>
+        </w:rPr>
+        <w:t xml:space="preserve"> </w:t>
+      </w:r>
+      <w:r>
+        <w:rPr>
+          <w:color w:val="000000" w:themeColor="text1"/>
+        </w:rPr>
+        <w:t>shall be considered as “non-functioning</w:t>
+      </w:r>
+      <w:r>
+        <w:rPr>
+          <w:color w:val="000000" w:themeColor="text1"/>
+        </w:rPr>
+        <w:t>” and</w:t>
+      </w:r>
+      <w:r>
+        <w:rPr>
+          <w:color w:val="000000" w:themeColor="text1"/>
+        </w:rPr>
+        <w:t xml:space="preserve"> shall engage the respective </w:t>
+      </w:r>
+      <w:r>
+        <w:rPr>
+          <w:color w:val="000000" w:themeColor="text1"/>
+        </w:rPr>
+        <w:t>alarms (</w:t>
+      </w:r>
+      <w:r>
+        <w:rPr>
+          <w:color w:val="000000" w:themeColor="text1"/>
+        </w:rPr>
+        <w:t>ALM-14, ALM-15, ALM-16)</w:t>
+      </w:r>
+      <w:r>
+        <w:rPr>
+          <w:color w:val="000000" w:themeColor="text1"/>
+        </w:rPr>
+        <w:t>.</w:t>
+      </w:r>
+      <w:r>
+        <w:rPr>
+          <w:color w:val="000000" w:themeColor="text1"/>
+        </w:rPr>
+        <w:t xml:space="preserve"> All</w:t>
+      </w:r>
+      <w:r>
+        <w:rPr>
+          <w:color w:val="000000" w:themeColor="text1"/>
+        </w:rPr>
+        <w:t xml:space="preserve"> </w:t>
+      </w:r>
+      <w:r>
+        <w:rPr>
+          <w:color w:val="000000" w:themeColor="text1"/>
+        </w:rPr>
+        <w:t>INT</w:t>
+      </w:r>
+      <w:r>
+        <w:rPr>
+          <w:color w:val="000000" w:themeColor="text1"/>
+        </w:rPr>
+        <w:t xml:space="preserve">-valued signals from the RTDs shall be converted into </w:t>
+      </w:r>
+      <w:r>
+        <w:rPr>
+          <w:color w:val="000000" w:themeColor="text1"/>
+        </w:rPr>
+        <w:t>REAL</w:t>
+      </w:r>
+      <w:r>
+        <w:rPr>
+          <w:color w:val="000000" w:themeColor="text1"/>
+        </w:rPr>
+        <w:t>-valued signal</w:t>
+      </w:r>
+      <w:r>
+        <w:rPr>
+          <w:color w:val="000000" w:themeColor="text1"/>
+        </w:rPr>
+        <w:t>s</w:t>
+      </w:r>
+      <w:r>
+        <w:rPr>
+          <w:color w:val="000000" w:themeColor="text1"/>
+        </w:rPr>
+        <w:t xml:space="preserve"> (SIG-10, SIG-11 SIG-12 respectively</w:t>
+      </w:r>
+      <w:r>
+        <w:rPr>
+          <w:color w:val="000000" w:themeColor="text1"/>
+        </w:rPr>
+        <w:t>)</w:t>
+      </w:r>
+      <w:r>
+        <w:rPr>
+          <w:color w:val="000000" w:themeColor="text1"/>
+        </w:rPr>
+        <w:t>.</w:t>
+      </w:r>
+      <w:r>
+        <w:rPr>
+          <w:color w:val="000000" w:themeColor="text1"/>
+        </w:rPr>
+        <w:t xml:space="preserve"> </w:t>
+      </w:r>
+      <w:r>
+        <w:rPr>
+          <w:color w:val="000000" w:themeColor="text1"/>
+        </w:rPr>
+        <w:t>If</w:t>
+      </w:r>
+      <w:r>
+        <w:rPr>
+          <w:color w:val="000000" w:themeColor="text1"/>
+        </w:rPr>
+        <w:t xml:space="preserve"> 3 of 3 sensors are func</w:t>
+      </w:r>
+      <w:r>
+        <w:rPr>
+          <w:color w:val="000000" w:themeColor="text1"/>
+        </w:rPr>
+        <w:t>tioning</w:t>
+      </w:r>
+      <w:r>
+        <w:rPr>
+          <w:color w:val="000000" w:themeColor="text1"/>
+        </w:rPr>
+        <w:t xml:space="preserve">, the median value of the </w:t>
+      </w:r>
+      <w:r>
+        <w:rPr>
+          <w:color w:val="000000" w:themeColor="text1"/>
+        </w:rPr>
+        <w:t xml:space="preserve">REAL-valued RTD signals </w:t>
+      </w:r>
+      <w:r>
+        <w:rPr>
+          <w:color w:val="000000" w:themeColor="text1"/>
+        </w:rPr>
+        <w:t xml:space="preserve">shall be </w:t>
+      </w:r>
+      <w:r>
+        <w:rPr>
+          <w:color w:val="000000" w:themeColor="text1"/>
+        </w:rPr>
+        <w:t xml:space="preserve">considered </w:t>
+      </w:r>
+      <w:r>
+        <w:rPr>
+          <w:color w:val="000000" w:themeColor="text1"/>
+        </w:rPr>
+        <w:t>as</w:t>
+      </w:r>
+      <w:r>
+        <w:rPr>
+          <w:color w:val="000000" w:themeColor="text1"/>
+        </w:rPr>
+        <w:t xml:space="preserve"> the measured coolant temperature</w:t>
+      </w:r>
+      <w:r>
+        <w:rPr>
+          <w:color w:val="000000" w:themeColor="text1"/>
+        </w:rPr>
+        <w:t xml:space="preserve"> (SIG-6)</w:t>
+      </w:r>
+      <w:r>
+        <w:rPr>
+          <w:color w:val="000000" w:themeColor="text1"/>
+        </w:rPr>
         <w:t xml:space="preserve">. </w:t>
       </w:r>
-    </w:p>
+      <w:r>
+        <w:rPr>
+          <w:color w:val="000000" w:themeColor="text1"/>
+        </w:rPr>
+        <w:t xml:space="preserve">If </w:t>
+      </w:r>
+      <w:r>
+        <w:rPr>
+          <w:color w:val="000000" w:themeColor="text1"/>
+        </w:rPr>
+        <w:t xml:space="preserve">2 of 3 sensors are functioning, the average value of the </w:t>
+      </w:r>
+      <w:r>
+        <w:rPr>
+          <w:color w:val="000000" w:themeColor="text1"/>
+        </w:rPr>
+        <w:t>2-functioning</w:t>
+      </w:r>
+      <w:r>
+        <w:rPr>
+          <w:color w:val="000000" w:themeColor="text1"/>
+        </w:rPr>
+        <w:t xml:space="preserve"> </w:t>
+      </w:r>
+      <w:r>
+        <w:rPr>
+          <w:color w:val="000000" w:themeColor="text1"/>
+        </w:rPr>
+        <w:t xml:space="preserve">REAL-valued RTD signals </w:t>
+      </w:r>
+      <w:r>
+        <w:rPr>
+          <w:color w:val="000000" w:themeColor="text1"/>
+        </w:rPr>
+        <w:t>shall be</w:t>
+      </w:r>
+      <w:r>
+        <w:rPr>
+          <w:color w:val="000000" w:themeColor="text1"/>
+        </w:rPr>
+        <w:t xml:space="preserve"> </w:t>
+      </w:r>
+      <w:r>
+        <w:rPr>
+          <w:color w:val="000000" w:themeColor="text1"/>
+        </w:rPr>
+        <w:t xml:space="preserve">considered </w:t>
+      </w:r>
+      <w:r>
+        <w:rPr>
+          <w:color w:val="000000" w:themeColor="text1"/>
+        </w:rPr>
+        <w:t xml:space="preserve">as </w:t>
+      </w:r>
+      <w:r>
+        <w:rPr>
+          <w:color w:val="000000" w:themeColor="text1"/>
+        </w:rPr>
+        <w:t>SIG-</w:t>
+      </w:r>
+      <w:r>
+        <w:rPr>
+          <w:color w:val="000000" w:themeColor="text1"/>
+        </w:rPr>
+        <w:t>6</w:t>
+      </w:r>
+      <w:r>
+        <w:rPr>
+          <w:color w:val="000000" w:themeColor="text1"/>
+        </w:rPr>
+        <w:t>.</w:t>
+      </w:r>
+      <w:r>
+        <w:rPr>
+          <w:color w:val="000000" w:themeColor="text1"/>
+        </w:rPr>
+        <w:t xml:space="preserve"> </w:t>
+      </w:r>
+      <w:r>
+        <w:rPr>
+          <w:color w:val="000000" w:themeColor="text1"/>
+        </w:rPr>
+        <w:t>If l</w:t>
+      </w:r>
+      <w:r>
+        <w:rPr>
+          <w:color w:val="000000" w:themeColor="text1"/>
+        </w:rPr>
+        <w:t xml:space="preserve">ess than </w:t>
+      </w:r>
+      <w:r>
+        <w:rPr>
+          <w:color w:val="000000" w:themeColor="text1"/>
+        </w:rPr>
+        <w:t xml:space="preserve">2 of 3 sensors </w:t>
+      </w:r>
+      <w:r>
+        <w:rPr>
+          <w:color w:val="000000" w:themeColor="text1"/>
+        </w:rPr>
+        <w:t>are function, FLT-7 shall be engaged</w:t>
+      </w:r>
+      <w:r>
+        <w:rPr>
+          <w:color w:val="000000" w:themeColor="text1"/>
+        </w:rPr>
+        <w:t xml:space="preserve">, and the last read measured coolant temperature shall be </w:t>
+      </w:r>
+      <w:r>
+        <w:rPr>
+          <w:color w:val="000000" w:themeColor="text1"/>
+        </w:rPr>
+        <w:t xml:space="preserve">considered </w:t>
+      </w:r>
+      <w:r>
+        <w:rPr>
+          <w:color w:val="000000" w:themeColor="text1"/>
+        </w:rPr>
+        <w:t xml:space="preserve">as SIG-6 </w:t>
+      </w:r>
+      <w:r>
+        <w:rPr>
+          <w:color w:val="000000" w:themeColor="text1"/>
+        </w:rPr>
+        <w:t>for measurement continuity during system shutdown.</w:t>
+      </w:r>
+    </w:p>
+    <w:p>
+      <w:r>
+        <w:t>The measured coolant temperature shall be regulated by controlling flow entering the heat exchanger through a 3-way electrically actuated valve (P2)</w:t>
+      </w:r>
+      <w:r>
+        <w:t>. Valve open percentage shall be stored as a REAL-valued signal (SIG-9), which will be converted into a WORD-valued 4-20mA output signal for valve actuation (PHY-16)</w:t>
+      </w:r>
+    </w:p>
+    <w:p/>
     <w:p>
       <w:pPr>
         <w:pStyle w:val="Heading2"/>
       </w:pPr>
-      <w:bookmarkStart w:id="2" w:name="_Toc239601626"/>
-      <w:r>
-        <w:t>Control Philosophy</w:t>
-      </w:r>
-      <w:bookmarkEnd w:id="2"/>
-    </w:p>
-    <w:p>
-      <w:pPr>
-        <w:rPr>
-          <w:rFonts w:asciiTheme="minorHAnsi" w:hAnsiTheme="minorHAnsi"/>
-        </w:rPr>
-      </w:pPr>
-      <w:r>
-        <w:t>Th</w:t>
-      </w:r>
-      <w:r>
-        <w:t>is</w:t>
-      </w:r>
-      <w:r>
-        <w:t xml:space="preserve"> DI cooling skid </w:t>
-      </w:r>
-      <w:r>
-        <w:t xml:space="preserve">shall act as </w:t>
-      </w:r>
-      <w:r>
-        <w:t xml:space="preserve">model for the DI cooling skid responsible for </w:t>
-      </w:r>
-      <w:r>
-        <w:t xml:space="preserve">cooling </w:t>
-      </w:r>
-      <w:r>
-        <w:t>TMEIC’s</w:t>
-      </w:r>
-      <w:r>
-        <w:t xml:space="preserve"> Variable Frequency Drive</w:t>
-      </w:r>
-      <w:r>
-        <w:t xml:space="preserve">. </w:t>
-      </w:r>
-      <w:r>
-        <w:t xml:space="preserve">The </w:t>
-      </w:r>
-      <w:r>
-        <w:t>three</w:t>
-      </w:r>
-      <w:r>
-        <w:t xml:space="preserve"> primary control objectives of this skid is to ensure that </w:t>
-      </w:r>
-      <w:r>
-        <w:t xml:space="preserve">VFD is supplied with coolant which does not surpass a temperature of 45°C, </w:t>
-      </w:r>
-      <w:r>
-        <w:t xml:space="preserve">that coolant supplied to the VFD is uninterrupted, that coolant conductivity never surpasses </w:t>
-      </w:r>
-      <w:r>
-        <w:t>1</w:t>
-      </w:r>
-      <w:r>
-        <w:t xml:space="preserve"> </w:t>
-      </w:r>
-      <w:proofErr w:type="spellStart"/>
-      <w:r>
-        <w:t>μ</w:t>
-      </w:r>
-      <w:r>
-        <w:t>S</w:t>
-      </w:r>
-      <w:proofErr w:type="spellEnd"/>
-      <w:r>
-        <w:t xml:space="preserve">/cm </w:t>
-      </w:r>
-      <w:r>
-        <w:t>at 25</w:t>
-      </w:r>
-      <w:r>
-        <w:rPr>
-          <w:rFonts w:cs="Arial"/>
-        </w:rPr>
-        <w:t>°C</w:t>
-      </w:r>
-      <w:r>
-        <w:rPr>
-          <w:rFonts w:cs="Arial"/>
-        </w:rPr>
-        <w:t>, and</w:t>
-      </w:r>
-      <w:r>
-        <w:t xml:space="preserve"> that </w:t>
-      </w:r>
-      <w:r>
-        <w:t xml:space="preserve">pumps installed within the system are </w:t>
-      </w:r>
-      <w:r>
-        <w:t xml:space="preserve">not damaged.  </w:t>
-      </w:r>
-      <w:r>
-        <w:t xml:space="preserve"> </w:t>
-      </w:r>
-      <w:r>
-        <w:t xml:space="preserve">Additionally, it </w:t>
-      </w:r>
-      <w:proofErr w:type="gramStart"/>
-      <w:r>
-        <w:t>shall</w:t>
-      </w:r>
-      <w:proofErr w:type="gramEnd"/>
-      <w:r>
-        <w:t xml:space="preserve"> be assumed that ambient air </w:t>
-      </w:r>
-      <w:r>
-        <w:t>temperatures</w:t>
-      </w:r>
-      <w:r>
-        <w:t xml:space="preserve"> </w:t>
-      </w:r>
-      <w:proofErr w:type="gramStart"/>
-      <w:r>
-        <w:t>shall</w:t>
-      </w:r>
-      <w:proofErr w:type="gramEnd"/>
-      <w:r>
-        <w:t xml:space="preserve"> not exceed 35°C. </w:t>
-      </w:r>
-    </w:p>
-    <w:p>
-      <w:pPr>
-        <w:pStyle w:val="Heading1"/>
-      </w:pPr>
-      <w:bookmarkStart w:id="3" w:name="_Toc239601627"/>
-      <w:r>
-        <w:t>System Operation</w:t>
-      </w:r>
-      <w:bookmarkEnd w:id="3"/>
-    </w:p>
-    <w:p>
-      <w:pPr>
-        <w:pStyle w:val="Heading2"/>
-      </w:pPr>
-      <w:bookmarkStart w:id="4" w:name="_Toc239601628"/>
-      <w:r>
-        <w:t>System Off</w:t>
-      </w:r>
-      <w:bookmarkEnd w:id="4"/>
-    </w:p>
-    <w:p>
-      <w:r>
-        <w:t xml:space="preserve">When the system is off, neither the primary </w:t>
-      </w:r>
-      <w:r>
-        <w:t>nor</w:t>
-      </w:r>
-      <w:r>
-        <w:t xml:space="preserve"> secondary pump shall be active. The </w:t>
-      </w:r>
-      <w:r>
-        <w:t xml:space="preserve">3-way valve shall be actuated to </w:t>
-      </w:r>
-      <w:r>
-        <w:t>be 100</w:t>
-      </w:r>
-      <w:r>
-        <w:t>% open.</w:t>
-      </w:r>
-      <w:r>
-        <w:t xml:space="preserve"> Temperature and Hydraulic Controls shall be disengaged</w:t>
-      </w:r>
-      <w:r>
-        <w:t xml:space="preserve">, while </w:t>
-      </w:r>
-      <w:r>
-        <w:t>vessel level controls and conductivity controls shall always be engaged.</w:t>
-      </w:r>
-    </w:p>
-    <w:p>
-      <w:pPr>
-        <w:pStyle w:val="Heading2"/>
-      </w:pPr>
-      <w:bookmarkStart w:id="5" w:name="_Toc239601629"/>
-      <w:r>
-        <w:t xml:space="preserve">System </w:t>
-      </w:r>
-      <w:r>
-        <w:t>Initialization</w:t>
-      </w:r>
-      <w:bookmarkEnd w:id="5"/>
-    </w:p>
-    <w:p>
-      <w:pPr>
-        <w:rPr>
-          <w:color w:val="000000" w:themeColor="text1"/>
-        </w:rPr>
-      </w:pPr>
-      <w:r>
-        <w:rPr>
-          <w:color w:val="000000" w:themeColor="text1"/>
-        </w:rPr>
-        <w:t xml:space="preserve">System initialization shall occur when the system </w:t>
-      </w:r>
-      <w:r>
-        <w:rPr>
-          <w:color w:val="000000" w:themeColor="text1"/>
-        </w:rPr>
-        <w:t>is started by the user by engaging the system start switch (SW-1</w:t>
-      </w:r>
-      <w:r>
-        <w:rPr>
-          <w:color w:val="000000" w:themeColor="text1"/>
-        </w:rPr>
-        <w:t>) or</w:t>
-      </w:r>
-      <w:r>
-        <w:rPr>
-          <w:color w:val="000000" w:themeColor="text1"/>
-        </w:rPr>
-        <w:t xml:space="preserve"> shall occur when the system experiences a pump turnover, either manually or automatically.</w:t>
-      </w:r>
-      <w:r>
-        <w:rPr>
-          <w:color w:val="000000" w:themeColor="text1"/>
-        </w:rPr>
-        <w:t xml:space="preserve"> The initialization stage shall last for 15 seconds before the system moves into the calibration stage.</w:t>
-      </w:r>
-      <w:r>
-        <w:rPr>
-          <w:color w:val="000000" w:themeColor="text1"/>
-        </w:rPr>
-        <w:t xml:space="preserve"> </w:t>
-      </w:r>
-      <w:r>
-        <w:rPr>
-          <w:color w:val="000000" w:themeColor="text1"/>
-        </w:rPr>
-        <w:t xml:space="preserve">During system initialization, temperature and hydraulic controls shall be disengaged, </w:t>
-      </w:r>
-      <w:r>
-        <w:rPr>
-          <w:color w:val="000000" w:themeColor="text1"/>
-        </w:rPr>
-        <w:t>to</w:t>
-      </w:r>
-      <w:r>
-        <w:rPr>
-          <w:color w:val="000000" w:themeColor="text1"/>
-        </w:rPr>
-        <w:t xml:space="preserve"> allow for </w:t>
-      </w:r>
-      <w:r>
-        <w:rPr>
-          <w:color w:val="000000" w:themeColor="text1"/>
-        </w:rPr>
-        <w:t>adequate pressure, and flow to build within the system</w:t>
-      </w:r>
-      <w:r>
-        <w:rPr>
-          <w:color w:val="000000" w:themeColor="text1"/>
-        </w:rPr>
-        <w:t xml:space="preserve">. </w:t>
-      </w:r>
-      <w:r>
-        <w:rPr>
-          <w:color w:val="000000" w:themeColor="text1"/>
-        </w:rPr>
-        <w:t xml:space="preserve">During </w:t>
-      </w:r>
-      <w:r>
-        <w:rPr>
-          <w:color w:val="000000" w:themeColor="text1"/>
-        </w:rPr>
-        <w:t xml:space="preserve">initialization </w:t>
-      </w:r>
-      <w:r>
-        <w:rPr>
-          <w:color w:val="000000" w:themeColor="text1"/>
-        </w:rPr>
-        <w:t xml:space="preserve">the 3-way valve shall be 100% </w:t>
-      </w:r>
-      <w:r>
-        <w:rPr>
-          <w:color w:val="000000" w:themeColor="text1"/>
-        </w:rPr>
-        <w:t>open.</w:t>
-      </w:r>
-    </w:p>
-    <w:p>
-      <w:pPr>
-        <w:pStyle w:val="Heading2"/>
-      </w:pPr>
-      <w:bookmarkStart w:id="6" w:name="_Toc239601630"/>
+      <w:bookmarkStart w:id="15" w:name="_Toc240452881"/>
       <w:r>
         <w:lastRenderedPageBreak/>
-        <w:t xml:space="preserve">System </w:t>
-      </w:r>
-      <w:r>
-        <w:t>Calibration</w:t>
-      </w:r>
-      <w:bookmarkEnd w:id="6"/>
-    </w:p>
-    <w:p>
-      <w:pPr>
-        <w:rPr>
-          <w:color w:val="000000" w:themeColor="text1"/>
-        </w:rPr>
-      </w:pPr>
-      <w:r>
-        <w:rPr>
-          <w:color w:val="000000" w:themeColor="text1"/>
-        </w:rPr>
-        <w:t xml:space="preserve">The system shall always reach the </w:t>
-      </w:r>
-      <w:r>
-        <w:rPr>
-          <w:color w:val="000000" w:themeColor="text1"/>
-        </w:rPr>
-        <w:t xml:space="preserve">calibration </w:t>
-      </w:r>
-      <w:r>
-        <w:rPr>
-          <w:color w:val="000000" w:themeColor="text1"/>
-        </w:rPr>
-        <w:t xml:space="preserve">stage </w:t>
-      </w:r>
-      <w:r>
-        <w:rPr>
-          <w:color w:val="000000" w:themeColor="text1"/>
-        </w:rPr>
-        <w:t xml:space="preserve">after </w:t>
-      </w:r>
-      <w:r>
-        <w:rPr>
-          <w:color w:val="000000" w:themeColor="text1"/>
-        </w:rPr>
-        <w:t xml:space="preserve">the </w:t>
-      </w:r>
-      <w:r>
-        <w:rPr>
-          <w:color w:val="000000" w:themeColor="text1"/>
-        </w:rPr>
-        <w:t>initialization</w:t>
-      </w:r>
-      <w:r>
-        <w:rPr>
-          <w:color w:val="000000" w:themeColor="text1"/>
-        </w:rPr>
-        <w:t xml:space="preserve"> stage</w:t>
-      </w:r>
-      <w:r>
-        <w:rPr>
-          <w:color w:val="000000" w:themeColor="text1"/>
-        </w:rPr>
-        <w:t>.</w:t>
-      </w:r>
-      <w:r>
-        <w:rPr>
-          <w:color w:val="000000" w:themeColor="text1"/>
-        </w:rPr>
-        <w:t xml:space="preserve"> The calibration stage shall last for 5 seconds </w:t>
-      </w:r>
-      <w:r>
-        <w:rPr>
-          <w:color w:val="000000" w:themeColor="text1"/>
-        </w:rPr>
-        <w:t>before the system moves into the active stage.</w:t>
-      </w:r>
-      <w:r>
-        <w:rPr>
-          <w:color w:val="000000" w:themeColor="text1"/>
-        </w:rPr>
-        <w:t xml:space="preserve"> </w:t>
-      </w:r>
-      <w:r>
-        <w:rPr>
-          <w:color w:val="000000" w:themeColor="text1"/>
-        </w:rPr>
-        <w:t xml:space="preserve">During system calibration, hydraulic controls shall be </w:t>
-      </w:r>
-      <w:r>
-        <w:rPr>
-          <w:color w:val="000000" w:themeColor="text1"/>
-        </w:rPr>
-        <w:t>enabled,</w:t>
-      </w:r>
-      <w:r>
-        <w:rPr>
-          <w:color w:val="000000" w:themeColor="text1"/>
-        </w:rPr>
-        <w:t xml:space="preserve"> </w:t>
-      </w:r>
-      <w:r>
-        <w:rPr>
-          <w:color w:val="000000" w:themeColor="text1"/>
-        </w:rPr>
-        <w:t>and</w:t>
-      </w:r>
-      <w:r>
-        <w:rPr>
-          <w:color w:val="000000" w:themeColor="text1"/>
-        </w:rPr>
-        <w:t xml:space="preserve"> temperature controls shall be </w:t>
-      </w:r>
-      <w:r>
-        <w:rPr>
-          <w:color w:val="000000" w:themeColor="text1"/>
-        </w:rPr>
-        <w:t>partially enabled</w:t>
-      </w:r>
-      <w:r>
-        <w:rPr>
-          <w:color w:val="000000" w:themeColor="text1"/>
-        </w:rPr>
-        <w:t xml:space="preserve">, </w:t>
-      </w:r>
-      <w:r>
-        <w:rPr>
-          <w:color w:val="000000" w:themeColor="text1"/>
-        </w:rPr>
-        <w:t xml:space="preserve">allowing for the </w:t>
-      </w:r>
-      <w:r>
-        <w:rPr>
-          <w:color w:val="000000" w:themeColor="text1"/>
-        </w:rPr>
-        <w:t xml:space="preserve">3-way valve to adjust to appropriate </w:t>
-      </w:r>
-      <w:r>
-        <w:rPr>
-          <w:color w:val="000000" w:themeColor="text1"/>
-        </w:rPr>
-        <w:t xml:space="preserve">position </w:t>
-      </w:r>
-      <w:r>
-        <w:rPr>
-          <w:color w:val="000000" w:themeColor="text1"/>
-        </w:rPr>
-        <w:t>based on the input temperature without tripping the</w:t>
-      </w:r>
-      <w:r>
-        <w:rPr>
-          <w:color w:val="000000" w:themeColor="text1"/>
-        </w:rPr>
-        <w:t xml:space="preserve"> temperature</w:t>
-      </w:r>
-      <w:r>
-        <w:rPr>
-          <w:color w:val="000000" w:themeColor="text1"/>
-        </w:rPr>
-        <w:t xml:space="preserve"> alarm or fault signals. </w:t>
-      </w:r>
-      <w:r>
-        <w:rPr>
-          <w:color w:val="000000" w:themeColor="text1"/>
-        </w:rPr>
-        <w:t xml:space="preserve">This will allow for the system to align correctly with the </w:t>
-      </w:r>
-      <w:r>
-        <w:rPr>
-          <w:color w:val="000000" w:themeColor="text1"/>
-        </w:rPr>
-        <w:t>system temperature at proper pressure and flow.</w:t>
-      </w:r>
-    </w:p>
-    <w:p>
-      <w:pPr>
-        <w:pStyle w:val="Heading2"/>
-      </w:pPr>
-      <w:bookmarkStart w:id="7" w:name="_Toc239601631"/>
-      <w:r>
-        <w:t xml:space="preserve">System </w:t>
-      </w:r>
-      <w:r>
-        <w:t>Active</w:t>
-      </w:r>
-      <w:bookmarkEnd w:id="7"/>
-    </w:p>
-    <w:p>
-      <w:r>
-        <w:t xml:space="preserve">The system shall reach the active stage after the calibration stage. In the active stage, all controls are fully </w:t>
-      </w:r>
-      <w:r>
-        <w:t>enabled</w:t>
-      </w:r>
-      <w:r>
-        <w:t xml:space="preserve">, and the skid </w:t>
-      </w:r>
-      <w:proofErr w:type="gramStart"/>
-      <w:r>
-        <w:t>is considered to be</w:t>
-      </w:r>
-      <w:proofErr w:type="gramEnd"/>
-      <w:r>
-        <w:t xml:space="preserve"> in normal operation.</w:t>
-      </w:r>
-    </w:p>
-    <w:p>
-      <w:pPr>
-        <w:pStyle w:val="Heading2"/>
-      </w:pPr>
-      <w:bookmarkStart w:id="8" w:name="_Toc239601632"/>
-      <w:r>
-        <w:t xml:space="preserve">System </w:t>
-      </w:r>
-      <w:r>
-        <w:t>Shutdown</w:t>
-      </w:r>
-      <w:bookmarkEnd w:id="8"/>
-    </w:p>
-    <w:p>
-      <w:pPr>
-        <w:rPr>
-          <w:color w:val="000000" w:themeColor="text1"/>
-        </w:rPr>
-      </w:pPr>
-      <w:r>
-        <w:rPr>
-          <w:color w:val="000000" w:themeColor="text1"/>
-        </w:rPr>
-        <w:t xml:space="preserve">The system shall enter the shutdown stage should there exist any fault </w:t>
-      </w:r>
-      <w:r>
-        <w:rPr>
-          <w:color w:val="000000" w:themeColor="text1"/>
-        </w:rPr>
-        <w:t xml:space="preserve">(that is any FLT-X is engaged where X is any integer), or </w:t>
-      </w:r>
-      <w:r>
-        <w:rPr>
-          <w:color w:val="000000" w:themeColor="text1"/>
-        </w:rPr>
-        <w:t>should the operator engage the system shutdown switch (SW-2).</w:t>
-      </w:r>
-      <w:r>
-        <w:rPr>
-          <w:color w:val="000000" w:themeColor="text1"/>
-        </w:rPr>
-        <w:t xml:space="preserve"> The shutdown stage shall last for</w:t>
-      </w:r>
-      <w:r>
-        <w:rPr>
-          <w:color w:val="000000" w:themeColor="text1"/>
-        </w:rPr>
-        <w:t xml:space="preserve"> </w:t>
-      </w:r>
-      <w:r>
-        <w:rPr>
-          <w:color w:val="000000" w:themeColor="text1"/>
-        </w:rPr>
-        <w:t>10 seconds before entering the off stage.</w:t>
-      </w:r>
-      <w:r>
-        <w:rPr>
-          <w:color w:val="000000" w:themeColor="text1"/>
-        </w:rPr>
-        <w:t xml:space="preserve"> </w:t>
-      </w:r>
-      <w:r>
-        <w:rPr>
-          <w:color w:val="000000" w:themeColor="text1"/>
-        </w:rPr>
-        <w:t xml:space="preserve">Hydraulic </w:t>
-      </w:r>
-      <w:r>
-        <w:rPr>
-          <w:color w:val="000000" w:themeColor="text1"/>
-        </w:rPr>
-        <w:t>c</w:t>
-      </w:r>
-      <w:r>
-        <w:rPr>
-          <w:color w:val="000000" w:themeColor="text1"/>
-        </w:rPr>
-        <w:t xml:space="preserve">ontrols and </w:t>
-      </w:r>
-      <w:r>
-        <w:rPr>
-          <w:color w:val="000000" w:themeColor="text1"/>
-        </w:rPr>
-        <w:t>temperature controls shall be disengaged throughout system shutdown</w:t>
-      </w:r>
-      <w:r>
-        <w:rPr>
-          <w:color w:val="000000" w:themeColor="text1"/>
-        </w:rPr>
-        <w:t>,</w:t>
-      </w:r>
-      <w:r>
-        <w:rPr>
-          <w:color w:val="000000" w:themeColor="text1"/>
-        </w:rPr>
-        <w:t xml:space="preserve"> and</w:t>
-      </w:r>
-      <w:r>
-        <w:rPr>
-          <w:color w:val="000000" w:themeColor="text1"/>
-        </w:rPr>
-        <w:t xml:space="preserve"> the 3-way </w:t>
-      </w:r>
-      <w:r>
-        <w:rPr>
-          <w:color w:val="000000" w:themeColor="text1"/>
-        </w:rPr>
-        <w:t>valve shall be 100% open.</w:t>
-      </w:r>
-    </w:p>
-    <w:p>
-      <w:pPr>
-        <w:pStyle w:val="Heading2"/>
-      </w:pPr>
-      <w:bookmarkStart w:id="9" w:name="_Toc239601633"/>
-      <w:r>
-        <w:t>Fault Management</w:t>
-      </w:r>
-      <w:bookmarkEnd w:id="9"/>
-    </w:p>
-    <w:p>
-      <w:r>
-        <w:t xml:space="preserve">If </w:t>
-      </w:r>
-      <w:r>
-        <w:t>there is any</w:t>
-      </w:r>
-      <w:r>
-        <w:t xml:space="preserve"> fault within the system</w:t>
-      </w:r>
-      <w:r>
-        <w:t xml:space="preserve"> during operation (that is, any FLT-X is engaged, where X is any integer), then the system shall enter the shutdown stage</w:t>
-      </w:r>
-      <w:r>
-        <w:t>, regardless of the stage it is currently in.</w:t>
-      </w:r>
-      <w:r>
-        <w:t xml:space="preserve"> </w:t>
-      </w:r>
-      <w:r>
-        <w:t>Should</w:t>
-      </w:r>
-      <w:r>
-        <w:t xml:space="preserve"> any fault exist while the system </w:t>
-      </w:r>
-      <w:proofErr w:type="gramStart"/>
-      <w:r>
-        <w:t>is</w:t>
-      </w:r>
-      <w:r>
-        <w:t xml:space="preserve"> </w:t>
-      </w:r>
-      <w:r>
-        <w:t>in the</w:t>
-      </w:r>
-      <w:proofErr w:type="gramEnd"/>
-      <w:r>
-        <w:t xml:space="preserve"> </w:t>
-      </w:r>
-      <w:r>
-        <w:t xml:space="preserve">off stage, the system shall not enter the initialization </w:t>
-      </w:r>
-      <w:r>
-        <w:t>stage</w:t>
-      </w:r>
-      <w:r>
-        <w:t xml:space="preserve"> when the operator starts the system.</w:t>
-      </w:r>
-      <w:r>
-        <w:t xml:space="preserve"> </w:t>
-      </w:r>
-      <w:r>
-        <w:t xml:space="preserve">If the </w:t>
-      </w:r>
-      <w:r>
-        <w:t>operator engages the acknowledge fault switch (</w:t>
-      </w:r>
-      <w:r>
-        <w:t>SW-14)</w:t>
-      </w:r>
-      <w:r>
-        <w:t>, all</w:t>
-      </w:r>
-      <w:r>
-        <w:t xml:space="preserve"> </w:t>
-      </w:r>
-      <w:r>
-        <w:t>faults shall be disengaged</w:t>
-      </w:r>
-      <w:r>
-        <w:t xml:space="preserve"> and the acknowledge fault switch shall disengage</w:t>
-      </w:r>
-      <w:r>
-        <w:t>.</w:t>
-      </w:r>
-      <w:r>
-        <w:t xml:space="preserve"> </w:t>
-      </w:r>
-      <w:r>
-        <w:t>If the operator engages the start switch after engaging the acknowledge fault switch, the system shall enter the initialization stage</w:t>
-      </w:r>
-      <w:r>
-        <w:t>. T</w:t>
-      </w:r>
-      <w:r>
-        <w:t xml:space="preserve">he acknowledge fault switch only </w:t>
-      </w:r>
-      <w:r>
-        <w:t>disengages fault</w:t>
-      </w:r>
-      <w:r>
-        <w:t>, hence</w:t>
-      </w:r>
-      <w:r>
-        <w:t xml:space="preserve"> </w:t>
-      </w:r>
-      <w:r>
-        <w:t>a</w:t>
-      </w:r>
-      <w:r>
-        <w:t xml:space="preserve">n existing fault within the system shall always reengage </w:t>
-      </w:r>
-      <w:r>
-        <w:t xml:space="preserve">the respective fault if not </w:t>
-      </w:r>
-      <w:r>
-        <w:t>properly handled by the operator.</w:t>
-      </w:r>
-    </w:p>
-    <w:p/>
-    <w:p>
-      <w:pPr>
-        <w:pStyle w:val="Heading1"/>
-      </w:pPr>
-      <w:bookmarkStart w:id="10" w:name="_Toc239601634"/>
-      <w:r>
-        <w:lastRenderedPageBreak/>
-        <w:t>Temperature Control</w:t>
-      </w:r>
-      <w:bookmarkEnd w:id="10"/>
-    </w:p>
-    <w:p>
-      <w:pPr>
-        <w:pStyle w:val="Heading2"/>
-      </w:pPr>
-      <w:bookmarkStart w:id="11" w:name="_Toc239601635"/>
-      <w:r>
-        <w:t>Signal Processing</w:t>
-      </w:r>
-      <w:bookmarkEnd w:id="11"/>
-    </w:p>
-    <w:p>
-      <w:pPr>
-        <w:rPr>
-          <w:color w:val="000000" w:themeColor="text1"/>
-        </w:rPr>
-      </w:pPr>
-      <w:r>
-        <w:rPr>
-          <w:color w:val="000000" w:themeColor="text1"/>
-        </w:rPr>
-        <w:t>Inlet coolant temperature</w:t>
-      </w:r>
-      <w:r>
-        <w:rPr>
-          <w:color w:val="000000" w:themeColor="text1"/>
-        </w:rPr>
-        <w:t xml:space="preserve"> (SIG</w:t>
-      </w:r>
-      <w:r>
-        <w:rPr>
-          <w:color w:val="000000" w:themeColor="text1"/>
-        </w:rPr>
-        <w:t>-</w:t>
-      </w:r>
-      <w:r>
-        <w:rPr>
-          <w:color w:val="000000" w:themeColor="text1"/>
-        </w:rPr>
-        <w:t>6</w:t>
-      </w:r>
-      <w:r>
-        <w:rPr>
-          <w:color w:val="000000" w:themeColor="text1"/>
-        </w:rPr>
-        <w:t>)</w:t>
-      </w:r>
-      <w:r>
-        <w:rPr>
-          <w:color w:val="000000" w:themeColor="text1"/>
-        </w:rPr>
-        <w:t xml:space="preserve"> shall be </w:t>
-      </w:r>
-      <w:r>
-        <w:rPr>
-          <w:color w:val="000000" w:themeColor="text1"/>
-        </w:rPr>
-        <w:t xml:space="preserve">sampled </w:t>
-      </w:r>
-      <w:r>
-        <w:rPr>
-          <w:color w:val="000000" w:themeColor="text1"/>
-        </w:rPr>
-        <w:t xml:space="preserve">prior to </w:t>
-      </w:r>
-      <w:r>
-        <w:rPr>
-          <w:color w:val="000000" w:themeColor="text1"/>
-        </w:rPr>
-        <w:t>entering the heat source</w:t>
-      </w:r>
-      <w:r>
-        <w:rPr>
-          <w:color w:val="000000" w:themeColor="text1"/>
-        </w:rPr>
-        <w:t xml:space="preserve">, and just after </w:t>
-      </w:r>
-      <w:r>
-        <w:rPr>
-          <w:color w:val="000000" w:themeColor="text1"/>
-        </w:rPr>
-        <w:t>exiting the heat-exchanger loop</w:t>
-      </w:r>
-      <w:r>
-        <w:rPr>
-          <w:color w:val="000000" w:themeColor="text1"/>
-        </w:rPr>
-        <w:t>. 3 RTD sensors (P15)</w:t>
-      </w:r>
-      <w:r>
-        <w:rPr>
-          <w:color w:val="000000" w:themeColor="text1"/>
-        </w:rPr>
-        <w:t xml:space="preserve"> shall be used in </w:t>
-      </w:r>
-      <w:r>
-        <w:rPr>
-          <w:color w:val="000000" w:themeColor="text1"/>
-        </w:rPr>
-        <w:t xml:space="preserve">determining the measured coolant </w:t>
-      </w:r>
-      <w:r>
-        <w:rPr>
-          <w:color w:val="000000" w:themeColor="text1"/>
-        </w:rPr>
-        <w:t>temperature.</w:t>
-      </w:r>
-      <w:r>
-        <w:rPr>
-          <w:color w:val="000000" w:themeColor="text1"/>
-        </w:rPr>
-        <w:t xml:space="preserve"> </w:t>
-      </w:r>
-      <w:r>
-        <w:rPr>
-          <w:color w:val="000000" w:themeColor="text1"/>
-        </w:rPr>
-        <w:t>RTD</w:t>
-      </w:r>
-      <w:r>
-        <w:rPr>
-          <w:color w:val="000000" w:themeColor="text1"/>
-        </w:rPr>
-        <w:t xml:space="preserve"> sensors shall communicate </w:t>
-      </w:r>
-      <w:r>
-        <w:rPr>
-          <w:color w:val="000000" w:themeColor="text1"/>
-        </w:rPr>
-        <w:t xml:space="preserve">to </w:t>
-      </w:r>
-      <w:r>
-        <w:rPr>
-          <w:color w:val="000000" w:themeColor="text1"/>
-        </w:rPr>
-        <w:t xml:space="preserve">the PLC using a 4-20 mA </w:t>
-      </w:r>
-      <w:r>
-        <w:rPr>
-          <w:color w:val="000000" w:themeColor="text1"/>
-        </w:rPr>
-        <w:t>INT</w:t>
-      </w:r>
-      <w:r>
-        <w:rPr>
-          <w:color w:val="000000" w:themeColor="text1"/>
-        </w:rPr>
-        <w:t xml:space="preserve">-valued </w:t>
-      </w:r>
-      <w:r>
-        <w:rPr>
-          <w:color w:val="000000" w:themeColor="text1"/>
-        </w:rPr>
-        <w:t>signal</w:t>
-      </w:r>
-      <w:r>
-        <w:rPr>
-          <w:color w:val="000000" w:themeColor="text1"/>
-        </w:rPr>
-        <w:t xml:space="preserve"> (PHY-2, PHY-3</w:t>
-      </w:r>
-      <w:r>
-        <w:rPr>
-          <w:color w:val="000000" w:themeColor="text1"/>
-        </w:rPr>
-        <w:t>,</w:t>
-      </w:r>
-      <w:r>
-        <w:rPr>
-          <w:color w:val="000000" w:themeColor="text1"/>
-        </w:rPr>
-        <w:t xml:space="preserve"> and PHY-4 respectively</w:t>
-      </w:r>
-      <w:r>
-        <w:rPr>
-          <w:color w:val="000000" w:themeColor="text1"/>
-        </w:rPr>
-        <w:t>)</w:t>
-      </w:r>
-      <w:r>
-        <w:rPr>
-          <w:color w:val="000000" w:themeColor="text1"/>
-        </w:rPr>
-        <w:t>. Any RTD signal that exceeds 20.5 mA or falls below 3.5mA shall be considered a bad signal</w:t>
-      </w:r>
-      <w:r>
-        <w:rPr>
-          <w:color w:val="000000" w:themeColor="text1"/>
-        </w:rPr>
-        <w:t>, and the affected</w:t>
-      </w:r>
-      <w:r>
-        <w:rPr>
-          <w:color w:val="000000" w:themeColor="text1"/>
-        </w:rPr>
-        <w:t xml:space="preserve"> RTD</w:t>
-      </w:r>
-      <w:r>
-        <w:rPr>
-          <w:color w:val="000000" w:themeColor="text1"/>
-        </w:rPr>
-        <w:t xml:space="preserve"> </w:t>
-      </w:r>
-      <w:r>
-        <w:rPr>
-          <w:color w:val="000000" w:themeColor="text1"/>
-        </w:rPr>
-        <w:t>shall be considered as “non-functioning</w:t>
-      </w:r>
-      <w:r>
-        <w:rPr>
-          <w:color w:val="000000" w:themeColor="text1"/>
-        </w:rPr>
-        <w:t>” and</w:t>
-      </w:r>
-      <w:r>
-        <w:rPr>
-          <w:color w:val="000000" w:themeColor="text1"/>
-        </w:rPr>
-        <w:t xml:space="preserve"> shall engage the respective </w:t>
-      </w:r>
-      <w:r>
-        <w:rPr>
-          <w:color w:val="000000" w:themeColor="text1"/>
-        </w:rPr>
-        <w:t>alarms (</w:t>
-      </w:r>
-      <w:r>
-        <w:rPr>
-          <w:color w:val="000000" w:themeColor="text1"/>
-        </w:rPr>
-        <w:t>ALM-14, ALM-15, ALM-16)</w:t>
-      </w:r>
-      <w:r>
-        <w:rPr>
-          <w:color w:val="000000" w:themeColor="text1"/>
-        </w:rPr>
-        <w:t>.</w:t>
-      </w:r>
-      <w:r>
-        <w:rPr>
-          <w:color w:val="000000" w:themeColor="text1"/>
-        </w:rPr>
-        <w:t xml:space="preserve"> All</w:t>
-      </w:r>
-      <w:r>
-        <w:rPr>
-          <w:color w:val="000000" w:themeColor="text1"/>
-        </w:rPr>
-        <w:t xml:space="preserve"> </w:t>
-      </w:r>
-      <w:r>
-        <w:rPr>
-          <w:color w:val="000000" w:themeColor="text1"/>
-        </w:rPr>
-        <w:t>INT</w:t>
-      </w:r>
-      <w:r>
-        <w:rPr>
-          <w:color w:val="000000" w:themeColor="text1"/>
-        </w:rPr>
-        <w:t>-valued</w:t>
-      </w:r>
-      <w:r>
-        <w:rPr>
-          <w:color w:val="000000" w:themeColor="text1"/>
-        </w:rPr>
-        <w:t xml:space="preserve"> signals from the RTDs shall be converted into </w:t>
-      </w:r>
-      <w:r>
-        <w:rPr>
-          <w:color w:val="000000" w:themeColor="text1"/>
-        </w:rPr>
-        <w:t>REAL</w:t>
-      </w:r>
-      <w:r>
-        <w:rPr>
-          <w:color w:val="000000" w:themeColor="text1"/>
-        </w:rPr>
-        <w:t>-valued signal</w:t>
-      </w:r>
-      <w:r>
-        <w:rPr>
-          <w:color w:val="000000" w:themeColor="text1"/>
-        </w:rPr>
-        <w:t>s</w:t>
-      </w:r>
-      <w:r>
-        <w:rPr>
-          <w:color w:val="000000" w:themeColor="text1"/>
-        </w:rPr>
-        <w:t xml:space="preserve"> (SIG-10, SIG-11 SIG-12 respectively</w:t>
-      </w:r>
-      <w:r>
-        <w:rPr>
-          <w:color w:val="000000" w:themeColor="text1"/>
-        </w:rPr>
-        <w:t>)</w:t>
-      </w:r>
-      <w:r>
-        <w:rPr>
-          <w:color w:val="000000" w:themeColor="text1"/>
-        </w:rPr>
-        <w:t>.</w:t>
-      </w:r>
-      <w:r>
-        <w:rPr>
-          <w:color w:val="000000" w:themeColor="text1"/>
-        </w:rPr>
-        <w:t xml:space="preserve"> </w:t>
-      </w:r>
-      <w:r>
-        <w:rPr>
-          <w:color w:val="000000" w:themeColor="text1"/>
-        </w:rPr>
-        <w:t>If</w:t>
-      </w:r>
-      <w:r>
-        <w:rPr>
-          <w:color w:val="000000" w:themeColor="text1"/>
-        </w:rPr>
-        <w:t xml:space="preserve"> 3 of 3 sensors are func</w:t>
-      </w:r>
-      <w:r>
-        <w:rPr>
-          <w:color w:val="000000" w:themeColor="text1"/>
-        </w:rPr>
-        <w:t>tioning</w:t>
-      </w:r>
-      <w:r>
-        <w:rPr>
-          <w:color w:val="000000" w:themeColor="text1"/>
-        </w:rPr>
-        <w:t xml:space="preserve">, the median value of the </w:t>
-      </w:r>
-      <w:r>
-        <w:rPr>
-          <w:color w:val="000000" w:themeColor="text1"/>
-        </w:rPr>
-        <w:t xml:space="preserve">REAL-valued RTD signals </w:t>
-      </w:r>
-      <w:r>
-        <w:rPr>
-          <w:color w:val="000000" w:themeColor="text1"/>
-        </w:rPr>
-        <w:t xml:space="preserve">shall be </w:t>
-      </w:r>
-      <w:r>
-        <w:rPr>
-          <w:color w:val="000000" w:themeColor="text1"/>
-        </w:rPr>
-        <w:t xml:space="preserve">considered </w:t>
-      </w:r>
-      <w:r>
-        <w:rPr>
-          <w:color w:val="000000" w:themeColor="text1"/>
-        </w:rPr>
-        <w:t>as</w:t>
-      </w:r>
-      <w:r>
-        <w:rPr>
-          <w:color w:val="000000" w:themeColor="text1"/>
-        </w:rPr>
-        <w:t xml:space="preserve"> the measured coolant temperature</w:t>
-      </w:r>
-      <w:r>
-        <w:rPr>
-          <w:color w:val="000000" w:themeColor="text1"/>
-        </w:rPr>
-        <w:t xml:space="preserve"> (SIG-6)</w:t>
-      </w:r>
-      <w:r>
-        <w:rPr>
-          <w:color w:val="000000" w:themeColor="text1"/>
-        </w:rPr>
-        <w:t xml:space="preserve">. </w:t>
-      </w:r>
-      <w:r>
-        <w:rPr>
-          <w:color w:val="000000" w:themeColor="text1"/>
-        </w:rPr>
-        <w:t xml:space="preserve">If </w:t>
-      </w:r>
-      <w:r>
-        <w:rPr>
-          <w:color w:val="000000" w:themeColor="text1"/>
-        </w:rPr>
-        <w:t xml:space="preserve">2 of 3 sensors are functioning, the average value of the </w:t>
-      </w:r>
-      <w:r>
-        <w:rPr>
-          <w:color w:val="000000" w:themeColor="text1"/>
-        </w:rPr>
-        <w:t>2-functioning</w:t>
-      </w:r>
-      <w:r>
-        <w:rPr>
-          <w:color w:val="000000" w:themeColor="text1"/>
-        </w:rPr>
-        <w:t xml:space="preserve"> </w:t>
-      </w:r>
-      <w:r>
-        <w:rPr>
-          <w:color w:val="000000" w:themeColor="text1"/>
-        </w:rPr>
-        <w:t xml:space="preserve">REAL-valued RTD signals </w:t>
-      </w:r>
-      <w:r>
-        <w:rPr>
-          <w:color w:val="000000" w:themeColor="text1"/>
-        </w:rPr>
-        <w:t>shall be</w:t>
-      </w:r>
-      <w:r>
-        <w:rPr>
-          <w:color w:val="000000" w:themeColor="text1"/>
-        </w:rPr>
-        <w:t xml:space="preserve"> </w:t>
-      </w:r>
-      <w:r>
-        <w:rPr>
-          <w:color w:val="000000" w:themeColor="text1"/>
-        </w:rPr>
-        <w:t xml:space="preserve">considered </w:t>
-      </w:r>
-      <w:r>
-        <w:rPr>
-          <w:color w:val="000000" w:themeColor="text1"/>
-        </w:rPr>
-        <w:t xml:space="preserve">as </w:t>
-      </w:r>
-      <w:r>
-        <w:rPr>
-          <w:color w:val="000000" w:themeColor="text1"/>
-        </w:rPr>
-        <w:t>SIG-</w:t>
-      </w:r>
-      <w:r>
-        <w:rPr>
-          <w:color w:val="000000" w:themeColor="text1"/>
-        </w:rPr>
-        <w:t>6</w:t>
-      </w:r>
-      <w:r>
-        <w:rPr>
-          <w:color w:val="000000" w:themeColor="text1"/>
-        </w:rPr>
-        <w:t>.</w:t>
-      </w:r>
-      <w:r>
-        <w:rPr>
-          <w:color w:val="000000" w:themeColor="text1"/>
-        </w:rPr>
-        <w:t xml:space="preserve"> </w:t>
-      </w:r>
-      <w:r>
-        <w:rPr>
-          <w:color w:val="000000" w:themeColor="text1"/>
-        </w:rPr>
-        <w:t>If l</w:t>
-      </w:r>
-      <w:r>
-        <w:rPr>
-          <w:color w:val="000000" w:themeColor="text1"/>
-        </w:rPr>
-        <w:t xml:space="preserve">ess than </w:t>
-      </w:r>
-      <w:r>
-        <w:rPr>
-          <w:color w:val="000000" w:themeColor="text1"/>
-        </w:rPr>
-        <w:t xml:space="preserve">2 of 3 sensors </w:t>
-      </w:r>
-      <w:r>
-        <w:rPr>
-          <w:color w:val="000000" w:themeColor="text1"/>
-        </w:rPr>
-        <w:t>are function, FLT-7 shall be engaged</w:t>
-      </w:r>
-      <w:r>
-        <w:rPr>
-          <w:color w:val="000000" w:themeColor="text1"/>
-        </w:rPr>
-        <w:t xml:space="preserve">, and the last read measured coolant temperature shall be </w:t>
-      </w:r>
-      <w:r>
-        <w:rPr>
-          <w:color w:val="000000" w:themeColor="text1"/>
-        </w:rPr>
-        <w:t xml:space="preserve">considered </w:t>
-      </w:r>
-      <w:r>
-        <w:rPr>
-          <w:color w:val="000000" w:themeColor="text1"/>
-        </w:rPr>
-        <w:t xml:space="preserve">as SIG-6 </w:t>
-      </w:r>
-      <w:r>
-        <w:rPr>
-          <w:color w:val="000000" w:themeColor="text1"/>
-        </w:rPr>
-        <w:t>for measurement continuity during system shutdown.</w:t>
-      </w:r>
-    </w:p>
-    <w:p>
-      <w:r>
-        <w:t>The measured coolant temperature shall be regulated by controlling flow entering the heat exchanger through a 3-way electrically actuated valve (P2)</w:t>
-      </w:r>
-      <w:r>
-        <w:t xml:space="preserve">. Valve open percentage </w:t>
-      </w:r>
-      <w:r>
-        <w:t>shall be stored as a REAL-valued signal (SIG-9), which will be converted into a WORD-valued 4-20mA output signal for valve actuation (PHY-16)</w:t>
-      </w:r>
-    </w:p>
-    <w:p/>
-    <w:p>
-      <w:pPr>
-        <w:pStyle w:val="Heading2"/>
-      </w:pPr>
-      <w:bookmarkStart w:id="12" w:name="_Toc239601636"/>
-      <w:r>
         <w:t>Temperature Regulation</w:t>
       </w:r>
-      <w:bookmarkEnd w:id="12"/>
+      <w:bookmarkEnd w:id="15"/>
     </w:p>
     <w:p>
       <w:r>
@@ -3992,27 +4888,16 @@
         </w:rPr>
       </w:pPr>
       <w:r>
-        <w:lastRenderedPageBreak/>
         <w:t xml:space="preserve">Table </w:t>
       </w:r>
-      <w:r>
-        <w:fldChar w:fldCharType="begin"/>
-      </w:r>
-      <w:r>
-        <w:instrText xml:space="preserve"> SEQ Table \* ARABIC </w:instrText>
-      </w:r>
-      <w:r>
-        <w:fldChar w:fldCharType="separate"/>
-      </w:r>
-      <w:r>
-        <w:rPr>
-          <w:noProof/>
-        </w:rPr>
-        <w:t>1</w:t>
-      </w:r>
-      <w:r>
-        <w:fldChar w:fldCharType="end"/>
-      </w:r>
+      <w:fldSimple w:instr=" SEQ Table \* ARABIC ">
+        <w:r>
+          <w:rPr>
+            <w:noProof/>
+          </w:rPr>
+          <w:t>1</w:t>
+        </w:r>
+      </w:fldSimple>
       <w:r>
         <w:t>: List of Temperature Ranges correlating throughput flow, valve position, and fan actuation</w:t>
       </w:r>
@@ -4883,14 +5768,14 @@
       <w:pPr>
         <w:pStyle w:val="Heading2"/>
       </w:pPr>
-      <w:bookmarkStart w:id="13" w:name="_Toc239601637"/>
+      <w:bookmarkStart w:id="16" w:name="_Toc240452882"/>
       <w:r>
         <w:t xml:space="preserve">Manual </w:t>
       </w:r>
       <w:r>
         <w:t>Operation</w:t>
       </w:r>
-      <w:bookmarkEnd w:id="13"/>
+      <w:bookmarkEnd w:id="16"/>
       <w:r>
         <w:t xml:space="preserve"> </w:t>
       </w:r>
@@ -5134,1483 +6019,1461 @@
       <w:pPr>
         <w:pStyle w:val="Heading1"/>
       </w:pPr>
-      <w:bookmarkStart w:id="14" w:name="_Toc239601638"/>
+      <w:bookmarkStart w:id="17" w:name="_Toc240452883"/>
+      <w:r>
+        <w:t>Hydraulic Control</w:t>
+      </w:r>
+      <w:bookmarkEnd w:id="17"/>
+    </w:p>
+    <w:p>
+      <w:pPr>
+        <w:pStyle w:val="Heading2"/>
+      </w:pPr>
+      <w:bookmarkStart w:id="18" w:name="_Toc240452884"/>
+      <w:r>
+        <w:t>Signal Processing</w:t>
+      </w:r>
+      <w:bookmarkEnd w:id="18"/>
+    </w:p>
+    <w:p>
+      <w:r>
+        <w:t xml:space="preserve">System </w:t>
+      </w:r>
+      <w:r>
+        <w:t>hydraulics shall be observed by</w:t>
+      </w:r>
+      <w:r>
+        <w:t xml:space="preserve"> three parameters:</w:t>
+      </w:r>
+      <w:r>
+        <w:t xml:space="preserve"> </w:t>
+      </w:r>
+      <w:r>
+        <w:t xml:space="preserve">pump power, flow, and pressure. Pump power shall be </w:t>
+      </w:r>
+      <w:r>
+        <w:t xml:space="preserve">communicated from the </w:t>
+      </w:r>
+      <w:r>
+        <w:t>active pump (P1A/P1B) to the PLC</w:t>
+      </w:r>
+      <w:r>
+        <w:t xml:space="preserve"> through a 4-20mA</w:t>
+      </w:r>
+      <w:r>
+        <w:t xml:space="preserve"> WORD-valued signal</w:t>
+      </w:r>
+      <w:r>
+        <w:t>.</w:t>
+      </w:r>
+      <w:r>
+        <w:t xml:space="preserve"> Specifically, </w:t>
+      </w:r>
+      <w:r>
+        <w:t xml:space="preserve">the primary </w:t>
+      </w:r>
+      <w:r>
+        <w:t xml:space="preserve">pump power shall be communicated through </w:t>
+      </w:r>
+      <w:r>
+        <w:t xml:space="preserve">WORD-valued </w:t>
+      </w:r>
+      <w:r>
+        <w:t xml:space="preserve">signal </w:t>
+      </w:r>
+      <w:r>
+        <w:t>PHY-</w:t>
+      </w:r>
+      <w:proofErr w:type="gramStart"/>
+      <w:r>
+        <w:t>5</w:t>
+      </w:r>
+      <w:proofErr w:type="gramEnd"/>
+      <w:r>
+        <w:t xml:space="preserve"> and</w:t>
+      </w:r>
+      <w:r>
+        <w:t xml:space="preserve"> the secondary</w:t>
+      </w:r>
+      <w:r>
+        <w:t xml:space="preserve"> pump power shall be communicated through </w:t>
+      </w:r>
+      <w:r>
+        <w:t xml:space="preserve">WORD-valued </w:t>
+      </w:r>
+      <w:r>
+        <w:t>signal PHY-6.</w:t>
+      </w:r>
+      <w:r>
+        <w:t xml:space="preserve"> </w:t>
+      </w:r>
+      <w:r>
+        <w:t xml:space="preserve">A pump power signal that exceeds </w:t>
+      </w:r>
+      <w:r>
+        <w:t xml:space="preserve">20.5 </w:t>
+      </w:r>
+      <w:r>
+        <w:t>mA or</w:t>
+      </w:r>
+      <w:r>
+        <w:t xml:space="preserve"> falls below</w:t>
+      </w:r>
+      <w:r>
+        <w:t xml:space="preserve"> </w:t>
+      </w:r>
+      <w:r>
+        <w:t xml:space="preserve">3.5 </w:t>
+      </w:r>
+      <w:r>
+        <w:t>mA shall be considered a bad signa</w:t>
+      </w:r>
+      <w:r>
+        <w:t>l, engaging</w:t>
+      </w:r>
+      <w:r>
+        <w:t xml:space="preserve"> ALM-7 or ALM-8</w:t>
+      </w:r>
+      <w:r>
+        <w:t xml:space="preserve"> (respective of the pump)</w:t>
+      </w:r>
+      <w:r>
+        <w:t>.</w:t>
+      </w:r>
+      <w:r>
+        <w:t xml:space="preserve"> The WORD-valued signals of </w:t>
+      </w:r>
+      <w:r>
+        <w:t xml:space="preserve">the primary and secondary pumps </w:t>
+      </w:r>
+      <w:r>
+        <w:t xml:space="preserve">shall be converted into a REAL-valued </w:t>
+      </w:r>
+      <w:r>
+        <w:t xml:space="preserve">signal (SIG-13, and SIG-14 </w:t>
+      </w:r>
+      <w:r>
+        <w:t>respectively</w:t>
+      </w:r>
+      <w:r>
+        <w:t>). Only the power of the active pump shall be considered as the measured pump power (</w:t>
+      </w:r>
+      <w:r>
+        <w:t>SIG-5).</w:t>
+      </w:r>
+      <w:r>
+        <w:t xml:space="preserve"> </w:t>
+      </w:r>
+      <w:r>
+        <w:t>Flow shall be</w:t>
+      </w:r>
+      <w:r>
+        <w:t xml:space="preserve"> sampled</w:t>
+      </w:r>
+      <w:r>
+        <w:t xml:space="preserve"> by an</w:t>
+      </w:r>
+      <w:r>
+        <w:t xml:space="preserve"> ultrasonic flowmeter</w:t>
+      </w:r>
+      <w:r>
+        <w:t xml:space="preserve"> (P13)</w:t>
+      </w:r>
+      <w:r>
+        <w:t xml:space="preserve"> and </w:t>
+      </w:r>
+      <w:r>
+        <w:t>communicated</w:t>
+      </w:r>
+      <w:r>
+        <w:t xml:space="preserve"> </w:t>
+      </w:r>
+      <w:r>
+        <w:t>to the PLC through a 4-20mA</w:t>
+      </w:r>
+      <w:r>
+        <w:t xml:space="preserve"> WORD-valued</w:t>
+      </w:r>
+      <w:r>
+        <w:t xml:space="preserve"> signal</w:t>
+      </w:r>
+      <w:r>
+        <w:t xml:space="preserve"> (PHY-</w:t>
+      </w:r>
+      <w:r>
+        <w:t>1)</w:t>
+      </w:r>
+      <w:r>
+        <w:t>.</w:t>
+      </w:r>
+      <w:r>
+        <w:t xml:space="preserve"> A flow signal that exceeds </w:t>
+      </w:r>
+      <w:r>
+        <w:t xml:space="preserve">20.5 </w:t>
+      </w:r>
+      <w:r>
+        <w:t xml:space="preserve">mA or falls below </w:t>
+      </w:r>
+      <w:r>
+        <w:t xml:space="preserve">3.5 </w:t>
+      </w:r>
+      <w:r>
+        <w:t xml:space="preserve">mA shall be considered a bad signal, </w:t>
+      </w:r>
+      <w:r>
+        <w:t>engaging</w:t>
+      </w:r>
+      <w:r>
+        <w:t xml:space="preserve"> alarm ALM-13</w:t>
+      </w:r>
+      <w:r>
+        <w:t>.</w:t>
+      </w:r>
+      <w:r>
+        <w:t xml:space="preserve"> The WORD-valued</w:t>
+      </w:r>
+      <w:r>
+        <w:t xml:space="preserve"> </w:t>
+      </w:r>
+      <w:r>
+        <w:t>flow signal shall be converted into</w:t>
+      </w:r>
+      <w:r>
+        <w:t xml:space="preserve"> a REAL-valued signal (SIG-8)</w:t>
+      </w:r>
+      <w:r>
+        <w:t xml:space="preserve"> </w:t>
+      </w:r>
+      <w:r>
+        <w:t xml:space="preserve"> </w:t>
+      </w:r>
+      <w:r>
+        <w:t xml:space="preserve"> System pressure </w:t>
+      </w:r>
+      <w:r>
+        <w:t xml:space="preserve">shall be observed binarily as to be low or nominal. </w:t>
+      </w:r>
+      <w:r>
+        <w:t>System p</w:t>
+      </w:r>
+      <w:r>
+        <w:t>ressure status shall be communicated to the PLC through a 0-24V signal</w:t>
+      </w:r>
+      <w:r>
+        <w:t xml:space="preserve"> (</w:t>
+      </w:r>
+      <w:r>
+        <w:t>PHY-</w:t>
+      </w:r>
+      <w:r>
+        <w:t>17)</w:t>
+      </w:r>
+      <w:r>
+        <w:t>.</w:t>
+      </w:r>
+      <w:r>
+        <w:t xml:space="preserve"> </w:t>
+      </w:r>
+      <w:r>
+        <w:t xml:space="preserve">System pressure shall be passed through a hysteresis filter </w:t>
+      </w:r>
+      <w:r>
+        <w:t>before being considered as the final pressure measurement (</w:t>
+      </w:r>
+      <w:r>
+        <w:t xml:space="preserve">SIG-16 and </w:t>
+      </w:r>
+      <w:r>
+        <w:t>SIG-2</w:t>
+      </w:r>
+      <w:r>
+        <w:t>2)</w:t>
+      </w:r>
+    </w:p>
+    <w:p>
+      <w:r>
+        <w:t xml:space="preserve">Primary and secondary pumps shall be engaged using a 0-24V signal </w:t>
+      </w:r>
+      <w:r>
+        <w:t>from the PLC (PHY-14, PHY-15)</w:t>
+      </w:r>
+      <w:r>
+        <w:t xml:space="preserve">. One and only one pump may be active during the operation. A pump is considered active if it </w:t>
+      </w:r>
+      <w:r>
+        <w:t>receives</w:t>
+      </w:r>
+      <w:r>
+        <w:t xml:space="preserve"> a 24V signal from the PLC.</w:t>
+      </w:r>
+    </w:p>
+    <w:p>
+      <w:pPr>
+        <w:pStyle w:val="Heading2"/>
+      </w:pPr>
+      <w:bookmarkStart w:id="19" w:name="_Toc240452885"/>
       <w:r>
         <w:lastRenderedPageBreak/>
-        <w:t>Hydraulic</w:t>
-      </w:r>
-      <w:r>
-        <w:t xml:space="preserve"> Control</w:t>
-      </w:r>
-      <w:bookmarkEnd w:id="14"/>
+        <w:t>Low Thresholds &amp; Failure Classification</w:t>
+      </w:r>
+      <w:bookmarkEnd w:id="19"/>
+    </w:p>
+    <w:p>
+      <w:r>
+        <w:t xml:space="preserve">Pump power shall be classified </w:t>
+      </w:r>
+      <w:r>
+        <w:t>binarily</w:t>
+      </w:r>
+      <w:r>
+        <w:t xml:space="preserve"> as either low or nominal. </w:t>
+      </w:r>
+      <w:r>
+        <w:t xml:space="preserve">Pump power that reaches or drops below </w:t>
+      </w:r>
+      <w:r>
+        <w:t>500 Watts</w:t>
+      </w:r>
+      <w:r>
+        <w:t xml:space="preserve"> shall be classified as low</w:t>
+      </w:r>
+      <w:r>
+        <w:t xml:space="preserve">. </w:t>
+      </w:r>
+      <w:r>
+        <w:t xml:space="preserve">Pump power that </w:t>
+      </w:r>
+      <w:r>
+        <w:t>exceeds 500 Watts shall be considered nominal.</w:t>
+      </w:r>
+      <w:r>
+        <w:t xml:space="preserve"> Flow </w:t>
+      </w:r>
+      <w:r>
+        <w:t xml:space="preserve">shall be classified </w:t>
+      </w:r>
+      <w:r>
+        <w:t xml:space="preserve">binarily as either low or nominal. Flow </w:t>
+      </w:r>
+      <w:r>
+        <w:t>that reaches or drops below 3.5 GPM shall be considered low. Flow that exceeds 3.5 GPM shall be considered nominal.</w:t>
+      </w:r>
+      <w:r>
+        <w:t xml:space="preserve"> </w:t>
+      </w:r>
+    </w:p>
+    <w:p>
+      <w:r>
+        <w:t xml:space="preserve">Additionally, should </w:t>
+      </w:r>
+      <w:r>
+        <w:t xml:space="preserve">the active pump power signal or the flow signal be considered bad, the </w:t>
+      </w:r>
+      <w:r>
+        <w:t>pump power and/or the flow signal shall be automatically classified as low.</w:t>
+      </w:r>
+    </w:p>
+    <w:p>
+      <w:r>
+        <w:t xml:space="preserve">The state of </w:t>
+      </w:r>
+      <w:r>
+        <w:t xml:space="preserve">the system’s hydraulics shall be </w:t>
+      </w:r>
+      <w:r>
+        <w:t>binarily</w:t>
+      </w:r>
+      <w:r>
+        <w:t xml:space="preserve"> determined as either </w:t>
+      </w:r>
+      <w:r>
+        <w:t>nominal or</w:t>
+      </w:r>
+      <w:r>
+        <w:t xml:space="preserve"> failed. </w:t>
+      </w:r>
+      <w:r>
+        <w:t xml:space="preserve">Additionally, the system’s hydraulics shall be dependent on the pump </w:t>
+      </w:r>
+      <w:r>
+        <w:t xml:space="preserve">driving it. That is, for a primary and secondary pump, the system shall have </w:t>
+      </w:r>
+      <w:r>
+        <w:t>primary</w:t>
+      </w:r>
+      <w:r>
+        <w:t xml:space="preserve"> and secondary hydraulic</w:t>
+      </w:r>
+      <w:r>
+        <w:t xml:space="preserve">s. </w:t>
+      </w:r>
+      <w:r>
+        <w:t>The system’s primary hydraulics are considered to have failed if and only if</w:t>
+      </w:r>
+      <w:r>
+        <w:t xml:space="preserve"> any </w:t>
+      </w:r>
+      <w:r>
+        <w:t xml:space="preserve">2 </w:t>
+      </w:r>
+      <w:r>
+        <w:t xml:space="preserve">of the 3 </w:t>
+      </w:r>
+      <w:r>
+        <w:t xml:space="preserve">hydraulic parameters are </w:t>
+      </w:r>
+      <w:r>
+        <w:t>considered low</w:t>
+      </w:r>
+      <w:r>
+        <w:t>, whilst the primary pump is active.</w:t>
+      </w:r>
+      <w:r>
+        <w:t xml:space="preserve"> A primary hydraulic failure shall enable ALM-9</w:t>
+      </w:r>
+      <w:r>
+        <w:t xml:space="preserve"> The system’s secondary hydraulics are considered to have failed if and only if </w:t>
+      </w:r>
+      <w:r>
+        <w:t>any 2 of the 3 hydraulic parameters are considered low, whilst the secondary pump is active.</w:t>
+      </w:r>
+      <w:r>
+        <w:t xml:space="preserve"> A secondary hydraulic failure shall enable alarm</w:t>
+      </w:r>
+      <w:r>
+        <w:t xml:space="preserve"> ALM-10</w:t>
+      </w:r>
+      <w:r>
+        <w:t xml:space="preserve"> </w:t>
+      </w:r>
+      <w:r>
+        <w:t>In the event of a primary or secondary hydraulic failure, the system will attempt an automatic pump turnover.</w:t>
+      </w:r>
+      <w:r>
+        <w:t xml:space="preserve"> During system initialization, </w:t>
+      </w:r>
+      <w:r>
+        <w:t>a system’s hydraulics status shall be overridden as nominal.</w:t>
+      </w:r>
+      <w:r>
+        <w:t xml:space="preserve"> </w:t>
+      </w:r>
+    </w:p>
+    <w:p>
+      <w:r>
+        <w:t xml:space="preserve">The primary and secondary hydraulic failures may be only disabled </w:t>
+      </w:r>
+      <w:r>
+        <w:t>by the operator</w:t>
+      </w:r>
+      <w:r>
+        <w:t xml:space="preserve"> by</w:t>
+      </w:r>
+      <w:r>
+        <w:t xml:space="preserve"> </w:t>
+      </w:r>
+      <w:r>
+        <w:t xml:space="preserve">enabling </w:t>
+      </w:r>
+      <w:r>
+        <w:t>the acknowledge hydraulic fault switches</w:t>
+      </w:r>
+      <w:r>
+        <w:t xml:space="preserve"> (SW-10 and SW-11 respectively)</w:t>
+      </w:r>
+    </w:p>
+    <w:p>
+      <w:r>
+        <w:t>Power, pressure and flow classifications shall be fitted with hysteresis control, such</w:t>
+      </w:r>
+      <w:r>
+        <w:t xml:space="preserve"> that </w:t>
+      </w:r>
+      <w:r>
+        <w:t xml:space="preserve">a change in </w:t>
+      </w:r>
+      <w:r>
+        <w:t>classification (</w:t>
+      </w:r>
+      <w:r>
+        <w:t>that is,</w:t>
+      </w:r>
+      <w:r>
+        <w:t xml:space="preserve"> a </w:t>
+      </w:r>
+      <w:r>
+        <w:t xml:space="preserve">change from nominal to low or from low to nominal), must meet the threshold requirements listed above for at least 2 seconds. </w:t>
+      </w:r>
     </w:p>
     <w:p>
       <w:pPr>
         <w:pStyle w:val="Heading2"/>
       </w:pPr>
-      <w:bookmarkStart w:id="15" w:name="_Toc239601639"/>
+      <w:bookmarkStart w:id="20" w:name="_Toc240452886"/>
+      <w:r>
+        <w:t>Hydraulic Failure Pump</w:t>
+      </w:r>
+      <w:r>
+        <w:t xml:space="preserve"> Turnover</w:t>
+      </w:r>
+      <w:bookmarkEnd w:id="20"/>
+      <w:r>
+        <w:t xml:space="preserve"> </w:t>
+      </w:r>
+    </w:p>
+    <w:p>
+      <w:r>
+        <w:t>The primary and secondary pumps shall not be active at the same time</w:t>
+      </w:r>
+      <w:r>
+        <w:t>.</w:t>
+      </w:r>
+      <w:r>
+        <w:t xml:space="preserve"> </w:t>
+      </w:r>
+      <w:r>
+        <w:t xml:space="preserve"> </w:t>
+      </w:r>
+      <w:r>
+        <w:t xml:space="preserve">All pumps </w:t>
+      </w:r>
+      <w:r>
+        <w:t>will</w:t>
+      </w:r>
+      <w:r>
+        <w:t xml:space="preserve"> remain off while the system is not running</w:t>
+      </w:r>
+      <w:r>
+        <w:t>, or the system is shutting down</w:t>
+      </w:r>
+      <w:r>
+        <w:t>.</w:t>
+      </w:r>
+      <w:r>
+        <w:t xml:space="preserve"> The</w:t>
+      </w:r>
+      <w:r>
+        <w:t xml:space="preserve"> system may </w:t>
+      </w:r>
+      <w:r>
+        <w:t>run</w:t>
+      </w:r>
+      <w:r>
+        <w:t xml:space="preserve"> in duplex mode, in which the simplex</w:t>
+      </w:r>
+      <w:r>
+        <w:t xml:space="preserve"> mode</w:t>
+      </w:r>
+      <w:r>
+        <w:t xml:space="preserve"> switch</w:t>
+      </w:r>
+      <w:r>
+        <w:t xml:space="preserve"> (SW</w:t>
+      </w:r>
+      <w:r>
+        <w:t>-</w:t>
+      </w:r>
+      <w:r>
+        <w:t>3)</w:t>
+      </w:r>
+      <w:r>
+        <w:t xml:space="preserve"> is disengaged, or in simplex mode, in which the switch is engaged.</w:t>
+      </w:r>
+      <w:r>
+        <w:t xml:space="preserve"> When the </w:t>
+      </w:r>
+      <w:r>
+        <w:t>system</w:t>
+      </w:r>
+      <w:r>
+        <w:t xml:space="preserve"> changes </w:t>
+      </w:r>
+      <w:r>
+        <w:t>from off to initialization</w:t>
+      </w:r>
+      <w:r>
+        <w:t xml:space="preserve">, the primary pump shall always be activated. </w:t>
+      </w:r>
+      <w:r>
+        <w:t xml:space="preserve">Should a hydraulic failure occur in connection with the active pump, </w:t>
+      </w:r>
+      <w:r>
+        <w:t xml:space="preserve">the system </w:t>
+      </w:r>
+      <w:r>
+        <w:t>should</w:t>
+      </w:r>
+      <w:r>
+        <w:t xml:space="preserve"> attempt an automatic pump turnover. </w:t>
+      </w:r>
+      <w:r>
+        <w:t xml:space="preserve">Should the </w:t>
+      </w:r>
+      <w:r>
+        <w:t xml:space="preserve">simplex switch be engaged </w:t>
+      </w:r>
+      <w:r>
+        <w:t xml:space="preserve">in the event of </w:t>
+      </w:r>
+      <w:r>
+        <w:t>an</w:t>
+      </w:r>
+      <w:r>
+        <w:t xml:space="preserve"> automatic pump turnover, the system </w:t>
+      </w:r>
+      <w:r>
+        <w:t xml:space="preserve">will engage the </w:t>
+      </w:r>
+      <w:r>
+        <w:t xml:space="preserve">duplex </w:t>
+      </w:r>
+      <w:r>
+        <w:t>failure</w:t>
+      </w:r>
+      <w:r>
+        <w:t xml:space="preserve"> fault</w:t>
+      </w:r>
+      <w:r>
+        <w:t xml:space="preserve"> (FL</w:t>
+      </w:r>
+      <w:r>
+        <w:t>T-6</w:t>
+      </w:r>
+      <w:r>
+        <w:t xml:space="preserve">) </w:t>
+      </w:r>
+      <w:r>
+        <w:t>and</w:t>
+      </w:r>
+      <w:r>
+        <w:t xml:space="preserve"> shutdown. Should the </w:t>
+      </w:r>
+      <w:r>
+        <w:t>simplex switch (SW</w:t>
+      </w:r>
+      <w:r>
+        <w:t>-</w:t>
+      </w:r>
+      <w:r>
+        <w:t xml:space="preserve">3) </w:t>
+      </w:r>
+      <w:r>
+        <w:t xml:space="preserve">be </w:t>
+      </w:r>
+      <w:r>
+        <w:t>dis</w:t>
+      </w:r>
+      <w:r>
+        <w:t xml:space="preserve">engaged </w:t>
+      </w:r>
+      <w:r>
+        <w:t>during the event of an automatic pump turnover,</w:t>
+      </w:r>
+      <w:r>
+        <w:t xml:space="preserve"> the active pump </w:t>
+      </w:r>
+      <w:r>
+        <w:t>shall receive 0V signal from the PLC, and the</w:t>
+      </w:r>
+      <w:r>
+        <w:t xml:space="preserve"> current</w:t>
+      </w:r>
+      <w:r>
+        <w:t xml:space="preserve"> non-active pump shall receive a 24V. The system will then</w:t>
+      </w:r>
+      <w:r>
+        <w:t xml:space="preserve"> automatically</w:t>
+      </w:r>
+      <w:r>
+        <w:t xml:space="preserve"> </w:t>
+      </w:r>
+      <w:r>
+        <w:t xml:space="preserve">engage </w:t>
+      </w:r>
+      <w:r>
+        <w:t xml:space="preserve">the </w:t>
+      </w:r>
+      <w:r>
+        <w:lastRenderedPageBreak/>
+        <w:t>simplex switch (SW</w:t>
+      </w:r>
+      <w:r>
+        <w:t>-</w:t>
+      </w:r>
+      <w:r>
+        <w:t>3)</w:t>
+      </w:r>
+      <w:r>
+        <w:t>.</w:t>
+      </w:r>
+      <w:r>
+        <w:t xml:space="preserve"> Only</w:t>
+      </w:r>
+      <w:r>
+        <w:t xml:space="preserve"> </w:t>
+      </w:r>
+      <w:r>
+        <w:t xml:space="preserve">the </w:t>
+      </w:r>
+      <w:r>
+        <w:t xml:space="preserve">operator may disengage </w:t>
+      </w:r>
+      <w:r>
+        <w:t>SW</w:t>
+      </w:r>
+      <w:r>
+        <w:t>-</w:t>
+      </w:r>
+      <w:r>
+        <w:t>3</w:t>
+      </w:r>
+      <w:r>
+        <w:t xml:space="preserve"> </w:t>
+      </w:r>
+      <w:r>
+        <w:t>at any point</w:t>
+      </w:r>
+      <w:r>
+        <w:t xml:space="preserve"> </w:t>
+      </w:r>
+      <w:r>
+        <w:t xml:space="preserve">during </w:t>
+      </w:r>
+      <w:r>
+        <w:t>skid operation</w:t>
+      </w:r>
+      <w:r>
+        <w:t>.</w:t>
+      </w:r>
+      <w:r>
+        <w:t xml:space="preserve"> </w:t>
+      </w:r>
+    </w:p>
+    <w:p>
+      <w:pPr>
+        <w:pStyle w:val="Heading2"/>
+      </w:pPr>
+      <w:bookmarkStart w:id="21" w:name="_Toc240452887"/>
+      <w:r>
+        <w:t>Lifecycle Pump Turnover</w:t>
+      </w:r>
+      <w:bookmarkEnd w:id="21"/>
+    </w:p>
+    <w:p>
+      <w:r>
+        <w:t xml:space="preserve">To </w:t>
+      </w:r>
+      <w:r>
+        <w:t>maximize the lifespan of the primary and secondary pump, the cooling skid shall have an automatic lifecycle pump turnover feature.</w:t>
+      </w:r>
+      <w:r>
+        <w:t xml:space="preserve"> Pump turnover </w:t>
+      </w:r>
+      <w:r>
+        <w:t xml:space="preserve">for the pump lifecycle shall be henceforth called pump cycling. </w:t>
+      </w:r>
+      <w:r>
+        <w:t xml:space="preserve">Pump </w:t>
+      </w:r>
+      <w:r>
+        <w:t>cycling</w:t>
+      </w:r>
+      <w:r>
+        <w:t xml:space="preserve"> may only occur should the enable pump </w:t>
+      </w:r>
+      <w:r>
+        <w:t>cycling</w:t>
+      </w:r>
+      <w:r>
+        <w:t xml:space="preserve"> switch (SW</w:t>
+      </w:r>
+      <w:r>
+        <w:t>-12)</w:t>
+      </w:r>
+      <w:r>
+        <w:t xml:space="preserve"> be engaged. </w:t>
+      </w:r>
+      <w:r>
+        <w:t xml:space="preserve">While the </w:t>
+      </w:r>
+      <w:r>
+        <w:t xml:space="preserve">simplex mode switch </w:t>
+      </w:r>
+      <w:r>
+        <w:t>is</w:t>
+      </w:r>
+      <w:r>
+        <w:t xml:space="preserve"> engaged, the </w:t>
+      </w:r>
+      <w:proofErr w:type="gramStart"/>
+      <w:r>
+        <w:t>enable</w:t>
+      </w:r>
+      <w:proofErr w:type="gramEnd"/>
+      <w:r>
+        <w:t xml:space="preserve"> pump cycling switch shall always be disengaged. </w:t>
+      </w:r>
+      <w:r>
+        <w:t xml:space="preserve">While the simplex mode switch is disengaged, the operator may choose to engage or disengage the pump cycling </w:t>
+      </w:r>
+      <w:r>
+        <w:t>switch during skid operation.</w:t>
+      </w:r>
+    </w:p>
+    <w:p/>
+    <w:p>
+      <w:r>
+        <w:t>The primary and secondary pump</w:t>
+      </w:r>
+      <w:r>
+        <w:t xml:space="preserve"> differential</w:t>
+      </w:r>
+      <w:r>
+        <w:t xml:space="preserve"> usage shall be counted using </w:t>
+      </w:r>
+      <w:r>
+        <w:t>hours (i.e. ticks in the program)</w:t>
+      </w:r>
+      <w:r>
+        <w:t xml:space="preserve">, </w:t>
+      </w:r>
+      <w:r>
+        <w:t>by</w:t>
+      </w:r>
+      <w:r>
+        <w:t xml:space="preserve"> a </w:t>
+      </w:r>
+      <w:r>
+        <w:t>L</w:t>
+      </w:r>
+      <w:r>
+        <w:t>INT-valued</w:t>
+      </w:r>
+      <w:r>
+        <w:t xml:space="preserve"> </w:t>
+      </w:r>
+      <w:r>
+        <w:t>differential pump</w:t>
+      </w:r>
+      <w:r>
+        <w:t xml:space="preserve"> signal (SIG-25)</w:t>
+      </w:r>
+      <w:r>
+        <w:t xml:space="preserve"> Primary pump usage shall increase SIG-25 by 1 for every hour in operation. </w:t>
+      </w:r>
+      <w:r>
+        <w:t xml:space="preserve">Secondary pump usage shall </w:t>
+      </w:r>
+      <w:r>
+        <w:t>decrease SIG</w:t>
+      </w:r>
+      <w:r>
+        <w:t xml:space="preserve">-25 by 1 for every hour in operation. </w:t>
+      </w:r>
+      <w:r>
+        <w:t xml:space="preserve"> </w:t>
+      </w:r>
+    </w:p>
+    <w:p>
+      <w:r>
+        <w:t>S</w:t>
+      </w:r>
+      <w:r>
+        <w:t>hould pump cycling be engaged, and the pump differential signal reach or surpass 168, a</w:t>
+      </w:r>
+      <w:r>
+        <w:t>nd the primary pump is active, an automatic pump turnover shall be initiated</w:t>
+      </w:r>
+      <w:r>
+        <w:t xml:space="preserve">, in which the secondary pump shall receive a 24V signal from the </w:t>
+      </w:r>
+      <w:proofErr w:type="gramStart"/>
+      <w:r>
+        <w:t>PLC</w:t>
+      </w:r>
+      <w:proofErr w:type="gramEnd"/>
+      <w:r>
+        <w:t xml:space="preserve"> and the primary pump shall receive a 0V signal from the PLC</w:t>
+      </w:r>
+      <w:r>
+        <w:t>.</w:t>
+      </w:r>
+      <w:r>
+        <w:t xml:space="preserve"> </w:t>
+      </w:r>
+      <w:r>
+        <w:t xml:space="preserve">Should pump cycling be disengaged, and the pump </w:t>
+      </w:r>
+      <w:r>
+        <w:t>differential</w:t>
+      </w:r>
+      <w:r>
+        <w:t xml:space="preserve"> signal reach or surpass 168, and the primary pump is active, </w:t>
+      </w:r>
+      <w:r>
+        <w:t xml:space="preserve">the pump cycle alarm (ALM-17) shall be engaged. Should </w:t>
+      </w:r>
+      <w:r>
+        <w:t xml:space="preserve">pump cycling be engaged, and the pump differential signal reach or pass below -168 and the secondary pump is </w:t>
+      </w:r>
+      <w:r>
+        <w:t xml:space="preserve">active, then an automatic pump turnover shall be initiated, in which the primary pump shall receive a 24V signal from the PLC and the secondary pump shall </w:t>
+      </w:r>
+      <w:r>
+        <w:t>receive</w:t>
+      </w:r>
+      <w:r>
+        <w:t xml:space="preserve"> a 0V signal from the PLC. Should pump cycling be disengaged, and the pump differential signal reach or pass below -168</w:t>
+      </w:r>
+      <w:r>
+        <w:t>, the pump cycle alarm shall be engaged.</w:t>
+      </w:r>
+    </w:p>
+    <w:p>
+      <w:r>
+        <w:t xml:space="preserve">The operator may choose to reset the pump differential signal to 0 at any point during skid operation by engaging the </w:t>
+      </w:r>
+      <w:r>
+        <w:t>Reset Pump Differential Switch (SW-13).</w:t>
+      </w:r>
+    </w:p>
+    <w:p>
+      <w:r>
+        <w:t xml:space="preserve">Should the </w:t>
+      </w:r>
+      <w:r>
+        <w:t>pump differential signal reach 2</w:t>
+      </w:r>
+      <w:r>
+        <w:rPr>
+          <w:vertAlign w:val="superscript"/>
+        </w:rPr>
+        <w:t xml:space="preserve">63 </w:t>
+      </w:r>
+      <w:r>
+        <w:t>– 2 or -2</w:t>
+      </w:r>
+      <w:r>
+        <w:rPr>
+          <w:vertAlign w:val="superscript"/>
+        </w:rPr>
+        <w:t xml:space="preserve">63 </w:t>
+      </w:r>
+      <w:r>
+        <w:t xml:space="preserve">+ 1 </w:t>
+      </w:r>
+      <w:r>
+        <w:t xml:space="preserve">the </w:t>
+      </w:r>
+      <w:r>
+        <w:t>overflow/EOTW fault (FLT-</w:t>
+      </w:r>
+      <w:r>
+        <w:t>8) shall be engaged</w:t>
+      </w:r>
+      <w:r>
+        <w:t>, and the system shall shutdown</w:t>
+      </w:r>
+    </w:p>
+    <w:p>
+      <w:pPr>
+        <w:pStyle w:val="Heading2"/>
+      </w:pPr>
+      <w:bookmarkStart w:id="22" w:name="_Toc240452888"/>
+      <w:r>
+        <w:t xml:space="preserve">Manual </w:t>
+      </w:r>
+      <w:r>
+        <w:t>Operation</w:t>
+      </w:r>
+      <w:bookmarkEnd w:id="22"/>
+    </w:p>
+    <w:p>
+      <w:r>
+        <w:t>The operator may choose to engage SW</w:t>
+      </w:r>
+      <w:r>
+        <w:t>-</w:t>
+      </w:r>
+      <w:r>
+        <w:t xml:space="preserve">3 at any point during skid operation. </w:t>
+      </w:r>
+      <w:r>
+        <w:t>The operator may choose to attempt a manual pump turnover at any point during operation by engag</w:t>
+      </w:r>
+      <w:r>
+        <w:t>ing the manual turnover switch SW</w:t>
+      </w:r>
+      <w:r>
+        <w:t>-</w:t>
+      </w:r>
+      <w:r>
+        <w:t>4. Should SW</w:t>
+      </w:r>
+      <w:r>
+        <w:t>-</w:t>
+      </w:r>
+      <w:r>
+        <w:t xml:space="preserve">3 be engaged when attempting </w:t>
+      </w:r>
+      <w:r>
+        <w:t>to</w:t>
+      </w:r>
+      <w:r>
+        <w:t xml:space="preserve"> engage SW4, </w:t>
+      </w:r>
+      <w:r>
+        <w:t xml:space="preserve">SW4 </w:t>
+      </w:r>
+      <w:proofErr w:type="gramStart"/>
+      <w:r>
+        <w:t>shall</w:t>
+      </w:r>
+      <w:proofErr w:type="gramEnd"/>
+      <w:r>
+        <w:t xml:space="preserve"> disengage with no</w:t>
+      </w:r>
+      <w:r>
+        <w:t xml:space="preserve"> </w:t>
+      </w:r>
+      <w:r>
+        <w:t>additional action</w:t>
+      </w:r>
+      <w:r>
+        <w:t xml:space="preserve">. Should SW3 </w:t>
+      </w:r>
+      <w:r>
+        <w:lastRenderedPageBreak/>
+        <w:t>be disengaged when attempting to engage SW</w:t>
+      </w:r>
+      <w:r>
+        <w:t>-</w:t>
+      </w:r>
+      <w:r>
+        <w:t xml:space="preserve">3, </w:t>
+      </w:r>
+      <w:r>
+        <w:t>SW</w:t>
+      </w:r>
+      <w:r>
+        <w:t>-</w:t>
+      </w:r>
+      <w:r>
+        <w:t xml:space="preserve">4 will disengage, and </w:t>
+      </w:r>
+      <w:r>
+        <w:t xml:space="preserve">a pump turnover shall commence, in which </w:t>
+      </w:r>
+      <w:r>
+        <w:t>the</w:t>
+      </w:r>
+      <w:r>
+        <w:t xml:space="preserve"> current active pump receives a 0V signal from the PLC, and the current inactive pump receives a 24V signal from the PLC</w:t>
+      </w:r>
+      <w:r>
+        <w:t xml:space="preserve"> </w:t>
+      </w:r>
+    </w:p>
+    <w:p>
+      <w:pPr>
+        <w:pStyle w:val="Heading1"/>
+      </w:pPr>
+      <w:bookmarkStart w:id="23" w:name="_Toc240452889"/>
+      <w:r>
+        <w:t>Vessel Level Control</w:t>
+      </w:r>
+      <w:bookmarkEnd w:id="23"/>
+    </w:p>
+    <w:p>
+      <w:pPr>
+        <w:pStyle w:val="Heading2"/>
+      </w:pPr>
+      <w:bookmarkStart w:id="24" w:name="_Toc240452890"/>
       <w:r>
         <w:t>Signal Processing</w:t>
       </w:r>
-      <w:bookmarkEnd w:id="15"/>
-    </w:p>
-    <w:p>
-      <w:r>
-        <w:t xml:space="preserve">System </w:t>
-      </w:r>
-      <w:r>
-        <w:t>hydraulics shall be observed by</w:t>
-      </w:r>
-      <w:r>
-        <w:t xml:space="preserve"> three parameters:</w:t>
+      <w:bookmarkEnd w:id="24"/>
+    </w:p>
+    <w:p>
+      <w:r>
+        <w:t xml:space="preserve">The vessel </w:t>
+      </w:r>
+      <w:r>
+        <w:t xml:space="preserve">storing excess coolant shall be </w:t>
+      </w:r>
+      <w:r>
+        <w:t xml:space="preserve">fitted with two </w:t>
+      </w:r>
+      <w:r>
+        <w:t xml:space="preserve">hall </w:t>
+      </w:r>
+      <w:r>
+        <w:t>sensor switches</w:t>
+      </w:r>
+      <w:r>
+        <w:t xml:space="preserve"> to indicate low</w:t>
+      </w:r>
+      <w:r>
+        <w:t xml:space="preserve"> coolant lev</w:t>
+      </w:r>
+      <w:r>
+        <w:t xml:space="preserve">el </w:t>
+      </w:r>
+      <w:r>
+        <w:t>in the vessel</w:t>
+      </w:r>
+      <w:r>
+        <w:t xml:space="preserve"> (</w:t>
+      </w:r>
+      <w:r>
+        <w:t xml:space="preserve">P17A) and </w:t>
+      </w:r>
+      <w:r>
+        <w:t>critical low coolant level in the vessel (P17B).</w:t>
       </w:r>
       <w:r>
         <w:t xml:space="preserve"> </w:t>
       </w:r>
       <w:r>
-        <w:t xml:space="preserve">pump power, flow, and pressure. Pump power shall be </w:t>
-      </w:r>
-      <w:r>
-        <w:t xml:space="preserve">communicated from the </w:t>
-      </w:r>
-      <w:r>
-        <w:t>active pump (P1A/P1B) to the PLC</w:t>
-      </w:r>
-      <w:r>
-        <w:t xml:space="preserve"> through a 4-20mA</w:t>
-      </w:r>
-      <w:r>
-        <w:t xml:space="preserve"> WORD-valued signal</w:t>
+        <w:t xml:space="preserve">These hall sensors shall be </w:t>
+      </w:r>
+      <w:r>
+        <w:t>engaged</w:t>
+      </w:r>
+      <w:r>
+        <w:t xml:space="preserve"> </w:t>
+      </w:r>
+      <w:r>
+        <w:t xml:space="preserve">if </w:t>
+      </w:r>
+      <w:r>
+        <w:t>the coolant level within the vessel falls below the level at which the</w:t>
+      </w:r>
+      <w:r>
+        <w:t xml:space="preserve"> respective</w:t>
+      </w:r>
+      <w:r>
+        <w:t xml:space="preserve"> sensors have been installed</w:t>
+      </w:r>
+      <w:r>
+        <w:t xml:space="preserve"> on the vessel.</w:t>
+      </w:r>
+      <w:r>
+        <w:t xml:space="preserve"> The hall sensors </w:t>
+      </w:r>
+      <w:r>
+        <w:t xml:space="preserve">shall be disengaged when the coolant level within the vessel is at, or surpasses, the level at which the hall sensors have been installed </w:t>
+      </w:r>
+      <w:r>
+        <w:t>at.</w:t>
+      </w:r>
+      <w:r>
+        <w:t xml:space="preserve"> </w:t>
+      </w:r>
+    </w:p>
+    <w:p>
+      <w:r>
+        <w:t xml:space="preserve">Both hall sensors shall be integrated with hysteresis control, such that the physical signals (PHY-10 and PHY-11 respectively), shall not engage the </w:t>
+      </w:r>
+      <w:r>
+        <w:t xml:space="preserve">final output signals (SIG-20, SIG-21) until </w:t>
+      </w:r>
+      <w:r>
+        <w:t>at least 500 milliseconds have elapsed</w:t>
+      </w:r>
+    </w:p>
+    <w:p>
+      <w:pPr>
+        <w:pStyle w:val="Heading2"/>
+      </w:pPr>
+      <w:bookmarkStart w:id="25" w:name="_Toc240452891"/>
+      <w:r>
+        <w:t xml:space="preserve">Level </w:t>
+      </w:r>
+      <w:r>
+        <w:t>Monitoring</w:t>
+      </w:r>
+      <w:bookmarkEnd w:id="25"/>
+    </w:p>
+    <w:p>
+      <w:r>
+        <w:t>If</w:t>
+      </w:r>
+      <w:r>
+        <w:t xml:space="preserve"> </w:t>
+      </w:r>
+      <w:r>
+        <w:t xml:space="preserve">SIG-20 </w:t>
+      </w:r>
+      <w:r>
+        <w:t>is engaged</w:t>
+      </w:r>
+      <w:r>
+        <w:t>, the Low Coolant Level in Vessel Alarm (ALM-2) shall be engaged</w:t>
+      </w:r>
+      <w:r>
+        <w:t xml:space="preserve">. If both </w:t>
+      </w:r>
+      <w:r>
+        <w:t xml:space="preserve">SIG-20 </w:t>
+      </w:r>
+      <w:r>
+        <w:t xml:space="preserve">and </w:t>
+      </w:r>
+      <w:r>
+        <w:t xml:space="preserve">SIG-21 </w:t>
+      </w:r>
+      <w:r>
+        <w:t xml:space="preserve">are engaged, </w:t>
+      </w:r>
+      <w:r>
+        <w:t xml:space="preserve">the critical vessel level fault (FLT-2) shall be engaged, and the system shall </w:t>
+      </w:r>
+      <w:r>
+        <w:t>shut down</w:t>
+      </w:r>
+      <w:r>
+        <w:t xml:space="preserve">. </w:t>
+      </w:r>
+    </w:p>
+    <w:p>
+      <w:pPr>
+        <w:pStyle w:val="Heading2"/>
+      </w:pPr>
+      <w:bookmarkStart w:id="26" w:name="_Toc240452892"/>
+      <w:r>
+        <w:t>Redundancy Control</w:t>
+      </w:r>
+      <w:bookmarkEnd w:id="26"/>
+    </w:p>
+    <w:p>
+      <w:r>
+        <w:t xml:space="preserve">Should </w:t>
+      </w:r>
+      <w:r>
+        <w:t xml:space="preserve">SIG-21 </w:t>
+      </w:r>
+      <w:r>
+        <w:t xml:space="preserve">be engaged, but </w:t>
+      </w:r>
+      <w:r>
+        <w:t>S</w:t>
+      </w:r>
+      <w:r>
+        <w:t>IG</w:t>
+      </w:r>
+      <w:r>
+        <w:t>-20</w:t>
+      </w:r>
+      <w:r>
+        <w:t xml:space="preserve"> </w:t>
+      </w:r>
+      <w:proofErr w:type="gramStart"/>
+      <w:r>
+        <w:t>remain</w:t>
+      </w:r>
+      <w:proofErr w:type="gramEnd"/>
+      <w:r>
+        <w:t xml:space="preserve"> disengaged, the</w:t>
+      </w:r>
+      <w:r>
+        <w:t xml:space="preserve"> Level Sensor Malfunction fault (FLT-4) shall engage, and the system shall </w:t>
+      </w:r>
+      <w:r>
+        <w:t>shut down</w:t>
       </w:r>
       <w:r>
         <w:t>.</w:t>
       </w:r>
-      <w:r>
-        <w:t xml:space="preserve"> Specifically, </w:t>
-      </w:r>
-      <w:r>
-        <w:t xml:space="preserve">the primary </w:t>
-      </w:r>
-      <w:r>
-        <w:t xml:space="preserve">pump power shall be communicated through </w:t>
-      </w:r>
-      <w:r>
-        <w:t xml:space="preserve">WORD-valued </w:t>
-      </w:r>
-      <w:r>
-        <w:t xml:space="preserve">signal </w:t>
-      </w:r>
-      <w:r>
-        <w:t>PHY-</w:t>
+    </w:p>
+    <w:p/>
+    <w:p>
+      <w:pPr>
+        <w:pStyle w:val="Heading1"/>
+      </w:pPr>
+      <w:bookmarkStart w:id="27" w:name="_Toc240452893"/>
+      <w:r>
+        <w:t xml:space="preserve">Conductivity </w:t>
+      </w:r>
+      <w:r>
+        <w:t>Control</w:t>
+      </w:r>
+      <w:bookmarkEnd w:id="27"/>
+    </w:p>
+    <w:p>
+      <w:pPr>
+        <w:pStyle w:val="Heading2"/>
+      </w:pPr>
+      <w:bookmarkStart w:id="28" w:name="_Toc240452894"/>
+      <w:r>
+        <w:t>Signal Processing</w:t>
+      </w:r>
+      <w:bookmarkEnd w:id="28"/>
+    </w:p>
+    <w:p>
+      <w:r>
+        <w:t xml:space="preserve">The conductivity sensor shall </w:t>
+      </w:r>
+      <w:r>
+        <w:t xml:space="preserve">communicate to the PLC using a 4-20mA </w:t>
+      </w:r>
+      <w:r>
+        <w:t>WORD-valued signal (PHY-</w:t>
+      </w:r>
+      <w:r>
+        <w:t>7). The WORD-valued signal shall be converted into a REAL-valued signal</w:t>
+      </w:r>
+      <w:r>
+        <w:t xml:space="preserve"> (SIG-7). </w:t>
+      </w:r>
+      <w:r>
+        <w:t>Additionally,</w:t>
+      </w:r>
+      <w:r>
+        <w:t xml:space="preserve"> the conductivity</w:t>
+      </w:r>
+      <w:r>
+        <w:t xml:space="preserve"> sensor shall communicate integrated alarm and fault trips by communicating to the PLC through 0-24V BOOL-valued signal (PHY</w:t>
+      </w:r>
+      <w:r>
+        <w:t xml:space="preserve">-8, PHY-9). </w:t>
+      </w:r>
+      <w:r>
+        <w:t>The alarm and fault trip signals shall be passed through a Hysteresis filter</w:t>
+      </w:r>
+      <w:r>
+        <w:t>, requiring 500mS of stability before engaging the filtered alarm and fault signals (SIG-</w:t>
+      </w:r>
+      <w:r>
+        <w:t>23, SIG-24).</w:t>
+      </w:r>
+    </w:p>
+    <w:p>
+      <w:r>
+        <w:lastRenderedPageBreak/>
+        <w:t xml:space="preserve">In addition to the alarm and fault trips in the conductivity sensor, the </w:t>
+      </w:r>
+      <w:r>
+        <w:t>REAL-valued signal shall also be observed for the same alarm and fault conditions.</w:t>
+      </w:r>
+      <w:r>
+        <w:t xml:space="preserve"> The REAL-valued signal shall be passed through a hysteresis filter, requiring </w:t>
+      </w:r>
+      <w:r>
+        <w:t xml:space="preserve">500 </w:t>
+      </w:r>
+      <w:proofErr w:type="spellStart"/>
+      <w:r>
+        <w:t>m</w:t>
+      </w:r>
+      <w:r>
+        <w:t>s</w:t>
+      </w:r>
+      <w:proofErr w:type="spellEnd"/>
+      <w:r>
+        <w:t xml:space="preserve"> of stability before </w:t>
+      </w:r>
+      <w:r>
+        <w:t>its value is classified as an alarm or fault condition.</w:t>
+      </w:r>
+    </w:p>
+    <w:p>
+      <w:pPr>
+        <w:pStyle w:val="Heading2"/>
+      </w:pPr>
+      <w:bookmarkStart w:id="29" w:name="_Toc240452895"/>
+      <w:r>
+        <w:t>Conductivity Monitoring</w:t>
+      </w:r>
+      <w:bookmarkEnd w:id="29"/>
+    </w:p>
+    <w:p>
+      <w:r>
+        <w:t xml:space="preserve">Should </w:t>
+      </w:r>
+      <w:r>
+        <w:t xml:space="preserve">the </w:t>
+      </w:r>
+      <w:r>
+        <w:t>conductivity sensor alarm trip,</w:t>
+      </w:r>
+      <w:r>
+        <w:t xml:space="preserve"> and the</w:t>
+      </w:r>
+      <w:r>
+        <w:t xml:space="preserve"> REAL-valued signals </w:t>
+      </w:r>
+      <w:r>
+        <w:t xml:space="preserve">observe a </w:t>
+      </w:r>
+      <w:r>
+        <w:t>conductivity</w:t>
+      </w:r>
+      <w:r>
+        <w:t xml:space="preserve"> at or greater than 0.9 </w:t>
+      </w:r>
+      <w:proofErr w:type="spellStart"/>
+      <w:r>
+        <w:t>μ</w:t>
+      </w:r>
+      <w:r>
+        <w:t>S</w:t>
+      </w:r>
+      <w:proofErr w:type="spellEnd"/>
+      <w:r>
+        <w:t xml:space="preserve">/cm </w:t>
+      </w:r>
+      <w:r>
+        <w:t>at</w:t>
+      </w:r>
+      <w:r>
+        <w:t xml:space="preserve"> 25°C, the </w:t>
+      </w:r>
+      <w:r>
+        <w:t>conductivity</w:t>
+      </w:r>
+      <w:r>
+        <w:t xml:space="preserve"> alarm (ALM-3) </w:t>
       </w:r>
       <w:proofErr w:type="gramStart"/>
       <w:r>
-        <w:t>5</w:t>
+        <w:t>shall</w:t>
       </w:r>
       <w:proofErr w:type="gramEnd"/>
       <w:r>
-        <w:t xml:space="preserve"> and</w:t>
-      </w:r>
-      <w:r>
-        <w:t xml:space="preserve"> the secondary</w:t>
-      </w:r>
-      <w:r>
-        <w:t xml:space="preserve"> pump power shall be communicated through </w:t>
-      </w:r>
-      <w:r>
-        <w:t xml:space="preserve">WORD-valued </w:t>
-      </w:r>
-      <w:r>
-        <w:t>signal PHY-6.</w:t>
-      </w:r>
-      <w:r>
-        <w:t xml:space="preserve"> </w:t>
-      </w:r>
-      <w:r>
-        <w:t xml:space="preserve">A pump power signal that exceeds </w:t>
-      </w:r>
-      <w:r>
-        <w:t xml:space="preserve">20.5 </w:t>
-      </w:r>
-      <w:r>
-        <w:t>mA or</w:t>
-      </w:r>
-      <w:r>
-        <w:t xml:space="preserve"> falls below</w:t>
-      </w:r>
-      <w:r>
-        <w:t xml:space="preserve"> </w:t>
-      </w:r>
-      <w:r>
-        <w:t xml:space="preserve">3.5 </w:t>
-      </w:r>
-      <w:r>
-        <w:t>mA shall be considered a bad signa</w:t>
-      </w:r>
-      <w:r>
-        <w:t>l, engaging</w:t>
-      </w:r>
-      <w:r>
-        <w:t xml:space="preserve"> ALM-7 or ALM-8</w:t>
-      </w:r>
-      <w:r>
-        <w:t xml:space="preserve"> (respective of the pump)</w:t>
-      </w:r>
-      <w:r>
-        <w:t>.</w:t>
-      </w:r>
-      <w:r>
-        <w:t xml:space="preserve"> The WORD-valued signals of </w:t>
-      </w:r>
-      <w:r>
-        <w:t xml:space="preserve">the primary and secondary pumps </w:t>
-      </w:r>
-      <w:r>
-        <w:t xml:space="preserve">shall be converted into a REAL-valued </w:t>
-      </w:r>
-      <w:r>
-        <w:t xml:space="preserve">signal (SIG-13, and SIG-14 </w:t>
-      </w:r>
-      <w:r>
-        <w:t>respectively</w:t>
-      </w:r>
-      <w:r>
-        <w:t>). Only the power of the active pump shall be considered as the measured pump power (</w:t>
-      </w:r>
-      <w:r>
-        <w:t>SIG-5).</w:t>
-      </w:r>
-      <w:r>
-        <w:t xml:space="preserve"> </w:t>
-      </w:r>
-      <w:r>
-        <w:t>Flow shall be</w:t>
-      </w:r>
-      <w:r>
-        <w:t xml:space="preserve"> sampled</w:t>
-      </w:r>
-      <w:r>
-        <w:t xml:space="preserve"> by an</w:t>
-      </w:r>
-      <w:r>
-        <w:t xml:space="preserve"> ultrasonic flowmeter</w:t>
-      </w:r>
-      <w:r>
-        <w:t xml:space="preserve"> (P13)</w:t>
-      </w:r>
-      <w:r>
-        <w:t xml:space="preserve"> and </w:t>
-      </w:r>
-      <w:r>
-        <w:t>communicated</w:t>
-      </w:r>
-      <w:r>
-        <w:t xml:space="preserve"> </w:t>
-      </w:r>
-      <w:r>
-        <w:t>to the PLC through a 4-20mA</w:t>
-      </w:r>
-      <w:r>
-        <w:t xml:space="preserve"> WORD-valued</w:t>
-      </w:r>
-      <w:r>
-        <w:t xml:space="preserve"> signal</w:t>
-      </w:r>
-      <w:r>
-        <w:t xml:space="preserve"> (PHY-</w:t>
-      </w:r>
-      <w:r>
-        <w:t>1)</w:t>
-      </w:r>
-      <w:r>
-        <w:t>.</w:t>
-      </w:r>
-      <w:r>
-        <w:t xml:space="preserve"> A flow signal that exceeds </w:t>
-      </w:r>
-      <w:r>
-        <w:t xml:space="preserve">20.5 </w:t>
-      </w:r>
-      <w:r>
-        <w:t xml:space="preserve">mA or falls below </w:t>
-      </w:r>
-      <w:r>
-        <w:t xml:space="preserve">3.5 </w:t>
-      </w:r>
-      <w:r>
-        <w:t xml:space="preserve">mA shall be considered a bad signal, </w:t>
-      </w:r>
-      <w:r>
-        <w:t>engaging</w:t>
-      </w:r>
-      <w:r>
-        <w:t xml:space="preserve"> alarm ALM-13</w:t>
-      </w:r>
-      <w:r>
-        <w:t>.</w:t>
-      </w:r>
-      <w:r>
-        <w:t xml:space="preserve"> The WORD-valued</w:t>
-      </w:r>
-      <w:r>
-        <w:t xml:space="preserve"> </w:t>
-      </w:r>
-      <w:r>
-        <w:t>flow signal shall be converted into</w:t>
-      </w:r>
-      <w:r>
-        <w:t xml:space="preserve"> a REAL-valued signal (SIG-8)</w:t>
-      </w:r>
-      <w:r>
-        <w:t xml:space="preserve"> </w:t>
-      </w:r>
-      <w:r>
-        <w:t xml:space="preserve"> </w:t>
-      </w:r>
-      <w:r>
-        <w:t xml:space="preserve"> System pressure </w:t>
-      </w:r>
-      <w:r>
-        <w:t xml:space="preserve">shall be observed binarily as to be low or nominal. </w:t>
-      </w:r>
-      <w:r>
-        <w:t>System p</w:t>
-      </w:r>
-      <w:r>
-        <w:t>ressure status shall be communicated to the PLC through a 0-24V signal</w:t>
-      </w:r>
-      <w:r>
-        <w:t xml:space="preserve"> (</w:t>
-      </w:r>
-      <w:r>
-        <w:t>PHY-</w:t>
-      </w:r>
-      <w:r>
-        <w:t>17)</w:t>
-      </w:r>
-      <w:r>
-        <w:t>.</w:t>
-      </w:r>
-      <w:r>
-        <w:t xml:space="preserve"> </w:t>
-      </w:r>
-      <w:r>
-        <w:t xml:space="preserve">System pressure shall be passed through a hysteresis filter </w:t>
-      </w:r>
-      <w:r>
-        <w:t>before being considered as the final pressure measurement (</w:t>
-      </w:r>
-      <w:r>
-        <w:t xml:space="preserve">SIG-16 and </w:t>
-      </w:r>
-      <w:r>
-        <w:t>SIG-2</w:t>
-      </w:r>
-      <w:r>
-        <w:t>2)</w:t>
-      </w:r>
-    </w:p>
-    <w:p>
-      <w:r>
-        <w:t xml:space="preserve">Primary and secondary pumps shall be engaged using a 0-24V signal </w:t>
-      </w:r>
-      <w:r>
-        <w:t>from the PLC (PHY-14, PHY-15)</w:t>
-      </w:r>
-      <w:r>
-        <w:t xml:space="preserve">. One and only one pump may be active during the operation. A pump is considered active if it </w:t>
-      </w:r>
-      <w:r>
-        <w:t>receives</w:t>
-      </w:r>
-      <w:r>
-        <w:t xml:space="preserve"> a 24V signal from the PLC.</w:t>
+        <w:t xml:space="preserve"> be engaged. Should the conductivity sensor alarm trip, and the conductivity sensor fault trip, and the REAL-valued signal observe a conductivity greater than 1 </w:t>
+      </w:r>
+      <w:proofErr w:type="spellStart"/>
+      <w:r>
+        <w:t>μ</w:t>
+      </w:r>
+      <w:r>
+        <w:t>S</w:t>
+      </w:r>
+      <w:proofErr w:type="spellEnd"/>
+      <w:r>
+        <w:t xml:space="preserve">/cm </w:t>
+      </w:r>
+      <w:r>
+        <w:t>at</w:t>
+      </w:r>
+      <w:r>
+        <w:t xml:space="preserve"> 25°C, the </w:t>
+      </w:r>
+      <w:r>
+        <w:t>critical conductivity fault (FLT-3) shall be engaged.</w:t>
       </w:r>
     </w:p>
     <w:p>
       <w:pPr>
         <w:pStyle w:val="Heading2"/>
       </w:pPr>
-      <w:bookmarkStart w:id="16" w:name="_Toc239601640"/>
-      <w:r>
-        <w:t>Low Thresholds &amp; Failure Classification</w:t>
-      </w:r>
-      <w:bookmarkEnd w:id="16"/>
-    </w:p>
-    <w:p>
-      <w:r>
-        <w:t xml:space="preserve">Pump power shall be classified </w:t>
-      </w:r>
-      <w:r>
-        <w:t>binarily</w:t>
-      </w:r>
-      <w:r>
-        <w:t xml:space="preserve"> as either low or nominal. </w:t>
-      </w:r>
-      <w:r>
-        <w:t xml:space="preserve">Pump power that reaches or drops below </w:t>
-      </w:r>
-      <w:r>
-        <w:t>500 Watts</w:t>
-      </w:r>
-      <w:r>
-        <w:t xml:space="preserve"> shall be classified as low</w:t>
-      </w:r>
-      <w:r>
-        <w:t xml:space="preserve">. </w:t>
-      </w:r>
-      <w:r>
-        <w:t xml:space="preserve">Pump power that </w:t>
-      </w:r>
-      <w:r>
-        <w:t>exceeds 500 Watts shall be considered nominal.</w:t>
-      </w:r>
-      <w:r>
-        <w:t xml:space="preserve"> Flow </w:t>
-      </w:r>
-      <w:r>
-        <w:t xml:space="preserve">shall be classified </w:t>
-      </w:r>
-      <w:r>
-        <w:t xml:space="preserve">binarily as either low or nominal. Flow </w:t>
-      </w:r>
-      <w:r>
-        <w:t>that reaches or drops below 3.5 GPM shall be considered low. Flow that exceeds 3.5 GPM shall be considered nominal.</w:t>
-      </w:r>
-      <w:r>
-        <w:t xml:space="preserve"> </w:t>
-      </w:r>
-    </w:p>
-    <w:p>
-      <w:r>
-        <w:t xml:space="preserve">Additionally, should </w:t>
-      </w:r>
-      <w:r>
-        <w:t xml:space="preserve">the active pump power signal or the flow signal be considered bad, the </w:t>
-      </w:r>
-      <w:r>
-        <w:t>pump power and/or the flow signal shall be automatically classified as low.</w:t>
-      </w:r>
-    </w:p>
-    <w:p>
-      <w:r>
-        <w:t xml:space="preserve">The state of </w:t>
-      </w:r>
-      <w:r>
-        <w:t xml:space="preserve">the system’s hydraulics shall be </w:t>
-      </w:r>
-      <w:r>
-        <w:t>binarily</w:t>
-      </w:r>
-      <w:r>
-        <w:t xml:space="preserve"> determined as either </w:t>
-      </w:r>
-      <w:r>
-        <w:t>nominal or</w:t>
-      </w:r>
-      <w:r>
-        <w:t xml:space="preserve"> failed. </w:t>
-      </w:r>
-      <w:r>
-        <w:t xml:space="preserve">Additionally, the system’s hydraulics shall be dependent on the pump </w:t>
-      </w:r>
-      <w:r>
-        <w:t xml:space="preserve">driving it. That is, for a primary and secondary pump, the system shall have </w:t>
-      </w:r>
-      <w:r>
-        <w:t>primary</w:t>
-      </w:r>
-      <w:r>
-        <w:t xml:space="preserve"> and secondary hydraulic</w:t>
-      </w:r>
-      <w:r>
-        <w:t xml:space="preserve">s. </w:t>
-      </w:r>
-      <w:r>
-        <w:t>The system’s primary hydraulics are considered to have failed if and only if</w:t>
-      </w:r>
-      <w:r>
-        <w:t xml:space="preserve"> any </w:t>
-      </w:r>
-      <w:r>
-        <w:t xml:space="preserve">2 </w:t>
-      </w:r>
-      <w:r>
-        <w:t xml:space="preserve">of the 3 </w:t>
-      </w:r>
-      <w:r>
-        <w:t xml:space="preserve">hydraulic parameters are </w:t>
-      </w:r>
-      <w:r>
-        <w:t>considered low</w:t>
-      </w:r>
-      <w:r>
-        <w:t xml:space="preserve">, whilst the primary </w:t>
-      </w:r>
-      <w:r>
-        <w:lastRenderedPageBreak/>
-        <w:t>pump is active.</w:t>
-      </w:r>
-      <w:r>
-        <w:t xml:space="preserve"> A primary hydraulic failure shall enable ALM-9</w:t>
-      </w:r>
-      <w:r>
-        <w:t xml:space="preserve"> The system’s secondary hydraulics are considered to have failed if and only if </w:t>
-      </w:r>
-      <w:r>
-        <w:t>any 2 of the 3 hydraulic parameters are considered low, whilst the secondary pump is active.</w:t>
-      </w:r>
-      <w:r>
-        <w:t xml:space="preserve"> A secondary hydraulic failure shall enable alarm</w:t>
-      </w:r>
-      <w:r>
-        <w:t xml:space="preserve"> ALM-10</w:t>
-      </w:r>
-      <w:r>
-        <w:t xml:space="preserve"> </w:t>
-      </w:r>
-      <w:r>
-        <w:t>In the event of a primary or secondary hydraulic failure, the system will attempt an automatic pump turnover.</w:t>
-      </w:r>
-      <w:r>
-        <w:t xml:space="preserve"> During system initialization, </w:t>
-      </w:r>
-      <w:r>
-        <w:t>a system’s hydraulics status shall be overridden as nominal.</w:t>
-      </w:r>
-      <w:r>
-        <w:t xml:space="preserve"> </w:t>
-      </w:r>
-    </w:p>
-    <w:p>
-      <w:r>
-        <w:t xml:space="preserve">The primary and secondary hydraulic failures may be only disabled </w:t>
-      </w:r>
-      <w:r>
-        <w:t>by the operator</w:t>
-      </w:r>
-      <w:r>
-        <w:t xml:space="preserve"> by</w:t>
-      </w:r>
-      <w:r>
-        <w:t xml:space="preserve"> </w:t>
-      </w:r>
-      <w:r>
-        <w:t xml:space="preserve">enabling </w:t>
-      </w:r>
-      <w:r>
-        <w:t>the acknowledge hydraulic fault switches</w:t>
-      </w:r>
-      <w:r>
-        <w:t xml:space="preserve"> (SW-10 and SW-11 respectively)</w:t>
-      </w:r>
-    </w:p>
-    <w:p>
-      <w:r>
-        <w:t>Power, pressure and flow classifications shall be fitted with hysteresis control, such</w:t>
-      </w:r>
-      <w:r>
-        <w:t xml:space="preserve"> that </w:t>
-      </w:r>
-      <w:r>
-        <w:t xml:space="preserve">a change in </w:t>
-      </w:r>
-      <w:r>
-        <w:t>classification (</w:t>
-      </w:r>
-      <w:r>
-        <w:t>that is,</w:t>
-      </w:r>
-      <w:r>
-        <w:t xml:space="preserve"> a </w:t>
-      </w:r>
-      <w:r>
-        <w:t xml:space="preserve">change from nominal to low or from low to nominal), must meet the threshold requirements listed above for at least 2 seconds. </w:t>
-      </w:r>
-    </w:p>
-    <w:p>
-      <w:pPr>
-        <w:pStyle w:val="Heading2"/>
-      </w:pPr>
-      <w:bookmarkStart w:id="17" w:name="_Toc239601641"/>
-      <w:r>
-        <w:t xml:space="preserve">Hydraulic </w:t>
-      </w:r>
-      <w:r>
-        <w:t>Failure Pump</w:t>
-      </w:r>
-      <w:r>
-        <w:t xml:space="preserve"> Turnover</w:t>
-      </w:r>
-      <w:bookmarkEnd w:id="17"/>
-      <w:r>
-        <w:t xml:space="preserve"> </w:t>
-      </w:r>
-    </w:p>
-    <w:p>
-      <w:r>
-        <w:t>The primary and secondary pumps shall not be active at the same time</w:t>
-      </w:r>
-      <w:r>
-        <w:t>.</w:t>
-      </w:r>
-      <w:r>
-        <w:t xml:space="preserve"> </w:t>
-      </w:r>
-      <w:r>
-        <w:t xml:space="preserve"> </w:t>
-      </w:r>
-      <w:r>
-        <w:t xml:space="preserve">All pumps </w:t>
-      </w:r>
-      <w:r>
-        <w:t>will</w:t>
-      </w:r>
-      <w:r>
-        <w:t xml:space="preserve"> remain off while the system is not running</w:t>
-      </w:r>
-      <w:r>
-        <w:t>, or the system is shutting down</w:t>
-      </w:r>
-      <w:r>
-        <w:t>.</w:t>
-      </w:r>
-      <w:r>
-        <w:t xml:space="preserve"> The</w:t>
-      </w:r>
-      <w:r>
-        <w:t xml:space="preserve"> system may </w:t>
-      </w:r>
-      <w:r>
-        <w:t>run</w:t>
-      </w:r>
-      <w:r>
-        <w:t xml:space="preserve"> in duplex mode, in which the simplex</w:t>
-      </w:r>
-      <w:r>
-        <w:t xml:space="preserve"> mode</w:t>
-      </w:r>
-      <w:r>
-        <w:t xml:space="preserve"> switch</w:t>
-      </w:r>
-      <w:r>
-        <w:t xml:space="preserve"> (SW</w:t>
-      </w:r>
-      <w:r>
-        <w:t>-</w:t>
-      </w:r>
-      <w:r>
-        <w:t>3)</w:t>
-      </w:r>
-      <w:r>
-        <w:t xml:space="preserve"> is disengaged, or in simplex mode, in which the switch is engaged.</w:t>
-      </w:r>
-      <w:r>
-        <w:t xml:space="preserve"> When the </w:t>
-      </w:r>
-      <w:r>
-        <w:t>system</w:t>
-      </w:r>
-      <w:r>
-        <w:t xml:space="preserve"> changes </w:t>
-      </w:r>
-      <w:r>
-        <w:t>from off to initialization</w:t>
-      </w:r>
-      <w:r>
-        <w:t xml:space="preserve">, the primary pump shall always be activated. </w:t>
-      </w:r>
-      <w:r>
-        <w:t xml:space="preserve">Should a hydraulic failure occur in connection with the active pump, </w:t>
-      </w:r>
-      <w:r>
-        <w:t xml:space="preserve">the system </w:t>
-      </w:r>
-      <w:r>
-        <w:t>should</w:t>
-      </w:r>
-      <w:r>
-        <w:t xml:space="preserve"> attempt an automatic pump turnover. </w:t>
-      </w:r>
-      <w:r>
-        <w:t xml:space="preserve">Should the </w:t>
-      </w:r>
-      <w:r>
-        <w:t xml:space="preserve">simplex switch be engaged </w:t>
-      </w:r>
-      <w:r>
-        <w:t xml:space="preserve">in the event of </w:t>
-      </w:r>
-      <w:r>
-        <w:t>an</w:t>
-      </w:r>
-      <w:r>
-        <w:t xml:space="preserve"> automatic pump turnover, the system </w:t>
-      </w:r>
-      <w:r>
-        <w:t xml:space="preserve">will engage the </w:t>
-      </w:r>
-      <w:r>
-        <w:t xml:space="preserve">duplex </w:t>
-      </w:r>
-      <w:r>
-        <w:t>failure</w:t>
-      </w:r>
-      <w:r>
-        <w:t xml:space="preserve"> fault</w:t>
-      </w:r>
-      <w:r>
-        <w:t xml:space="preserve"> (FL</w:t>
-      </w:r>
-      <w:r>
-        <w:t>T-6</w:t>
-      </w:r>
-      <w:r>
-        <w:t xml:space="preserve">) </w:t>
-      </w:r>
-      <w:r>
-        <w:t>and</w:t>
-      </w:r>
-      <w:r>
-        <w:t xml:space="preserve"> shutdown. Should the </w:t>
-      </w:r>
-      <w:r>
-        <w:t>simplex switch (SW</w:t>
-      </w:r>
-      <w:r>
-        <w:t>-</w:t>
-      </w:r>
-      <w:r>
-        <w:t xml:space="preserve">3) </w:t>
-      </w:r>
-      <w:r>
-        <w:t xml:space="preserve">be </w:t>
-      </w:r>
-      <w:r>
-        <w:t>dis</w:t>
-      </w:r>
-      <w:r>
-        <w:t xml:space="preserve">engaged </w:t>
-      </w:r>
-      <w:r>
-        <w:t>during the event of an automatic pump turnover,</w:t>
-      </w:r>
-      <w:r>
-        <w:t xml:space="preserve"> the active pump </w:t>
-      </w:r>
-      <w:r>
-        <w:t>shall receive 0V signal from the PLC, and the</w:t>
-      </w:r>
-      <w:r>
-        <w:t xml:space="preserve"> current</w:t>
-      </w:r>
-      <w:r>
-        <w:t xml:space="preserve"> non-active pump shall receive a 24V. The system will then</w:t>
-      </w:r>
-      <w:r>
-        <w:t xml:space="preserve"> automatically</w:t>
-      </w:r>
-      <w:r>
-        <w:t xml:space="preserve"> </w:t>
-      </w:r>
-      <w:r>
-        <w:t xml:space="preserve">engage </w:t>
-      </w:r>
-      <w:r>
-        <w:t>the simplex switch (SW</w:t>
-      </w:r>
-      <w:r>
-        <w:t>-</w:t>
-      </w:r>
-      <w:r>
-        <w:t>3)</w:t>
-      </w:r>
-      <w:r>
-        <w:t>.</w:t>
-      </w:r>
-      <w:r>
-        <w:t xml:space="preserve"> Only</w:t>
-      </w:r>
-      <w:r>
-        <w:t xml:space="preserve"> </w:t>
-      </w:r>
-      <w:r>
-        <w:t xml:space="preserve">the </w:t>
-      </w:r>
-      <w:r>
-        <w:t xml:space="preserve">operator may disengage </w:t>
-      </w:r>
-      <w:r>
-        <w:t>SW</w:t>
-      </w:r>
-      <w:r>
-        <w:t>-</w:t>
-      </w:r>
-      <w:r>
-        <w:t>3</w:t>
-      </w:r>
-      <w:r>
-        <w:t xml:space="preserve"> </w:t>
-      </w:r>
-      <w:r>
-        <w:t>at any point</w:t>
-      </w:r>
-      <w:r>
-        <w:t xml:space="preserve"> </w:t>
-      </w:r>
-      <w:r>
-        <w:t xml:space="preserve">during </w:t>
-      </w:r>
-      <w:r>
-        <w:t>skid operation</w:t>
-      </w:r>
-      <w:r>
-        <w:t>.</w:t>
-      </w:r>
-      <w:r>
-        <w:t xml:space="preserve"> </w:t>
-      </w:r>
-    </w:p>
-    <w:p>
-      <w:pPr>
-        <w:pStyle w:val="Heading2"/>
-      </w:pPr>
-      <w:bookmarkStart w:id="18" w:name="_Toc239601642"/>
-      <w:r>
-        <w:t>Lifecycle Pump Turnover</w:t>
-      </w:r>
-      <w:bookmarkEnd w:id="18"/>
-    </w:p>
-    <w:p>
-      <w:r>
-        <w:t xml:space="preserve">To </w:t>
-      </w:r>
-      <w:r>
-        <w:t>maximize the lifespan of the primary and secondary pump, the cooling skid shall have an automatic lifecycle pump turnover feature.</w:t>
-      </w:r>
-      <w:r>
-        <w:t xml:space="preserve"> Pump turnover </w:t>
-      </w:r>
-      <w:r>
-        <w:t xml:space="preserve">for the pump lifecycle shall be henceforth called pump cycling. </w:t>
-      </w:r>
-      <w:r>
-        <w:t xml:space="preserve">Pump </w:t>
-      </w:r>
-      <w:r>
-        <w:t>cycling</w:t>
-      </w:r>
-      <w:r>
-        <w:t xml:space="preserve"> may only occur should the enable pump </w:t>
-      </w:r>
-      <w:r>
-        <w:t>cycling</w:t>
-      </w:r>
-      <w:r>
-        <w:t xml:space="preserve"> switch (SW</w:t>
-      </w:r>
-      <w:r>
-        <w:t>-12)</w:t>
-      </w:r>
-      <w:r>
-        <w:t xml:space="preserve"> be engaged. </w:t>
-      </w:r>
-      <w:r>
-        <w:t xml:space="preserve">While the </w:t>
-      </w:r>
-      <w:r>
-        <w:t xml:space="preserve">simplex mode switch </w:t>
-      </w:r>
-      <w:r>
-        <w:t>is</w:t>
-      </w:r>
-      <w:r>
-        <w:t xml:space="preserve"> engaged, the </w:t>
-      </w:r>
-      <w:proofErr w:type="gramStart"/>
-      <w:r>
-        <w:t>enable</w:t>
-      </w:r>
-      <w:proofErr w:type="gramEnd"/>
-      <w:r>
-        <w:t xml:space="preserve"> pump cycling switch shall always be disengaged. </w:t>
-      </w:r>
-      <w:r>
-        <w:t xml:space="preserve">While the simplex mode switch is disengaged, the operator may choose to engage or disengage the pump cycling </w:t>
-      </w:r>
-      <w:r>
-        <w:t>switch during skid operation.</w:t>
-      </w:r>
-    </w:p>
-    <w:p/>
-    <w:p>
-      <w:r>
-        <w:lastRenderedPageBreak/>
-        <w:t>The primary and secondary pump</w:t>
-      </w:r>
-      <w:r>
-        <w:t xml:space="preserve"> differential</w:t>
-      </w:r>
-      <w:r>
-        <w:t xml:space="preserve"> usage shall be counted using </w:t>
-      </w:r>
-      <w:r>
-        <w:t>hours (i.e. ticks in the program)</w:t>
-      </w:r>
-      <w:r>
-        <w:t xml:space="preserve">, </w:t>
-      </w:r>
-      <w:r>
-        <w:t>by</w:t>
-      </w:r>
-      <w:r>
-        <w:t xml:space="preserve"> a </w:t>
-      </w:r>
-      <w:r>
-        <w:t>L</w:t>
-      </w:r>
-      <w:r>
-        <w:t>INT-valued</w:t>
-      </w:r>
-      <w:r>
-        <w:t xml:space="preserve"> </w:t>
-      </w:r>
-      <w:r>
-        <w:t>differential pump</w:t>
-      </w:r>
-      <w:r>
-        <w:t xml:space="preserve"> signal (SIG-25)</w:t>
-      </w:r>
-      <w:r>
-        <w:t xml:space="preserve"> Primary pump usage shall increase SIG-25 by 1 for every hour in operation. </w:t>
-      </w:r>
-      <w:r>
-        <w:t xml:space="preserve">Secondary pump usage shall </w:t>
-      </w:r>
-      <w:r>
-        <w:t>decrease SIG</w:t>
-      </w:r>
-      <w:r>
-        <w:t xml:space="preserve">-25 by 1 for every hour in operation. </w:t>
-      </w:r>
-      <w:r>
-        <w:t xml:space="preserve"> </w:t>
-      </w:r>
-    </w:p>
-    <w:p>
-      <w:r>
-        <w:t>S</w:t>
-      </w:r>
-      <w:r>
-        <w:t>hould pump cycling be engaged, and the pump differential signal reach or surpass 168, a</w:t>
-      </w:r>
-      <w:r>
-        <w:t>nd the primary pump is active, an automatic pump turnover shall be initiated</w:t>
-      </w:r>
-      <w:r>
-        <w:t xml:space="preserve">, in which the secondary pump shall receive a 24V signal from the </w:t>
-      </w:r>
-      <w:proofErr w:type="gramStart"/>
-      <w:r>
-        <w:t>PLC</w:t>
-      </w:r>
-      <w:proofErr w:type="gramEnd"/>
-      <w:r>
-        <w:t xml:space="preserve"> and the primary pump shall receive a 0V signal from the PLC</w:t>
-      </w:r>
-      <w:r>
-        <w:t>.</w:t>
-      </w:r>
-      <w:r>
-        <w:t xml:space="preserve"> </w:t>
-      </w:r>
-      <w:r>
-        <w:t xml:space="preserve">Should pump cycling be disengaged, and the pump </w:t>
-      </w:r>
-      <w:r>
-        <w:t>differential</w:t>
-      </w:r>
-      <w:r>
-        <w:t xml:space="preserve"> signal reach or surpass 168, and the primary pump is active, </w:t>
-      </w:r>
-      <w:r>
-        <w:t xml:space="preserve">the pump cycle alarm (ALM-17) shall be engaged. Should </w:t>
-      </w:r>
-      <w:r>
-        <w:t xml:space="preserve">pump cycling be engaged, and the pump differential signal reach or pass below -168 and the secondary pump is </w:t>
-      </w:r>
-      <w:r>
-        <w:t xml:space="preserve">active, then an automatic pump turnover shall be initiated, in which the primary pump shall receive a 24V signal from the PLC and the secondary pump shall </w:t>
-      </w:r>
-      <w:r>
-        <w:t>receive</w:t>
-      </w:r>
-      <w:r>
-        <w:t xml:space="preserve"> a 0V signal from the PLC. Should pump cycling be disengaged, and the pump differential signal reach or pass below -168</w:t>
-      </w:r>
-      <w:r>
-        <w:t>, the pump cycle alarm shall be engaged.</w:t>
-      </w:r>
-    </w:p>
-    <w:p>
-      <w:r>
-        <w:t xml:space="preserve">The operator may choose to reset the pump differential signal to 0 at any point during skid operation by engaging the </w:t>
-      </w:r>
-      <w:r>
-        <w:t>Reset Pump Differential Switch (SW-13).</w:t>
-      </w:r>
-    </w:p>
-    <w:p>
-      <w:r>
-        <w:t xml:space="preserve">Should the </w:t>
-      </w:r>
-      <w:r>
-        <w:t>pump differential signal reach 2</w:t>
-      </w:r>
-      <w:r>
-        <w:rPr>
-          <w:vertAlign w:val="superscript"/>
-        </w:rPr>
-        <w:t xml:space="preserve">63 </w:t>
-      </w:r>
-      <w:r>
-        <w:t>– 2 or -2</w:t>
-      </w:r>
-      <w:r>
-        <w:rPr>
-          <w:vertAlign w:val="superscript"/>
-        </w:rPr>
-        <w:t>63</w:t>
-      </w:r>
-      <w:r>
-        <w:rPr>
-          <w:vertAlign w:val="superscript"/>
-        </w:rPr>
-        <w:t xml:space="preserve"> </w:t>
-      </w:r>
-      <w:r>
-        <w:t xml:space="preserve">+ 1 </w:t>
-      </w:r>
-      <w:r>
-        <w:t xml:space="preserve">the </w:t>
-      </w:r>
-      <w:r>
-        <w:t>overflow/EOTW fault (FLT-</w:t>
-      </w:r>
-      <w:r>
-        <w:t>8) shall be engaged</w:t>
-      </w:r>
-      <w:r>
-        <w:t>, and the system shall shutdown</w:t>
-      </w:r>
-    </w:p>
-    <w:p>
-      <w:pPr>
-        <w:pStyle w:val="Heading2"/>
-      </w:pPr>
-      <w:bookmarkStart w:id="19" w:name="_Toc239601643"/>
-      <w:r>
-        <w:t xml:space="preserve">Manual </w:t>
-      </w:r>
-      <w:r>
-        <w:t>Operation</w:t>
-      </w:r>
-      <w:bookmarkEnd w:id="19"/>
-    </w:p>
-    <w:p>
-      <w:r>
-        <w:t>The operator may choose to engage SW</w:t>
-      </w:r>
-      <w:r>
-        <w:t>-</w:t>
-      </w:r>
-      <w:r>
-        <w:t xml:space="preserve">3 at any point during skid operation. </w:t>
-      </w:r>
-      <w:r>
-        <w:t>The operator may choose to attempt a manual pump turnover at any point during operation by engag</w:t>
-      </w:r>
-      <w:r>
-        <w:t>ing the manual turnover switch SW</w:t>
-      </w:r>
-      <w:r>
-        <w:t>-</w:t>
-      </w:r>
-      <w:r>
-        <w:t>4. Should SW</w:t>
-      </w:r>
-      <w:r>
-        <w:t>-</w:t>
-      </w:r>
-      <w:r>
-        <w:t xml:space="preserve">3 be engaged when attempting </w:t>
-      </w:r>
-      <w:r>
-        <w:t>to</w:t>
-      </w:r>
-      <w:r>
-        <w:t xml:space="preserve"> engage SW4, </w:t>
-      </w:r>
-      <w:r>
-        <w:t xml:space="preserve">SW4 </w:t>
-      </w:r>
-      <w:proofErr w:type="gramStart"/>
-      <w:r>
-        <w:t>shall</w:t>
-      </w:r>
-      <w:proofErr w:type="gramEnd"/>
-      <w:r>
-        <w:t xml:space="preserve"> disengage with no</w:t>
-      </w:r>
-      <w:r>
-        <w:t xml:space="preserve"> </w:t>
-      </w:r>
-      <w:r>
-        <w:t>additional action</w:t>
-      </w:r>
-      <w:r>
-        <w:t>. Should SW3 be disengaged when attempting to engage SW</w:t>
-      </w:r>
-      <w:r>
-        <w:t>-</w:t>
-      </w:r>
-      <w:r>
-        <w:t xml:space="preserve">3, </w:t>
-      </w:r>
-      <w:r>
-        <w:t>SW</w:t>
-      </w:r>
-      <w:r>
-        <w:t>-</w:t>
-      </w:r>
-      <w:r>
-        <w:t xml:space="preserve">4 will disengage, and </w:t>
-      </w:r>
-      <w:r>
-        <w:t xml:space="preserve">a pump turnover shall commence, in which </w:t>
-      </w:r>
-      <w:r>
-        <w:t>the</w:t>
-      </w:r>
-      <w:r>
-        <w:t xml:space="preserve"> current active pump receives a 0V signal from the PLC, and the current inactive pump receives a 24V signal from the PLC</w:t>
-      </w:r>
-      <w:r>
-        <w:t xml:space="preserve"> </w:t>
-      </w:r>
-    </w:p>
-    <w:p>
-      <w:pPr>
-        <w:pStyle w:val="Heading1"/>
-      </w:pPr>
-      <w:bookmarkStart w:id="20" w:name="_Toc239601644"/>
-      <w:r>
-        <w:t xml:space="preserve">Vessel Level </w:t>
-      </w:r>
-      <w:r>
-        <w:t>Control</w:t>
-      </w:r>
-      <w:bookmarkEnd w:id="20"/>
-    </w:p>
-    <w:p>
-      <w:pPr>
-        <w:pStyle w:val="Heading2"/>
-      </w:pPr>
-      <w:bookmarkStart w:id="21" w:name="_Toc239601645"/>
-      <w:r>
-        <w:t>Signal Processing</w:t>
-      </w:r>
-      <w:bookmarkEnd w:id="21"/>
-    </w:p>
-    <w:p>
-      <w:r>
-        <w:t xml:space="preserve">The vessel </w:t>
-      </w:r>
-      <w:r>
-        <w:t xml:space="preserve">storing excess coolant shall be </w:t>
-      </w:r>
-      <w:r>
-        <w:t xml:space="preserve">fitted with two </w:t>
-      </w:r>
-      <w:r>
-        <w:t xml:space="preserve">hall </w:t>
-      </w:r>
-      <w:r>
-        <w:t>sensor switches</w:t>
-      </w:r>
-      <w:r>
-        <w:t xml:space="preserve"> to indicate low</w:t>
-      </w:r>
-      <w:r>
-        <w:t xml:space="preserve"> coolant lev</w:t>
-      </w:r>
-      <w:r>
-        <w:t xml:space="preserve">el </w:t>
-      </w:r>
-      <w:r>
-        <w:t>in the vessel</w:t>
-      </w:r>
-      <w:r>
-        <w:t xml:space="preserve"> (</w:t>
-      </w:r>
-      <w:r>
-        <w:t xml:space="preserve">P17A) and </w:t>
-      </w:r>
-      <w:r>
-        <w:t>critical low coolant level in the vessel (P17B).</w:t>
-      </w:r>
-      <w:r>
-        <w:t xml:space="preserve"> </w:t>
-      </w:r>
-      <w:r>
-        <w:t xml:space="preserve">These hall sensors shall be </w:t>
-      </w:r>
-      <w:r>
-        <w:t>engaged</w:t>
-      </w:r>
-      <w:r>
-        <w:t xml:space="preserve"> </w:t>
-      </w:r>
-      <w:r>
-        <w:t xml:space="preserve">if </w:t>
-      </w:r>
-      <w:r>
-        <w:t>the coolant level within the vessel falls below the level at which the</w:t>
-      </w:r>
-      <w:r>
-        <w:t xml:space="preserve"> respective</w:t>
-      </w:r>
-      <w:r>
-        <w:t xml:space="preserve"> sensors have been installed</w:t>
-      </w:r>
-      <w:r>
-        <w:t xml:space="preserve"> on the vessel.</w:t>
-      </w:r>
-      <w:r>
-        <w:t xml:space="preserve"> The </w:t>
-      </w:r>
-      <w:r>
-        <w:lastRenderedPageBreak/>
-        <w:t xml:space="preserve">hall sensors </w:t>
-      </w:r>
-      <w:r>
-        <w:t xml:space="preserve">shall be disengaged when the coolant level within the vessel is at, or surpasses, the level at which the hall sensors have been installed </w:t>
-      </w:r>
-      <w:r>
-        <w:t>at.</w:t>
-      </w:r>
-      <w:r>
-        <w:t xml:space="preserve"> </w:t>
-      </w:r>
-    </w:p>
-    <w:p>
-      <w:r>
-        <w:t xml:space="preserve">Both hall sensors shall be integrated with hysteresis control, such that the physical signals (PHY-10 and PHY-11 respectively), shall </w:t>
-      </w:r>
-      <w:r>
-        <w:t xml:space="preserve">not engage the </w:t>
-      </w:r>
-      <w:r>
-        <w:t xml:space="preserve">final output signals (SIG-20, SIG-21) until </w:t>
-      </w:r>
-      <w:r>
-        <w:t>at least 500 milliseconds have elapsed</w:t>
-      </w:r>
-    </w:p>
-    <w:p>
-      <w:pPr>
-        <w:pStyle w:val="Heading2"/>
-      </w:pPr>
-      <w:bookmarkStart w:id="22" w:name="_Toc239601646"/>
-      <w:r>
-        <w:t xml:space="preserve">Level </w:t>
-      </w:r>
-      <w:r>
-        <w:t>Monitoring</w:t>
-      </w:r>
-      <w:bookmarkEnd w:id="22"/>
-    </w:p>
-    <w:p>
-      <w:r>
-        <w:t>If</w:t>
-      </w:r>
-      <w:r>
-        <w:t xml:space="preserve"> </w:t>
-      </w:r>
-      <w:r>
-        <w:t xml:space="preserve">SIG-20 </w:t>
-      </w:r>
-      <w:r>
-        <w:t>is engaged</w:t>
-      </w:r>
-      <w:r>
-        <w:t>, the Low Coolant Level in Vessel Alarm (ALM-2) shall be engaged</w:t>
-      </w:r>
-      <w:r>
-        <w:t xml:space="preserve">. If both </w:t>
-      </w:r>
-      <w:r>
-        <w:t xml:space="preserve">SIG-20 </w:t>
-      </w:r>
-      <w:r>
-        <w:t xml:space="preserve">and </w:t>
-      </w:r>
-      <w:r>
-        <w:t xml:space="preserve">SIG-21 </w:t>
-      </w:r>
-      <w:r>
-        <w:t xml:space="preserve">are engaged, </w:t>
-      </w:r>
-      <w:r>
-        <w:t xml:space="preserve">the critical vessel level fault (FLT-2) shall be engaged, and the system shall </w:t>
-      </w:r>
-      <w:r>
-        <w:t>shut down</w:t>
-      </w:r>
-      <w:r>
-        <w:t xml:space="preserve">. </w:t>
-      </w:r>
-    </w:p>
-    <w:p>
-      <w:pPr>
-        <w:pStyle w:val="Heading2"/>
-      </w:pPr>
-      <w:bookmarkStart w:id="23" w:name="_Toc239601647"/>
+      <w:bookmarkStart w:id="30" w:name="_Toc240452896"/>
       <w:r>
         <w:t>Redundancy Control</w:t>
       </w:r>
-      <w:bookmarkEnd w:id="23"/>
-    </w:p>
-    <w:p>
-      <w:r>
-        <w:t xml:space="preserve">Should </w:t>
-      </w:r>
-      <w:r>
-        <w:t xml:space="preserve">SIG-21 </w:t>
-      </w:r>
-      <w:r>
-        <w:t xml:space="preserve">be engaged, but </w:t>
-      </w:r>
-      <w:r>
-        <w:t>S</w:t>
-      </w:r>
-      <w:r>
-        <w:t>IG</w:t>
-      </w:r>
-      <w:r>
-        <w:t>-20</w:t>
-      </w:r>
-      <w:r>
-        <w:t xml:space="preserve"> </w:t>
-      </w:r>
-      <w:proofErr w:type="gramStart"/>
-      <w:r>
-        <w:t>remain</w:t>
-      </w:r>
-      <w:proofErr w:type="gramEnd"/>
-      <w:r>
-        <w:t xml:space="preserve"> disengaged, the</w:t>
-      </w:r>
-      <w:r>
-        <w:t xml:space="preserve"> Level Sensor Malfunction fault (FLT-4) shall engage, and the system shall </w:t>
-      </w:r>
-      <w:r>
-        <w:t>shut down</w:t>
-      </w:r>
-      <w:r>
-        <w:t>.</w:t>
-      </w:r>
-    </w:p>
-    <w:p/>
-    <w:p>
-      <w:pPr>
-        <w:pStyle w:val="Heading1"/>
-      </w:pPr>
-      <w:bookmarkStart w:id="24" w:name="_Toc239601648"/>
-      <w:r>
-        <w:t xml:space="preserve">Conductivity </w:t>
-      </w:r>
-      <w:r>
-        <w:t>Control</w:t>
-      </w:r>
-      <w:bookmarkEnd w:id="24"/>
-    </w:p>
-    <w:p>
-      <w:pPr>
-        <w:pStyle w:val="Heading2"/>
-      </w:pPr>
-      <w:bookmarkStart w:id="25" w:name="_Toc239601649"/>
-      <w:r>
-        <w:t>Signal Processing</w:t>
-      </w:r>
-      <w:bookmarkEnd w:id="25"/>
-    </w:p>
-    <w:p>
-      <w:r>
-        <w:t xml:space="preserve">The conductivity sensor shall </w:t>
-      </w:r>
-      <w:r>
-        <w:t xml:space="preserve">communicate to the PLC using a 4-20mA </w:t>
-      </w:r>
-      <w:r>
-        <w:t>WORD-valued signal (PHY-</w:t>
-      </w:r>
-      <w:r>
-        <w:t>7). The WORD-valued signal shall be converted into a REAL-valued signal</w:t>
-      </w:r>
-      <w:r>
-        <w:t xml:space="preserve"> (SIG-7). </w:t>
-      </w:r>
-      <w:r>
-        <w:t>Additionally,</w:t>
-      </w:r>
-      <w:r>
-        <w:t xml:space="preserve"> the conductivity</w:t>
-      </w:r>
-      <w:r>
-        <w:t xml:space="preserve"> sensor shall communicate integrated alarm and fault trips by communicating to the PLC through 0-24V BOOL-valued signal (PHY</w:t>
-      </w:r>
-      <w:r>
-        <w:t xml:space="preserve">-8, PHY-9). </w:t>
-      </w:r>
-      <w:r>
-        <w:t>The alarm and fault trip signals shall be passed through a Hysteresis filter</w:t>
-      </w:r>
-      <w:r>
-        <w:t>, requiring 500mS of stability before engaging the filtered alarm and fault signals (SIG-</w:t>
-      </w:r>
-      <w:r>
-        <w:t>23, SIG-24).</w:t>
-      </w:r>
-    </w:p>
-    <w:p>
-      <w:r>
-        <w:t xml:space="preserve">In addition to the alarm and fault trips in the conductivity sensor, the </w:t>
-      </w:r>
-      <w:r>
-        <w:t>REAL-valued signal shall also be observed for the same alarm and fault conditions.</w:t>
-      </w:r>
-      <w:r>
-        <w:t xml:space="preserve"> The REAL-valued signal shall be passed through a hysteresis filter, requiring </w:t>
-      </w:r>
-      <w:r>
-        <w:t xml:space="preserve">500 </w:t>
-      </w:r>
-      <w:proofErr w:type="spellStart"/>
-      <w:r>
-        <w:t>m</w:t>
-      </w:r>
-      <w:r>
-        <w:t>s</w:t>
-      </w:r>
-      <w:proofErr w:type="spellEnd"/>
-      <w:r>
-        <w:t xml:space="preserve"> of stability before </w:t>
-      </w:r>
-      <w:r>
-        <w:t>its value is classified as an alarm or fault condition.</w:t>
-      </w:r>
-    </w:p>
-    <w:p>
-      <w:pPr>
-        <w:pStyle w:val="Heading2"/>
-      </w:pPr>
-      <w:bookmarkStart w:id="26" w:name="_Toc239601650"/>
-      <w:r>
-        <w:t>Conductivity Monitoring</w:t>
-      </w:r>
-      <w:bookmarkEnd w:id="26"/>
-    </w:p>
-    <w:p>
-      <w:r>
-        <w:t xml:space="preserve">Should </w:t>
-      </w:r>
-      <w:r>
-        <w:t xml:space="preserve">the </w:t>
-      </w:r>
-      <w:r>
-        <w:t>conductivity sensor alarm trip,</w:t>
-      </w:r>
-      <w:r>
-        <w:t xml:space="preserve"> and the</w:t>
-      </w:r>
-      <w:r>
-        <w:t xml:space="preserve"> REAL-valued signals </w:t>
-      </w:r>
-      <w:r>
-        <w:t xml:space="preserve">observe a </w:t>
-      </w:r>
-      <w:r>
-        <w:t>conductivity</w:t>
-      </w:r>
-      <w:r>
-        <w:t xml:space="preserve"> at or greater than 0.9 </w:t>
-      </w:r>
-      <w:proofErr w:type="spellStart"/>
-      <w:r>
-        <w:t>μ</w:t>
-      </w:r>
-      <w:r>
-        <w:t>S</w:t>
-      </w:r>
-      <w:proofErr w:type="spellEnd"/>
-      <w:r>
-        <w:t xml:space="preserve">/cm </w:t>
-      </w:r>
-      <w:r>
-        <w:t>at</w:t>
-      </w:r>
-      <w:r>
-        <w:t xml:space="preserve"> 25°C, the </w:t>
-      </w:r>
-      <w:r>
-        <w:t>conductivity</w:t>
-      </w:r>
-      <w:r>
-        <w:t xml:space="preserve"> alarm (ALM-3) </w:t>
-      </w:r>
-      <w:proofErr w:type="gramStart"/>
-      <w:r>
-        <w:t>shall</w:t>
-      </w:r>
-      <w:proofErr w:type="gramEnd"/>
-      <w:r>
-        <w:t xml:space="preserve"> be engaged. Should the conductivity sensor alarm trip, and the conductivity sensor fault trip, and the REAL-valued signal observe a conductivity greater than 1 </w:t>
-      </w:r>
-      <w:proofErr w:type="spellStart"/>
-      <w:r>
-        <w:t>μ</w:t>
-      </w:r>
-      <w:r>
-        <w:t>S</w:t>
-      </w:r>
-      <w:proofErr w:type="spellEnd"/>
-      <w:r>
-        <w:t xml:space="preserve">/cm </w:t>
-      </w:r>
-      <w:r>
-        <w:t>at</w:t>
-      </w:r>
-      <w:r>
-        <w:t xml:space="preserve"> 25°C</w:t>
-      </w:r>
-      <w:r>
-        <w:t xml:space="preserve">, the </w:t>
-      </w:r>
-      <w:r>
-        <w:t>critical conductivity fault (FLT-3) shall be engaged.</w:t>
-      </w:r>
-    </w:p>
-    <w:p>
-      <w:pPr>
-        <w:pStyle w:val="Heading2"/>
-      </w:pPr>
-      <w:bookmarkStart w:id="27" w:name="_Toc239601651"/>
-      <w:r>
-        <w:lastRenderedPageBreak/>
-        <w:t>Redundancy Control</w:t>
-      </w:r>
-      <w:bookmarkEnd w:id="27"/>
+      <w:bookmarkEnd w:id="30"/>
     </w:p>
     <w:p>
       <w:r>
@@ -6655,7 +7518,50 @@
         <w:t xml:space="preserve">SIG-7 </w:t>
       </w:r>
       <w:r>
-        <w:t>fails to observe a conductivity at or greater than 0.9</w:t>
+        <w:t xml:space="preserve">fails to observe a conductivity at or greater than 0.9 </w:t>
+      </w:r>
+      <w:proofErr w:type="spellStart"/>
+      <w:r>
+        <w:t>μ</w:t>
+      </w:r>
+      <w:r>
+        <w:t>S</w:t>
+      </w:r>
+      <w:proofErr w:type="spellEnd"/>
+      <w:r>
+        <w:t>/cm at 25°C</w:t>
+      </w:r>
+      <w:r>
+        <w:t xml:space="preserve"> after an elapsed time of 2 seconds,</w:t>
+      </w:r>
+      <w:r>
+        <w:t xml:space="preserve"> FLT-5 shall be engaged. Should</w:t>
+      </w:r>
+      <w:r>
+        <w:t xml:space="preserve"> SIG-7 observe a conductivity at or greater than 0.9 </w:t>
+      </w:r>
+      <w:proofErr w:type="spellStart"/>
+      <w:r>
+        <w:t>μ</w:t>
+      </w:r>
+      <w:r>
+        <w:t>S</w:t>
+      </w:r>
+      <w:proofErr w:type="spellEnd"/>
+      <w:r>
+        <w:t>/cm at 25°C,</w:t>
+      </w:r>
+      <w:r>
+        <w:t xml:space="preserve"> but the conductivity alarm trip fails to engage after an elapsed time of 2 seconds, FLT-5 shall be engaged. Should both the conductivity sensor alarm trip engage, and the conductivity sensor fault trip engage, but the </w:t>
+      </w:r>
+      <w:r>
+        <w:t xml:space="preserve">SIG-7 fails </w:t>
+      </w:r>
+      <w:r>
+        <w:t xml:space="preserve">to register a </w:t>
+      </w:r>
+      <w:r>
+        <w:t>conductivity greater than 1</w:t>
       </w:r>
       <w:r>
         <w:t xml:space="preserve"> </w:t>
@@ -6672,16 +7578,22 @@
         <w:t>/cm at 25°C</w:t>
       </w:r>
       <w:r>
-        <w:t xml:space="preserve"> after an elapsed time of 2 seconds,</w:t>
-      </w:r>
-      <w:r>
-        <w:t xml:space="preserve"> FLT-5 shall be engaged. Should</w:t>
-      </w:r>
-      <w:r>
-        <w:t xml:space="preserve"> SIG-7 observe a conductivity at or greater than </w:t>
-      </w:r>
-      <w:r>
-        <w:t xml:space="preserve">0.9 </w:t>
+        <w:t xml:space="preserve"> after an elapsed time of 2 seconds</w:t>
+      </w:r>
+      <w:r>
+        <w:t xml:space="preserve">, </w:t>
+      </w:r>
+      <w:r>
+        <w:t xml:space="preserve">FLT-5 shall be engaged. Should </w:t>
+      </w:r>
+      <w:r>
+        <w:t xml:space="preserve">the conductivity fault trip fail to engage, regardless of whether the conductivity sensor trip </w:t>
+      </w:r>
+      <w:r>
+        <w:t xml:space="preserve">alarm is, or is not engaged, while SIG-7 registers a conductivity greater than </w:t>
+      </w:r>
+      <w:r>
+        <w:t xml:space="preserve">1 </w:t>
       </w:r>
       <w:proofErr w:type="spellStart"/>
       <w:r>
@@ -6692,68 +7604,7 @@
       </w:r>
       <w:proofErr w:type="spellEnd"/>
       <w:r>
-        <w:t>/cm at 25°C</w:t>
-      </w:r>
-      <w:r>
-        <w:t>,</w:t>
-      </w:r>
-      <w:r>
-        <w:t xml:space="preserve"> but the conductivity alarm trip fails to engage after an elapsed time of 2 seconds, FLT-5 shall be engaged. Should both the conductivity sensor alarm trip engage, and the conductivity sensor fault trip engage, but the </w:t>
-      </w:r>
-      <w:r>
-        <w:t xml:space="preserve">SIG-7 fails </w:t>
-      </w:r>
-      <w:r>
-        <w:t xml:space="preserve">to register a </w:t>
-      </w:r>
-      <w:r>
-        <w:t>conductivity greater than 1</w:t>
-      </w:r>
-      <w:r>
-        <w:t xml:space="preserve"> </w:t>
-      </w:r>
-      <w:proofErr w:type="spellStart"/>
-      <w:r>
-        <w:t>μ</w:t>
-      </w:r>
-      <w:r>
-        <w:t>S</w:t>
-      </w:r>
-      <w:proofErr w:type="spellEnd"/>
-      <w:r>
-        <w:t>/cm at 25°C</w:t>
-      </w:r>
-      <w:r>
-        <w:t xml:space="preserve"> after an elapsed time of 2 seconds</w:t>
-      </w:r>
-      <w:r>
-        <w:t xml:space="preserve">, </w:t>
-      </w:r>
-      <w:r>
-        <w:t xml:space="preserve">FLT-5 shall be engaged. Should </w:t>
-      </w:r>
-      <w:r>
-        <w:t xml:space="preserve">the conductivity fault trip fail to engage, regardless of whether the conductivity sensor trip </w:t>
-      </w:r>
-      <w:r>
-        <w:t xml:space="preserve">alarm is, or is not engaged, while SIG-7 registers a conductivity greater than </w:t>
-      </w:r>
-      <w:r>
-        <w:t xml:space="preserve">1 </w:t>
-      </w:r>
-      <w:proofErr w:type="spellStart"/>
-      <w:r>
-        <w:t>μ</w:t>
-      </w:r>
-      <w:r>
-        <w:t>S</w:t>
-      </w:r>
-      <w:proofErr w:type="spellEnd"/>
-      <w:r>
-        <w:t>/cm at 25°C after an elapsed time of 2 seconds</w:t>
-      </w:r>
-      <w:r>
-        <w:t>, FLT-5 shall be engaged</w:t>
+        <w:t>/cm at 25°C after an elapsed time of 2 seconds, FLT-5 shall be engaged</w:t>
       </w:r>
     </w:p>
     <w:p/>
@@ -6850,7 +7701,7 @@
               <w:sz w:val="16"/>
               <w:szCs w:val="16"/>
             </w:rPr>
-            <w:t>Document Number:</w:t>
+            <w:t>Document Number</w:t>
           </w:r>
           <w:r>
             <w:rPr>
@@ -6900,7 +7751,7 @@
               <w:sz w:val="16"/>
               <w:szCs w:val="16"/>
             </w:rPr>
-            <w:t>Document Title:</w:t>
+            <w:t>Document Title</w:t>
           </w:r>
           <w:r>
             <w:rPr>
@@ -6922,10 +7773,18 @@
           <w:r>
             <w:rPr>
               <w:rFonts w:cs="Arial"/>
-              <w:sz w:val="16"/>
-              <w:szCs w:val="16"/>
+              <w:sz w:val="14"/>
+              <w:szCs w:val="14"/>
             </w:rPr>
-            <w:t>DI Cooling Skid Process Control Narrative</w:t>
+            <w:t xml:space="preserve">DI </w:t>
+          </w:r>
+          <w:r>
+            <w:rPr>
+              <w:rFonts w:cs="Arial"/>
+              <w:sz w:val="14"/>
+              <w:szCs w:val="14"/>
+            </w:rPr>
+            <w:t>WATER COOLING SKID PROCESS CONTROL NARRATIVE</w:t>
           </w:r>
         </w:p>
       </w:tc>
@@ -7133,7 +7992,7 @@
               <w:sz w:val="16"/>
               <w:szCs w:val="16"/>
             </w:rPr>
-            <w:t>Document Status:</w:t>
+            <w:t>Document Status</w:t>
           </w:r>
           <w:r>
             <w:rPr>
@@ -7160,7 +8019,15 @@
               <w:sz w:val="16"/>
               <w:szCs w:val="16"/>
             </w:rPr>
-            <w:t>ISSUED FOR REVIEW</w:t>
+            <w:t xml:space="preserve">ISSUED FOR </w:t>
+          </w:r>
+          <w:r>
+            <w:rPr>
+              <w:rFonts w:cs="Arial"/>
+              <w:sz w:val="16"/>
+              <w:szCs w:val="16"/>
+            </w:rPr>
+            <w:t>DESIGN</w:t>
           </w:r>
         </w:p>
       </w:tc>
@@ -7184,7 +8051,7 @@
               <w:sz w:val="16"/>
               <w:szCs w:val="16"/>
             </w:rPr>
-            <w:t>REV:</w:t>
+            <w:t>REV</w:t>
           </w:r>
           <w:r>
             <w:rPr>
@@ -7208,10 +8075,12 @@
           <w:r>
             <w:rPr>
               <w:rFonts w:cs="Arial"/>
+              <w:b/>
+              <w:bCs/>
               <w:sz w:val="16"/>
               <w:szCs w:val="16"/>
             </w:rPr>
-            <w:t>A</w:t>
+            <w:t>B</w:t>
           </w:r>
         </w:p>
       </w:tc>
@@ -7235,7 +8104,17 @@
               <w:sz w:val="16"/>
               <w:szCs w:val="16"/>
             </w:rPr>
-            <w:t>PG</w:t>
+            <w:t>P</w:t>
+          </w:r>
+          <w:r>
+            <w:rPr>
+              <w:rFonts w:cs="Arial"/>
+              <w:b/>
+              <w:bCs/>
+              <w:sz w:val="16"/>
+              <w:szCs w:val="16"/>
+            </w:rPr>
+            <w:t>age</w:t>
           </w:r>
           <w:r>
             <w:rPr>
@@ -7350,11 +8229,10 @@
   <w:abstractNum w:abstractNumId="0" w15:restartNumberingAfterBreak="0">
     <w:nsid w:val="218F2489"/>
     <w:multiLevelType w:val="multilevel"/>
-    <w:tmpl w:val="B7B2AA14"/>
+    <w:tmpl w:val="D4520A3A"/>
     <w:lvl w:ilvl="0">
       <w:start w:val="1"/>
       <w:numFmt w:val="decimal"/>
-      <w:pStyle w:val="Heading1"/>
       <w:lvlText w:val="%1."/>
       <w:lvlJc w:val="left"/>
       <w:pPr>
@@ -7367,7 +8245,6 @@
     <w:lvl w:ilvl="1">
       <w:start w:val="1"/>
       <w:numFmt w:val="decimal"/>
-      <w:pStyle w:val="Heading2"/>
       <w:suff w:val="space"/>
       <w:lvlText w:val="%1.%2."/>
       <w:lvlJc w:val="left"/>
@@ -7463,8 +8340,311 @@
       </w:rPr>
     </w:lvl>
   </w:abstractNum>
+  <w:abstractNum w:abstractNumId="1" w15:restartNumberingAfterBreak="0">
+    <w:nsid w:val="29E573D9"/>
+    <w:multiLevelType w:val="multilevel"/>
+    <w:tmpl w:val="15001A9A"/>
+    <w:lvl w:ilvl="0">
+      <w:start w:val="1"/>
+      <w:numFmt w:val="decimal"/>
+      <w:pStyle w:val="Heading1"/>
+      <w:lvlText w:val="%1"/>
+      <w:lvlJc w:val="left"/>
+      <w:pPr>
+        <w:ind w:left="432" w:hanging="432"/>
+      </w:pPr>
+    </w:lvl>
+    <w:lvl w:ilvl="1">
+      <w:start w:val="1"/>
+      <w:numFmt w:val="decimal"/>
+      <w:pStyle w:val="Heading2"/>
+      <w:lvlText w:val="%1.%2"/>
+      <w:lvlJc w:val="left"/>
+      <w:pPr>
+        <w:ind w:left="576" w:hanging="576"/>
+      </w:pPr>
+    </w:lvl>
+    <w:lvl w:ilvl="2">
+      <w:start w:val="1"/>
+      <w:numFmt w:val="decimal"/>
+      <w:pStyle w:val="Heading3"/>
+      <w:lvlText w:val="%1.%2.%3"/>
+      <w:lvlJc w:val="left"/>
+      <w:pPr>
+        <w:ind w:left="720" w:hanging="720"/>
+      </w:pPr>
+    </w:lvl>
+    <w:lvl w:ilvl="3">
+      <w:start w:val="1"/>
+      <w:numFmt w:val="decimal"/>
+      <w:pStyle w:val="Heading4"/>
+      <w:lvlText w:val="%1.%2.%3.%4"/>
+      <w:lvlJc w:val="left"/>
+      <w:pPr>
+        <w:ind w:left="864" w:hanging="864"/>
+      </w:pPr>
+    </w:lvl>
+    <w:lvl w:ilvl="4">
+      <w:start w:val="1"/>
+      <w:numFmt w:val="decimal"/>
+      <w:pStyle w:val="Heading5"/>
+      <w:lvlText w:val="%1.%2.%3.%4.%5"/>
+      <w:lvlJc w:val="left"/>
+      <w:pPr>
+        <w:ind w:left="1008" w:hanging="1008"/>
+      </w:pPr>
+    </w:lvl>
+    <w:lvl w:ilvl="5">
+      <w:start w:val="1"/>
+      <w:numFmt w:val="decimal"/>
+      <w:pStyle w:val="Heading6"/>
+      <w:lvlText w:val="%1.%2.%3.%4.%5.%6"/>
+      <w:lvlJc w:val="left"/>
+      <w:pPr>
+        <w:ind w:left="1152" w:hanging="1152"/>
+      </w:pPr>
+    </w:lvl>
+    <w:lvl w:ilvl="6">
+      <w:start w:val="1"/>
+      <w:numFmt w:val="decimal"/>
+      <w:pStyle w:val="Heading7"/>
+      <w:lvlText w:val="%1.%2.%3.%4.%5.%6.%7"/>
+      <w:lvlJc w:val="left"/>
+      <w:pPr>
+        <w:ind w:left="1296" w:hanging="1296"/>
+      </w:pPr>
+    </w:lvl>
+    <w:lvl w:ilvl="7">
+      <w:start w:val="1"/>
+      <w:numFmt w:val="decimal"/>
+      <w:pStyle w:val="Heading8"/>
+      <w:lvlText w:val="%1.%2.%3.%4.%5.%6.%7.%8"/>
+      <w:lvlJc w:val="left"/>
+      <w:pPr>
+        <w:ind w:left="1440" w:hanging="1440"/>
+      </w:pPr>
+    </w:lvl>
+    <w:lvl w:ilvl="8">
+      <w:start w:val="1"/>
+      <w:numFmt w:val="decimal"/>
+      <w:pStyle w:val="Heading9"/>
+      <w:lvlText w:val="%1.%2.%3.%4.%5.%6.%7.%8.%9"/>
+      <w:lvlJc w:val="left"/>
+      <w:pPr>
+        <w:ind w:left="1584" w:hanging="1584"/>
+      </w:pPr>
+    </w:lvl>
+  </w:abstractNum>
+  <w:abstractNum w:abstractNumId="2" w15:restartNumberingAfterBreak="0">
+    <w:nsid w:val="41AA65F1"/>
+    <w:multiLevelType w:val="hybridMultilevel"/>
+    <w:tmpl w:val="146CE3CE"/>
+    <w:lvl w:ilvl="0" w:tplc="04090001">
+      <w:start w:val="1"/>
+      <w:numFmt w:val="bullet"/>
+      <w:lvlText w:val=""/>
+      <w:lvlJc w:val="left"/>
+      <w:pPr>
+        <w:ind w:left="720" w:hanging="360"/>
+      </w:pPr>
+      <w:rPr>
+        <w:rFonts w:ascii="Symbol" w:hAnsi="Symbol" w:hint="default"/>
+      </w:rPr>
+    </w:lvl>
+    <w:lvl w:ilvl="1" w:tplc="04090003" w:tentative="1">
+      <w:start w:val="1"/>
+      <w:numFmt w:val="bullet"/>
+      <w:lvlText w:val="o"/>
+      <w:lvlJc w:val="left"/>
+      <w:pPr>
+        <w:ind w:left="1440" w:hanging="360"/>
+      </w:pPr>
+      <w:rPr>
+        <w:rFonts w:ascii="Courier New" w:hAnsi="Courier New" w:cs="Courier New" w:hint="default"/>
+      </w:rPr>
+    </w:lvl>
+    <w:lvl w:ilvl="2" w:tplc="04090005" w:tentative="1">
+      <w:start w:val="1"/>
+      <w:numFmt w:val="bullet"/>
+      <w:lvlText w:val=""/>
+      <w:lvlJc w:val="left"/>
+      <w:pPr>
+        <w:ind w:left="2160" w:hanging="360"/>
+      </w:pPr>
+      <w:rPr>
+        <w:rFonts w:ascii="Wingdings" w:hAnsi="Wingdings" w:hint="default"/>
+      </w:rPr>
+    </w:lvl>
+    <w:lvl w:ilvl="3" w:tplc="04090001" w:tentative="1">
+      <w:start w:val="1"/>
+      <w:numFmt w:val="bullet"/>
+      <w:lvlText w:val=""/>
+      <w:lvlJc w:val="left"/>
+      <w:pPr>
+        <w:ind w:left="2880" w:hanging="360"/>
+      </w:pPr>
+      <w:rPr>
+        <w:rFonts w:ascii="Symbol" w:hAnsi="Symbol" w:hint="default"/>
+      </w:rPr>
+    </w:lvl>
+    <w:lvl w:ilvl="4" w:tplc="04090003" w:tentative="1">
+      <w:start w:val="1"/>
+      <w:numFmt w:val="bullet"/>
+      <w:lvlText w:val="o"/>
+      <w:lvlJc w:val="left"/>
+      <w:pPr>
+        <w:ind w:left="3600" w:hanging="360"/>
+      </w:pPr>
+      <w:rPr>
+        <w:rFonts w:ascii="Courier New" w:hAnsi="Courier New" w:cs="Courier New" w:hint="default"/>
+      </w:rPr>
+    </w:lvl>
+    <w:lvl w:ilvl="5" w:tplc="04090005" w:tentative="1">
+      <w:start w:val="1"/>
+      <w:numFmt w:val="bullet"/>
+      <w:lvlText w:val=""/>
+      <w:lvlJc w:val="left"/>
+      <w:pPr>
+        <w:ind w:left="4320" w:hanging="360"/>
+      </w:pPr>
+      <w:rPr>
+        <w:rFonts w:ascii="Wingdings" w:hAnsi="Wingdings" w:hint="default"/>
+      </w:rPr>
+    </w:lvl>
+    <w:lvl w:ilvl="6" w:tplc="04090001" w:tentative="1">
+      <w:start w:val="1"/>
+      <w:numFmt w:val="bullet"/>
+      <w:lvlText w:val=""/>
+      <w:lvlJc w:val="left"/>
+      <w:pPr>
+        <w:ind w:left="5040" w:hanging="360"/>
+      </w:pPr>
+      <w:rPr>
+        <w:rFonts w:ascii="Symbol" w:hAnsi="Symbol" w:hint="default"/>
+      </w:rPr>
+    </w:lvl>
+    <w:lvl w:ilvl="7" w:tplc="04090003" w:tentative="1">
+      <w:start w:val="1"/>
+      <w:numFmt w:val="bullet"/>
+      <w:lvlText w:val="o"/>
+      <w:lvlJc w:val="left"/>
+      <w:pPr>
+        <w:ind w:left="5760" w:hanging="360"/>
+      </w:pPr>
+      <w:rPr>
+        <w:rFonts w:ascii="Courier New" w:hAnsi="Courier New" w:cs="Courier New" w:hint="default"/>
+      </w:rPr>
+    </w:lvl>
+    <w:lvl w:ilvl="8" w:tplc="04090005" w:tentative="1">
+      <w:start w:val="1"/>
+      <w:numFmt w:val="bullet"/>
+      <w:lvlText w:val=""/>
+      <w:lvlJc w:val="left"/>
+      <w:pPr>
+        <w:ind w:left="6480" w:hanging="360"/>
+      </w:pPr>
+      <w:rPr>
+        <w:rFonts w:ascii="Wingdings" w:hAnsi="Wingdings" w:hint="default"/>
+      </w:rPr>
+    </w:lvl>
+  </w:abstractNum>
+  <w:abstractNum w:abstractNumId="3" w15:restartNumberingAfterBreak="0">
+    <w:nsid w:val="54407127"/>
+    <w:multiLevelType w:val="multilevel"/>
+    <w:tmpl w:val="0409001F"/>
+    <w:lvl w:ilvl="0">
+      <w:start w:val="1"/>
+      <w:numFmt w:val="decimal"/>
+      <w:lvlText w:val="%1."/>
+      <w:lvlJc w:val="left"/>
+      <w:pPr>
+        <w:ind w:left="360" w:hanging="360"/>
+      </w:pPr>
+    </w:lvl>
+    <w:lvl w:ilvl="1">
+      <w:start w:val="1"/>
+      <w:numFmt w:val="decimal"/>
+      <w:lvlText w:val="%1.%2."/>
+      <w:lvlJc w:val="left"/>
+      <w:pPr>
+        <w:ind w:left="792" w:hanging="432"/>
+      </w:pPr>
+    </w:lvl>
+    <w:lvl w:ilvl="2">
+      <w:start w:val="1"/>
+      <w:numFmt w:val="decimal"/>
+      <w:lvlText w:val="%1.%2.%3."/>
+      <w:lvlJc w:val="left"/>
+      <w:pPr>
+        <w:ind w:left="1224" w:hanging="504"/>
+      </w:pPr>
+    </w:lvl>
+    <w:lvl w:ilvl="3">
+      <w:start w:val="1"/>
+      <w:numFmt w:val="decimal"/>
+      <w:lvlText w:val="%1.%2.%3.%4."/>
+      <w:lvlJc w:val="left"/>
+      <w:pPr>
+        <w:ind w:left="1728" w:hanging="648"/>
+      </w:pPr>
+    </w:lvl>
+    <w:lvl w:ilvl="4">
+      <w:start w:val="1"/>
+      <w:numFmt w:val="decimal"/>
+      <w:lvlText w:val="%1.%2.%3.%4.%5."/>
+      <w:lvlJc w:val="left"/>
+      <w:pPr>
+        <w:ind w:left="2232" w:hanging="792"/>
+      </w:pPr>
+    </w:lvl>
+    <w:lvl w:ilvl="5">
+      <w:start w:val="1"/>
+      <w:numFmt w:val="decimal"/>
+      <w:lvlText w:val="%1.%2.%3.%4.%5.%6."/>
+      <w:lvlJc w:val="left"/>
+      <w:pPr>
+        <w:ind w:left="2736" w:hanging="936"/>
+      </w:pPr>
+    </w:lvl>
+    <w:lvl w:ilvl="6">
+      <w:start w:val="1"/>
+      <w:numFmt w:val="decimal"/>
+      <w:lvlText w:val="%1.%2.%3.%4.%5.%6.%7."/>
+      <w:lvlJc w:val="left"/>
+      <w:pPr>
+        <w:ind w:left="3240" w:hanging="1080"/>
+      </w:pPr>
+    </w:lvl>
+    <w:lvl w:ilvl="7">
+      <w:start w:val="1"/>
+      <w:numFmt w:val="decimal"/>
+      <w:lvlText w:val="%1.%2.%3.%4.%5.%6.%7.%8."/>
+      <w:lvlJc w:val="left"/>
+      <w:pPr>
+        <w:ind w:left="3744" w:hanging="1224"/>
+      </w:pPr>
+    </w:lvl>
+    <w:lvl w:ilvl="8">
+      <w:start w:val="1"/>
+      <w:numFmt w:val="decimal"/>
+      <w:lvlText w:val="%1.%2.%3.%4.%5.%6.%7.%8.%9."/>
+      <w:lvlJc w:val="left"/>
+      <w:pPr>
+        <w:ind w:left="4320" w:hanging="1440"/>
+      </w:pPr>
+    </w:lvl>
+  </w:abstractNum>
   <w:num w:numId="1" w16cid:durableId="587081434">
     <w:abstractNumId w:val="0"/>
+  </w:num>
+  <w:num w:numId="2" w16cid:durableId="427241496">
+    <w:abstractNumId w:val="2"/>
+  </w:num>
+  <w:num w:numId="3" w16cid:durableId="1706438887">
+    <w:abstractNumId w:val="3"/>
+  </w:num>
+  <w:num w:numId="4" w16cid:durableId="1166747591">
+    <w:abstractNumId w:val="1"/>
   </w:num>
 </w:numbering>
 </file>
@@ -7886,7 +9066,7 @@
       <w:keepNext/>
       <w:keepLines/>
       <w:numPr>
-        <w:numId w:val="1"/>
+        <w:numId w:val="4"/>
       </w:numPr>
       <w:spacing w:before="360" w:after="80"/>
       <w:outlineLvl w:val="0"/>
@@ -7911,7 +9091,7 @@
       <w:keepLines/>
       <w:numPr>
         <w:ilvl w:val="1"/>
-        <w:numId w:val="1"/>
+        <w:numId w:val="4"/>
       </w:numPr>
       <w:spacing w:before="160" w:after="80"/>
       <w:outlineLvl w:val="1"/>
@@ -7929,19 +9109,22 @@
     <w:next w:val="Normal"/>
     <w:link w:val="Heading3Char"/>
     <w:uiPriority w:val="9"/>
-    <w:semiHidden/>
     <w:unhideWhenUsed/>
     <w:qFormat/>
-    <w:rsid w:val="0048617A"/>
+    <w:rsid w:val="004A75E0"/>
     <w:pPr>
       <w:keepNext/>
       <w:keepLines/>
+      <w:numPr>
+        <w:ilvl w:val="2"/>
+        <w:numId w:val="4"/>
+      </w:numPr>
       <w:spacing w:before="160" w:after="80"/>
       <w:outlineLvl w:val="2"/>
     </w:pPr>
     <w:rPr>
       <w:rFonts w:eastAsiaTheme="majorEastAsia" w:cstheme="majorBidi"/>
-      <w:color w:val="0F4761" w:themeColor="accent1" w:themeShade="BF"/>
+      <w:color w:val="000000" w:themeColor="text1"/>
       <w:sz w:val="28"/>
       <w:szCs w:val="28"/>
     </w:rPr>
@@ -7959,6 +9142,10 @@
     <w:pPr>
       <w:keepNext/>
       <w:keepLines/>
+      <w:numPr>
+        <w:ilvl w:val="3"/>
+        <w:numId w:val="4"/>
+      </w:numPr>
       <w:spacing w:before="80" w:after="40"/>
       <w:outlineLvl w:val="3"/>
     </w:pPr>
@@ -7982,6 +9169,10 @@
     <w:pPr>
       <w:keepNext/>
       <w:keepLines/>
+      <w:numPr>
+        <w:ilvl w:val="4"/>
+        <w:numId w:val="4"/>
+      </w:numPr>
       <w:spacing w:before="80" w:after="40"/>
       <w:outlineLvl w:val="4"/>
     </w:pPr>
@@ -8003,6 +9194,10 @@
     <w:pPr>
       <w:keepNext/>
       <w:keepLines/>
+      <w:numPr>
+        <w:ilvl w:val="5"/>
+        <w:numId w:val="4"/>
+      </w:numPr>
       <w:spacing w:before="40" w:after="0"/>
       <w:outlineLvl w:val="5"/>
     </w:pPr>
@@ -8026,6 +9221,10 @@
     <w:pPr>
       <w:keepNext/>
       <w:keepLines/>
+      <w:numPr>
+        <w:ilvl w:val="6"/>
+        <w:numId w:val="4"/>
+      </w:numPr>
       <w:spacing w:before="40" w:after="0"/>
       <w:outlineLvl w:val="6"/>
     </w:pPr>
@@ -8047,6 +9246,10 @@
     <w:pPr>
       <w:keepNext/>
       <w:keepLines/>
+      <w:numPr>
+        <w:ilvl w:val="7"/>
+        <w:numId w:val="4"/>
+      </w:numPr>
       <w:spacing w:after="0"/>
       <w:outlineLvl w:val="7"/>
     </w:pPr>
@@ -8070,6 +9273,10 @@
     <w:pPr>
       <w:keepNext/>
       <w:keepLines/>
+      <w:numPr>
+        <w:ilvl w:val="8"/>
+        <w:numId w:val="4"/>
+      </w:numPr>
       <w:spacing w:after="0"/>
       <w:outlineLvl w:val="8"/>
     </w:pPr>
@@ -8081,6 +9288,7 @@
   <w:style w:type="character" w:default="1" w:styleId="DefaultParagraphFont">
     <w:name w:val="Default Paragraph Font"/>
     <w:uiPriority w:val="1"/>
+    <w:semiHidden/>
     <w:unhideWhenUsed/>
   </w:style>
   <w:style w:type="table" w:default="1" w:styleId="TableNormal">
@@ -8134,11 +9342,10 @@
     <w:basedOn w:val="DefaultParagraphFont"/>
     <w:link w:val="Heading3"/>
     <w:uiPriority w:val="9"/>
-    <w:semiHidden/>
-    <w:rsid w:val="0048617A"/>
+    <w:rsid w:val="004A75E0"/>
     <w:rPr>
-      <w:rFonts w:eastAsiaTheme="majorEastAsia" w:cstheme="majorBidi"/>
-      <w:color w:val="0F4761" w:themeColor="accent1" w:themeShade="BF"/>
+      <w:rFonts w:ascii="Arial" w:eastAsiaTheme="majorEastAsia" w:hAnsi="Arial" w:cstheme="majorBidi"/>
+      <w:color w:val="000000" w:themeColor="text1"/>
       <w:sz w:val="28"/>
       <w:szCs w:val="28"/>
     </w:rPr>

--- a/Documentation/Control_Narrative.docx
+++ b/Documentation/Control_Narrative.docx
@@ -2731,6 +2731,7 @@
         <w:t xml:space="preserve">. </w:t>
       </w:r>
     </w:p>
+    <w:p/>
     <w:p>
       <w:pPr>
         <w:pStyle w:val="Heading2"/>
@@ -3113,6 +3114,7 @@
           <w:b/>
           <w:bCs/>
         </w:rPr>
+        <w:lastRenderedPageBreak/>
         <w:t>DINT</w:t>
       </w:r>
       <w:r>
@@ -3144,34 +3146,170 @@
       </w:pPr>
       <w:bookmarkStart w:id="3" w:name="_Toc240452869"/>
       <w:r>
+        <w:t>Instrument</w:t>
+      </w:r>
+      <w:r>
+        <w:t xml:space="preserve"> &amp; Signal Tags</w:t>
+      </w:r>
+      <w:bookmarkEnd w:id="3"/>
+    </w:p>
+    <w:p>
+      <w:r>
+        <w:t xml:space="preserve">This control narrative briefly refers to instruments by their tags. </w:t>
+      </w:r>
+      <w:r>
+        <w:t xml:space="preserve">Instrument tags shall be defined in the sponsor specification document, and the signals shall be defined in the PLC point list (TMEIC-TAMU-ECEN-DOC-02). </w:t>
+      </w:r>
+    </w:p>
+    <w:p>
+      <w:r>
+        <w:t xml:space="preserve">All instrument tags shall have a prefix “P” followed by an integer (1-17). Additionally, the integer may be followed by a letter to specific multiple instruments of the save time. (For example, </w:t>
+      </w:r>
+      <w:r>
+        <w:t>P1A and</w:t>
+      </w:r>
+      <w:r>
+        <w:t xml:space="preserve"> P1B are two pumps).</w:t>
+      </w:r>
+      <w:r>
+        <w:t xml:space="preserve"> For more details, please reference the sponsor specification document</w:t>
+      </w:r>
+    </w:p>
+    <w:p>
+      <w:r>
+        <w:t xml:space="preserve">This control narrative </w:t>
+      </w:r>
+      <w:r>
+        <w:t xml:space="preserve">refers to </w:t>
+      </w:r>
+      <w:r>
+        <w:t>signals produced outside and within the PLC</w:t>
+      </w:r>
+      <w:r>
+        <w:t xml:space="preserve"> by their tags</w:t>
+      </w:r>
+      <w:r>
+        <w:t xml:space="preserve">. These signals include switch signals, physical signals, internal signals, alarm signals, and fault signals. </w:t>
+      </w:r>
+      <w:r>
+        <w:t>All s</w:t>
+      </w:r>
+      <w:r>
+        <w:t>ignals shall carry information to</w:t>
+      </w:r>
+      <w:r>
+        <w:t xml:space="preserve">, </w:t>
+      </w:r>
+      <w:r>
+        <w:t>from</w:t>
+      </w:r>
+      <w:r>
+        <w:t>, and within</w:t>
+      </w:r>
+      <w:r>
+        <w:t xml:space="preserve"> various entities, </w:t>
+      </w:r>
+      <w:r>
+        <w:t>including, but not limited to,</w:t>
+      </w:r>
+      <w:r>
+        <w:t xml:space="preserve"> the </w:t>
+      </w:r>
+      <w:r>
+        <w:t xml:space="preserve">HMI, the </w:t>
+      </w:r>
+      <w:r>
+        <w:t>PLC, and various field instruments</w:t>
+      </w:r>
+      <w:r>
+        <w:t>. Physical signals shall carry data over a physical medium, either through a 4-20 mA signal, or a 0-24V signal. All other signals shall carry data digitally by various sized buses of bits.</w:t>
+      </w:r>
+      <w:r>
+        <w:t xml:space="preserve"> </w:t>
+      </w:r>
+    </w:p>
+    <w:p>
+      <w:r>
+        <w:t xml:space="preserve">All signals mentioned in this document shall be referenced by their tags, as defined in the PLC point list. </w:t>
+      </w:r>
+      <w:r>
+        <w:t>Below is a brief description of the naming conventions used for all signals.</w:t>
+      </w:r>
+    </w:p>
+    <w:p>
+      <w:r>
+        <w:t>All physical signal tags shall have a prefix “PHY</w:t>
+      </w:r>
+      <w:r>
+        <w:t>-</w:t>
+      </w:r>
+      <w:r>
+        <w:t xml:space="preserve">” followed by an integer, inclusively ranging </w:t>
+      </w:r>
+      <w:r>
+        <w:t>1-21</w:t>
+      </w:r>
+      <w:r>
+        <w:t>.</w:t>
+      </w:r>
+      <w:r>
+        <w:t xml:space="preserve"> “PHY-1” is an example of a tag for a physical signal.</w:t>
+      </w:r>
+      <w:r>
+        <w:t xml:space="preserve"> For more details, please </w:t>
+      </w:r>
+      <w:r>
+        <w:t xml:space="preserve">see </w:t>
+      </w:r>
+      <w:r>
+        <w:t xml:space="preserve">PLC </w:t>
+      </w:r>
+      <w:r>
+        <w:t>Point List</w:t>
+      </w:r>
+    </w:p>
+    <w:p>
+      <w:r>
+        <w:t>All switch signals tags shall have a “SW</w:t>
+      </w:r>
+      <w:r>
+        <w:t>-</w:t>
+      </w:r>
+      <w:r>
+        <w:t>” prefix, followed by an integer, inclusively ranging from 1 to 21. “SW-1” is an example of a tag for a switch signal. For more details, please see PLC Point List</w:t>
+      </w:r>
+    </w:p>
+    <w:p>
+      <w:r>
+        <w:t xml:space="preserve">All </w:t>
+      </w:r>
+      <w:r>
+        <w:t>internal signal tags shall have a “SIG-” prefix, followed by an integer. The integer following the prefix shall range, inclusively, from 1 to 25. “SIG-1” is an example of a tag for a internal signal. For more details, please see PLC Point List.</w:t>
+      </w:r>
+    </w:p>
+    <w:p>
+      <w:r>
+        <w:t>All alarm signal tags shall have a “ALM-” prefix, followed by an integer. The integer following the prefix shall range, inclusively, from 1 to 17. “ALM-1” is an example of a tag for an alarm signal. For more details, please see the PLC Point List.</w:t>
+      </w:r>
+    </w:p>
+    <w:p>
+      <w:r>
         <w:lastRenderedPageBreak/>
-        <w:t>Instrument</w:t>
-      </w:r>
-      <w:r>
-        <w:t xml:space="preserve"> &amp; Signal Tags</w:t>
-      </w:r>
-      <w:bookmarkEnd w:id="3"/>
-    </w:p>
-    <w:p>
-      <w:r>
-        <w:t xml:space="preserve">This control narrative briefly refers to instruments by their tags. </w:t>
-      </w:r>
-      <w:r>
-        <w:t xml:space="preserve">Instrument tags shall be defined in the sponsor specification document, and the signals shall be defined in the PLC point list (TMEIC-TAMU-ECEN-DOC-02). </w:t>
-      </w:r>
-    </w:p>
-    <w:p>
-      <w:r>
-        <w:t xml:space="preserve">All instrument tags shall have a prefix “P” followed by an integer (1-17). Additionally, the integer may be followed by a letter to specific multiple instruments of the save time. (For example, </w:t>
-      </w:r>
-      <w:r>
-        <w:t>P1A and</w:t>
-      </w:r>
-      <w:r>
-        <w:t xml:space="preserve"> P1B are two pumps).</w:t>
-      </w:r>
-      <w:r>
-        <w:t xml:space="preserve"> For more details, please reference the sponsor specification document</w:t>
+        <w:t>All fault signals tags shall have a “FLT-“prefix, followed by an integer. The integer following the prefix shall range, inclusively, from 1 to 17. “FLT-1” is an example of a tag for an alarm signal. For more details, please see the PLC Point List.</w:t>
+      </w:r>
+    </w:p>
+    <w:p/>
+    <w:p>
+      <w:pPr>
+        <w:pStyle w:val="Heading2"/>
+      </w:pPr>
+      <w:bookmarkStart w:id="4" w:name="_Toc240452870"/>
+      <w:r>
+        <w:t>Terminology</w:t>
+      </w:r>
+      <w:bookmarkEnd w:id="4"/>
+      <w:r>
+        <w:t xml:space="preserve"> &amp; Assumptions</w:t>
       </w:r>
     </w:p>
     <w:p>
@@ -3179,131 +3317,1788 @@
         <w:t xml:space="preserve">This control narrative </w:t>
       </w:r>
       <w:r>
-        <w:t xml:space="preserve">refers to </w:t>
-      </w:r>
-      <w:r>
-        <w:t>signals produced outside and within the PLC</w:t>
-      </w:r>
-      <w:r>
-        <w:t xml:space="preserve"> by their tags</w:t>
-      </w:r>
-      <w:r>
-        <w:t xml:space="preserve">. These signals include switch signals, physical signals, internal signals, alarm signals, and fault signals. </w:t>
-      </w:r>
-      <w:r>
-        <w:t>All s</w:t>
-      </w:r>
-      <w:r>
-        <w:t>ignals shall carry information to</w:t>
-      </w:r>
-      <w:r>
+        <w:t xml:space="preserve">shall make use of terminology related to the operation and control of the cooling skid. The meaning of these shall be </w:t>
+      </w:r>
+      <w:r>
+        <w:t>explicitly</w:t>
+      </w:r>
+      <w:r>
+        <w:t xml:space="preserve"> defined in this section.</w:t>
+      </w:r>
+    </w:p>
+    <w:p>
+      <w:r>
+        <w:t>References to the control scheme as a program within the PLC,</w:t>
+      </w:r>
+      <w:r>
+        <w:t xml:space="preserve"> and the scheme’s</w:t>
+      </w:r>
+      <w:r>
+        <w:t xml:space="preserve"> connection to field instrumentation, and the HMI shall be referred to as the “system.” Power distribution,</w:t>
+      </w:r>
+      <w:r>
+        <w:t xml:space="preserve"> and protection,</w:t>
+      </w:r>
+      <w:r>
+        <w:t xml:space="preserve"> including power supplied to the PLC, the HMI, and instruments represent a separate entity and are not apart from the system entity.  </w:t>
+      </w:r>
+      <w:r>
+        <w:t xml:space="preserve">Active power distribution and protection for the PLC and HMI shall be assumed present, except </w:t>
+      </w:r>
+      <w:r>
+        <w:t>when</w:t>
+      </w:r>
+      <w:r>
+        <w:t xml:space="preserve"> stated otherwise.</w:t>
+      </w:r>
+      <w:r>
+        <w:t xml:space="preserve"> </w:t>
+      </w:r>
+    </w:p>
+    <w:p>
+      <w:r>
+        <w:t xml:space="preserve">References to the maximum, combined flow rate of the cooling skid at any arbitrarily selected pump inlet restriction shall be referred </w:t>
+      </w:r>
+      <w:r>
+        <w:t>to</w:t>
+      </w:r>
+      <w:r>
+        <w:t xml:space="preserve"> as the “total flow”. </w:t>
+      </w:r>
+      <w:r>
+        <w:t xml:space="preserve"> </w:t>
+      </w:r>
+      <w:r>
+        <w:t>The total flow is assumed to be constant during the operation of the skid, and inconsequential to which pump (that is either the primary or secondary pump) is engaged during operation. T</w:t>
+      </w:r>
+      <w:r>
+        <w:t xml:space="preserve">he flow of coolant through the physical heat exchanger as a percentage of total flow shall henceforth be referred to as “throughput”.  Additionally, references to the flow of coolant which bypass the physical heat exchanger shall henceforth be </w:t>
+      </w:r>
+      <w:r>
+        <w:t>referred</w:t>
+      </w:r>
+      <w:r>
+        <w:t xml:space="preserve"> to as “bypass</w:t>
+      </w:r>
+      <w:r>
+        <w:t>.</w:t>
+      </w:r>
+      <w:r>
+        <w:t>”</w:t>
+      </w:r>
+      <w:r>
+        <w:t xml:space="preserve"> </w:t>
+      </w:r>
+      <w:r>
+        <w:t xml:space="preserve"> </w:t>
+      </w:r>
+      <w:r>
+        <w:t xml:space="preserve">The degree to which total flow is converted into throughput flow or bypass flow shall be represented as a percentage. </w:t>
+      </w:r>
+      <w:r>
+        <w:t xml:space="preserve">Hence, the degree to which total flow is converted into throughput flow shall always equal to degree to which total flow </w:t>
+      </w:r>
+      <w:r>
+        <w:t>is not converted into bypass flow.</w:t>
+      </w:r>
+      <w:r>
+        <w:t xml:space="preserve"> Therefore, complete conversion of total flow into throughput flow </w:t>
+      </w:r>
+      <w:r>
+        <w:t>shall equal n</w:t>
+      </w:r>
+      <w:r>
+        <w:t xml:space="preserve">o bypass flow and </w:t>
+      </w:r>
+      <w:r>
+        <w:t xml:space="preserve">may </w:t>
+      </w:r>
+      <w:r>
+        <w:t>referred</w:t>
+      </w:r>
+      <w:r>
+        <w:t xml:space="preserve"> to as </w:t>
+      </w:r>
+      <w:r>
+        <w:t>“</w:t>
+      </w:r>
+      <w:r>
+        <w:t>100% throughput flow</w:t>
+      </w:r>
+      <w:r>
+        <w:t>”</w:t>
+      </w:r>
+      <w:r>
+        <w:t xml:space="preserve"> or </w:t>
+      </w:r>
+      <w:r>
+        <w:t>“</w:t>
+      </w:r>
+      <w:r>
+        <w:t>0% bypass flow</w:t>
+      </w:r>
+      <w:r>
+        <w:t>”</w:t>
+      </w:r>
+      <w:r>
+        <w:t xml:space="preserve">. It may also be refereed to as </w:t>
+      </w:r>
+      <w:r>
+        <w:t>“</w:t>
+      </w:r>
+      <w:r>
+        <w:t>complete throughput flow</w:t>
+      </w:r>
+      <w:r>
+        <w:t>”</w:t>
+      </w:r>
+      <w:r>
+        <w:t xml:space="preserve"> or </w:t>
+      </w:r>
+      <w:r>
+        <w:t>“</w:t>
+      </w:r>
+      <w:r>
+        <w:t>no bypass flow</w:t>
+      </w:r>
+      <w:r>
+        <w:t>”</w:t>
+      </w:r>
+      <w:r>
+        <w:t xml:space="preserve">. Likewise complete conversion of total flow into bypass flow </w:t>
+      </w:r>
+      <w:r>
+        <w:t xml:space="preserve">shall equal zero bypass flow and </w:t>
+      </w:r>
+      <w:r>
+        <w:t xml:space="preserve">may be </w:t>
+      </w:r>
+      <w:r>
+        <w:t>referred</w:t>
+      </w:r>
+      <w:r>
+        <w:t xml:space="preserve"> to as </w:t>
+      </w:r>
+      <w:r>
+        <w:t>“</w:t>
+      </w:r>
+      <w:r>
+        <w:t xml:space="preserve">0% throughput </w:t>
+      </w:r>
+      <w:r>
+        <w:t xml:space="preserve">flow” or “100% bypass flow”. It also may be refereed to as </w:t>
+      </w:r>
+      <w:r>
+        <w:t>“</w:t>
+      </w:r>
+      <w:r>
+        <w:t>no throughput flow</w:t>
+      </w:r>
+      <w:r>
+        <w:t>”</w:t>
+      </w:r>
+      <w:r>
+        <w:t xml:space="preserve"> or “complete bypass flow”.</w:t>
+      </w:r>
+      <w:r>
+        <w:t xml:space="preserve"> </w:t>
+      </w:r>
+    </w:p>
+    <w:p>
+      <w:r>
+        <w:t>References 3-way electrically actuated valve shall henceforth be refereed to as the “control valve.”</w:t>
+      </w:r>
+      <w:r>
+        <w:t xml:space="preserve"> The</w:t>
+      </w:r>
+      <w:r>
+        <w:t xml:space="preserve"> </w:t>
+      </w:r>
+      <w:r>
+        <w:t xml:space="preserve">orifice </w:t>
+      </w:r>
+      <w:r>
+        <w:t>within the valve th</w:t>
+      </w:r>
+      <w:r>
+        <w:t>at</w:t>
+      </w:r>
+      <w:r>
+        <w:t xml:space="preserve"> directs total flow </w:t>
+      </w:r>
+      <w:r>
+        <w:t>in</w:t>
+      </w:r>
+      <w:r>
+        <w:t>to</w:t>
+      </w:r>
+      <w:r>
+        <w:t xml:space="preserve"> throughput flow shall be referenced to as</w:t>
+      </w:r>
+      <w:r>
+        <w:t xml:space="preserve"> the</w:t>
+      </w:r>
+      <w:r>
+        <w:t xml:space="preserve"> “opening</w:t>
+      </w:r>
+      <w:r>
+        <w:t>.</w:t>
+      </w:r>
+      <w:r>
+        <w:t>”</w:t>
+      </w:r>
+      <w:r>
+        <w:t xml:space="preserve"> </w:t>
+      </w:r>
+      <w:r>
+        <w:t xml:space="preserve">The </w:t>
+      </w:r>
+      <w:r>
+        <w:t>extent</w:t>
+      </w:r>
+      <w:r>
+        <w:t xml:space="preserve"> to which the</w:t>
+      </w:r>
+      <w:r>
+        <w:t xml:space="preserve"> </w:t>
+      </w:r>
+      <w:r>
+        <w:t xml:space="preserve">opening </w:t>
+      </w:r>
+      <w:r>
+        <w:t>is</w:t>
+      </w:r>
+      <w:r>
+        <w:t xml:space="preserve"> </w:t>
+      </w:r>
+      <w:r>
+        <w:t>not obstructed by the spool of the control valve,</w:t>
+      </w:r>
+      <w:r>
+        <w:t xml:space="preserve"> shall be</w:t>
+      </w:r>
+      <w:r>
+        <w:t xml:space="preserve"> </w:t>
+      </w:r>
+      <w:r>
+        <w:t>referred</w:t>
+      </w:r>
+      <w:r>
+        <w:t xml:space="preserve"> to as “</w:t>
+      </w:r>
+      <w:r>
+        <w:t>closed</w:t>
+      </w:r>
+      <w:r>
+        <w:t>.” Inversely</w:t>
+      </w:r>
+      <w:r>
+        <w:t xml:space="preserve"> the extent to which the opening is not obstructed by the</w:t>
+      </w:r>
+      <w:r>
+        <w:t xml:space="preserve"> spool of the control valve</w:t>
+      </w:r>
+      <w:r>
+        <w:t xml:space="preserve"> </w:t>
+      </w:r>
+      <w:r>
+        <w:t xml:space="preserve">shall be referred to as “open” or “openness.” </w:t>
+      </w:r>
+    </w:p>
+    <w:p>
+      <w:r>
+        <w:lastRenderedPageBreak/>
+        <w:t xml:space="preserve">The degree to which the </w:t>
+      </w:r>
+      <w:r>
+        <w:t xml:space="preserve">opening is or is not obstructed </w:t>
+      </w:r>
+      <w:r>
+        <w:t xml:space="preserve">shall be represented as a </w:t>
+      </w:r>
+      <w:r>
+        <w:t>percentage</w:t>
+      </w:r>
+      <w:r>
+        <w:t xml:space="preserve">. </w:t>
+      </w:r>
+      <w:r>
+        <w:t xml:space="preserve">Hence, </w:t>
+      </w:r>
+      <w:r>
+        <w:t>the degree to which</w:t>
+      </w:r>
+      <w:r>
+        <w:t xml:space="preserve"> the opening is</w:t>
+      </w:r>
+      <w:r>
+        <w:t xml:space="preserve"> </w:t>
+      </w:r>
+      <w:r>
+        <w:t>unobstructed</w:t>
+      </w:r>
+      <w:r>
+        <w:t xml:space="preserve"> </w:t>
+      </w:r>
+      <w:r>
+        <w:t>shall always</w:t>
+      </w:r>
+      <w:r>
+        <w:t xml:space="preserve"> equal the degree </w:t>
+      </w:r>
+      <w:r>
+        <w:t xml:space="preserve">of </w:t>
+      </w:r>
+      <w:r>
+        <w:t>which the</w:t>
+      </w:r>
+      <w:r>
+        <w:t xml:space="preserve"> lack thereof any </w:t>
+      </w:r>
+      <w:r>
+        <w:t>obstruction</w:t>
+      </w:r>
+      <w:r>
+        <w:t xml:space="preserve"> </w:t>
+      </w:r>
+      <w:r>
+        <w:t xml:space="preserve">exists. </w:t>
+      </w:r>
+      <w:r>
+        <w:t>Therefore, complete</w:t>
+      </w:r>
+      <w:r>
+        <w:t xml:space="preserve"> obstruction shall equal no un-obstruction</w:t>
+      </w:r>
+      <w:r>
+        <w:t xml:space="preserve"> and thus</w:t>
+      </w:r>
+      <w:r>
+        <w:t xml:space="preserve"> </w:t>
+      </w:r>
+      <w:r>
+        <w:t xml:space="preserve">may be referred to as “0% open” </w:t>
+      </w:r>
+      <w:r>
+        <w:t>or</w:t>
+      </w:r>
+      <w:r>
+        <w:t xml:space="preserve"> “100% closed</w:t>
+      </w:r>
+      <w:r>
+        <w:t>.</w:t>
+      </w:r>
+      <w:r>
+        <w:t>”</w:t>
+      </w:r>
+      <w:r>
+        <w:t xml:space="preserve"> It also may be referred </w:t>
+      </w:r>
+      <w:r>
+        <w:t>as</w:t>
+      </w:r>
+      <w:r>
+        <w:t xml:space="preserve"> “not open”</w:t>
+      </w:r>
+      <w:r>
+        <w:t xml:space="preserve"> or “completely</w:t>
+      </w:r>
+      <w:r>
+        <w:t xml:space="preserve"> </w:t>
+      </w:r>
+      <w:r>
+        <w:t>closed”</w:t>
+      </w:r>
+      <w:r>
+        <w:t xml:space="preserve">. </w:t>
+      </w:r>
+      <w:r>
+        <w:t>Likewise</w:t>
+      </w:r>
+      <w:r>
+        <w:t>,</w:t>
+      </w:r>
+      <w:r>
+        <w:t xml:space="preserve"> complete un-obstruction of the opening </w:t>
+      </w:r>
+      <w:r>
+        <w:t xml:space="preserve">or no obstruction of the opening </w:t>
+      </w:r>
+      <w:r>
+        <w:t xml:space="preserve">may be </w:t>
+      </w:r>
+      <w:r>
+        <w:t>referred</w:t>
+      </w:r>
+      <w:r>
+        <w:t xml:space="preserve"> to as “100% open”,</w:t>
+      </w:r>
+      <w:r>
+        <w:t xml:space="preserve"> or “0% closed.” It also may be referred to as “completely open” or “not closed.”</w:t>
+      </w:r>
+      <w:r>
+        <w:t xml:space="preserve"> The degree of obstruction or</w:t>
+      </w:r>
+      <w:r>
+        <w:t xml:space="preserve"> un-</w:t>
+      </w:r>
+      <w:r>
+        <w:t>obstruction</w:t>
+      </w:r>
+      <w:r>
+        <w:t xml:space="preserve"> shall range inclusively between 0% and 100%. </w:t>
+      </w:r>
+    </w:p>
+    <w:p>
+      <w:r>
+        <w:t>The meaning of some component of the cooling skid to be “engaged” or “disengaged”</w:t>
+      </w:r>
+      <w:r>
+        <w:t xml:space="preserve"> shall be</w:t>
+      </w:r>
+      <w:r>
+        <w:t xml:space="preserve"> </w:t>
+      </w:r>
+      <w:r>
+        <w:t xml:space="preserve">dependent </w:t>
+      </w:r>
+      <w:r>
+        <w:t>on the component that is being engaged. An engaged primary or secondary pump shall mean the primary or secondary pump is receiving power. A disengaged primary or secondary pump shall mean the primary or secondary is not receiving power. For a binary signal, an engaged signal means that the Boolean value of the signal equals TRUE or that the signal has been set to high. A disengaged signal means that the Boolean value of the signal has been set to false or is set low.</w:t>
+      </w:r>
+      <w:r>
+        <w:t xml:space="preserve"> </w:t>
+      </w:r>
+      <w:r>
+        <w:t xml:space="preserve"> An engaged switch shall mean that the switch has completed the physical or digital circuit, allowing for power or data to flow. A disengaged switch shall mean</w:t>
+      </w:r>
+      <w:r>
+        <w:t xml:space="preserve"> that switch has made the physical or digital circuit incomplete, blocking power or data from flowing. </w:t>
+      </w:r>
+      <w:r>
+        <w:t xml:space="preserve"> </w:t>
+      </w:r>
+      <w:r>
+        <w:t xml:space="preserve">An </w:t>
+      </w:r>
+      <w:r>
+        <w:t xml:space="preserve">engaged control valve shall mean that the </w:t>
+      </w:r>
+      <w:r>
+        <w:t xml:space="preserve">openness of the valve is changing. A disengaged control valve shall mean that the openness of the </w:t>
+      </w:r>
+      <w:proofErr w:type="spellStart"/>
+      <w:r>
+        <w:t>vlave</w:t>
+      </w:r>
+      <w:proofErr w:type="spellEnd"/>
+      <w:r>
+        <w:t xml:space="preserve"> remains unchanged. </w:t>
+      </w:r>
+      <w:r>
+        <w:t>A</w:t>
+      </w:r>
+      <w:r>
+        <w:t>n</w:t>
+      </w:r>
+      <w:r>
+        <w:t xml:space="preserve"> engaged</w:t>
+      </w:r>
+      <w:r>
+        <w:t xml:space="preserve"> </w:t>
+      </w:r>
+      <w:r>
+        <w:t>(non-binary)</w:t>
+      </w:r>
+      <w:r>
+        <w:t xml:space="preserve"> continuous </w:t>
+      </w:r>
+      <w:r>
+        <w:t>signal shall</w:t>
+      </w:r>
+      <w:r>
+        <w:t xml:space="preserve"> mean that the signal is changing in its</w:t>
+      </w:r>
+      <w:r>
+        <w:t xml:space="preserve"> bit-defined</w:t>
+      </w:r>
+      <w:r>
+        <w:t xml:space="preserve"> value</w:t>
+      </w:r>
+      <w:r>
+        <w:t xml:space="preserve"> or is</w:t>
+      </w:r>
+      <w:r>
+        <w:t xml:space="preserve"> dynamically changing</w:t>
+      </w:r>
+      <w:r>
+        <w:t>. A disengaged continuous signal shall mean that the signal is not changing its</w:t>
+      </w:r>
+      <w:r>
+        <w:t xml:space="preserve"> bit-based</w:t>
+      </w:r>
+      <w:r>
+        <w:t xml:space="preserve"> value</w:t>
+      </w:r>
+      <w:r>
+        <w:t xml:space="preserve"> or is not dynamically changing</w:t>
+      </w:r>
+      <w:r>
+        <w:t xml:space="preserve"> (i.e. static)</w:t>
+      </w:r>
+      <w:r>
+        <w:t>.</w:t>
+      </w:r>
+      <w:r>
+        <w:t xml:space="preserve"> </w:t>
+      </w:r>
+    </w:p>
+    <w:p>
+      <w:r>
+        <w:t xml:space="preserve">The cooling skid contains a primary and secondary electrically actuated pump. Either pump may be </w:t>
+      </w:r>
+      <w:r>
+        <w:t>engaged. An engaged pump, whether the primary or secondary pump, shall be referred to as the “active” pumps, and the disengaged pump, whether the primary or secondary pump, shall be refereed to as the “inactive” pump or the “backup” pump.</w:t>
+      </w:r>
+    </w:p>
+    <w:p/>
+    <w:p>
+      <w:pPr>
+        <w:pStyle w:val="Heading2"/>
+      </w:pPr>
+      <w:bookmarkStart w:id="5" w:name="_Toc240452871"/>
+      <w:r>
+        <w:t>Control Philosophy</w:t>
+      </w:r>
+      <w:bookmarkEnd w:id="5"/>
+    </w:p>
+    <w:p>
+      <w:pPr>
+        <w:rPr>
+          <w:rFonts w:asciiTheme="minorHAnsi" w:hAnsiTheme="minorHAnsi"/>
+        </w:rPr>
+      </w:pPr>
+      <w:r>
+        <w:t>Th</w:t>
+      </w:r>
+      <w:r>
+        <w:t>is</w:t>
+      </w:r>
+      <w:r>
+        <w:t xml:space="preserve"> DI cooling skid </w:t>
+      </w:r>
+      <w:r>
+        <w:t>shall act as</w:t>
+      </w:r>
+      <w:r>
+        <w:t xml:space="preserve"> a</w:t>
+      </w:r>
+      <w:r>
+        <w:t xml:space="preserve"> </w:t>
+      </w:r>
+      <w:r>
+        <w:t xml:space="preserve">model for the DI cooling skid responsible for </w:t>
+      </w:r>
+      <w:r>
+        <w:t xml:space="preserve">cooling </w:t>
+      </w:r>
+      <w:r>
+        <w:t>TMEIC’s</w:t>
+      </w:r>
+      <w:r>
+        <w:t xml:space="preserve"> Variable Frequency Drive</w:t>
+      </w:r>
+      <w:r>
+        <w:t xml:space="preserve"> (VFD)</w:t>
+      </w:r>
+      <w:r>
+        <w:t xml:space="preserve">. </w:t>
+      </w:r>
+      <w:r>
+        <w:t xml:space="preserve">The </w:t>
+      </w:r>
+      <w:r>
+        <w:t>three</w:t>
+      </w:r>
+      <w:r>
+        <w:t xml:space="preserve"> primary control objectives of this skid is to ensure that </w:t>
+      </w:r>
+      <w:r>
+        <w:t xml:space="preserve">the </w:t>
+      </w:r>
+      <w:r>
+        <w:t xml:space="preserve">VFD is supplied with coolant which does not surpass a temperature of 45°C, </w:t>
+      </w:r>
+      <w:r>
+        <w:t>that</w:t>
+      </w:r>
+      <w:r>
+        <w:t xml:space="preserve"> the</w:t>
+      </w:r>
+      <w:r>
+        <w:t xml:space="preserve"> coolant supplied to the VFD is uninterrupted, that</w:t>
+      </w:r>
+      <w:r>
+        <w:t xml:space="preserve"> the</w:t>
+      </w:r>
+      <w:r>
+        <w:t xml:space="preserve"> coolant conductivity never surpasses 1</w:t>
+      </w:r>
+      <w:r>
+        <w:t xml:space="preserve"> </w:t>
+      </w:r>
+      <w:proofErr w:type="spellStart"/>
+      <w:r>
+        <w:t>μ</w:t>
+      </w:r>
+      <w:r>
+        <w:t>S</w:t>
+      </w:r>
+      <w:proofErr w:type="spellEnd"/>
+      <w:r>
+        <w:t xml:space="preserve">/cm </w:t>
+      </w:r>
+      <w:r>
+        <w:t>at 25</w:t>
+      </w:r>
+      <w:r>
+        <w:rPr>
+          <w:rFonts w:cs="Arial"/>
+        </w:rPr>
+        <w:t>°C, and</w:t>
+      </w:r>
+      <w:r>
+        <w:t xml:space="preserve"> that </w:t>
+      </w:r>
+      <w:r>
+        <w:t xml:space="preserve">pumps installed within </w:t>
+      </w:r>
+      <w:r>
+        <w:lastRenderedPageBreak/>
+        <w:t xml:space="preserve">the system are </w:t>
+      </w:r>
+      <w:r>
+        <w:t>not damaged.</w:t>
+      </w:r>
+      <w:r>
+        <w:t xml:space="preserve"> </w:t>
+      </w:r>
+      <w:r>
+        <w:t>Additionally,</w:t>
+      </w:r>
+      <w:r>
+        <w:t xml:space="preserve"> </w:t>
+      </w:r>
+      <w:r>
+        <w:t xml:space="preserve">it shall be assumed that ambient air </w:t>
+      </w:r>
+      <w:r>
+        <w:t>temperature</w:t>
+      </w:r>
+      <w:r>
+        <w:t xml:space="preserve"> </w:t>
+      </w:r>
+      <w:r>
+        <w:t xml:space="preserve">does not </w:t>
+      </w:r>
+      <w:r>
+        <w:t xml:space="preserve">exceed 35°C. </w:t>
+      </w:r>
+    </w:p>
+    <w:p>
+      <w:pPr>
+        <w:pStyle w:val="Heading1"/>
+      </w:pPr>
+      <w:bookmarkStart w:id="6" w:name="_Toc240452872"/>
+      <w:r>
+        <w:t xml:space="preserve">System </w:t>
+      </w:r>
+      <w:bookmarkEnd w:id="6"/>
+      <w:r>
+        <w:t>States of Operation</w:t>
+      </w:r>
+    </w:p>
+    <w:p>
+      <w:pPr>
+        <w:pStyle w:val="Heading2"/>
+      </w:pPr>
+      <w:bookmarkStart w:id="7" w:name="_Toc240452873"/>
+      <w:r>
+        <w:t>System Off</w:t>
+      </w:r>
+      <w:bookmarkEnd w:id="7"/>
+    </w:p>
+    <w:p>
+      <w:r>
+        <w:t xml:space="preserve">When the system is off, neither the primary </w:t>
+      </w:r>
+      <w:r>
+        <w:t>nor</w:t>
+      </w:r>
+      <w:r>
+        <w:t xml:space="preserve"> secondary pump shall be active. The </w:t>
+      </w:r>
+      <w:r>
+        <w:t xml:space="preserve">3-way valve shall be actuated to </w:t>
+      </w:r>
+      <w:r>
+        <w:t>be 100</w:t>
+      </w:r>
+      <w:r>
+        <w:t>% open.</w:t>
+      </w:r>
+      <w:r>
+        <w:t xml:space="preserve"> Temperature and Hydraulic Controls shall be disengaged</w:t>
+      </w:r>
+      <w:r>
+        <w:t xml:space="preserve">, while </w:t>
+      </w:r>
+      <w:r>
+        <w:t>vessel level controls and conductivity controls shall always be engaged.</w:t>
+      </w:r>
+    </w:p>
+    <w:p>
+      <w:pPr>
+        <w:pStyle w:val="Heading2"/>
+      </w:pPr>
+      <w:bookmarkStart w:id="8" w:name="_Toc240452874"/>
+      <w:r>
+        <w:t>System Initialization</w:t>
+      </w:r>
+      <w:bookmarkEnd w:id="8"/>
+    </w:p>
+    <w:p>
+      <w:pPr>
+        <w:rPr>
+          <w:color w:val="000000" w:themeColor="text1"/>
+        </w:rPr>
+      </w:pPr>
+      <w:r>
+        <w:rPr>
+          <w:color w:val="000000" w:themeColor="text1"/>
+        </w:rPr>
+        <w:t xml:space="preserve">System initialization shall occur when the system </w:t>
+      </w:r>
+      <w:r>
+        <w:rPr>
+          <w:color w:val="000000" w:themeColor="text1"/>
+        </w:rPr>
+        <w:t>is started by the user by engaging the system start switch (SW-1</w:t>
+      </w:r>
+      <w:r>
+        <w:rPr>
+          <w:color w:val="000000" w:themeColor="text1"/>
+        </w:rPr>
+        <w:t>) or</w:t>
+      </w:r>
+      <w:r>
+        <w:rPr>
+          <w:color w:val="000000" w:themeColor="text1"/>
+        </w:rPr>
+        <w:t xml:space="preserve"> shall occur when the system experiences a pump turnover, either manually or automatically.</w:t>
+      </w:r>
+      <w:r>
+        <w:rPr>
+          <w:color w:val="000000" w:themeColor="text1"/>
+        </w:rPr>
+        <w:t xml:space="preserve"> The initialization stage shall last for 15 seconds before the system moves into the calibration stage.</w:t>
+      </w:r>
+      <w:r>
+        <w:rPr>
+          <w:color w:val="000000" w:themeColor="text1"/>
+        </w:rPr>
+        <w:t xml:space="preserve"> </w:t>
+      </w:r>
+      <w:r>
+        <w:rPr>
+          <w:color w:val="000000" w:themeColor="text1"/>
+        </w:rPr>
+        <w:t xml:space="preserve">During system initialization, temperature and hydraulic controls shall be disengaged, </w:t>
+      </w:r>
+      <w:r>
+        <w:rPr>
+          <w:color w:val="000000" w:themeColor="text1"/>
+        </w:rPr>
+        <w:t>to</w:t>
+      </w:r>
+      <w:r>
+        <w:rPr>
+          <w:color w:val="000000" w:themeColor="text1"/>
+        </w:rPr>
+        <w:t xml:space="preserve"> allow for </w:t>
+      </w:r>
+      <w:r>
+        <w:rPr>
+          <w:color w:val="000000" w:themeColor="text1"/>
+        </w:rPr>
+        <w:t>adequate pressure, and flow to build within the system</w:t>
+      </w:r>
+      <w:r>
+        <w:rPr>
+          <w:color w:val="000000" w:themeColor="text1"/>
+        </w:rPr>
+        <w:t xml:space="preserve">. </w:t>
+      </w:r>
+      <w:r>
+        <w:rPr>
+          <w:color w:val="000000" w:themeColor="text1"/>
+        </w:rPr>
+        <w:t xml:space="preserve">During </w:t>
+      </w:r>
+      <w:r>
+        <w:rPr>
+          <w:color w:val="000000" w:themeColor="text1"/>
+        </w:rPr>
+        <w:t xml:space="preserve">initialization </w:t>
+      </w:r>
+      <w:r>
+        <w:rPr>
+          <w:color w:val="000000" w:themeColor="text1"/>
+        </w:rPr>
+        <w:t xml:space="preserve">the 3-way valve shall be 100% </w:t>
+      </w:r>
+      <w:r>
+        <w:rPr>
+          <w:color w:val="000000" w:themeColor="text1"/>
+        </w:rPr>
+        <w:t>open.</w:t>
+      </w:r>
+    </w:p>
+    <w:p>
+      <w:pPr>
+        <w:pStyle w:val="Heading2"/>
+      </w:pPr>
+      <w:bookmarkStart w:id="9" w:name="_Toc240452875"/>
+      <w:r>
+        <w:t>System Calibration</w:t>
+      </w:r>
+      <w:bookmarkEnd w:id="9"/>
+    </w:p>
+    <w:p>
+      <w:pPr>
+        <w:rPr>
+          <w:color w:val="000000" w:themeColor="text1"/>
+        </w:rPr>
+      </w:pPr>
+      <w:r>
+        <w:rPr>
+          <w:color w:val="000000" w:themeColor="text1"/>
+        </w:rPr>
+        <w:t xml:space="preserve">The system shall always reach the </w:t>
+      </w:r>
+      <w:r>
+        <w:rPr>
+          <w:color w:val="000000" w:themeColor="text1"/>
+        </w:rPr>
+        <w:t xml:space="preserve">calibration </w:t>
+      </w:r>
+      <w:r>
+        <w:rPr>
+          <w:color w:val="000000" w:themeColor="text1"/>
+        </w:rPr>
+        <w:t xml:space="preserve">stage </w:t>
+      </w:r>
+      <w:r>
+        <w:rPr>
+          <w:color w:val="000000" w:themeColor="text1"/>
+        </w:rPr>
+        <w:t xml:space="preserve">after </w:t>
+      </w:r>
+      <w:r>
+        <w:rPr>
+          <w:color w:val="000000" w:themeColor="text1"/>
+        </w:rPr>
+        <w:t xml:space="preserve">the </w:t>
+      </w:r>
+      <w:r>
+        <w:rPr>
+          <w:color w:val="000000" w:themeColor="text1"/>
+        </w:rPr>
+        <w:t>initialization</w:t>
+      </w:r>
+      <w:r>
+        <w:rPr>
+          <w:color w:val="000000" w:themeColor="text1"/>
+        </w:rPr>
+        <w:t xml:space="preserve"> stage</w:t>
+      </w:r>
+      <w:r>
+        <w:rPr>
+          <w:color w:val="000000" w:themeColor="text1"/>
+        </w:rPr>
+        <w:t>.</w:t>
+      </w:r>
+      <w:r>
+        <w:rPr>
+          <w:color w:val="000000" w:themeColor="text1"/>
+        </w:rPr>
+        <w:t xml:space="preserve"> The calibration stage shall last for 5 seconds </w:t>
+      </w:r>
+      <w:r>
+        <w:rPr>
+          <w:color w:val="000000" w:themeColor="text1"/>
+        </w:rPr>
+        <w:t>before the system moves into the active stage.</w:t>
+      </w:r>
+      <w:r>
+        <w:rPr>
+          <w:color w:val="000000" w:themeColor="text1"/>
+        </w:rPr>
+        <w:t xml:space="preserve"> </w:t>
+      </w:r>
+      <w:r>
+        <w:rPr>
+          <w:color w:val="000000" w:themeColor="text1"/>
+        </w:rPr>
+        <w:t xml:space="preserve">During system calibration, hydraulic controls shall be </w:t>
+      </w:r>
+      <w:r>
+        <w:rPr>
+          <w:color w:val="000000" w:themeColor="text1"/>
+        </w:rPr>
+        <w:t>enabled,</w:t>
+      </w:r>
+      <w:r>
+        <w:rPr>
+          <w:color w:val="000000" w:themeColor="text1"/>
+        </w:rPr>
+        <w:t xml:space="preserve"> </w:t>
+      </w:r>
+      <w:r>
+        <w:rPr>
+          <w:color w:val="000000" w:themeColor="text1"/>
+        </w:rPr>
+        <w:t>and</w:t>
+      </w:r>
+      <w:r>
+        <w:rPr>
+          <w:color w:val="000000" w:themeColor="text1"/>
+        </w:rPr>
+        <w:t xml:space="preserve"> temperature controls shall be </w:t>
+      </w:r>
+      <w:r>
+        <w:rPr>
+          <w:color w:val="000000" w:themeColor="text1"/>
+        </w:rPr>
+        <w:t>partially enabled</w:t>
+      </w:r>
+      <w:r>
+        <w:rPr>
+          <w:color w:val="000000" w:themeColor="text1"/>
+        </w:rPr>
         <w:t xml:space="preserve">, </w:t>
       </w:r>
       <w:r>
-        <w:t>from</w:t>
-      </w:r>
-      <w:r>
-        <w:t>, and within</w:t>
-      </w:r>
-      <w:r>
-        <w:t xml:space="preserve"> various entities, </w:t>
-      </w:r>
-      <w:r>
-        <w:t>including, but not limited to,</w:t>
-      </w:r>
-      <w:r>
-        <w:t xml:space="preserve"> the </w:t>
-      </w:r>
-      <w:r>
-        <w:t xml:space="preserve">HMI, the </w:t>
-      </w:r>
-      <w:r>
-        <w:t>PLC, and various field instruments</w:t>
-      </w:r>
-      <w:r>
-        <w:t>. Physical signals shall carry data over a physical medium, either through a 4-20 mA signal, or a 0-24V signal. All other signals shall carry data digitally by various sized buses of bits.</w:t>
-      </w:r>
-      <w:r>
+        <w:rPr>
+          <w:color w:val="000000" w:themeColor="text1"/>
+        </w:rPr>
+        <w:t xml:space="preserve">allowing for the </w:t>
+      </w:r>
+      <w:r>
+        <w:rPr>
+          <w:color w:val="000000" w:themeColor="text1"/>
+        </w:rPr>
+        <w:t xml:space="preserve">3-way valve to adjust to appropriate </w:t>
+      </w:r>
+      <w:r>
+        <w:rPr>
+          <w:color w:val="000000" w:themeColor="text1"/>
+        </w:rPr>
+        <w:t xml:space="preserve">position </w:t>
+      </w:r>
+      <w:r>
+        <w:rPr>
+          <w:color w:val="000000" w:themeColor="text1"/>
+        </w:rPr>
+        <w:t>based on the input temperature without tripping the</w:t>
+      </w:r>
+      <w:r>
+        <w:rPr>
+          <w:color w:val="000000" w:themeColor="text1"/>
+        </w:rPr>
+        <w:t xml:space="preserve"> temperature</w:t>
+      </w:r>
+      <w:r>
+        <w:rPr>
+          <w:color w:val="000000" w:themeColor="text1"/>
+        </w:rPr>
+        <w:t xml:space="preserve"> alarm or fault signals. </w:t>
+      </w:r>
+      <w:r>
+        <w:rPr>
+          <w:color w:val="000000" w:themeColor="text1"/>
+        </w:rPr>
+        <w:t xml:space="preserve">This will allow for the system to align correctly with the </w:t>
+      </w:r>
+      <w:r>
+        <w:rPr>
+          <w:color w:val="000000" w:themeColor="text1"/>
+        </w:rPr>
+        <w:t>system temperature at proper pressure and flow.</w:t>
+      </w:r>
+    </w:p>
+    <w:p>
+      <w:pPr>
+        <w:pStyle w:val="Heading2"/>
+      </w:pPr>
+      <w:bookmarkStart w:id="10" w:name="_Toc240452876"/>
+      <w:r>
+        <w:t>System Active</w:t>
+      </w:r>
+      <w:bookmarkEnd w:id="10"/>
+    </w:p>
+    <w:p>
+      <w:r>
+        <w:t xml:space="preserve">The system shall reach the active stage after the calibration stage. In the active stage, all controls are fully </w:t>
+      </w:r>
+      <w:r>
+        <w:t>enabled</w:t>
+      </w:r>
+      <w:r>
+        <w:t>, and the skid is considered to be in normal operation.</w:t>
+      </w:r>
+    </w:p>
+    <w:p>
+      <w:pPr>
+        <w:pStyle w:val="Heading2"/>
+      </w:pPr>
+      <w:bookmarkStart w:id="11" w:name="_Toc240452877"/>
+      <w:r>
+        <w:t>System Shutdown</w:t>
+      </w:r>
+      <w:bookmarkEnd w:id="11"/>
+    </w:p>
+    <w:p>
+      <w:pPr>
+        <w:rPr>
+          <w:color w:val="000000" w:themeColor="text1"/>
+        </w:rPr>
+      </w:pPr>
+      <w:r>
+        <w:rPr>
+          <w:color w:val="000000" w:themeColor="text1"/>
+        </w:rPr>
+        <w:t xml:space="preserve">The system shall enter the shutdown stage should there exist any fault </w:t>
+      </w:r>
+      <w:r>
+        <w:rPr>
+          <w:color w:val="000000" w:themeColor="text1"/>
+        </w:rPr>
+        <w:t xml:space="preserve">(that is any FLT-X is engaged where X is any integer), or </w:t>
+      </w:r>
+      <w:r>
+        <w:rPr>
+          <w:color w:val="000000" w:themeColor="text1"/>
+        </w:rPr>
+        <w:t>should the operator engage the system shutdown switch (SW-2).</w:t>
+      </w:r>
+      <w:r>
+        <w:rPr>
+          <w:color w:val="000000" w:themeColor="text1"/>
+        </w:rPr>
+        <w:t xml:space="preserve"> The shutdown stage shall last for</w:t>
+      </w:r>
+      <w:r>
+        <w:rPr>
+          <w:color w:val="000000" w:themeColor="text1"/>
+        </w:rPr>
         <w:t xml:space="preserve"> </w:t>
       </w:r>
-    </w:p>
-    <w:p>
-      <w:r>
-        <w:t xml:space="preserve">All signals mentioned in this document shall be referenced by their tags, as defined in the PLC point list. </w:t>
-      </w:r>
-      <w:r>
-        <w:t>Below is a brief description of the naming conventions used for all signals.</w:t>
-      </w:r>
-    </w:p>
-    <w:p>
-      <w:r>
-        <w:t>All physical signal tags shall have a prefix “PHY</w:t>
-      </w:r>
-      <w:r>
+      <w:r>
+        <w:rPr>
+          <w:color w:val="000000" w:themeColor="text1"/>
+        </w:rPr>
+        <w:t xml:space="preserve">10 seconds before entering </w:t>
+      </w:r>
+      <w:r>
+        <w:rPr>
+          <w:color w:val="000000" w:themeColor="text1"/>
+        </w:rPr>
+        <w:lastRenderedPageBreak/>
+        <w:t>the off stage.</w:t>
+      </w:r>
+      <w:r>
+        <w:rPr>
+          <w:color w:val="000000" w:themeColor="text1"/>
+        </w:rPr>
+        <w:t xml:space="preserve"> </w:t>
+      </w:r>
+      <w:r>
+        <w:rPr>
+          <w:color w:val="000000" w:themeColor="text1"/>
+        </w:rPr>
+        <w:t xml:space="preserve">Hydraulic </w:t>
+      </w:r>
+      <w:r>
+        <w:rPr>
+          <w:color w:val="000000" w:themeColor="text1"/>
+        </w:rPr>
+        <w:t>c</w:t>
+      </w:r>
+      <w:r>
+        <w:rPr>
+          <w:color w:val="000000" w:themeColor="text1"/>
+        </w:rPr>
+        <w:t xml:space="preserve">ontrols and </w:t>
+      </w:r>
+      <w:r>
+        <w:rPr>
+          <w:color w:val="000000" w:themeColor="text1"/>
+        </w:rPr>
+        <w:t>temperature controls shall be disengaged throughout system shutdown</w:t>
+      </w:r>
+      <w:r>
+        <w:rPr>
+          <w:color w:val="000000" w:themeColor="text1"/>
+        </w:rPr>
+        <w:t>,</w:t>
+      </w:r>
+      <w:r>
+        <w:rPr>
+          <w:color w:val="000000" w:themeColor="text1"/>
+        </w:rPr>
+        <w:t xml:space="preserve"> and</w:t>
+      </w:r>
+      <w:r>
+        <w:rPr>
+          <w:color w:val="000000" w:themeColor="text1"/>
+        </w:rPr>
+        <w:t xml:space="preserve"> the 3-way </w:t>
+      </w:r>
+      <w:r>
+        <w:rPr>
+          <w:color w:val="000000" w:themeColor="text1"/>
+        </w:rPr>
+        <w:t>valve shall be 100% open.</w:t>
+      </w:r>
+    </w:p>
+    <w:p>
+      <w:pPr>
+        <w:pStyle w:val="Heading2"/>
+      </w:pPr>
+      <w:bookmarkStart w:id="12" w:name="_Toc240452878"/>
+      <w:r>
+        <w:t>Fault Management</w:t>
+      </w:r>
+      <w:bookmarkEnd w:id="12"/>
+    </w:p>
+    <w:p>
+      <w:r>
+        <w:t xml:space="preserve">If </w:t>
+      </w:r>
+      <w:r>
+        <w:t>there is any</w:t>
+      </w:r>
+      <w:r>
+        <w:t xml:space="preserve"> fault within the system</w:t>
+      </w:r>
+      <w:r>
+        <w:t xml:space="preserve"> during operation (that is, any FLT-X is engaged, where X is any integer), then the system shall enter the shutdown stage</w:t>
+      </w:r>
+      <w:r>
+        <w:t>, regardless of the stage it is currently in.</w:t>
+      </w:r>
+      <w:r>
+        <w:t xml:space="preserve"> </w:t>
+      </w:r>
+      <w:r>
+        <w:t>Should</w:t>
+      </w:r>
+      <w:r>
+        <w:t xml:space="preserve"> any fault exist while the system </w:t>
+      </w:r>
+      <w:r>
+        <w:t>is</w:t>
+      </w:r>
+      <w:r>
+        <w:t xml:space="preserve"> </w:t>
+      </w:r>
+      <w:r>
+        <w:t xml:space="preserve">in the </w:t>
+      </w:r>
+      <w:r>
+        <w:t xml:space="preserve">off stage, the system shall not enter the initialization </w:t>
+      </w:r>
+      <w:r>
+        <w:t>stage</w:t>
+      </w:r>
+      <w:r>
+        <w:t xml:space="preserve"> when the operator starts the system.</w:t>
+      </w:r>
+      <w:r>
+        <w:t xml:space="preserve"> </w:t>
+      </w:r>
+      <w:r>
+        <w:t xml:space="preserve">If the </w:t>
+      </w:r>
+      <w:r>
+        <w:t>operator engages the acknowledge fault switch (</w:t>
+      </w:r>
+      <w:r>
+        <w:t>SW-14)</w:t>
+      </w:r>
+      <w:r>
+        <w:t>, all</w:t>
+      </w:r>
+      <w:r>
+        <w:t xml:space="preserve"> </w:t>
+      </w:r>
+      <w:r>
+        <w:t>faults shall be disengaged</w:t>
+      </w:r>
+      <w:r>
+        <w:t xml:space="preserve"> and the acknowledge fault switch shall disengage</w:t>
+      </w:r>
+      <w:r>
+        <w:t>.</w:t>
+      </w:r>
+      <w:r>
+        <w:t xml:space="preserve"> </w:t>
+      </w:r>
+      <w:r>
+        <w:t>If the operator engages the start switch after engaging the acknowledge fault switch, the system shall enter the initialization stage</w:t>
+      </w:r>
+      <w:r>
+        <w:t>. T</w:t>
+      </w:r>
+      <w:r>
+        <w:t xml:space="preserve">he acknowledge fault switch only </w:t>
+      </w:r>
+      <w:r>
+        <w:t>disengages fault</w:t>
+      </w:r>
+      <w:r>
+        <w:t>, hence</w:t>
+      </w:r>
+      <w:r>
+        <w:t xml:space="preserve"> </w:t>
+      </w:r>
+      <w:r>
+        <w:t>a</w:t>
+      </w:r>
+      <w:r>
+        <w:t xml:space="preserve">n existing fault within the system shall always reengage </w:t>
+      </w:r>
+      <w:r>
+        <w:t xml:space="preserve">the respective fault if not </w:t>
+      </w:r>
+      <w:r>
+        <w:t>properly handled by the operator.</w:t>
+      </w:r>
+    </w:p>
+    <w:p/>
+    <w:p>
+      <w:pPr>
+        <w:pStyle w:val="Heading1"/>
+      </w:pPr>
+      <w:bookmarkStart w:id="13" w:name="_Toc240452879"/>
+      <w:r>
+        <w:t>Temperature Control</w:t>
+      </w:r>
+      <w:bookmarkEnd w:id="13"/>
+    </w:p>
+    <w:p>
+      <w:pPr>
+        <w:pStyle w:val="Heading2"/>
+      </w:pPr>
+      <w:bookmarkStart w:id="14" w:name="_Toc240452880"/>
+      <w:r>
+        <w:t>Signal Processing</w:t>
+      </w:r>
+      <w:bookmarkEnd w:id="14"/>
+    </w:p>
+    <w:p>
+      <w:pPr>
+        <w:rPr>
+          <w:color w:val="000000" w:themeColor="text1"/>
+        </w:rPr>
+      </w:pPr>
+      <w:r>
+        <w:rPr>
+          <w:color w:val="000000" w:themeColor="text1"/>
+        </w:rPr>
+        <w:t>Inlet coolant temperature</w:t>
+      </w:r>
+      <w:r>
+        <w:rPr>
+          <w:color w:val="000000" w:themeColor="text1"/>
+        </w:rPr>
+        <w:t xml:space="preserve"> (SIG</w:t>
+      </w:r>
+      <w:r>
+        <w:rPr>
+          <w:color w:val="000000" w:themeColor="text1"/>
+        </w:rPr>
         <w:t>-</w:t>
       </w:r>
       <w:r>
-        <w:t>” followed by an integer, inclusively ranging from 1 to 21.</w:t>
-      </w:r>
-      <w:r>
-        <w:t xml:space="preserve"> “PHY-1” is an example of a tag for a physical signal.</w:t>
-      </w:r>
-      <w:r>
-        <w:t xml:space="preserve"> For more details, please </w:t>
-      </w:r>
-      <w:r>
-        <w:t xml:space="preserve">see </w:t>
-      </w:r>
-      <w:r>
-        <w:t xml:space="preserve">PLC </w:t>
-      </w:r>
-      <w:r>
-        <w:t>Point List</w:t>
-      </w:r>
-    </w:p>
-    <w:p>
-      <w:r>
-        <w:t>All switch signals tags shall have a “SW</w:t>
-      </w:r>
-      <w:r>
-        <w:t>-</w:t>
-      </w:r>
-      <w:r>
-        <w:t>” prefix, followed by an integer, inclusively ranging from 1 to 21. “SW-1” is an example of a tag for a switch signal. For more details, please see PLC Point List</w:t>
-      </w:r>
-    </w:p>
-    <w:p>
-      <w:r>
-        <w:t xml:space="preserve">All </w:t>
-      </w:r>
-      <w:r>
-        <w:t xml:space="preserve">internal signal tags shall have a “SIG-” prefix, followed by an integer. The integer following the prefix shall range, inclusively, from 1 to 25. “SIG-1” is an example of a tag for </w:t>
-      </w:r>
-      <w:proofErr w:type="gramStart"/>
-      <w:r>
-        <w:t>a</w:t>
-      </w:r>
-      <w:proofErr w:type="gramEnd"/>
-      <w:r>
-        <w:t xml:space="preserve"> internal signal. For more details, please see PLC Point List.</w:t>
-      </w:r>
-    </w:p>
-    <w:p>
-      <w:r>
-        <w:t>All alarm signal tags shall have a “ALM-” prefix, followed by an integer. The integer following the prefix shall range, inclusively, from 1 to 17. “ALM-1” is an example of a tag for an alarm signal. For more details, please see the PLC Point List.</w:t>
-      </w:r>
-    </w:p>
-    <w:p>
-      <w:r>
-        <w:t>All fault signals tags shall have a “FLT</w:t>
-      </w:r>
-      <w:proofErr w:type="gramStart"/>
-      <w:r>
-        <w:t>-“</w:t>
-      </w:r>
-      <w:proofErr w:type="gramEnd"/>
-      <w:r>
-        <w:t>prefix, followed by an integer. The integer following the prefix shall range, inclusively, from 1 to 17. “FLT-1” is an example of a tag for an alarm signal. For more details, please see the PLC Point List.</w:t>
+        <w:rPr>
+          <w:color w:val="000000" w:themeColor="text1"/>
+        </w:rPr>
+        <w:t>6</w:t>
+      </w:r>
+      <w:r>
+        <w:rPr>
+          <w:color w:val="000000" w:themeColor="text1"/>
+        </w:rPr>
+        <w:t>)</w:t>
+      </w:r>
+      <w:r>
+        <w:rPr>
+          <w:color w:val="000000" w:themeColor="text1"/>
+        </w:rPr>
+        <w:t xml:space="preserve"> shall be </w:t>
+      </w:r>
+      <w:r>
+        <w:rPr>
+          <w:color w:val="000000" w:themeColor="text1"/>
+        </w:rPr>
+        <w:t xml:space="preserve">sampled </w:t>
+      </w:r>
+      <w:r>
+        <w:rPr>
+          <w:color w:val="000000" w:themeColor="text1"/>
+        </w:rPr>
+        <w:t xml:space="preserve">prior to </w:t>
+      </w:r>
+      <w:r>
+        <w:rPr>
+          <w:color w:val="000000" w:themeColor="text1"/>
+        </w:rPr>
+        <w:t>entering the heat source</w:t>
+      </w:r>
+      <w:r>
+        <w:rPr>
+          <w:color w:val="000000" w:themeColor="text1"/>
+        </w:rPr>
+        <w:t xml:space="preserve">, and just after </w:t>
+      </w:r>
+      <w:r>
+        <w:rPr>
+          <w:color w:val="000000" w:themeColor="text1"/>
+        </w:rPr>
+        <w:t>exiting the heat-exchanger loop</w:t>
+      </w:r>
+      <w:r>
+        <w:rPr>
+          <w:color w:val="000000" w:themeColor="text1"/>
+        </w:rPr>
+        <w:t>. 3 RTD sensors (P15)</w:t>
+      </w:r>
+      <w:r>
+        <w:rPr>
+          <w:color w:val="000000" w:themeColor="text1"/>
+        </w:rPr>
+        <w:t xml:space="preserve"> shall be used in </w:t>
+      </w:r>
+      <w:r>
+        <w:rPr>
+          <w:color w:val="000000" w:themeColor="text1"/>
+        </w:rPr>
+        <w:t xml:space="preserve">determining the measured coolant </w:t>
+      </w:r>
+      <w:r>
+        <w:rPr>
+          <w:color w:val="000000" w:themeColor="text1"/>
+        </w:rPr>
+        <w:t>temperature.</w:t>
+      </w:r>
+      <w:r>
+        <w:rPr>
+          <w:color w:val="000000" w:themeColor="text1"/>
+        </w:rPr>
+        <w:t xml:space="preserve"> </w:t>
+      </w:r>
+      <w:r>
+        <w:rPr>
+          <w:color w:val="000000" w:themeColor="text1"/>
+        </w:rPr>
+        <w:t>RTD</w:t>
+      </w:r>
+      <w:r>
+        <w:rPr>
+          <w:color w:val="000000" w:themeColor="text1"/>
+        </w:rPr>
+        <w:t xml:space="preserve"> sensors shall communicate </w:t>
+      </w:r>
+      <w:r>
+        <w:rPr>
+          <w:color w:val="000000" w:themeColor="text1"/>
+        </w:rPr>
+        <w:t xml:space="preserve">to </w:t>
+      </w:r>
+      <w:r>
+        <w:rPr>
+          <w:color w:val="000000" w:themeColor="text1"/>
+        </w:rPr>
+        <w:t xml:space="preserve">the PLC using a 4-20 mA </w:t>
+      </w:r>
+      <w:r>
+        <w:rPr>
+          <w:color w:val="000000" w:themeColor="text1"/>
+        </w:rPr>
+        <w:t>INT</w:t>
+      </w:r>
+      <w:r>
+        <w:rPr>
+          <w:color w:val="000000" w:themeColor="text1"/>
+        </w:rPr>
+        <w:t xml:space="preserve">-valued </w:t>
+      </w:r>
+      <w:r>
+        <w:rPr>
+          <w:color w:val="000000" w:themeColor="text1"/>
+        </w:rPr>
+        <w:t>signal</w:t>
+      </w:r>
+      <w:r>
+        <w:rPr>
+          <w:color w:val="000000" w:themeColor="text1"/>
+        </w:rPr>
+        <w:t xml:space="preserve"> (PHY-2, PHY-3</w:t>
+      </w:r>
+      <w:r>
+        <w:rPr>
+          <w:color w:val="000000" w:themeColor="text1"/>
+        </w:rPr>
+        <w:t>,</w:t>
+      </w:r>
+      <w:r>
+        <w:rPr>
+          <w:color w:val="000000" w:themeColor="text1"/>
+        </w:rPr>
+        <w:t xml:space="preserve"> and PHY-4 respectively</w:t>
+      </w:r>
+      <w:r>
+        <w:rPr>
+          <w:color w:val="000000" w:themeColor="text1"/>
+        </w:rPr>
+        <w:t>)</w:t>
+      </w:r>
+      <w:r>
+        <w:rPr>
+          <w:color w:val="000000" w:themeColor="text1"/>
+        </w:rPr>
+        <w:t>. Any RTD signal that exceeds 20.5 mA or falls below 3.5mA shall be considered a bad signal</w:t>
+      </w:r>
+      <w:r>
+        <w:rPr>
+          <w:color w:val="000000" w:themeColor="text1"/>
+        </w:rPr>
+        <w:t>, and the affected</w:t>
+      </w:r>
+      <w:r>
+        <w:rPr>
+          <w:color w:val="000000" w:themeColor="text1"/>
+        </w:rPr>
+        <w:t xml:space="preserve"> RTD</w:t>
+      </w:r>
+      <w:r>
+        <w:rPr>
+          <w:color w:val="000000" w:themeColor="text1"/>
+        </w:rPr>
+        <w:t xml:space="preserve"> </w:t>
+      </w:r>
+      <w:r>
+        <w:rPr>
+          <w:color w:val="000000" w:themeColor="text1"/>
+        </w:rPr>
+        <w:t>shall be considered as “non-functioning</w:t>
+      </w:r>
+      <w:r>
+        <w:rPr>
+          <w:color w:val="000000" w:themeColor="text1"/>
+        </w:rPr>
+        <w:t>” and</w:t>
+      </w:r>
+      <w:r>
+        <w:rPr>
+          <w:color w:val="000000" w:themeColor="text1"/>
+        </w:rPr>
+        <w:t xml:space="preserve"> shall engage the respective </w:t>
+      </w:r>
+      <w:r>
+        <w:rPr>
+          <w:color w:val="000000" w:themeColor="text1"/>
+        </w:rPr>
+        <w:t>alarms (</w:t>
+      </w:r>
+      <w:r>
+        <w:rPr>
+          <w:color w:val="000000" w:themeColor="text1"/>
+        </w:rPr>
+        <w:t>ALM-14, ALM-15, ALM-16)</w:t>
+      </w:r>
+      <w:r>
+        <w:rPr>
+          <w:color w:val="000000" w:themeColor="text1"/>
+        </w:rPr>
+        <w:t>.</w:t>
+      </w:r>
+      <w:r>
+        <w:rPr>
+          <w:color w:val="000000" w:themeColor="text1"/>
+        </w:rPr>
+        <w:t xml:space="preserve"> All</w:t>
+      </w:r>
+      <w:r>
+        <w:rPr>
+          <w:color w:val="000000" w:themeColor="text1"/>
+        </w:rPr>
+        <w:t xml:space="preserve"> </w:t>
+      </w:r>
+      <w:r>
+        <w:rPr>
+          <w:color w:val="000000" w:themeColor="text1"/>
+        </w:rPr>
+        <w:t>INT</w:t>
+      </w:r>
+      <w:r>
+        <w:rPr>
+          <w:color w:val="000000" w:themeColor="text1"/>
+        </w:rPr>
+        <w:t xml:space="preserve">-valued signals from the RTDs shall be converted into </w:t>
+      </w:r>
+      <w:r>
+        <w:rPr>
+          <w:color w:val="000000" w:themeColor="text1"/>
+        </w:rPr>
+        <w:t>REAL</w:t>
+      </w:r>
+      <w:r>
+        <w:rPr>
+          <w:color w:val="000000" w:themeColor="text1"/>
+        </w:rPr>
+        <w:t>-valued signal</w:t>
+      </w:r>
+      <w:r>
+        <w:rPr>
+          <w:color w:val="000000" w:themeColor="text1"/>
+        </w:rPr>
+        <w:t>s</w:t>
+      </w:r>
+      <w:r>
+        <w:rPr>
+          <w:color w:val="000000" w:themeColor="text1"/>
+        </w:rPr>
+        <w:t xml:space="preserve"> (SIG-10, SIG-11 SIG-12 respectively</w:t>
+      </w:r>
+      <w:r>
+        <w:rPr>
+          <w:color w:val="000000" w:themeColor="text1"/>
+        </w:rPr>
+        <w:t>)</w:t>
+      </w:r>
+      <w:r>
+        <w:rPr>
+          <w:color w:val="000000" w:themeColor="text1"/>
+        </w:rPr>
+        <w:t>.</w:t>
+      </w:r>
+      <w:r>
+        <w:rPr>
+          <w:color w:val="000000" w:themeColor="text1"/>
+        </w:rPr>
+        <w:t xml:space="preserve"> </w:t>
+      </w:r>
+      <w:r>
+        <w:rPr>
+          <w:color w:val="000000" w:themeColor="text1"/>
+        </w:rPr>
+        <w:t>If</w:t>
+      </w:r>
+      <w:r>
+        <w:rPr>
+          <w:color w:val="000000" w:themeColor="text1"/>
+        </w:rPr>
+        <w:t xml:space="preserve"> 3 of 3 sensors are func</w:t>
+      </w:r>
+      <w:r>
+        <w:rPr>
+          <w:color w:val="000000" w:themeColor="text1"/>
+        </w:rPr>
+        <w:t>tioning</w:t>
+      </w:r>
+      <w:r>
+        <w:rPr>
+          <w:color w:val="000000" w:themeColor="text1"/>
+        </w:rPr>
+        <w:t xml:space="preserve">, the median value of the </w:t>
+      </w:r>
+      <w:r>
+        <w:rPr>
+          <w:color w:val="000000" w:themeColor="text1"/>
+        </w:rPr>
+        <w:t xml:space="preserve">REAL-valued RTD signals </w:t>
+      </w:r>
+      <w:r>
+        <w:rPr>
+          <w:color w:val="000000" w:themeColor="text1"/>
+        </w:rPr>
+        <w:t xml:space="preserve">shall be </w:t>
+      </w:r>
+      <w:r>
+        <w:rPr>
+          <w:color w:val="000000" w:themeColor="text1"/>
+        </w:rPr>
+        <w:t xml:space="preserve">considered </w:t>
+      </w:r>
+      <w:r>
+        <w:rPr>
+          <w:color w:val="000000" w:themeColor="text1"/>
+        </w:rPr>
+        <w:t>as</w:t>
+      </w:r>
+      <w:r>
+        <w:rPr>
+          <w:color w:val="000000" w:themeColor="text1"/>
+        </w:rPr>
+        <w:t xml:space="preserve"> the measured coolant temperature</w:t>
+      </w:r>
+      <w:r>
+        <w:rPr>
+          <w:color w:val="000000" w:themeColor="text1"/>
+        </w:rPr>
+        <w:t xml:space="preserve"> (SIG-6)</w:t>
+      </w:r>
+      <w:r>
+        <w:rPr>
+          <w:color w:val="000000" w:themeColor="text1"/>
+        </w:rPr>
+        <w:t xml:space="preserve">. </w:t>
+      </w:r>
+      <w:r>
+        <w:rPr>
+          <w:color w:val="000000" w:themeColor="text1"/>
+        </w:rPr>
+        <w:t xml:space="preserve">If </w:t>
+      </w:r>
+      <w:r>
+        <w:rPr>
+          <w:color w:val="000000" w:themeColor="text1"/>
+        </w:rPr>
+        <w:t xml:space="preserve">2 of 3 sensors are functioning, the average value of the </w:t>
+      </w:r>
+      <w:r>
+        <w:rPr>
+          <w:color w:val="000000" w:themeColor="text1"/>
+        </w:rPr>
+        <w:t>2-functioning</w:t>
+      </w:r>
+      <w:r>
+        <w:rPr>
+          <w:color w:val="000000" w:themeColor="text1"/>
+        </w:rPr>
+        <w:t xml:space="preserve"> </w:t>
+      </w:r>
+      <w:r>
+        <w:rPr>
+          <w:color w:val="000000" w:themeColor="text1"/>
+        </w:rPr>
+        <w:t xml:space="preserve">REAL-valued RTD signals </w:t>
+      </w:r>
+      <w:r>
+        <w:rPr>
+          <w:color w:val="000000" w:themeColor="text1"/>
+        </w:rPr>
+        <w:t>shall be</w:t>
+      </w:r>
+      <w:r>
+        <w:rPr>
+          <w:color w:val="000000" w:themeColor="text1"/>
+        </w:rPr>
+        <w:t xml:space="preserve"> </w:t>
+      </w:r>
+      <w:r>
+        <w:rPr>
+          <w:color w:val="000000" w:themeColor="text1"/>
+        </w:rPr>
+        <w:t xml:space="preserve">considered </w:t>
+      </w:r>
+      <w:r>
+        <w:rPr>
+          <w:color w:val="000000" w:themeColor="text1"/>
+        </w:rPr>
+        <w:t xml:space="preserve">as </w:t>
+      </w:r>
+      <w:r>
+        <w:rPr>
+          <w:color w:val="000000" w:themeColor="text1"/>
+        </w:rPr>
+        <w:t>SIG-</w:t>
+      </w:r>
+      <w:r>
+        <w:rPr>
+          <w:color w:val="000000" w:themeColor="text1"/>
+        </w:rPr>
+        <w:t>6</w:t>
+      </w:r>
+      <w:r>
+        <w:rPr>
+          <w:color w:val="000000" w:themeColor="text1"/>
+        </w:rPr>
+        <w:t>.</w:t>
+      </w:r>
+      <w:r>
+        <w:rPr>
+          <w:color w:val="000000" w:themeColor="text1"/>
+        </w:rPr>
+        <w:t xml:space="preserve"> </w:t>
+      </w:r>
+      <w:r>
+        <w:rPr>
+          <w:color w:val="000000" w:themeColor="text1"/>
+        </w:rPr>
+        <w:t>If l</w:t>
+      </w:r>
+      <w:r>
+        <w:rPr>
+          <w:color w:val="000000" w:themeColor="text1"/>
+        </w:rPr>
+        <w:t xml:space="preserve">ess than </w:t>
+      </w:r>
+      <w:r>
+        <w:rPr>
+          <w:color w:val="000000" w:themeColor="text1"/>
+        </w:rPr>
+        <w:t xml:space="preserve">2 of 3 sensors </w:t>
+      </w:r>
+      <w:r>
+        <w:rPr>
+          <w:color w:val="000000" w:themeColor="text1"/>
+        </w:rPr>
+        <w:t>are function, FLT-7 shall be engaged</w:t>
+      </w:r>
+      <w:r>
+        <w:rPr>
+          <w:color w:val="000000" w:themeColor="text1"/>
+        </w:rPr>
+        <w:t xml:space="preserve">, and the last read measured coolant temperature shall be </w:t>
+      </w:r>
+      <w:r>
+        <w:rPr>
+          <w:color w:val="000000" w:themeColor="text1"/>
+        </w:rPr>
+        <w:t xml:space="preserve">considered </w:t>
+      </w:r>
+      <w:r>
+        <w:rPr>
+          <w:color w:val="000000" w:themeColor="text1"/>
+        </w:rPr>
+        <w:t xml:space="preserve">as SIG-6 </w:t>
+      </w:r>
+      <w:r>
+        <w:rPr>
+          <w:color w:val="000000" w:themeColor="text1"/>
+        </w:rPr>
+        <w:t>for measurement continuity during system shutdown.</w:t>
+      </w:r>
+    </w:p>
+    <w:p>
+      <w:r>
+        <w:t>The measured coolant temperature shall be regulated by controlling flow entering the heat exchanger through a 3-way electrically actuated valve (P2)</w:t>
+      </w:r>
+      <w:r>
+        <w:t>. Valve open percentage shall be stored as a REAL-valued signal (SIG-9), which will be converted into a WORD-valued 4-20mA output signal for valve actuation (PHY-16)</w:t>
       </w:r>
     </w:p>
     <w:p/>
@@ -3311,1416 +5106,36 @@
       <w:pPr>
         <w:pStyle w:val="Heading2"/>
       </w:pPr>
-      <w:bookmarkStart w:id="4" w:name="_Toc240452870"/>
-      <w:r>
-        <w:lastRenderedPageBreak/>
-        <w:t>Terminology</w:t>
-      </w:r>
-      <w:bookmarkEnd w:id="4"/>
-      <w:r>
-        <w:t xml:space="preserve"> &amp; Assumptions</w:t>
-      </w:r>
-    </w:p>
-    <w:p>
-      <w:r>
-        <w:t xml:space="preserve">This control narrative </w:t>
-      </w:r>
-      <w:r>
-        <w:t xml:space="preserve">shall make use of terminology related to the operation and control of the cooling skid. The meaning of these shall be </w:t>
-      </w:r>
-      <w:r>
-        <w:t>explicitly</w:t>
-      </w:r>
-      <w:r>
-        <w:t xml:space="preserve"> defined in this section.</w:t>
-      </w:r>
-    </w:p>
-    <w:p>
-      <w:r>
-        <w:t>References to the control scheme as a program within the PLC,</w:t>
-      </w:r>
-      <w:r>
-        <w:t xml:space="preserve"> and the scheme’s</w:t>
-      </w:r>
-      <w:r>
-        <w:t xml:space="preserve"> connection to field instrumentation, and the HMI shall henceforth be referred to as the “system.” Power distribution,</w:t>
-      </w:r>
-      <w:r>
-        <w:t xml:space="preserve"> and protection,</w:t>
-      </w:r>
-      <w:r>
-        <w:t xml:space="preserve"> including power supplied to the PLC, the HMI, and instruments represent a separate entity and are not apart from the system entity.  </w:t>
-      </w:r>
-      <w:r>
-        <w:t xml:space="preserve">Active power distribution and protection for the PLC and HMI shall be assumed present, except </w:t>
-      </w:r>
-      <w:r>
-        <w:t>when</w:t>
-      </w:r>
-      <w:r>
-        <w:t xml:space="preserve"> stated otherwise.</w:t>
-      </w:r>
-    </w:p>
-    <w:p>
-      <w:r>
-        <w:t xml:space="preserve">References to the maximum, combined flow rate of the cooling skid at any arbitrarily selected pump inlet restriction shall henceforth be referred </w:t>
-      </w:r>
-      <w:r>
-        <w:t>to</w:t>
-      </w:r>
-      <w:r>
-        <w:t xml:space="preserve"> as the “total flow”. </w:t>
-      </w:r>
-      <w:r>
-        <w:t xml:space="preserve"> </w:t>
-      </w:r>
-      <w:r>
-        <w:t>The total flow is assumed to be constant during the operation of the skid, and inconsequential to which pump (that is either the primary or secondary pump) is engaged during operation. T</w:t>
-      </w:r>
-      <w:r>
-        <w:t xml:space="preserve">he flow of coolant through the physical heat exchanger as a percentage of total flow shall henceforth be referred to as “throughput”.  Additionally, references to the flow of coolant which bypass the physical heat exchanger shall henceforth be </w:t>
-      </w:r>
-      <w:proofErr w:type="spellStart"/>
-      <w:r>
-        <w:t>refereed</w:t>
-      </w:r>
-      <w:proofErr w:type="spellEnd"/>
-      <w:r>
-        <w:t xml:space="preserve"> to as “bypass</w:t>
-      </w:r>
-      <w:r>
-        <w:t>.</w:t>
-      </w:r>
-      <w:r>
-        <w:t>”</w:t>
-      </w:r>
-    </w:p>
-    <w:p>
-      <w:r>
-        <w:t xml:space="preserve">References 3-way electrically actuated valve shall henceforth be refereed to as the “control valve.” References to the position of the valve spool in relation to the orifice opening which </w:t>
-      </w:r>
-      <w:r>
-        <w:t xml:space="preserve">converts total </w:t>
-      </w:r>
-      <w:r>
-        <w:t xml:space="preserve">flow </w:t>
-      </w:r>
-      <w:r>
-        <w:t xml:space="preserve">to </w:t>
-      </w:r>
-      <w:r>
-        <w:t xml:space="preserve">throughput flow shall be henceforth referred </w:t>
-      </w:r>
-      <w:r>
-        <w:t xml:space="preserve">to: </w:t>
-      </w:r>
-      <w:r>
-        <w:t>“openness”</w:t>
-      </w:r>
-      <w:r>
-        <w:t xml:space="preserve">, </w:t>
-      </w:r>
-      <w:r>
-        <w:t>“open”</w:t>
-      </w:r>
-      <w:r>
-        <w:t>, “</w:t>
-      </w:r>
-      <w:r>
-        <w:t xml:space="preserve">  </w:t>
-      </w:r>
-    </w:p>
-    <w:p/>
-    <w:p>
-      <w:pPr>
-        <w:pStyle w:val="Heading2"/>
-      </w:pPr>
-      <w:bookmarkStart w:id="5" w:name="_Toc240452871"/>
-      <w:r>
-        <w:t>Control Philosophy</w:t>
-      </w:r>
-      <w:bookmarkEnd w:id="5"/>
-    </w:p>
-    <w:p>
-      <w:pPr>
-        <w:rPr>
-          <w:rFonts w:asciiTheme="minorHAnsi" w:hAnsiTheme="minorHAnsi"/>
-        </w:rPr>
-      </w:pPr>
-      <w:r>
-        <w:t>Th</w:t>
-      </w:r>
-      <w:r>
-        <w:t>is</w:t>
-      </w:r>
-      <w:r>
-        <w:t xml:space="preserve"> DI cooling skid </w:t>
-      </w:r>
-      <w:r>
-        <w:t>shall act as</w:t>
-      </w:r>
-      <w:r>
-        <w:t xml:space="preserve"> a</w:t>
-      </w:r>
-      <w:r>
-        <w:t xml:space="preserve"> </w:t>
-      </w:r>
-      <w:r>
-        <w:t xml:space="preserve">model for the DI cooling skid responsible for </w:t>
-      </w:r>
-      <w:r>
-        <w:t xml:space="preserve">cooling </w:t>
-      </w:r>
-      <w:r>
-        <w:t>TMEIC’s</w:t>
-      </w:r>
-      <w:r>
-        <w:t xml:space="preserve"> Variable Frequency Drive</w:t>
-      </w:r>
-      <w:r>
-        <w:t xml:space="preserve"> (VFD)</w:t>
-      </w:r>
-      <w:r>
-        <w:t xml:space="preserve">. </w:t>
-      </w:r>
-      <w:r>
-        <w:t xml:space="preserve">The </w:t>
-      </w:r>
-      <w:r>
-        <w:t>three</w:t>
-      </w:r>
-      <w:r>
-        <w:t xml:space="preserve"> primary control objectives of this skid is to ensure that </w:t>
-      </w:r>
-      <w:r>
-        <w:t xml:space="preserve">the </w:t>
-      </w:r>
-      <w:r>
-        <w:t xml:space="preserve">VFD is supplied with coolant which does not surpass a temperature of 45°C, </w:t>
-      </w:r>
-      <w:r>
-        <w:t>that</w:t>
-      </w:r>
-      <w:r>
-        <w:t xml:space="preserve"> the</w:t>
-      </w:r>
-      <w:r>
-        <w:t xml:space="preserve"> coolant supplied to the VFD is uninterrupted, that</w:t>
-      </w:r>
-      <w:r>
-        <w:t xml:space="preserve"> the</w:t>
-      </w:r>
-      <w:r>
-        <w:t xml:space="preserve"> coolant conductivity never surpasses 1</w:t>
-      </w:r>
-      <w:r>
-        <w:t xml:space="preserve"> </w:t>
-      </w:r>
-      <w:proofErr w:type="spellStart"/>
-      <w:r>
-        <w:t>μ</w:t>
-      </w:r>
-      <w:r>
-        <w:t>S</w:t>
-      </w:r>
-      <w:proofErr w:type="spellEnd"/>
-      <w:r>
-        <w:t xml:space="preserve">/cm </w:t>
-      </w:r>
-      <w:r>
-        <w:t>at 25</w:t>
-      </w:r>
-      <w:r>
-        <w:rPr>
-          <w:rFonts w:cs="Arial"/>
-        </w:rPr>
-        <w:t>°C, and</w:t>
-      </w:r>
-      <w:r>
-        <w:t xml:space="preserve"> that </w:t>
-      </w:r>
-      <w:r>
-        <w:t xml:space="preserve">pumps installed within the system are </w:t>
-      </w:r>
-      <w:r>
-        <w:t>not damaged.</w:t>
-      </w:r>
-      <w:r>
-        <w:t xml:space="preserve"> </w:t>
-      </w:r>
-      <w:r>
-        <w:t>Additionally,</w:t>
-      </w:r>
-      <w:r>
-        <w:t xml:space="preserve"> </w:t>
-      </w:r>
-      <w:r>
-        <w:t xml:space="preserve">it shall be assumed that ambient air </w:t>
-      </w:r>
-      <w:r>
-        <w:t>temperature</w:t>
-      </w:r>
-      <w:r>
-        <w:t xml:space="preserve"> </w:t>
-      </w:r>
-      <w:r>
-        <w:t xml:space="preserve">does not </w:t>
-      </w:r>
-      <w:r>
-        <w:t xml:space="preserve">exceed 35°C. </w:t>
-      </w:r>
-    </w:p>
-    <w:p>
-      <w:pPr>
-        <w:pStyle w:val="Heading1"/>
-      </w:pPr>
-      <w:bookmarkStart w:id="6" w:name="_Toc240452872"/>
-      <w:r>
-        <w:lastRenderedPageBreak/>
-        <w:t>System Operation</w:t>
-      </w:r>
-      <w:bookmarkEnd w:id="6"/>
-    </w:p>
-    <w:p>
-      <w:pPr>
-        <w:pStyle w:val="Heading2"/>
-      </w:pPr>
-      <w:bookmarkStart w:id="7" w:name="_Toc240452873"/>
-      <w:r>
-        <w:t>System Off</w:t>
-      </w:r>
-      <w:bookmarkEnd w:id="7"/>
-    </w:p>
-    <w:p>
-      <w:r>
-        <w:t xml:space="preserve">When the system is off, neither the primary </w:t>
-      </w:r>
-      <w:r>
-        <w:t>nor</w:t>
-      </w:r>
-      <w:r>
-        <w:t xml:space="preserve"> secondary pump shall be active. The </w:t>
-      </w:r>
-      <w:r>
-        <w:t xml:space="preserve">3-way valve shall be actuated to </w:t>
-      </w:r>
-      <w:r>
-        <w:t>be 100</w:t>
-      </w:r>
-      <w:r>
-        <w:t>% open.</w:t>
-      </w:r>
-      <w:r>
-        <w:t xml:space="preserve"> Temperature and Hydraulic Controls shall be disengaged</w:t>
-      </w:r>
-      <w:r>
-        <w:t xml:space="preserve">, while </w:t>
-      </w:r>
-      <w:r>
-        <w:t>vessel level controls and conductivity controls shall always be engaged.</w:t>
-      </w:r>
-    </w:p>
-    <w:p>
-      <w:pPr>
-        <w:pStyle w:val="Heading2"/>
-      </w:pPr>
-      <w:bookmarkStart w:id="8" w:name="_Toc240452874"/>
-      <w:r>
-        <w:t>System Initialization</w:t>
-      </w:r>
-      <w:bookmarkEnd w:id="8"/>
-    </w:p>
-    <w:p>
-      <w:pPr>
-        <w:rPr>
-          <w:color w:val="000000" w:themeColor="text1"/>
-        </w:rPr>
-      </w:pPr>
-      <w:r>
-        <w:rPr>
-          <w:color w:val="000000" w:themeColor="text1"/>
-        </w:rPr>
-        <w:t xml:space="preserve">System initialization shall occur when the system </w:t>
-      </w:r>
-      <w:r>
-        <w:rPr>
-          <w:color w:val="000000" w:themeColor="text1"/>
-        </w:rPr>
-        <w:t>is started by the user by engaging the system start switch (SW-1</w:t>
-      </w:r>
-      <w:r>
-        <w:rPr>
-          <w:color w:val="000000" w:themeColor="text1"/>
-        </w:rPr>
-        <w:t>) or</w:t>
-      </w:r>
-      <w:r>
-        <w:rPr>
-          <w:color w:val="000000" w:themeColor="text1"/>
-        </w:rPr>
-        <w:t xml:space="preserve"> shall occur when the system experiences a pump turnover, either manually or automatically.</w:t>
-      </w:r>
-      <w:r>
-        <w:rPr>
-          <w:color w:val="000000" w:themeColor="text1"/>
-        </w:rPr>
-        <w:t xml:space="preserve"> The initialization stage shall last for 15 seconds before the system moves into the calibration stage.</w:t>
-      </w:r>
-      <w:r>
-        <w:rPr>
-          <w:color w:val="000000" w:themeColor="text1"/>
-        </w:rPr>
-        <w:t xml:space="preserve"> </w:t>
-      </w:r>
-      <w:r>
-        <w:rPr>
-          <w:color w:val="000000" w:themeColor="text1"/>
-        </w:rPr>
-        <w:t xml:space="preserve">During system initialization, temperature and hydraulic controls shall be disengaged, </w:t>
-      </w:r>
-      <w:r>
-        <w:rPr>
-          <w:color w:val="000000" w:themeColor="text1"/>
-        </w:rPr>
-        <w:t>to</w:t>
-      </w:r>
-      <w:r>
-        <w:rPr>
-          <w:color w:val="000000" w:themeColor="text1"/>
-        </w:rPr>
-        <w:t xml:space="preserve"> allow for </w:t>
-      </w:r>
-      <w:r>
-        <w:rPr>
-          <w:color w:val="000000" w:themeColor="text1"/>
-        </w:rPr>
-        <w:t>adequate pressure, and flow to build within the system</w:t>
-      </w:r>
-      <w:r>
-        <w:rPr>
-          <w:color w:val="000000" w:themeColor="text1"/>
-        </w:rPr>
-        <w:t xml:space="preserve">. </w:t>
-      </w:r>
-      <w:r>
-        <w:rPr>
-          <w:color w:val="000000" w:themeColor="text1"/>
-        </w:rPr>
-        <w:t xml:space="preserve">During </w:t>
-      </w:r>
-      <w:r>
-        <w:rPr>
-          <w:color w:val="000000" w:themeColor="text1"/>
-        </w:rPr>
-        <w:t xml:space="preserve">initialization </w:t>
-      </w:r>
-      <w:r>
-        <w:rPr>
-          <w:color w:val="000000" w:themeColor="text1"/>
-        </w:rPr>
-        <w:t xml:space="preserve">the 3-way valve shall be 100% </w:t>
-      </w:r>
-      <w:r>
-        <w:rPr>
-          <w:color w:val="000000" w:themeColor="text1"/>
-        </w:rPr>
-        <w:t>open.</w:t>
-      </w:r>
-    </w:p>
-    <w:p>
-      <w:pPr>
-        <w:pStyle w:val="Heading2"/>
-      </w:pPr>
-      <w:bookmarkStart w:id="9" w:name="_Toc240452875"/>
-      <w:r>
-        <w:t>System Calibration</w:t>
-      </w:r>
-      <w:bookmarkEnd w:id="9"/>
-    </w:p>
-    <w:p>
-      <w:pPr>
-        <w:rPr>
-          <w:color w:val="000000" w:themeColor="text1"/>
-        </w:rPr>
-      </w:pPr>
-      <w:r>
-        <w:rPr>
-          <w:color w:val="000000" w:themeColor="text1"/>
-        </w:rPr>
-        <w:t xml:space="preserve">The system shall always reach the </w:t>
-      </w:r>
-      <w:r>
-        <w:rPr>
-          <w:color w:val="000000" w:themeColor="text1"/>
-        </w:rPr>
-        <w:t xml:space="preserve">calibration </w:t>
-      </w:r>
-      <w:r>
-        <w:rPr>
-          <w:color w:val="000000" w:themeColor="text1"/>
-        </w:rPr>
-        <w:t xml:space="preserve">stage </w:t>
-      </w:r>
-      <w:r>
-        <w:rPr>
-          <w:color w:val="000000" w:themeColor="text1"/>
-        </w:rPr>
-        <w:t xml:space="preserve">after </w:t>
-      </w:r>
-      <w:r>
-        <w:rPr>
-          <w:color w:val="000000" w:themeColor="text1"/>
-        </w:rPr>
-        <w:t xml:space="preserve">the </w:t>
-      </w:r>
-      <w:r>
-        <w:rPr>
-          <w:color w:val="000000" w:themeColor="text1"/>
-        </w:rPr>
-        <w:t>initialization</w:t>
-      </w:r>
-      <w:r>
-        <w:rPr>
-          <w:color w:val="000000" w:themeColor="text1"/>
-        </w:rPr>
-        <w:t xml:space="preserve"> stage</w:t>
-      </w:r>
-      <w:r>
-        <w:rPr>
-          <w:color w:val="000000" w:themeColor="text1"/>
-        </w:rPr>
-        <w:t>.</w:t>
-      </w:r>
-      <w:r>
-        <w:rPr>
-          <w:color w:val="000000" w:themeColor="text1"/>
-        </w:rPr>
-        <w:t xml:space="preserve"> The calibration stage shall last for 5 seconds </w:t>
-      </w:r>
-      <w:r>
-        <w:rPr>
-          <w:color w:val="000000" w:themeColor="text1"/>
-        </w:rPr>
-        <w:t>before the system moves into the active stage.</w:t>
-      </w:r>
-      <w:r>
-        <w:rPr>
-          <w:color w:val="000000" w:themeColor="text1"/>
-        </w:rPr>
-        <w:t xml:space="preserve"> </w:t>
-      </w:r>
-      <w:r>
-        <w:rPr>
-          <w:color w:val="000000" w:themeColor="text1"/>
-        </w:rPr>
-        <w:t xml:space="preserve">During system calibration, hydraulic controls shall be </w:t>
-      </w:r>
-      <w:r>
-        <w:rPr>
-          <w:color w:val="000000" w:themeColor="text1"/>
-        </w:rPr>
-        <w:t>enabled,</w:t>
-      </w:r>
-      <w:r>
-        <w:rPr>
-          <w:color w:val="000000" w:themeColor="text1"/>
-        </w:rPr>
-        <w:t xml:space="preserve"> </w:t>
-      </w:r>
-      <w:r>
-        <w:rPr>
-          <w:color w:val="000000" w:themeColor="text1"/>
-        </w:rPr>
-        <w:t>and</w:t>
-      </w:r>
-      <w:r>
-        <w:rPr>
-          <w:color w:val="000000" w:themeColor="text1"/>
-        </w:rPr>
-        <w:t xml:space="preserve"> temperature controls shall be </w:t>
-      </w:r>
-      <w:r>
-        <w:rPr>
-          <w:color w:val="000000" w:themeColor="text1"/>
-        </w:rPr>
-        <w:t>partially enabled</w:t>
-      </w:r>
-      <w:r>
-        <w:rPr>
-          <w:color w:val="000000" w:themeColor="text1"/>
-        </w:rPr>
-        <w:t xml:space="preserve">, </w:t>
-      </w:r>
-      <w:r>
-        <w:rPr>
-          <w:color w:val="000000" w:themeColor="text1"/>
-        </w:rPr>
-        <w:t xml:space="preserve">allowing for the </w:t>
-      </w:r>
-      <w:r>
-        <w:rPr>
-          <w:color w:val="000000" w:themeColor="text1"/>
-        </w:rPr>
-        <w:t xml:space="preserve">3-way valve to adjust to appropriate </w:t>
-      </w:r>
-      <w:r>
-        <w:rPr>
-          <w:color w:val="000000" w:themeColor="text1"/>
-        </w:rPr>
-        <w:t xml:space="preserve">position </w:t>
-      </w:r>
-      <w:r>
-        <w:rPr>
-          <w:color w:val="000000" w:themeColor="text1"/>
-        </w:rPr>
-        <w:t>based on the input temperature without tripping the</w:t>
-      </w:r>
-      <w:r>
-        <w:rPr>
-          <w:color w:val="000000" w:themeColor="text1"/>
-        </w:rPr>
-        <w:t xml:space="preserve"> temperature</w:t>
-      </w:r>
-      <w:r>
-        <w:rPr>
-          <w:color w:val="000000" w:themeColor="text1"/>
-        </w:rPr>
-        <w:t xml:space="preserve"> alarm or fault signals. </w:t>
-      </w:r>
-      <w:r>
-        <w:rPr>
-          <w:color w:val="000000" w:themeColor="text1"/>
-        </w:rPr>
-        <w:t xml:space="preserve">This will allow for the system to align correctly with the </w:t>
-      </w:r>
-      <w:r>
-        <w:rPr>
-          <w:color w:val="000000" w:themeColor="text1"/>
-        </w:rPr>
-        <w:t>system temperature at proper pressure and flow.</w:t>
-      </w:r>
-    </w:p>
-    <w:p>
-      <w:pPr>
-        <w:pStyle w:val="Heading2"/>
-      </w:pPr>
-      <w:bookmarkStart w:id="10" w:name="_Toc240452876"/>
-      <w:r>
-        <w:t>System Active</w:t>
-      </w:r>
-      <w:bookmarkEnd w:id="10"/>
-    </w:p>
-    <w:p>
-      <w:r>
-        <w:t xml:space="preserve">The system shall reach the active stage after the calibration stage. In the active stage, all controls are fully </w:t>
-      </w:r>
-      <w:r>
-        <w:t>enabled</w:t>
-      </w:r>
-      <w:r>
-        <w:t xml:space="preserve">, and the skid </w:t>
-      </w:r>
-      <w:proofErr w:type="gramStart"/>
-      <w:r>
-        <w:t>is considered to be</w:t>
-      </w:r>
-      <w:proofErr w:type="gramEnd"/>
-      <w:r>
-        <w:t xml:space="preserve"> in normal operation.</w:t>
-      </w:r>
-    </w:p>
-    <w:p>
-      <w:pPr>
-        <w:pStyle w:val="Heading2"/>
-      </w:pPr>
-      <w:bookmarkStart w:id="11" w:name="_Toc240452877"/>
-      <w:r>
-        <w:t>System Shutdown</w:t>
-      </w:r>
-      <w:bookmarkEnd w:id="11"/>
-    </w:p>
-    <w:p>
-      <w:pPr>
-        <w:rPr>
-          <w:color w:val="000000" w:themeColor="text1"/>
-        </w:rPr>
-      </w:pPr>
-      <w:r>
-        <w:rPr>
-          <w:color w:val="000000" w:themeColor="text1"/>
-        </w:rPr>
-        <w:t xml:space="preserve">The system shall enter the shutdown stage should there exist any fault </w:t>
-      </w:r>
-      <w:r>
-        <w:rPr>
-          <w:color w:val="000000" w:themeColor="text1"/>
-        </w:rPr>
-        <w:t xml:space="preserve">(that is any FLT-X is engaged where X is any integer), or </w:t>
-      </w:r>
-      <w:r>
-        <w:rPr>
-          <w:color w:val="000000" w:themeColor="text1"/>
-        </w:rPr>
-        <w:t>should the operator engage the system shutdown switch (SW-2).</w:t>
-      </w:r>
-      <w:r>
-        <w:rPr>
-          <w:color w:val="000000" w:themeColor="text1"/>
-        </w:rPr>
-        <w:t xml:space="preserve"> The shutdown stage shall last for</w:t>
-      </w:r>
-      <w:r>
-        <w:rPr>
-          <w:color w:val="000000" w:themeColor="text1"/>
-        </w:rPr>
-        <w:t xml:space="preserve"> </w:t>
-      </w:r>
-      <w:r>
-        <w:rPr>
-          <w:color w:val="000000" w:themeColor="text1"/>
-        </w:rPr>
-        <w:t>10 seconds before entering the off stage.</w:t>
-      </w:r>
-      <w:r>
-        <w:rPr>
-          <w:color w:val="000000" w:themeColor="text1"/>
-        </w:rPr>
-        <w:t xml:space="preserve"> </w:t>
-      </w:r>
-      <w:r>
-        <w:rPr>
-          <w:color w:val="000000" w:themeColor="text1"/>
-        </w:rPr>
-        <w:t xml:space="preserve">Hydraulic </w:t>
-      </w:r>
-      <w:r>
-        <w:rPr>
-          <w:color w:val="000000" w:themeColor="text1"/>
-        </w:rPr>
-        <w:t>c</w:t>
-      </w:r>
-      <w:r>
-        <w:rPr>
-          <w:color w:val="000000" w:themeColor="text1"/>
-        </w:rPr>
-        <w:t xml:space="preserve">ontrols and </w:t>
-      </w:r>
-      <w:r>
-        <w:rPr>
-          <w:color w:val="000000" w:themeColor="text1"/>
-        </w:rPr>
-        <w:t>temperature controls shall be disengaged throughout system shutdown</w:t>
-      </w:r>
-      <w:r>
-        <w:rPr>
-          <w:color w:val="000000" w:themeColor="text1"/>
-        </w:rPr>
-        <w:t>,</w:t>
-      </w:r>
-      <w:r>
-        <w:rPr>
-          <w:color w:val="000000" w:themeColor="text1"/>
-        </w:rPr>
-        <w:t xml:space="preserve"> and</w:t>
-      </w:r>
-      <w:r>
-        <w:rPr>
-          <w:color w:val="000000" w:themeColor="text1"/>
-        </w:rPr>
-        <w:t xml:space="preserve"> the 3-way </w:t>
-      </w:r>
-      <w:r>
-        <w:rPr>
-          <w:color w:val="000000" w:themeColor="text1"/>
-        </w:rPr>
-        <w:t>valve shall be 100% open.</w:t>
-      </w:r>
-    </w:p>
-    <w:p>
-      <w:pPr>
-        <w:pStyle w:val="Heading2"/>
-      </w:pPr>
-      <w:bookmarkStart w:id="12" w:name="_Toc240452878"/>
-      <w:r>
-        <w:lastRenderedPageBreak/>
-        <w:t>Fault Management</w:t>
-      </w:r>
-      <w:bookmarkEnd w:id="12"/>
-    </w:p>
-    <w:p>
-      <w:r>
-        <w:t xml:space="preserve">If </w:t>
-      </w:r>
-      <w:r>
-        <w:t>there is any</w:t>
-      </w:r>
-      <w:r>
-        <w:t xml:space="preserve"> fault within the system</w:t>
-      </w:r>
-      <w:r>
-        <w:t xml:space="preserve"> during operation (that is, any FLT-X is engaged, where X is any integer), then the system shall enter the shutdown stage</w:t>
-      </w:r>
-      <w:r>
-        <w:t>, regardless of the stage it is currently in.</w:t>
-      </w:r>
-      <w:r>
-        <w:t xml:space="preserve"> </w:t>
-      </w:r>
-      <w:r>
-        <w:t>Should</w:t>
-      </w:r>
-      <w:r>
-        <w:t xml:space="preserve"> any fault exist while the system </w:t>
-      </w:r>
-      <w:proofErr w:type="gramStart"/>
-      <w:r>
-        <w:t>is</w:t>
-      </w:r>
-      <w:r>
-        <w:t xml:space="preserve"> </w:t>
-      </w:r>
-      <w:r>
-        <w:t>in the</w:t>
-      </w:r>
-      <w:proofErr w:type="gramEnd"/>
-      <w:r>
-        <w:t xml:space="preserve"> </w:t>
-      </w:r>
-      <w:r>
-        <w:t xml:space="preserve">off stage, the system shall not enter the initialization </w:t>
-      </w:r>
-      <w:r>
-        <w:t>stage</w:t>
-      </w:r>
-      <w:r>
-        <w:t xml:space="preserve"> when the operator starts the system.</w:t>
-      </w:r>
-      <w:r>
-        <w:t xml:space="preserve"> </w:t>
-      </w:r>
-      <w:r>
-        <w:t xml:space="preserve">If the </w:t>
-      </w:r>
-      <w:r>
-        <w:t>operator engages the acknowledge fault switch (</w:t>
-      </w:r>
-      <w:r>
-        <w:t>SW-14)</w:t>
-      </w:r>
-      <w:r>
-        <w:t>, all</w:t>
-      </w:r>
-      <w:r>
-        <w:t xml:space="preserve"> </w:t>
-      </w:r>
-      <w:r>
-        <w:t>faults shall be disengaged</w:t>
-      </w:r>
-      <w:r>
-        <w:t xml:space="preserve"> and the acknowledge fault switch shall disengage</w:t>
-      </w:r>
-      <w:r>
-        <w:t>.</w:t>
-      </w:r>
-      <w:r>
-        <w:t xml:space="preserve"> </w:t>
-      </w:r>
-      <w:r>
-        <w:t>If the operator engages the start switch after engaging the acknowledge fault switch, the system shall enter the initialization stage</w:t>
-      </w:r>
-      <w:r>
-        <w:t>. T</w:t>
-      </w:r>
-      <w:r>
-        <w:t xml:space="preserve">he acknowledge fault switch only </w:t>
-      </w:r>
-      <w:r>
-        <w:t>disengages fault</w:t>
-      </w:r>
-      <w:r>
-        <w:t>, hence</w:t>
-      </w:r>
-      <w:r>
-        <w:t xml:space="preserve"> </w:t>
-      </w:r>
-      <w:r>
-        <w:t>a</w:t>
-      </w:r>
-      <w:r>
-        <w:t xml:space="preserve">n existing fault within the system shall always reengage </w:t>
-      </w:r>
-      <w:r>
-        <w:t xml:space="preserve">the respective fault if not </w:t>
-      </w:r>
-      <w:r>
-        <w:t>properly handled by the operator.</w:t>
-      </w:r>
-    </w:p>
-    <w:p/>
-    <w:p>
-      <w:pPr>
-        <w:pStyle w:val="Heading1"/>
-      </w:pPr>
-      <w:bookmarkStart w:id="13" w:name="_Toc240452879"/>
-      <w:r>
-        <w:t>Temperature Control</w:t>
-      </w:r>
-      <w:bookmarkEnd w:id="13"/>
-    </w:p>
-    <w:p>
-      <w:pPr>
-        <w:pStyle w:val="Heading2"/>
-      </w:pPr>
-      <w:bookmarkStart w:id="14" w:name="_Toc240452880"/>
-      <w:r>
-        <w:t>Signal Processing</w:t>
-      </w:r>
-      <w:bookmarkEnd w:id="14"/>
-    </w:p>
-    <w:p>
-      <w:pPr>
-        <w:rPr>
-          <w:color w:val="000000" w:themeColor="text1"/>
-        </w:rPr>
-      </w:pPr>
-      <w:r>
-        <w:rPr>
-          <w:color w:val="000000" w:themeColor="text1"/>
-        </w:rPr>
-        <w:t>Inlet coolant temperature</w:t>
-      </w:r>
-      <w:r>
-        <w:rPr>
-          <w:color w:val="000000" w:themeColor="text1"/>
-        </w:rPr>
-        <w:t xml:space="preserve"> (SIG</w:t>
-      </w:r>
-      <w:r>
-        <w:rPr>
-          <w:color w:val="000000" w:themeColor="text1"/>
-        </w:rPr>
-        <w:t>-</w:t>
-      </w:r>
-      <w:r>
-        <w:rPr>
-          <w:color w:val="000000" w:themeColor="text1"/>
-        </w:rPr>
-        <w:t>6</w:t>
-      </w:r>
-      <w:r>
-        <w:rPr>
-          <w:color w:val="000000" w:themeColor="text1"/>
-        </w:rPr>
-        <w:t>)</w:t>
-      </w:r>
-      <w:r>
-        <w:rPr>
-          <w:color w:val="000000" w:themeColor="text1"/>
-        </w:rPr>
-        <w:t xml:space="preserve"> shall be </w:t>
-      </w:r>
-      <w:r>
-        <w:rPr>
-          <w:color w:val="000000" w:themeColor="text1"/>
-        </w:rPr>
-        <w:t xml:space="preserve">sampled </w:t>
-      </w:r>
-      <w:r>
-        <w:rPr>
-          <w:color w:val="000000" w:themeColor="text1"/>
-        </w:rPr>
-        <w:t xml:space="preserve">prior to </w:t>
-      </w:r>
-      <w:r>
-        <w:rPr>
-          <w:color w:val="000000" w:themeColor="text1"/>
-        </w:rPr>
-        <w:t>entering the heat source</w:t>
-      </w:r>
-      <w:r>
-        <w:rPr>
-          <w:color w:val="000000" w:themeColor="text1"/>
-        </w:rPr>
-        <w:t xml:space="preserve">, and just after </w:t>
-      </w:r>
-      <w:r>
-        <w:rPr>
-          <w:color w:val="000000" w:themeColor="text1"/>
-        </w:rPr>
-        <w:t>exiting the heat-exchanger loop</w:t>
-      </w:r>
-      <w:r>
-        <w:rPr>
-          <w:color w:val="000000" w:themeColor="text1"/>
-        </w:rPr>
-        <w:t>. 3 RTD sensors (P15)</w:t>
-      </w:r>
-      <w:r>
-        <w:rPr>
-          <w:color w:val="000000" w:themeColor="text1"/>
-        </w:rPr>
-        <w:t xml:space="preserve"> shall be used in </w:t>
-      </w:r>
-      <w:r>
-        <w:rPr>
-          <w:color w:val="000000" w:themeColor="text1"/>
-        </w:rPr>
-        <w:t xml:space="preserve">determining the measured coolant </w:t>
-      </w:r>
-      <w:r>
-        <w:rPr>
-          <w:color w:val="000000" w:themeColor="text1"/>
-        </w:rPr>
-        <w:t>temperature.</w:t>
-      </w:r>
-      <w:r>
-        <w:rPr>
-          <w:color w:val="000000" w:themeColor="text1"/>
-        </w:rPr>
-        <w:t xml:space="preserve"> </w:t>
-      </w:r>
-      <w:r>
-        <w:rPr>
-          <w:color w:val="000000" w:themeColor="text1"/>
-        </w:rPr>
-        <w:t>RTD</w:t>
-      </w:r>
-      <w:r>
-        <w:rPr>
-          <w:color w:val="000000" w:themeColor="text1"/>
-        </w:rPr>
-        <w:t xml:space="preserve"> sensors shall communicate </w:t>
-      </w:r>
-      <w:r>
-        <w:rPr>
-          <w:color w:val="000000" w:themeColor="text1"/>
-        </w:rPr>
-        <w:t xml:space="preserve">to </w:t>
-      </w:r>
-      <w:r>
-        <w:rPr>
-          <w:color w:val="000000" w:themeColor="text1"/>
-        </w:rPr>
-        <w:t xml:space="preserve">the PLC using a 4-20 mA </w:t>
-      </w:r>
-      <w:r>
-        <w:rPr>
-          <w:color w:val="000000" w:themeColor="text1"/>
-        </w:rPr>
-        <w:t>INT</w:t>
-      </w:r>
-      <w:r>
-        <w:rPr>
-          <w:color w:val="000000" w:themeColor="text1"/>
-        </w:rPr>
-        <w:t xml:space="preserve">-valued </w:t>
-      </w:r>
-      <w:r>
-        <w:rPr>
-          <w:color w:val="000000" w:themeColor="text1"/>
-        </w:rPr>
-        <w:t>signal</w:t>
-      </w:r>
-      <w:r>
-        <w:rPr>
-          <w:color w:val="000000" w:themeColor="text1"/>
-        </w:rPr>
-        <w:t xml:space="preserve"> (PHY-2, PHY-3</w:t>
-      </w:r>
-      <w:r>
-        <w:rPr>
-          <w:color w:val="000000" w:themeColor="text1"/>
-        </w:rPr>
-        <w:t>,</w:t>
-      </w:r>
-      <w:r>
-        <w:rPr>
-          <w:color w:val="000000" w:themeColor="text1"/>
-        </w:rPr>
-        <w:t xml:space="preserve"> and PHY-4 respectively</w:t>
-      </w:r>
-      <w:r>
-        <w:rPr>
-          <w:color w:val="000000" w:themeColor="text1"/>
-        </w:rPr>
-        <w:t>)</w:t>
-      </w:r>
-      <w:r>
-        <w:rPr>
-          <w:color w:val="000000" w:themeColor="text1"/>
-        </w:rPr>
-        <w:t>. Any RTD signal that exceeds 20.5 mA or falls below 3.5mA shall be considered a bad signal</w:t>
-      </w:r>
-      <w:r>
-        <w:rPr>
-          <w:color w:val="000000" w:themeColor="text1"/>
-        </w:rPr>
-        <w:t>, and the affected</w:t>
-      </w:r>
-      <w:r>
-        <w:rPr>
-          <w:color w:val="000000" w:themeColor="text1"/>
-        </w:rPr>
-        <w:t xml:space="preserve"> RTD</w:t>
-      </w:r>
-      <w:r>
-        <w:rPr>
-          <w:color w:val="000000" w:themeColor="text1"/>
-        </w:rPr>
-        <w:t xml:space="preserve"> </w:t>
-      </w:r>
-      <w:r>
-        <w:rPr>
-          <w:color w:val="000000" w:themeColor="text1"/>
-        </w:rPr>
-        <w:t>shall be considered as “non-functioning</w:t>
-      </w:r>
-      <w:r>
-        <w:rPr>
-          <w:color w:val="000000" w:themeColor="text1"/>
-        </w:rPr>
-        <w:t>” and</w:t>
-      </w:r>
-      <w:r>
-        <w:rPr>
-          <w:color w:val="000000" w:themeColor="text1"/>
-        </w:rPr>
-        <w:t xml:space="preserve"> shall engage the respective </w:t>
-      </w:r>
-      <w:r>
-        <w:rPr>
-          <w:color w:val="000000" w:themeColor="text1"/>
-        </w:rPr>
-        <w:t>alarms (</w:t>
-      </w:r>
-      <w:r>
-        <w:rPr>
-          <w:color w:val="000000" w:themeColor="text1"/>
-        </w:rPr>
-        <w:t>ALM-14, ALM-15, ALM-16)</w:t>
-      </w:r>
-      <w:r>
-        <w:rPr>
-          <w:color w:val="000000" w:themeColor="text1"/>
-        </w:rPr>
-        <w:t>.</w:t>
-      </w:r>
-      <w:r>
-        <w:rPr>
-          <w:color w:val="000000" w:themeColor="text1"/>
-        </w:rPr>
-        <w:t xml:space="preserve"> All</w:t>
-      </w:r>
-      <w:r>
-        <w:rPr>
-          <w:color w:val="000000" w:themeColor="text1"/>
-        </w:rPr>
-        <w:t xml:space="preserve"> </w:t>
-      </w:r>
-      <w:r>
-        <w:rPr>
-          <w:color w:val="000000" w:themeColor="text1"/>
-        </w:rPr>
-        <w:t>INT</w:t>
-      </w:r>
-      <w:r>
-        <w:rPr>
-          <w:color w:val="000000" w:themeColor="text1"/>
-        </w:rPr>
-        <w:t xml:space="preserve">-valued signals from the RTDs shall be converted into </w:t>
-      </w:r>
-      <w:r>
-        <w:rPr>
-          <w:color w:val="000000" w:themeColor="text1"/>
-        </w:rPr>
-        <w:t>REAL</w:t>
-      </w:r>
-      <w:r>
-        <w:rPr>
-          <w:color w:val="000000" w:themeColor="text1"/>
-        </w:rPr>
-        <w:t>-valued signal</w:t>
-      </w:r>
-      <w:r>
-        <w:rPr>
-          <w:color w:val="000000" w:themeColor="text1"/>
-        </w:rPr>
-        <w:t>s</w:t>
-      </w:r>
-      <w:r>
-        <w:rPr>
-          <w:color w:val="000000" w:themeColor="text1"/>
-        </w:rPr>
-        <w:t xml:space="preserve"> (SIG-10, SIG-11 SIG-12 respectively</w:t>
-      </w:r>
-      <w:r>
-        <w:rPr>
-          <w:color w:val="000000" w:themeColor="text1"/>
-        </w:rPr>
-        <w:t>)</w:t>
-      </w:r>
-      <w:r>
-        <w:rPr>
-          <w:color w:val="000000" w:themeColor="text1"/>
-        </w:rPr>
-        <w:t>.</w:t>
-      </w:r>
-      <w:r>
-        <w:rPr>
-          <w:color w:val="000000" w:themeColor="text1"/>
-        </w:rPr>
-        <w:t xml:space="preserve"> </w:t>
-      </w:r>
-      <w:r>
-        <w:rPr>
-          <w:color w:val="000000" w:themeColor="text1"/>
-        </w:rPr>
-        <w:t>If</w:t>
-      </w:r>
-      <w:r>
-        <w:rPr>
-          <w:color w:val="000000" w:themeColor="text1"/>
-        </w:rPr>
-        <w:t xml:space="preserve"> 3 of 3 sensors are func</w:t>
-      </w:r>
-      <w:r>
-        <w:rPr>
-          <w:color w:val="000000" w:themeColor="text1"/>
-        </w:rPr>
-        <w:t>tioning</w:t>
-      </w:r>
-      <w:r>
-        <w:rPr>
-          <w:color w:val="000000" w:themeColor="text1"/>
-        </w:rPr>
-        <w:t xml:space="preserve">, the median value of the </w:t>
-      </w:r>
-      <w:r>
-        <w:rPr>
-          <w:color w:val="000000" w:themeColor="text1"/>
-        </w:rPr>
-        <w:t xml:space="preserve">REAL-valued RTD signals </w:t>
-      </w:r>
-      <w:r>
-        <w:rPr>
-          <w:color w:val="000000" w:themeColor="text1"/>
-        </w:rPr>
-        <w:t xml:space="preserve">shall be </w:t>
-      </w:r>
-      <w:r>
-        <w:rPr>
-          <w:color w:val="000000" w:themeColor="text1"/>
-        </w:rPr>
-        <w:t xml:space="preserve">considered </w:t>
-      </w:r>
-      <w:r>
-        <w:rPr>
-          <w:color w:val="000000" w:themeColor="text1"/>
-        </w:rPr>
-        <w:t>as</w:t>
-      </w:r>
-      <w:r>
-        <w:rPr>
-          <w:color w:val="000000" w:themeColor="text1"/>
-        </w:rPr>
-        <w:t xml:space="preserve"> the measured coolant temperature</w:t>
-      </w:r>
-      <w:r>
-        <w:rPr>
-          <w:color w:val="000000" w:themeColor="text1"/>
-        </w:rPr>
-        <w:t xml:space="preserve"> (SIG-6)</w:t>
-      </w:r>
-      <w:r>
-        <w:rPr>
-          <w:color w:val="000000" w:themeColor="text1"/>
-        </w:rPr>
-        <w:t xml:space="preserve">. </w:t>
-      </w:r>
-      <w:r>
-        <w:rPr>
-          <w:color w:val="000000" w:themeColor="text1"/>
-        </w:rPr>
-        <w:t xml:space="preserve">If </w:t>
-      </w:r>
-      <w:r>
-        <w:rPr>
-          <w:color w:val="000000" w:themeColor="text1"/>
-        </w:rPr>
-        <w:t xml:space="preserve">2 of 3 sensors are functioning, the average value of the </w:t>
-      </w:r>
-      <w:r>
-        <w:rPr>
-          <w:color w:val="000000" w:themeColor="text1"/>
-        </w:rPr>
-        <w:t>2-functioning</w:t>
-      </w:r>
-      <w:r>
-        <w:rPr>
-          <w:color w:val="000000" w:themeColor="text1"/>
-        </w:rPr>
-        <w:t xml:space="preserve"> </w:t>
-      </w:r>
-      <w:r>
-        <w:rPr>
-          <w:color w:val="000000" w:themeColor="text1"/>
-        </w:rPr>
-        <w:t xml:space="preserve">REAL-valued RTD signals </w:t>
-      </w:r>
-      <w:r>
-        <w:rPr>
-          <w:color w:val="000000" w:themeColor="text1"/>
-        </w:rPr>
+      <w:bookmarkStart w:id="15" w:name="_Toc240452881"/>
+      <w:r>
+        <w:t>Temperature Regulation</w:t>
+      </w:r>
+      <w:bookmarkEnd w:id="15"/>
+    </w:p>
+    <w:p>
+      <w:r>
+        <w:t>A</w:t>
+      </w:r>
+      <w:r>
+        <w:t xml:space="preserve"> multi-stage</w:t>
+      </w:r>
+      <w:r>
+        <w:t xml:space="preserve"> control </w:t>
+      </w:r>
+      <w:r>
+        <w:t xml:space="preserve">scheme </w:t>
+      </w:r>
+      <w:r>
+        <w:t xml:space="preserve">shall be implemented, </w:t>
+      </w:r>
+      <w:r>
+        <w:t xml:space="preserve">in which P2 </w:t>
+      </w:r>
+      <w:r>
         <w:t>shall be</w:t>
       </w:r>
       <w:r>
-        <w:rPr>
-          <w:color w:val="000000" w:themeColor="text1"/>
-        </w:rPr>
-        <w:t xml:space="preserve"> </w:t>
-      </w:r>
-      <w:r>
-        <w:rPr>
-          <w:color w:val="000000" w:themeColor="text1"/>
-        </w:rPr>
-        <w:t xml:space="preserve">considered </w:t>
-      </w:r>
-      <w:r>
-        <w:rPr>
-          <w:color w:val="000000" w:themeColor="text1"/>
-        </w:rPr>
-        <w:t xml:space="preserve">as </w:t>
-      </w:r>
-      <w:r>
-        <w:rPr>
-          <w:color w:val="000000" w:themeColor="text1"/>
-        </w:rPr>
-        <w:t>SIG-</w:t>
-      </w:r>
-      <w:r>
-        <w:rPr>
-          <w:color w:val="000000" w:themeColor="text1"/>
-        </w:rPr>
-        <w:t>6</w:t>
-      </w:r>
-      <w:r>
-        <w:rPr>
-          <w:color w:val="000000" w:themeColor="text1"/>
-        </w:rPr>
-        <w:t>.</w:t>
-      </w:r>
-      <w:r>
-        <w:rPr>
-          <w:color w:val="000000" w:themeColor="text1"/>
-        </w:rPr>
-        <w:t xml:space="preserve"> </w:t>
-      </w:r>
-      <w:r>
-        <w:rPr>
-          <w:color w:val="000000" w:themeColor="text1"/>
-        </w:rPr>
-        <w:t>If l</w:t>
-      </w:r>
-      <w:r>
-        <w:rPr>
-          <w:color w:val="000000" w:themeColor="text1"/>
-        </w:rPr>
-        <w:t xml:space="preserve">ess than </w:t>
-      </w:r>
-      <w:r>
-        <w:rPr>
-          <w:color w:val="000000" w:themeColor="text1"/>
-        </w:rPr>
-        <w:t xml:space="preserve">2 of 3 sensors </w:t>
-      </w:r>
-      <w:r>
-        <w:rPr>
-          <w:color w:val="000000" w:themeColor="text1"/>
-        </w:rPr>
-        <w:t>are function, FLT-7 shall be engaged</w:t>
-      </w:r>
-      <w:r>
-        <w:rPr>
-          <w:color w:val="000000" w:themeColor="text1"/>
-        </w:rPr>
-        <w:t xml:space="preserve">, and the last read measured coolant temperature shall be </w:t>
-      </w:r>
-      <w:r>
-        <w:rPr>
-          <w:color w:val="000000" w:themeColor="text1"/>
-        </w:rPr>
-        <w:t xml:space="preserve">considered </w:t>
-      </w:r>
-      <w:r>
-        <w:rPr>
-          <w:color w:val="000000" w:themeColor="text1"/>
-        </w:rPr>
-        <w:t xml:space="preserve">as SIG-6 </w:t>
-      </w:r>
-      <w:r>
-        <w:rPr>
-          <w:color w:val="000000" w:themeColor="text1"/>
-        </w:rPr>
-        <w:t>for measurement continuity during system shutdown.</w:t>
-      </w:r>
-    </w:p>
-    <w:p>
-      <w:r>
-        <w:t>The measured coolant temperature shall be regulated by controlling flow entering the heat exchanger through a 3-way electrically actuated valve (P2)</w:t>
-      </w:r>
-      <w:r>
-        <w:t>. Valve open percentage shall be stored as a REAL-valued signal (SIG-9), which will be converted into a WORD-valued 4-20mA output signal for valve actuation (PHY-16)</w:t>
-      </w:r>
-    </w:p>
-    <w:p/>
-    <w:p>
-      <w:pPr>
-        <w:pStyle w:val="Heading2"/>
-      </w:pPr>
-      <w:bookmarkStart w:id="15" w:name="_Toc240452881"/>
-      <w:r>
-        <w:lastRenderedPageBreak/>
-        <w:t>Temperature Regulation</w:t>
-      </w:r>
-      <w:bookmarkEnd w:id="15"/>
-    </w:p>
-    <w:p>
-      <w:r>
-        <w:t>A</w:t>
-      </w:r>
-      <w:r>
-        <w:t xml:space="preserve"> multi-stage</w:t>
-      </w:r>
-      <w:r>
-        <w:t xml:space="preserve"> control </w:t>
-      </w:r>
-      <w:r>
-        <w:t xml:space="preserve">scheme </w:t>
-      </w:r>
-      <w:r>
-        <w:t xml:space="preserve">shall be implemented, </w:t>
-      </w:r>
-      <w:r>
-        <w:t xml:space="preserve">in which P2 </w:t>
-      </w:r>
-      <w:proofErr w:type="gramStart"/>
-      <w:r>
-        <w:t>shall</w:t>
-      </w:r>
-      <w:proofErr w:type="gramEnd"/>
-      <w:r>
-        <w:t xml:space="preserve"> be</w:t>
-      </w:r>
-      <w:r>
-        <w:t xml:space="preserve"> </w:t>
-      </w:r>
-      <w:proofErr w:type="gramStart"/>
-      <w:r>
-        <w:t>actuated</w:t>
-      </w:r>
-      <w:proofErr w:type="gramEnd"/>
-      <w:r>
-        <w:t xml:space="preserve"> to </w:t>
+        <w:t xml:space="preserve"> actuated to </w:t>
       </w:r>
       <w:r>
         <w:t>direct</w:t>
@@ -5724,12 +6139,19 @@
         <w:rPr>
           <w:rFonts w:cs="Arial"/>
         </w:rPr>
-        <w:t xml:space="preserve">the measured coolant </w:t>
+        <w:t xml:space="preserve">the </w:t>
       </w:r>
       <w:r>
         <w:rPr>
           <w:rFonts w:cs="Arial"/>
         </w:rPr>
+        <w:lastRenderedPageBreak/>
+        <w:t xml:space="preserve">measured coolant </w:t>
+      </w:r>
+      <w:r>
+        <w:rPr>
+          <w:rFonts w:cs="Arial"/>
+        </w:rPr>
         <w:t>reach 45°C but fall below 45</w:t>
       </w:r>
       <w:r>
@@ -6082,15 +6504,7 @@
         <w:t xml:space="preserve">signal </w:t>
       </w:r>
       <w:r>
-        <w:t>PHY-</w:t>
-      </w:r>
-      <w:proofErr w:type="gramStart"/>
-      <w:r>
-        <w:t>5</w:t>
-      </w:r>
-      <w:proofErr w:type="gramEnd"/>
-      <w:r>
-        <w:t xml:space="preserve"> and</w:t>
+        <w:t>PHY-5 and</w:t>
       </w:r>
       <w:r>
         <w:t xml:space="preserve"> the secondary</w:t>
@@ -6804,15 +7218,7 @@
         <w:t>is</w:t>
       </w:r>
       <w:r>
-        <w:t xml:space="preserve"> engaged, the </w:t>
-      </w:r>
-      <w:proofErr w:type="gramStart"/>
-      <w:r>
-        <w:t>enable</w:t>
-      </w:r>
-      <w:proofErr w:type="gramEnd"/>
-      <w:r>
-        <w:t xml:space="preserve"> pump cycling switch shall always be disengaged. </w:t>
+        <w:t xml:space="preserve"> engaged, the enable pump cycling switch shall always be disengaged. </w:t>
       </w:r>
       <w:r>
         <w:t xml:space="preserve">While the simplex mode switch is disengaged, the operator may choose to engage or disengage the pump cycling </w:t>
@@ -6886,15 +7292,7 @@
         <w:t>nd the primary pump is active, an automatic pump turnover shall be initiated</w:t>
       </w:r>
       <w:r>
-        <w:t xml:space="preserve">, in which the secondary pump shall receive a 24V signal from the </w:t>
-      </w:r>
-      <w:proofErr w:type="gramStart"/>
-      <w:r>
-        <w:t>PLC</w:t>
-      </w:r>
-      <w:proofErr w:type="gramEnd"/>
-      <w:r>
-        <w:t xml:space="preserve"> and the primary pump shall receive a 0V signal from the PLC</w:t>
+        <w:t>, in which the secondary pump shall receive a 24V signal from the PLC and the primary pump shall receive a 0V signal from the PLC</w:t>
       </w:r>
       <w:r>
         <w:t>.</w:t>
@@ -7024,15 +7422,7 @@
         <w:t xml:space="preserve"> engage SW4, </w:t>
       </w:r>
       <w:r>
-        <w:t xml:space="preserve">SW4 </w:t>
-      </w:r>
-      <w:proofErr w:type="gramStart"/>
-      <w:r>
-        <w:t>shall</w:t>
-      </w:r>
-      <w:proofErr w:type="gramEnd"/>
-      <w:r>
-        <w:t xml:space="preserve"> disengage with no</w:t>
+        <w:t>SW4 shall disengage with no</w:t>
       </w:r>
       <w:r>
         <w:t xml:space="preserve"> </w:t>
@@ -7269,13 +7659,8 @@
       <w:r>
         <w:t xml:space="preserve"> </w:t>
       </w:r>
-      <w:proofErr w:type="gramStart"/>
-      <w:r>
-        <w:t>remain</w:t>
-      </w:r>
-      <w:proofErr w:type="gramEnd"/>
-      <w:r>
-        <w:t xml:space="preserve"> disengaged, the</w:t>
+      <w:r>
+        <w:t>remain disengaged, the</w:t>
       </w:r>
       <w:r>
         <w:t xml:space="preserve"> Level Sensor Malfunction fault (FLT-4) shall engage, and the system shall </w:t>
@@ -7434,15 +7819,7 @@
         <w:t>conductivity</w:t>
       </w:r>
       <w:r>
-        <w:t xml:space="preserve"> alarm (ALM-3) </w:t>
-      </w:r>
-      <w:proofErr w:type="gramStart"/>
-      <w:r>
-        <w:t>shall</w:t>
-      </w:r>
-      <w:proofErr w:type="gramEnd"/>
-      <w:r>
-        <w:t xml:space="preserve"> be engaged. Should the conductivity sensor alarm trip, and the conductivity sensor fault trip, and the REAL-valued signal observe a conductivity greater than 1 </w:t>
+        <w:t xml:space="preserve"> alarm (ALM-3) shall be engaged. Should the conductivity sensor alarm trip, and the conductivity sensor fault trip, and the REAL-valued signal observe a conductivity greater than 1 </w:t>
       </w:r>
       <w:proofErr w:type="spellStart"/>
       <w:r>
